--- a/docs/word/spacehopper_word.docx
+++ b/docs/word/spacehopper_word.docx
@@ -2,7 +2,7 @@
 <file path=word/document.xml><?xml version="1.0" encoding="utf-8"?>
 <w:document xmlns:w="http://schemas.openxmlformats.org/wordprocessingml/2006/main" xmlns:m="http://schemas.openxmlformats.org/officeDocument/2006/math" xmlns:r="http://schemas.openxmlformats.org/officeDocument/2006/relationships" xmlns:o="urn:schemas-microsoft-com:office:office" xmlns:v="urn:schemas-microsoft-com:vml" xmlns:w10="urn:schemas-microsoft-com:office:word" xmlns:a="http://schemas.openxmlformats.org/drawingml/2006/main" xmlns:pic="http://schemas.openxmlformats.org/drawingml/2006/picture" xmlns:wp="http://schemas.openxmlformats.org/drawingml/2006/wordprocessingDrawing">
   <w:body>
-    <w:bookmarkStart w:id="95" w:name="X517b4d4efe960c9a60d6afb48cba2e54859ea29"/>
+    <w:bookmarkStart w:id="98" w:name="X517b4d4efe960c9a60d6afb48cba2e54859ea29"/>
     <w:p>
       <w:pPr>
         <w:pStyle w:val="Heading1"/>
@@ -543,7 +543,7 @@
     </w:p>
     <w:bookmarkEnd w:id="32"/>
     <w:bookmarkEnd w:id="33"/>
-    <w:bookmarkStart w:id="62" w:name="system-design"/>
+    <w:bookmarkStart w:id="65" w:name="system-design"/>
     <w:p>
       <w:pPr>
         <w:pStyle w:val="Heading2"/>
@@ -5684,7 +5684,7 @@
       </w:r>
     </w:p>
     <w:bookmarkEnd w:id="46"/>
-    <w:bookmarkStart w:id="47" w:name="self-righting"/>
+    <w:bookmarkStart w:id="50" w:name="self-righting"/>
     <w:p>
       <w:pPr>
         <w:pStyle w:val="Heading3"/>
@@ -6077,16 +6077,91 @@
         <w:pStyle w:val="FirstParagraph"/>
       </w:pPr>
       <w:r>
-        <w:t xml:space="preserve">Net wheel momentum returns to approximately zero at completion, so the handoff back to attitude control imparts no kick, and during any righting maneuver an explicit arbitration flag silences the attitude controller (two nodes commanding one wheel is a silent last-write-wins conflict, §8). Measured reliability is tilt-dependent and is reported honestly in §7: the redesign eliminated the dominant on-side stall, and the mild-to-moderate tilts typical of an actual milli-gravity landing recover reliably; a body forced to a</w:t>
-      </w:r>
-      <w:r>
-        <w:t xml:space="preserve"> </w:t>
-      </w:r>
+        <w:t xml:space="preserve">Fig. 7 captures this tucked transition live, mid-roll during a real righting maneuver.</w:t>
+      </w:r>
+    </w:p>
+    <w:p>
+      <w:pPr>
+        <w:pStyle w:val="CaptionedFigure"/>
+      </w:pPr>
+      <w:r>
+        <w:drawing>
+          <wp:inline>
+            <wp:extent cx="5334000" cy="4239846"/>
+            <wp:effectExtent b="0" l="0" r="0" t="0"/>
+            <wp:docPr descr="Tuck-then-deploy leg posture during self-righting" title="" id="48" name="Picture"/>
+            <a:graphic>
+              <a:graphicData uri="http://schemas.openxmlformats.org/drawingml/2006/picture">
+                <pic:pic>
+                  <pic:nvPicPr>
+                    <pic:cNvPr descr="fig_tuck_deploy.png" id="49" name="Picture"/>
+                    <pic:cNvPicPr>
+                      <a:picLocks noChangeArrowheads="1" noChangeAspect="1"/>
+                    </pic:cNvPicPr>
+                  </pic:nvPicPr>
+                  <pic:blipFill>
+                    <a:blip r:embed="rId47"/>
+                    <a:stretch>
+                      <a:fillRect/>
+                    </a:stretch>
+                  </pic:blipFill>
+                  <pic:spPr bwMode="auto">
+                    <a:xfrm>
+                      <a:off x="0" y="0"/>
+                      <a:ext cx="5334000" cy="4239846"/>
+                    </a:xfrm>
+                    <a:prstGeom prst="rect">
+                      <a:avLst/>
+                    </a:prstGeom>
+                    <a:noFill/>
+                    <a:ln w="9525">
+                      <a:noFill/>
+                      <a:headEnd/>
+                      <a:tailEnd/>
+                    </a:ln>
+                  </pic:spPr>
+                </pic:pic>
+              </a:graphicData>
+            </a:graphic>
+          </wp:inline>
+        </w:drawing>
+      </w:r>
+    </w:p>
+    <w:p>
+      <w:pPr>
+        <w:pStyle w:val="ImageCaption"/>
+      </w:pPr>
+      <w:r>
+        <w:t xml:space="preserve">Tuck-then-deploy leg posture during self-righting</w:t>
+      </w:r>
+    </w:p>
+    <w:p>
+      <w:pPr>
+        <w:pStyle w:val="BodyText"/>
+      </w:pPr>
       <w:r>
         <w:rPr>
           <w:iCs/>
           <w:i/>
         </w:rPr>
+        <w:t xml:space="preserve">Figure 7: A scout mid-righting-roll: one leg tucked compact against the body while the other two remain extended — the transitional posture between the tucked (cylinder-roll) and re-deployed (upright-capture) phases described above.</w:t>
+      </w:r>
+    </w:p>
+    <w:p>
+      <w:pPr>
+        <w:pStyle w:val="BodyText"/>
+      </w:pPr>
+      <w:r>
+        <w:t xml:space="preserve">Net wheel momentum returns to approximately zero at completion, so the handoff back to attitude control imparts no kick, and during any righting maneuver an explicit arbitration flag silences the attitude controller (two nodes commanding one wheel is a silent last-write-wins conflict, §8). Measured reliability is tilt-dependent and is reported honestly in §7: the redesign eliminated the dominant on-side stall, and the mild-to-moderate tilts typical of an actual milli-gravity landing recover reliably; a body forced to a</w:t>
+      </w:r>
+      <w:r>
+        <w:t xml:space="preserve"> </w:t>
+      </w:r>
+      <w:r>
+        <w:rPr>
+          <w:iCs/>
+          <w:i/>
+        </w:rPr>
         <w:t xml:space="preserve">perfect</w:t>
       </w:r>
       <w:r>
@@ -6104,8 +6179,8 @@
         <w:t xml:space="preserve">An earlier self-righting strategy used the legs themselves, not the reaction wheels, to lever the body upright: alternating phases of splaying the tripod and sweeping one leg pushed against the regolith to roll the chassis, similar to a person pushing an arm against the floor to sit up. This depended on the leg segments making extended, gripping contact with the terrain along their length. It was retired for two compounding reasons: first, when the leg collision geometry was later simplified to point-like foot spheres (needed elsewhere in the model), the legs lost any extended contact surface to push through, only a point contact remained; second, the joint damping introduced in §3.4 to eliminate landing-impact energy pumping also damped the fast sweep motion this strategy relied on. With its ground leverage gone and its sweep speed suppressed, the mechanism no longer had a physical basis to work, and self-righting was moved entirely to the reaction-wheel maneuver described above.</w:t>
       </w:r>
     </w:p>
-    <w:bookmarkEnd w:id="47"/>
-    <w:bookmarkStart w:id="61" w:name="landing-detection-and-ground-handling"/>
+    <w:bookmarkEnd w:id="50"/>
+    <w:bookmarkStart w:id="64" w:name="landing-detection-and-ground-handling"/>
     <w:p>
       <w:pPr>
         <w:pStyle w:val="Heading3"/>
@@ -6403,7 +6478,7 @@
         <w:pStyle w:val="FirstParagraph"/>
       </w:pPr>
       <w:r>
-        <w:t xml:space="preserve">Fig. 7 sketches these bands schematically against a representative hop.</w:t>
+        <w:t xml:space="preserve">Fig. 8 sketches these bands schematically against a representative hop.</w:t>
       </w:r>
     </w:p>
     <w:p>
@@ -6415,18 +6490,18 @@
           <wp:inline>
             <wp:extent cx="5334000" cy="4327649"/>
             <wp:effectExtent b="0" l="0" r="0" t="0"/>
-            <wp:docPr descr="Landing-detector bands schematic" title="" id="49" name="Picture"/>
+            <wp:docPr descr="Landing-detector bands schematic" title="" id="52" name="Picture"/>
             <a:graphic>
               <a:graphicData uri="http://schemas.openxmlformats.org/drawingml/2006/picture">
                 <pic:pic>
                   <pic:nvPicPr>
-                    <pic:cNvPr descr="landing_detector_bands_sketch.png" id="50" name="Picture"/>
+                    <pic:cNvPr descr="landing_detector_bands_sketch.png" id="53" name="Picture"/>
                     <pic:cNvPicPr>
                       <a:picLocks noChangeArrowheads="1" noChangeAspect="1"/>
                     </pic:cNvPicPr>
                   </pic:nvPicPr>
                   <pic:blipFill>
-                    <a:blip r:embed="rId48"/>
+                    <a:blip r:embed="rId51"/>
                     <a:stretch>
                       <a:fillRect/>
                     </a:stretch>
@@ -6470,7 +6545,7 @@
           <w:iCs/>
           <w:i/>
         </w:rPr>
-        <w:t xml:space="preserve">Figure 7: Landing-detector bands referenced above — the contact-spike acceleration threshold and the apex-dwell/rest-window altitude bands (schematic, not measured telemetry).</w:t>
+        <w:t xml:space="preserve">Figure 8: Landing-detector bands referenced above — the contact-spike acceleration threshold and the apex-dwell/rest-window altitude bands (schematic, not measured telemetry).</w:t>
       </w:r>
     </w:p>
     <w:p>
@@ -6478,7 +6553,7 @@
         <w:pStyle w:val="BodyText"/>
       </w:pPr>
       <w:r>
-        <w:t xml:space="preserve">Fig. 8 shows a scout during final descent over this terrain, moments before the detector above must confirm touchdown.</w:t>
+        <w:t xml:space="preserve">Fig. 9 shows a scout during final descent over this terrain, moments before the detector above must confirm touchdown.</w:t>
       </w:r>
     </w:p>
     <w:p>
@@ -6490,18 +6565,18 @@
           <wp:inline>
             <wp:extent cx="5334000" cy="4494000"/>
             <wp:effectExtent b="0" l="0" r="0" t="0"/>
-            <wp:docPr descr="Final descent over uneven terrain" title="" id="52" name="Picture"/>
+            <wp:docPr descr="Final descent over uneven terrain" title="" id="55" name="Picture"/>
             <a:graphic>
               <a:graphicData uri="http://schemas.openxmlformats.org/drawingml/2006/picture">
                 <pic:pic>
                   <pic:nvPicPr>
-                    <pic:cNvPr descr="fig_descent_terrain.png" id="53" name="Picture"/>
+                    <pic:cNvPr descr="fig_descent_terrain.png" id="56" name="Picture"/>
                     <pic:cNvPicPr>
                       <a:picLocks noChangeArrowheads="1" noChangeAspect="1"/>
                     </pic:cNvPicPr>
                   </pic:nvPicPr>
                   <pic:blipFill>
-                    <a:blip r:embed="rId51"/>
+                    <a:blip r:embed="rId54"/>
                     <a:stretch>
                       <a:fillRect/>
                     </a:stretch>
@@ -6545,7 +6620,7 @@
           <w:iCs/>
           <w:i/>
         </w:rPr>
-        <w:t xml:space="preserve">Figure 8: Final descent over the ridged heightmap terrain — the antenna shadow on the regolith below marks the touchdown point the detector must confirm.</w:t>
+        <w:t xml:space="preserve">Figure 9: Final descent over the ridged heightmap terrain — the antenna shadow on the regolith below marks the touchdown point the detector must confirm.</w:t>
       </w:r>
     </w:p>
     <w:p>
@@ -6553,7 +6628,7 @@
         <w:pStyle w:val="BodyText"/>
       </w:pPr>
       <w:r>
-        <w:t xml:space="preserve">After confirmation, the legs simply hold their landing pose. No posture is commanded at or after touchdown — a design rule with an empirical basis (§3.4.1). The complete locomotion cycle, spanning both controllers, is shown in Fig. 9:</w:t>
+        <w:t xml:space="preserve">After confirmation, the legs simply hold their landing pose. No posture is commanded at or after touchdown — a design rule with an empirical basis (§3.4.1). The complete locomotion cycle, spanning both controllers, is shown in Fig. 10:</w:t>
       </w:r>
     </w:p>
     <w:p>
@@ -6565,18 +6640,18 @@
           <wp:inline>
             <wp:extent cx="5334000" cy="6907007"/>
             <wp:effectExtent b="0" l="0" r="0" t="0"/>
-            <wp:docPr descr="diagram" title="" id="55" name="Picture"/>
+            <wp:docPr descr="diagram" title="" id="58" name="Picture"/>
             <a:graphic>
               <a:graphicData uri="http://schemas.openxmlformats.org/drawingml/2006/picture">
                 <pic:pic>
                   <pic:nvPicPr>
-                    <pic:cNvPr descr="d2-1.png" id="56" name="Picture"/>
+                    <pic:cNvPr descr="d2-1.png" id="59" name="Picture"/>
                     <pic:cNvPicPr>
                       <a:picLocks noChangeArrowheads="1" noChangeAspect="1"/>
                     </pic:cNvPicPr>
                   </pic:nvPicPr>
                   <pic:blipFill>
-                    <a:blip r:embed="rId54"/>
+                    <a:blip r:embed="rId57"/>
                     <a:stretch>
                       <a:fillRect/>
                     </a:stretch>
@@ -6620,10 +6695,10 @@
           <w:iCs/>
           <w:i/>
         </w:rPr>
-        <w:t xml:space="preserve">Figure 9: The hop–land–right cycle. Attitude control runs during FLIGHT (motion-gated), stands down during RIGHTING, and holds yaw only when grounded.</w:t>
-      </w:r>
-    </w:p>
-    <w:bookmarkStart w:id="60" w:name="Xcea73d35627087ad5396755296aa249b76f41a2"/>
+        <w:t xml:space="preserve">Figure 10: The hop–land–right cycle. Attitude control runs during FLIGHT (motion-gated), stands down during RIGHTING, and holds yaw only when grounded.</w:t>
+      </w:r>
+    </w:p>
+    <w:bookmarkStart w:id="63" w:name="Xcea73d35627087ad5396755296aa249b76f41a2"/>
     <w:p>
       <w:pPr>
         <w:pStyle w:val="Heading4"/>
@@ -7245,7 +7320,7 @@
         <w:t xml:space="preserve"> </w:t>
       </w:r>
       <w:r>
-        <w:t xml:space="preserve">— bounces decay within two to three cycles — while the launch stroke retains a 35% separation-velocity margin over the 3 m-hop requirement. Series-elastic launch elements, which decouple launch delta-v from joint damping entirely, remain the recommended mechanism for flight hardware [5]. Fig. 10 shows the confirmed-landed end state this stack is designed to reach.</w:t>
+        <w:t xml:space="preserve">— bounces decay within two to three cycles — while the launch stroke retains a 35% separation-velocity margin over the 3 m-hop requirement. Series-elastic launch elements, which decouple launch delta-v from joint damping entirely, remain the recommended mechanism for flight hardware [5]. Fig. 11 shows the confirmed-landed end state this stack is designed to reach.</w:t>
       </w:r>
     </w:p>
     <w:p>
@@ -7257,18 +7332,18 @@
           <wp:inline>
             <wp:extent cx="5334000" cy="4494000"/>
             <wp:effectExtent b="0" l="0" r="0" t="0"/>
-            <wp:docPr descr="A settled landing" title="" id="58" name="Picture"/>
+            <wp:docPr descr="A settled landing" title="" id="61" name="Picture"/>
             <a:graphic>
               <a:graphicData uri="http://schemas.openxmlformats.org/drawingml/2006/picture">
                 <pic:pic>
                   <pic:nvPicPr>
-                    <pic:cNvPr descr="fig_landed_scout.png" id="59" name="Picture"/>
+                    <pic:cNvPr descr="fig_landed_scout.png" id="62" name="Picture"/>
                     <pic:cNvPicPr>
                       <a:picLocks noChangeArrowheads="1" noChangeAspect="1"/>
                     </pic:cNvPicPr>
                   </pic:nvPicPr>
                   <pic:blipFill>
-                    <a:blip r:embed="rId57"/>
+                    <a:blip r:embed="rId60"/>
                     <a:stretch>
                       <a:fillRect/>
                     </a:stretch>
@@ -7312,13 +7387,13 @@
           <w:iCs/>
           <w:i/>
         </w:rPr>
-        <w:t xml:space="preserve">Figure 10: The end state the landing stack is built to reach — a scout settled upright on its legs after a completed hop, holding its landing pose with no commanded motion.</w:t>
-      </w:r>
-    </w:p>
-    <w:bookmarkEnd w:id="60"/>
-    <w:bookmarkEnd w:id="61"/>
-    <w:bookmarkEnd w:id="62"/>
-    <w:bookmarkStart w:id="72" w:name="power-and-communication-systems"/>
+        <w:t xml:space="preserve">Figure 11: The end state the landing stack is built to reach — a scout settled upright on its legs after a completed hop, holding its landing pose with no commanded motion.</w:t>
+      </w:r>
+    </w:p>
+    <w:bookmarkEnd w:id="63"/>
+    <w:bookmarkEnd w:id="64"/>
+    <w:bookmarkEnd w:id="65"/>
+    <w:bookmarkStart w:id="75" w:name="power-and-communication-systems"/>
     <w:p>
       <w:pPr>
         <w:pStyle w:val="Heading2"/>
@@ -7327,7 +7402,7 @@
         <w:t xml:space="preserve">4. Power and Communication Systems</w:t>
       </w:r>
     </w:p>
-    <w:bookmarkStart w:id="66" w:name="energy-budget"/>
+    <w:bookmarkStart w:id="69" w:name="energy-budget"/>
     <w:p>
       <w:pPr>
         <w:pStyle w:val="Heading3"/>
@@ -7719,7 +7794,7 @@
         <w:pStyle w:val="BodyText"/>
       </w:pPr>
       <w:r>
-        <w:t xml:space="preserve">Continuous operation yields an estimated 10.5 h of shadowed endurance; the top-mounted GaAs arrays (28% efficiency) generate ~3.5 W net at 1.2 AU, allowing full recovery over the diurnal cycle. In the swarm layer, recharge is modeled as a dedicated RECHARGE role with battery-reserve gating (§4.3), shown live in Fig. 11. The dashboard deliberately reports charge/discharge state only, not a numeric rate: as noted above, the sim’s per-tick drain constants are accelerated roughly an order of magnitude past the physical estimate for demo pacing, so a displayed rate would not be a verifiable physical quantity.</w:t>
+        <w:t xml:space="preserve">Continuous operation yields an estimated 10.5 h of shadowed endurance; the top-mounted GaAs arrays (28% efficiency) generate ~3.5 W net at 1.2 AU, allowing full recovery over the diurnal cycle. In the swarm layer, recharge is modeled as a dedicated RECHARGE role with battery-reserve gating (§4.3), shown live in Fig. 12. The dashboard deliberately reports charge/discharge state only, not a numeric rate: as noted above, the sim’s per-tick drain constants are accelerated roughly an order of magnitude past the physical estimate for demo pacing, so a displayed rate would not be a verifiable physical quantity.</w:t>
       </w:r>
     </w:p>
     <w:p>
@@ -7731,18 +7806,18 @@
           <wp:inline>
             <wp:extent cx="5334000" cy="12108180"/>
             <wp:effectExtent b="0" l="0" r="0" t="0"/>
-            <wp:docPr descr="Battery management in action" title="" id="64" name="Picture"/>
+            <wp:docPr descr="Battery management in action" title="" id="67" name="Picture"/>
             <a:graphic>
               <a:graphicData uri="http://schemas.openxmlformats.org/drawingml/2006/picture">
                 <pic:pic>
                   <pic:nvPicPr>
-                    <pic:cNvPr descr="fig_recharge_dashboard.png" id="65" name="Picture"/>
+                    <pic:cNvPr descr="fig_recharge_dashboard.png" id="68" name="Picture"/>
                     <pic:cNvPicPr>
                       <a:picLocks noChangeArrowheads="1" noChangeAspect="1"/>
                     </pic:cNvPicPr>
                   </pic:nvPicPr>
                   <pic:blipFill>
-                    <a:blip r:embed="rId63"/>
+                    <a:blip r:embed="rId66"/>
                     <a:stretch>
                       <a:fillRect/>
                     </a:stretch>
@@ -7786,11 +7861,11 @@
           <w:iCs/>
           <w:i/>
         </w:rPr>
-        <w:t xml:space="preserve">Figure 11: The power model operating live — a scout depleted to 25% has been reassigned to RECHARGE and is actively charging while its squadmates continue their own tasks.</w:t>
-      </w:r>
-    </w:p>
-    <w:bookmarkEnd w:id="66"/>
-    <w:bookmarkStart w:id="67" w:name="swarm-communication"/>
+        <w:t xml:space="preserve">Figure 12: The power model operating live — a scout depleted to 25% has been reassigned to RECHARGE and is actively charging while its squadmates continue their own tasks.</w:t>
+      </w:r>
+    </w:p>
+    <w:bookmarkEnd w:id="69"/>
+    <w:bookmarkStart w:id="70" w:name="swarm-communication"/>
     <w:p>
       <w:pPr>
         <w:pStyle w:val="Heading3"/>
@@ -7807,8 +7882,8 @@
         <w:t xml:space="preserve">The architecture supports a decentralized swarm methodology: a low-power (&lt;0.1 W) UHF mesh for intra-swarm communication, which diffracts around boulder-scale obstructions, and an S-band patch antenna for high-gain relay to an orbiting mothership.</w:t>
       </w:r>
     </w:p>
-    <w:bookmarkEnd w:id="67"/>
-    <w:bookmarkStart w:id="71" w:name="X3a18ce333f74fa32eb0482276388b88a345c417"/>
+    <w:bookmarkEnd w:id="70"/>
+    <w:bookmarkStart w:id="74" w:name="X3a18ce333f74fa32eb0482276388b88a345c417"/>
     <w:p>
       <w:pPr>
         <w:pStyle w:val="Heading3"/>
@@ -8320,7 +8395,7 @@
         <w:pStyle w:val="BodyText"/>
       </w:pPr>
       <w:r>
-        <w:t xml:space="preserve">The complete tasking flow for one anomaly is shown in Fig. 12:</w:t>
+        <w:t xml:space="preserve">The complete tasking flow for one anomaly is shown in Fig. 13:</w:t>
       </w:r>
     </w:p>
     <w:p>
@@ -8332,18 +8407,18 @@
           <wp:inline>
             <wp:extent cx="5334000" cy="6907007"/>
             <wp:effectExtent b="0" l="0" r="0" t="0"/>
-            <wp:docPr descr="diagram" title="" id="69" name="Picture"/>
+            <wp:docPr descr="diagram" title="" id="72" name="Picture"/>
             <a:graphic>
               <a:graphicData uri="http://schemas.openxmlformats.org/drawingml/2006/picture">
                 <pic:pic>
                   <pic:nvPicPr>
-                    <pic:cNvPr descr="d3-1.png" id="70" name="Picture"/>
+                    <pic:cNvPr descr="d3-1.png" id="73" name="Picture"/>
                     <pic:cNvPicPr>
                       <a:picLocks noChangeArrowheads="1" noChangeAspect="1"/>
                     </pic:cNvPicPr>
                   </pic:nvPicPr>
                   <pic:blipFill>
-                    <a:blip r:embed="rId68"/>
+                    <a:blip r:embed="rId71"/>
                     <a:stretch>
                       <a:fillRect/>
                     </a:stretch>
@@ -8387,7 +8462,7 @@
           <w:iCs/>
           <w:i/>
         </w:rPr>
-        <w:t xml:space="preserve">Figure 12: Auction-based tasking and sampling sequence, as executed live by the three-agent swarm.</w:t>
+        <w:t xml:space="preserve">Figure 13: Auction-based tasking and sampling sequence, as executed live by the three-agent swarm.</w:t>
       </w:r>
     </w:p>
     <w:p>
@@ -8482,9 +8557,9 @@
         <w:t xml:space="preserve">past a settled cooldown since their own last dispatch, not merely correctly roled.</w:t>
       </w:r>
     </w:p>
-    <w:bookmarkEnd w:id="71"/>
-    <w:bookmarkEnd w:id="72"/>
-    <w:bookmarkStart w:id="78" w:name="search-algorithm-and-path-planning"/>
+    <w:bookmarkEnd w:id="74"/>
+    <w:bookmarkEnd w:id="75"/>
+    <w:bookmarkStart w:id="81" w:name="search-algorithm-and-path-planning"/>
     <w:p>
       <w:pPr>
         <w:pStyle w:val="Heading2"/>
@@ -8493,7 +8568,7 @@
         <w:t xml:space="preserve">5. Search Algorithm and Path Planning</w:t>
       </w:r>
     </w:p>
-    <w:bookmarkStart w:id="76" w:name="search-algorithm"/>
+    <w:bookmarkStart w:id="79" w:name="search-algorithm"/>
     <w:p>
       <w:pPr>
         <w:pStyle w:val="Heading3"/>
@@ -8720,7 +8795,7 @@
         <w:pStyle w:val="FirstParagraph"/>
       </w:pPr>
       <w:r>
-        <w:t xml:space="preserve">Fig. 13 summarizes the resulting data flow.</w:t>
+        <w:t xml:space="preserve">Fig. 14 summarizes the resulting data flow.</w:t>
       </w:r>
     </w:p>
     <w:p>
@@ -8732,18 +8807,18 @@
           <wp:inline>
             <wp:extent cx="5334000" cy="6907007"/>
             <wp:effectExtent b="0" l="0" r="0" t="0"/>
-            <wp:docPr descr="diagram" title="" id="74" name="Picture"/>
+            <wp:docPr descr="diagram" title="" id="77" name="Picture"/>
             <a:graphic>
               <a:graphicData uri="http://schemas.openxmlformats.org/drawingml/2006/picture">
                 <pic:pic>
                   <pic:nvPicPr>
-                    <pic:cNvPr descr="d4-1.png" id="75" name="Picture"/>
+                    <pic:cNvPr descr="d4-1.png" id="78" name="Picture"/>
                     <pic:cNvPicPr>
                       <a:picLocks noChangeArrowheads="1" noChangeAspect="1"/>
                     </pic:cNvPicPr>
                   </pic:nvPicPr>
                   <pic:blipFill>
-                    <a:blip r:embed="rId73"/>
+                    <a:blip r:embed="rId76"/>
                     <a:stretch>
                       <a:fillRect/>
                     </a:stretch>
@@ -8787,7 +8862,7 @@
           <w:iCs/>
           <w:i/>
         </w:rPr>
-        <w:t xml:space="preserve">Figure 13: Search algorithm data flow. Each agent scores candidate cells only within its own static sector, so the three searches never compete for the same ground.</w:t>
+        <w:t xml:space="preserve">Figure 14: Search algorithm data flow. Each agent scores candidate cells only within its own static sector, so the three searches never compete for the same ground.</w:t>
       </w:r>
     </w:p>
     <w:p>
@@ -8858,8 +8933,8 @@
         <w:t xml:space="preserve">m away, purely from coverage staleness), and the anomaly-detection rate measurably outpaced the fleet’s physical capacity to service targets — a 41-anomaly backlog accumulated within roughly nine minutes against a single-hop-per-tick, minutes-long-flight-time servicing rate. This is an honest characterization of the platform, not a defect: detection is a cheap per-tick event, while visiting a target requires a multi-minute hop-and-settle cycle, so a real deployment’s SCOUT:SAMPLER ratio and battery-reserve threshold (§4.3) are the actual levers for balancing discovery against throughput, not the search algorithm itself.</w:t>
       </w:r>
     </w:p>
-    <w:bookmarkEnd w:id="76"/>
-    <w:bookmarkStart w:id="77" w:name="path-planning"/>
+    <w:bookmarkEnd w:id="79"/>
+    <w:bookmarkStart w:id="80" w:name="path-planning"/>
     <w:p>
       <w:pPr>
         <w:pStyle w:val="Heading3"/>
@@ -10375,9 +10450,9 @@
         <w:t xml:space="preserve">m field shared by three agents, the collision-probability is low enough by construction (§5.1’s territorial partition already keeps search hops geographically separated, and SAMPLER dispatches are rare, single-target events) that the added bookkeeping was judged not to be load-bearing for the current fleet size, and is noted here as a scoped-out extension rather than a silent gap.</w:t>
       </w:r>
     </w:p>
-    <w:bookmarkEnd w:id="77"/>
-    <w:bookmarkEnd w:id="78"/>
-    <w:bookmarkStart w:id="79" w:name="scientific-payload"/>
+    <w:bookmarkEnd w:id="80"/>
+    <w:bookmarkEnd w:id="81"/>
+    <w:bookmarkStart w:id="82" w:name="scientific-payload"/>
     <w:p>
       <w:pPr>
         <w:pStyle w:val="Heading2"/>
@@ -10394,8 +10469,8 @@
         <w:t xml:space="preserve">Unlike explosive kinetic impactors, the SpaceHopper performs delicate, non-destructive sampling with a hollow rotary-percussive micro-corer at ultra-low RPM. Cores are cached in a sterile three-tube carousel, allowing a single SAMPLER to chain consecutive targets before returning; preserving stratification and volatile organics significantly increases the scientific integrity of retrieved material.</w:t>
       </w:r>
     </w:p>
-    <w:bookmarkEnd w:id="79"/>
-    <w:bookmarkStart w:id="90" w:name="results"/>
+    <w:bookmarkEnd w:id="82"/>
+    <w:bookmarkStart w:id="93" w:name="results"/>
     <w:p>
       <w:pPr>
         <w:pStyle w:val="Heading2"/>
@@ -10488,7 +10563,7 @@
         <w:t xml:space="preserve"> </w:t>
       </w:r>
       <w:r>
-        <w:t xml:space="preserve">4.3 m of ground displacement at 1° heading error against the commanded azimuth (−55° measured vs −56° commanded) on a ~20-minute arc; yaw alignment at ignition within 1–3° on every measured hop. Figure 14 shows a measured trajectory.</w:t>
+        <w:t xml:space="preserve">4.3 m of ground displacement at 1° heading error against the commanded azimuth (−55° measured vs −56° commanded) on a ~20-minute arc; yaw alignment at ignition within 1–3° on every measured hop. Figure 15 shows a measured trajectory.</w:t>
       </w:r>
     </w:p>
     <w:p>
@@ -10545,18 +10620,18 @@
           <wp:inline>
             <wp:extent cx="5334000" cy="2409851"/>
             <wp:effectExtent b="0" l="0" r="0" t="0"/>
-            <wp:docPr descr="Measured hop trajectory" title="" id="81" name="Picture"/>
+            <wp:docPr descr="Measured hop trajectory" title="" id="84" name="Picture"/>
             <a:graphic>
               <a:graphicData uri="http://schemas.openxmlformats.org/drawingml/2006/picture">
                 <pic:pic>
                   <pic:nvPicPr>
-                    <pic:cNvPr descr="fig_hop_trajectory.png" id="82" name="Picture"/>
+                    <pic:cNvPr descr="fig_hop_trajectory.png" id="85" name="Picture"/>
                     <pic:cNvPicPr>
                       <a:picLocks noChangeArrowheads="1" noChangeAspect="1"/>
                     </pic:cNvPicPr>
                   </pic:nvPicPr>
                   <pic:blipFill>
-                    <a:blip r:embed="rId80"/>
+                    <a:blip r:embed="rId83"/>
                     <a:stretch>
                       <a:fillRect/>
                     </a:stretch>
@@ -10600,7 +10675,7 @@
           <w:iCs/>
           <w:i/>
         </w:rPr>
-        <w:t xml:space="preserve">Figure 14: Measured single-hop trajectory from odometry telemetry — (a) the ballistic altitude profile over a multi-minute flight and (b) the straight-line ground track.</w:t>
+        <w:t xml:space="preserve">Figure 15: Measured single-hop trajectory from odometry telemetry — (a) the ballistic altitude profile over a multi-minute flight and (b) the straight-line ground track.</w:t>
       </w:r>
       <w:r>
         <w:t xml:space="preserve"> </w:t>
@@ -10787,7 +10862,7 @@
         <w:t xml:space="preserve"> </w:t>
       </w:r>
       <w:r>
-        <w:t xml:space="preserve">on a SAMPLER reaching its anomaly (arrival check against live odometry, 0.9 m from target on the verified run), the swarm layer autonomously deployed the core drill, completed the extraction dwell, stowed the core in carousel tube 1/3, and immediately re-tasked the agent to its next queued anomaly — the complete arrive → drill → cache → chain sequence executed by the autonomy stack with no operator input. Figures 15 and 16 document the sequence from live telemetry.</w:t>
+        <w:t xml:space="preserve">on a SAMPLER reaching its anomaly (arrival check against live odometry, 0.9 m from target on the verified run), the swarm layer autonomously deployed the core drill, completed the extraction dwell, stowed the core in carousel tube 1/3, and immediately re-tasked the agent to its next queued anomaly — the complete arrive → drill → cache → chain sequence executed by the autonomy stack with no operator input. Figures 16 and 17 document the sequence from live telemetry.</w:t>
       </w:r>
     </w:p>
     <w:p>
@@ -10799,18 +10874,18 @@
           <wp:inline>
             <wp:extent cx="5334000" cy="11712575"/>
             <wp:effectExtent b="0" l="0" r="0" t="0"/>
-            <wp:docPr descr="Sampler drill deployed — mission dashboard" title="" id="84" name="Picture"/>
+            <wp:docPr descr="Sampler drill deployed — mission dashboard" title="" id="87" name="Picture"/>
             <a:graphic>
               <a:graphicData uri="http://schemas.openxmlformats.org/drawingml/2006/picture">
                 <pic:pic>
                   <pic:nvPicPr>
-                    <pic:cNvPr descr="fig_sampling_dashboard.png" id="85" name="Picture"/>
+                    <pic:cNvPr descr="fig_sampling_dashboard.png" id="88" name="Picture"/>
                     <pic:cNvPicPr>
                       <a:picLocks noChangeArrowheads="1" noChangeAspect="1"/>
                     </pic:cNvPicPr>
                   </pic:nvPicPr>
                   <pic:blipFill>
-                    <a:blip r:embed="rId83"/>
+                    <a:blip r:embed="rId86"/>
                     <a:stretch>
                       <a:fillRect/>
                     </a:stretch>
@@ -10854,7 +10929,7 @@
           <w:iCs/>
           <w:i/>
         </w:rPr>
-        <w:t xml:space="preserve">Figure 15: Live mission dashboard at the moment of sampling: scout_3 (bottom panel, SAMPLER role) reports</w:t>
+        <w:t xml:space="preserve">Figure 16: Live mission dashboard at the moment of sampling: scout_3 (bottom panel, SAMPLER role) reports</w:t>
       </w:r>
       <w:r>
         <w:rPr>
@@ -10908,18 +10983,18 @@
           <wp:inline>
             <wp:extent cx="5334000" cy="4599043"/>
             <wp:effectExtent b="0" l="0" r="0" t="0"/>
-            <wp:docPr descr="Sampler departing the sampling site" title="" id="87" name="Picture"/>
+            <wp:docPr descr="Sampler departing the sampling site" title="" id="90" name="Picture"/>
             <a:graphic>
               <a:graphicData uri="http://schemas.openxmlformats.org/drawingml/2006/picture">
                 <pic:pic>
                   <pic:nvPicPr>
-                    <pic:cNvPr descr="fig_sampling.png" id="88" name="Picture"/>
+                    <pic:cNvPr descr="fig_sampling.png" id="91" name="Picture"/>
                     <pic:cNvPicPr>
                       <a:picLocks noChangeArrowheads="1" noChangeAspect="1"/>
                     </pic:cNvPicPr>
                   </pic:nvPicPr>
                   <pic:blipFill>
-                    <a:blip r:embed="rId86"/>
+                    <a:blip r:embed="rId89"/>
                     <a:stretch>
                       <a:fillRect/>
                     </a:stretch>
@@ -10963,10 +11038,10 @@
           <w:iCs/>
           <w:i/>
         </w:rPr>
-        <w:t xml:space="preserve">Figure 16: scout_3 departing the sampling site on its next commanded hop after caching the core, navigation lights on, silhouetted against the Milky Way panorama. The green wireframe marks the just-sampled anomaly site.</w:t>
-      </w:r>
-    </w:p>
-    <w:bookmarkStart w:id="89" w:name="X440704a70d96622992d6d6db8db7f43a2750f4f"/>
+        <w:t xml:space="preserve">Figure 17: scout_3 departing the sampling site on its next commanded hop after caching the core, navigation lights on, silhouetted against the Milky Way panorama. The green wireframe marks the just-sampled anomaly site.</w:t>
+      </w:r>
+    </w:p>
+    <w:bookmarkStart w:id="92" w:name="X440704a70d96622992d6d6db8db7f43a2750f4f"/>
     <w:p>
       <w:pPr>
         <w:pStyle w:val="Heading3"/>
@@ -11065,7 +11140,7 @@
         <w:t xml:space="preserve"> </w:t>
       </w:r>
       <w:r>
-        <w:t xml:space="preserve">m/s², [1]), executed real hops on Ryugu [2]. Widely-reported mission figures place individual hop flight times on the order of minutes and horizontal displacements on the order of tens of metres — a citation caveat is warranted here: [2] is JAXA’s own mission media record, not a peer-reviewed flight-dynamics paper with tabulated per-hop data, so these figures are cited as broadly-reported mission characteristics rather than precise, individually-verifiable measurements. Even at that lower bar of precision, this platform’s own measured flights span the same order of magnitude — minutes-long ballistic arcs for metre-to-several-metre displacements (§7, Figure 14) — under the same gravity, on the same body, which is a materially stronger check than a scaled analogy from a different gravity regime would be. The comparison also frames the platform’s principal advance over MINERVA-II precisely: MINERVA-II’s eccentric-mass hopping mechanism [8] has no active in-flight steering and no reaction-wheel stabilization, where this work adds both — directional targeting (§3.1) and closed-loop attitude correction (§3.2) on top of the same class of milli-gravity ballistic hopping MINERVA-II already flew successfully.</w:t>
+        <w:t xml:space="preserve">m/s², [1]), executed real hops on Ryugu [2]. Widely-reported mission figures place individual hop flight times on the order of minutes and horizontal displacements on the order of tens of metres — a citation caveat is warranted here: [2] is JAXA’s own mission media record, not a peer-reviewed flight-dynamics paper with tabulated per-hop data, so these figures are cited as broadly-reported mission characteristics rather than precise, individually-verifiable measurements. Even at that lower bar of precision, this platform’s own measured flights span the same order of magnitude — minutes-long ballistic arcs for metre-to-several-metre displacements (§7, Figure 15) — under the same gravity, on the same body, which is a materially stronger check than a scaled analogy from a different gravity regime would be. The comparison also frames the platform’s principal advance over MINERVA-II precisely: MINERVA-II’s eccentric-mass hopping mechanism [8] has no active in-flight steering and no reaction-wheel stabilization, where this work adds both — directional targeting (§3.1) and closed-loop attitude correction (§3.2) on top of the same class of milli-gravity ballistic hopping MINERVA-II already flew successfully.</w:t>
       </w:r>
     </w:p>
     <w:p>
@@ -11646,9 +11721,9 @@
         <w:t xml:space="preserve">$ torque margin of §3.3 was never pushed toward a time-optimal maneuver).</w:t>
       </w:r>
     </w:p>
-    <w:bookmarkEnd w:id="89"/>
-    <w:bookmarkEnd w:id="90"/>
-    <w:bookmarkStart w:id="91" w:name="X201fb74f60488a7e0ab8f9a959f4e946b7a95cb"/>
+    <w:bookmarkEnd w:id="92"/>
+    <w:bookmarkEnd w:id="93"/>
+    <w:bookmarkStart w:id="94" w:name="X201fb74f60488a7e0ab8f9a959f4e946b7a95cb"/>
     <w:p>
       <w:pPr>
         <w:pStyle w:val="Heading2"/>
@@ -11912,8 +11987,8 @@
         <w:t xml:space="preserve">) can calm motion but can never pump it.</w:t>
       </w:r>
     </w:p>
-    <w:bookmarkEnd w:id="91"/>
-    <w:bookmarkStart w:id="92" w:name="conclusion"/>
+    <w:bookmarkEnd w:id="94"/>
+    <w:bookmarkStart w:id="95" w:name="conclusion"/>
     <w:p>
       <w:pPr>
         <w:pStyle w:val="Heading2"/>
@@ -11930,8 +12005,8 @@
         <w:t xml:space="preserve">Simulated end-to-end validation demonstrates that tri-pedal directional hopping with reaction-wheel stabilization is a viable locomotion and sampling strategy for microgravity rubble piles. A three-agent SpaceHopper swarm autonomously allocates scientific targets by market auction, traverses by multi-metre stabilized directional hops with single-degree heading fidelity, lands, self-rights when required, and samples — with every subsystem claim in this paper backed by live telemetry rather than design intent. The four ground-operations laws of §8, together with the quantified launch-versus-landing damping tradeoff of §3.4.1, constitute the platform’s principal transferable contribution to small-body robotics; a series-elastic launch mechanism and hardware-in-the-loop validation are the natural next steps toward flight.</w:t>
       </w:r>
     </w:p>
-    <w:bookmarkEnd w:id="92"/>
-    <w:bookmarkStart w:id="93" w:name="acknowledgment"/>
+    <w:bookmarkEnd w:id="95"/>
+    <w:bookmarkStart w:id="96" w:name="acknowledgment"/>
     <w:p>
       <w:pPr>
         <w:pStyle w:val="Heading2"/>
@@ -11948,8 +12023,8 @@
         <w:t xml:space="preserve">The authors thank Professor Suresh Balakrishnan for his guidance and support throughout the development of this work.</w:t>
       </w:r>
     </w:p>
-    <w:bookmarkEnd w:id="93"/>
-    <w:bookmarkStart w:id="94" w:name="references"/>
+    <w:bookmarkEnd w:id="96"/>
+    <w:bookmarkStart w:id="97" w:name="references"/>
     <w:p>
       <w:pPr>
         <w:pStyle w:val="Heading2"/>
@@ -13000,8 +13075,8 @@
         <w:t xml:space="preserve">, vol. 115, pp. 130–142, 2019.</w:t>
       </w:r>
     </w:p>
-    <w:bookmarkEnd w:id="94"/>
-    <w:bookmarkEnd w:id="95"/>
+    <w:bookmarkEnd w:id="97"/>
+    <w:bookmarkEnd w:id="98"/>
     <w:sectPr/>
   </w:body>
 </w:document>

--- a/docs/word/spacehopper_word.docx
+++ b/docs/word/spacehopper_word.docx
@@ -78,6 +78,16 @@
           <v:rect style="width:0;height:1.5pt" o:hralign="center" o:hrstd="t" o:hr="t"/>
         </w:pict>
       </w:r>
+    </w:p>
+    <w:p>
+      <w:pPr>
+        <w:sectPr>
+          <w:type w:val="continuous"/>
+          <w:pgSz w:w="12240" w:h="15840"/>
+          <w:pgMar w:top="1080" w:right="1080" w:bottom="1080" w:left="1080" w:header="720" w:footer="720" w:gutter="0"/>
+          <w:cols w:num="1"/>
+        </w:sectPr>
+      </w:pPr>
     </w:p>
     <w:bookmarkStart w:id="20" w:name="introduction"/>
     <w:p>
@@ -559,6 +569,16 @@
       <w:r>
         <w:t xml:space="preserve">The SpaceHopper is a compact, 2.50 kg tri-pedal robot whose mass distribution keeps the center of gravity close to the chassis’s geometric centroid, broken down by subsystem in Table I:</w:t>
       </w:r>
+    </w:p>
+    <w:p>
+      <w:pPr>
+        <w:sectPr>
+          <w:type w:val="continuous"/>
+          <w:pgSz w:w="12240" w:h="15840"/>
+          <w:pgMar w:top="1080" w:right="1080" w:bottom="1080" w:left="1080" w:header="720" w:footer="720" w:gutter="0"/>
+          <w:cols w:num="2" w:space="288"/>
+        </w:sectPr>
+      </w:pPr>
     </w:p>
     <w:p>
       <w:pPr>
@@ -1078,6 +1098,16 @@
     </w:tbl>
     <w:p>
       <w:pPr>
+        <w:sectPr>
+          <w:type w:val="continuous"/>
+          <w:pgSz w:w="12240" w:h="15840"/>
+          <w:pgMar w:top="1080" w:right="1080" w:bottom="1080" w:left="1080" w:header="720" w:footer="720" w:gutter="0"/>
+          <w:cols w:num="1"/>
+        </w:sectPr>
+      </w:pPr>
+    </w:p>
+    <w:p>
+      <w:pPr>
         <w:pStyle w:val="BodyText"/>
       </w:pPr>
       <w:r>
@@ -6730,6 +6760,16 @@
     </w:p>
     <w:p>
       <w:pPr>
+        <w:sectPr>
+          <w:type w:val="continuous"/>
+          <w:pgSz w:w="12240" w:h="15840"/>
+          <w:pgMar w:top="1080" w:right="1080" w:bottom="1080" w:left="1080" w:header="720" w:footer="720" w:gutter="0"/>
+          <w:cols w:num="2" w:space="288"/>
+        </w:sectPr>
+      </w:pPr>
+    </w:p>
+    <w:p>
+      <w:pPr>
         <w:pStyle w:val="BodyText"/>
       </w:pPr>
       <w:r>
@@ -6960,6 +7000,16 @@
     </w:tbl>
     <w:p>
       <w:pPr>
+        <w:sectPr>
+          <w:type w:val="continuous"/>
+          <w:pgSz w:w="12240" w:h="15840"/>
+          <w:pgMar w:top="1080" w:right="1080" w:bottom="1080" w:left="1080" w:header="720" w:footer="720" w:gutter="0"/>
+          <w:cols w:num="1"/>
+        </w:sectPr>
+      </w:pPr>
+    </w:p>
+    <w:p>
+      <w:pPr>
         <w:pStyle w:val="BodyText"/>
       </w:pPr>
       <w:r>
@@ -7005,6 +7055,16 @@
       <w:r>
         <w:t xml:space="preserve">The deployed solution places dissipation where phase lag cannot exist: passive joint damping in the mechanism itself. Because the same joint-damping coefficient governs both phases, a sweep over its value measured the launch/landing tradeoff directly (Table III): higher damping costs launch push-off speed but improves landing bounce decay.</w:t>
       </w:r>
+    </w:p>
+    <w:p>
+      <w:pPr>
+        <w:sectPr>
+          <w:type w:val="continuous"/>
+          <w:pgSz w:w="12240" w:h="15840"/>
+          <w:pgMar w:top="1080" w:right="1080" w:bottom="1080" w:left="1080" w:header="720" w:footer="720" w:gutter="0"/>
+          <w:cols w:num="2" w:space="288"/>
+        </w:sectPr>
+      </w:pPr>
     </w:p>
     <w:p>
       <w:pPr>
@@ -7209,6 +7269,16 @@
     </w:tbl>
     <w:p>
       <w:pPr>
+        <w:sectPr>
+          <w:type w:val="continuous"/>
+          <w:pgSz w:w="12240" w:h="15840"/>
+          <w:pgMar w:top="1080" w:right="1080" w:bottom="1080" w:left="1080" w:header="720" w:footer="720" w:gutter="0"/>
+          <w:cols w:num="1"/>
+        </w:sectPr>
+      </w:pPr>
+    </w:p>
+    <w:p>
+      <w:pPr>
         <w:pStyle w:val="BodyText"/>
       </w:pPr>
       <w:r>
@@ -7434,6 +7504,16 @@
       <w:r>
         <w:t xml:space="preserve">on the same timescale: at the sim’s deployed role rates (0.05–0.15%/2 s tick, §4.3) a full discharge takes on the order of 20–70 minutes of sim time, whereas the watt-level estimate below implies ~10.5 h of real endurance — the sim drain is intentionally accelerated by roughly an order of magnitude so that battery-reserve gating and the RECHARGE role are actually exercised within a short demonstration run, rather than being a physical power model. Table IV below is the physical estimate: it sizes the pack against plausible subsystem draws for the hardware of §3. Powered by a 37.0 Wh space-grade lithium-ion pack:</w:t>
       </w:r>
+    </w:p>
+    <w:p>
+      <w:pPr>
+        <w:sectPr>
+          <w:type w:val="continuous"/>
+          <w:pgSz w:w="12240" w:h="15840"/>
+          <w:pgMar w:top="1080" w:right="1080" w:bottom="1080" w:left="1080" w:header="720" w:footer="720" w:gutter="0"/>
+          <w:cols w:num="2" w:space="288"/>
+        </w:sectPr>
+      </w:pPr>
     </w:p>
     <w:p>
       <w:pPr>
@@ -7791,6 +7871,16 @@
     </w:tbl>
     <w:p>
       <w:pPr>
+        <w:sectPr>
+          <w:type w:val="continuous"/>
+          <w:pgSz w:w="12240" w:h="15840"/>
+          <w:pgMar w:top="1080" w:right="1080" w:bottom="1080" w:left="1080" w:header="720" w:footer="720" w:gutter="0"/>
+          <w:cols w:num="1"/>
+        </w:sectPr>
+      </w:pPr>
+    </w:p>
+    <w:p>
+      <w:pPr>
         <w:pStyle w:val="BodyText"/>
       </w:pPr>
       <w:r>
@@ -13077,7 +13167,11 @@
     </w:p>
     <w:bookmarkEnd w:id="97"/>
     <w:bookmarkEnd w:id="98"/>
-    <w:sectPr/>
+    <w:sectPr>
+      <w:pgSz w:w="12240" w:h="15840"/>
+      <w:pgMar w:top="1080" w:right="1080" w:bottom="1080" w:left="1080" w:header="720" w:footer="720" w:gutter="0"/>
+      <w:cols w:num="2" w:space="288"/>
+    </w:sectPr>
   </w:body>
 </w:document>
 </file>

--- a/docs/word/spacehopper_word.docx
+++ b/docs/word/spacehopper_word.docx
@@ -2,7 +2,7 @@
 <file path=word/document.xml><?xml version="1.0" encoding="utf-8"?>
 <w:document xmlns:w="http://schemas.openxmlformats.org/wordprocessingml/2006/main" xmlns:m="http://schemas.openxmlformats.org/officeDocument/2006/math" xmlns:r="http://schemas.openxmlformats.org/officeDocument/2006/relationships" xmlns:o="urn:schemas-microsoft-com:office:office" xmlns:v="urn:schemas-microsoft-com:vml" xmlns:w10="urn:schemas-microsoft-com:office:word" xmlns:a="http://schemas.openxmlformats.org/drawingml/2006/main" xmlns:pic="http://schemas.openxmlformats.org/drawingml/2006/picture" xmlns:wp="http://schemas.openxmlformats.org/drawingml/2006/wordprocessingDrawing">
   <w:body>
-    <w:bookmarkStart w:id="98" w:name="X517b4d4efe960c9a60d6afb48cba2e54859ea29"/>
+    <w:bookmarkStart w:id="101" w:name="X517b4d4efe960c9a60d6afb48cba2e54859ea29"/>
     <w:p>
       <w:pPr>
         <w:pStyle w:val="Heading1"/>
@@ -69,7 +69,28 @@
         <w:t xml:space="preserve"> </w:t>
       </w:r>
       <w:r>
-        <w:t xml:space="preserve">— NEO: Near-Earth Object; RW: Reaction Wheel; SoC: Battery State of Charge; DART: Dynamic Animation and Robotics Toolkit (physics backend); ROS: Robot Operating System; UHF: Ultra-High Frequency; BMS: Battery Management System; PID: Proportional–Integral–Derivative; CFRP: Carbon-Fiber-Reinforced Polymer; MLI: Multi-Layer Insulation.</w:t>
+        <w:t xml:space="preserve">— NEO: Near-Earth Object; RW: Reaction Wheel; SoC: Battery State of Charge; DART: Dynamic Animation and Robotics Toolkit (physics backend); ROS: Robot Operating System; UHF: Ultra-High Frequency; BMS: Battery Management System; PID: Proportional–Integral–Derivative; CFRP: Carbon-Fiber-Reinforced Polymer; MLI: Multi-Layer Insulation; V</w:t>
+      </w:r>
+      <w:r>
+        <w:t xml:space="preserve">GAIN</w:t>
+      </w:r>
+      <w:r>
+        <w:t xml:space="preserve">: empirically-fitted launch-ramp gain (units of length) that sets stroke-ramp duration from requested separation velocity, T = V</w:t>
+      </w:r>
+      <w:r>
+        <w:t xml:space="preserve">GAIN</w:t>
+      </w:r>
+      <w:r>
+        <w:t xml:space="preserve">/v</w:t>
+      </w:r>
+      <w:r>
+        <w:t xml:space="preserve">req</w:t>
+      </w:r>
+      <w:r>
+        <w:t xml:space="preserve"> </w:t>
+      </w:r>
+      <w:r>
+        <w:t xml:space="preserve">(defined in §3.1).</w:t>
       </w:r>
     </w:p>
     <w:p>
@@ -263,7 +284,7 @@
       <w:r>
         <w:drawing>
           <wp:inline>
-            <wp:extent cx="5334000" cy="5334000"/>
+            <wp:extent cx="2834640" cy="2834640"/>
             <wp:effectExtent b="0" l="0" r="0" t="0"/>
             <wp:docPr descr="Terrain heightmap" title="" id="22" name="Picture"/>
             <a:graphic>
@@ -284,7 +305,7 @@
                   <pic:spPr bwMode="auto">
                     <a:xfrm>
                       <a:off x="0" y="0"/>
-                      <a:ext cx="5334000" cy="5334000"/>
+                      <a:ext cx="2834640" cy="2834640"/>
                     </a:xfrm>
                     <a:prstGeom prst="rect">
                       <a:avLst/>
@@ -348,7 +369,7 @@
       <w:r>
         <w:drawing>
           <wp:inline>
-            <wp:extent cx="5334000" cy="4494000"/>
+            <wp:extent cx="2834640" cy="2388240"/>
             <wp:effectExtent b="0" l="0" r="0" t="0"/>
             <wp:docPr descr="Simulated environment" title="" id="26" name="Picture"/>
             <a:graphic>
@@ -369,7 +390,7 @@
                   <pic:spPr bwMode="auto">
                     <a:xfrm>
                       <a:off x="0" y="0"/>
-                      <a:ext cx="5334000" cy="4494000"/>
+                      <a:ext cx="2834640" cy="2388240"/>
                     </a:xfrm>
                     <a:prstGeom prst="rect">
                       <a:avLst/>
@@ -433,7 +454,7 @@
       <w:r>
         <w:drawing>
           <wp:inline>
-            <wp:extent cx="5334000" cy="6907007"/>
+            <wp:extent cx="2834640" cy="3307080"/>
             <wp:effectExtent b="0" l="0" r="0" t="0"/>
             <wp:docPr descr="diagram" title="" id="30" name="Picture"/>
             <a:graphic>
@@ -454,7 +475,7 @@
                   <pic:spPr bwMode="auto">
                     <a:xfrm>
                       <a:off x="0" y="0"/>
-                      <a:ext cx="5334000" cy="6907007"/>
+                      <a:ext cx="2834640" cy="3307080"/>
                     </a:xfrm>
                     <a:prstGeom prst="rect">
                       <a:avLst/>
@@ -553,7 +574,7 @@
     </w:p>
     <w:bookmarkEnd w:id="32"/>
     <w:bookmarkEnd w:id="33"/>
-    <w:bookmarkStart w:id="65" w:name="system-design"/>
+    <w:bookmarkStart w:id="68" w:name="system-design"/>
     <w:p>
       <w:pPr>
         <w:pStyle w:val="Heading2"/>
@@ -569,16 +590,6 @@
       <w:r>
         <w:t xml:space="preserve">The SpaceHopper is a compact, 2.50 kg tri-pedal robot whose mass distribution keeps the center of gravity close to the chassis’s geometric centroid, broken down by subsystem in Table I:</w:t>
       </w:r>
-    </w:p>
-    <w:p>
-      <w:pPr>
-        <w:sectPr>
-          <w:type w:val="continuous"/>
-          <w:pgSz w:w="12240" w:h="15840"/>
-          <w:pgMar w:top="1080" w:right="1080" w:bottom="1080" w:left="1080" w:header="720" w:footer="720" w:gutter="0"/>
-          <w:cols w:num="2" w:space="288"/>
-        </w:sectPr>
-      </w:pPr>
     </w:p>
     <w:p>
       <w:pPr>
@@ -601,10 +612,10 @@
         <w:tblLayout w:type="fixed"/>
       </w:tblPr>
       <w:tblGrid>
-        <w:gridCol w:w="1980"/>
-        <w:gridCol w:w="1980"/>
-        <w:gridCol w:w="1980"/>
-        <w:gridCol w:w="1980"/>
+        <w:gridCol w:w="2059"/>
+        <w:gridCol w:w="2851"/>
+        <w:gridCol w:w="1267"/>
+        <w:gridCol w:w="1742"/>
       </w:tblGrid>
       <w:tr>
         <w:trPr>
@@ -1098,16 +1109,6 @@
     </w:tbl>
     <w:p>
       <w:pPr>
-        <w:sectPr>
-          <w:type w:val="continuous"/>
-          <w:pgSz w:w="12240" w:h="15840"/>
-          <w:pgMar w:top="1080" w:right="1080" w:bottom="1080" w:left="1080" w:header="720" w:footer="720" w:gutter="0"/>
-          <w:cols w:num="1"/>
-        </w:sectPr>
-      </w:pPr>
-    </w:p>
-    <w:p>
-      <w:pPr>
         <w:pStyle w:val="BodyText"/>
       </w:pPr>
       <w:r>
@@ -1121,7 +1122,7 @@
       <w:r>
         <w:drawing>
           <wp:inline>
-            <wp:extent cx="5334000" cy="4494000"/>
+            <wp:extent cx="2834640" cy="2388240"/>
             <wp:effectExtent b="0" l="0" r="0" t="0"/>
             <wp:docPr descr="The SpaceHopper model" title="" id="35" name="Picture"/>
             <a:graphic>
@@ -1142,7 +1143,7 @@
                   <pic:spPr bwMode="auto">
                     <a:xfrm>
                       <a:off x="0" y="0"/>
-                      <a:ext cx="5334000" cy="4494000"/>
+                      <a:ext cx="2834640" cy="2388240"/>
                     </a:xfrm>
                     <a:prstGeom prst="rect">
                       <a:avLst/>
@@ -1181,7 +1182,7 @@
         <w:t xml:space="preserve">Figure 4: The SpaceHopper model — face-on view showing the stereo hazard cameras and navigation camera, UHF antenna, solar array, and the tri-pedal articulated legs with spherical feet.</w:t>
       </w:r>
     </w:p>
-    <w:bookmarkStart w:id="42" w:name="jumping-dynamics"/>
+    <w:bookmarkStart w:id="45" w:name="jumping-dynamics"/>
     <w:p>
       <w:pPr>
         <w:pStyle w:val="Heading3"/>
@@ -1467,7 +1468,7 @@
         <w:t xml:space="preserve"> </w:t>
       </w:r>
       <w:r>
-        <w:t xml:space="preserve">m — a round-number approximation of crouch-to-extension vertical travel used only to size this illustrative energy budget, not a precisely defined or currently-referenced constant in the deployed code (the actual launch model, below, is parameterized by the empirically fitted</w:t>
+        <w:t xml:space="preserve">m — a round-number approximation of crouch-to-extension vertical travel used only to size this illustrative energy budget, not a precisely defined or currently-referenced constant in the deployed code (the actual launch model is instead parameterized by the empirically-fitted launch-ramp gain</w:t>
       </w:r>
       <w:r>
         <w:t xml:space="preserve"> </w:t>
@@ -1496,10 +1497,7 @@
         </m:sSub>
       </m:oMath>
       <w:r>
-        <w:t xml:space="preserve"> </w:t>
-      </w:r>
-      <w:r>
-        <w:t xml:space="preserve">instead, which plays a related but distinct role) — a mean thrust of only</w:t>
+        <w:t xml:space="preserve">, defined and derived just below, which plays a related but distinct role) — a mean thrust of only</w:t>
       </w:r>
       <w:r>
         <w:t xml:space="preserve"> </w:t>
@@ -2460,41 +2458,7 @@
         <w:t xml:space="preserve"> </w:t>
       </w:r>
       <w:r>
-        <w:t xml:space="preserve">was the subject of a dedicated calibration investigation for this paper, instrumenting odometry-derived body velocity directly (rather than inferring it indirectly from touchdown position and time, which proved too noisy over the irregular terrain mesh to fit at all: two near-identical commanded ramp durations produced apparent delivered-velocity ratios of 0.52 and 1.20 by that method). Direct measurement uncovered two distinct, compounding effects, one an outright bug that was found and fixed, one a real physical characteristic of the simulated launch that was measured and reported rather than papered over.</w:t>
-      </w:r>
-    </w:p>
-    <w:p>
-      <w:pPr>
-        <w:pStyle w:val="BodyText"/>
-      </w:pPr>
-      <w:r>
-        <w:t xml:space="preserve">First, a genuine bug, since fixed: the launch state machine’s keep-awake mechanism (a periodic in-place pose</w:t>
-      </w:r>
-      <w:r>
-        <w:t xml:space="preserve"> </w:t>
-      </w:r>
-      <w:r>
-        <w:t xml:space="preserve">“</w:t>
-      </w:r>
-      <w:r>
-        <w:t xml:space="preserve">nudge,</w:t>
-      </w:r>
-      <w:r>
-        <w:t xml:space="preserve">”</w:t>
-      </w:r>
-      <w:r>
-        <w:t xml:space="preserve"> </w:t>
-      </w:r>
-      <w:r>
-        <w:t xml:space="preserve">needed because the physics engine sleeps a quiescent model regardless of joint commands) could fire mid-ramp, after real separation velocity had already begun building, and its pose-teleport implementation zeroed the body’s velocity as a side effect — producing spurious, non-deterministic velocity variation on otherwise identical commands. Gating the wake call on genuine physical quiescence rather than a fixed timer resolved it, so it no longer fires once the stroke has real momentum to lose. The measurements below are all taken after this fix.</w:t>
-      </w:r>
-    </w:p>
-    <w:p>
-      <w:pPr>
-        <w:pStyle w:val="BodyText"/>
-      </w:pPr>
-      <w:r>
-        <w:t xml:space="preserve">Second, a real and separately characterized effect: even after that fix, the body frequently fails to separate cleanly at the nominal end of the launch stroke. It tips during the post-separation hold and drags a leg across the irregular, boulder-strewn terrain mesh — sometimes for as long as 90 s — before reaching genuine constant-velocity ballistic flight. This was measured directly via odometry, waiting for the velocity vector to hold steady (three consecutive 2 s samples within 5% magnitude and 0.995 cosine similarity) before trusting a reading, and discarding any hop that never stabilized within a 90 s window. Across</w:t>
+        <w:t xml:space="preserve">was the subject of a dedicated calibration investigation for this paper, instrumenting odometry-derived body velocity directly (rather than inferring it indirectly from touchdown position and time, which proved too noisy over the irregular terrain mesh to fit at all: two near-identical commanded ramp durations produced apparent delivered-velocity ratios of 0.52 and 1.20 by that method). Direct measurement uncovered a real physical characteristic of the simulated launch, measured and reported here rather than papered over: the body frequently fails to separate cleanly at the nominal end of the launch stroke. It tips during the post-separation hold and drags a leg across the irregular, boulder-strewn terrain mesh — sometimes for as long as 90 s — before reaching genuine constant-velocity ballistic flight. This was measured directly via odometry, waiting for the velocity vector to hold steady (three consecutive 2 s samples within 5% magnitude and 0.995 cosine similarity) before trusting a reading, and discarding any hop that never stabilized within a 90 s window. Across</w:t>
       </w:r>
       <w:r>
         <w:t xml:space="preserve"> </w:t>
@@ -2797,7 +2761,7 @@
         <w:t xml:space="preserve"> </w:t>
       </w:r>
       <w:r>
-        <w:t xml:space="preserve">(commanded azimuth −56°, measured −55°) over a clean ~20-minute ballistic arc, launched from a fully settled upright stance and confirmed landed without a false trigger. The launch-torque asymmetry introduced by the lean is bounded and removed within seconds of separation by the attitude controller (§3.2). Fig. 5 shows a scout mid-hop under this stack.</w:t>
+        <w:t xml:space="preserve">(commanded azimuth −56°, measured −55°) over a clean ~20-minute ballistic arc, launched from a fully settled upright stance and confirmed landed without a false trigger. The launch-torque asymmetry introduced by the lean is bounded and removed within seconds of separation by the attitude controller (§3.2). Fig. 5 illustrates the lean-and-thrust-tilt mechanism schematically; Fig. 6 shows a scout mid-hop under this stack.</w:t>
       </w:r>
     </w:p>
     <w:p>
@@ -2807,14 +2771,14 @@
       <w:r>
         <w:drawing>
           <wp:inline>
-            <wp:extent cx="5334000" cy="4494000"/>
+            <wp:extent cx="2834640" cy="2102092"/>
             <wp:effectExtent b="0" l="0" r="0" t="0"/>
-            <wp:docPr descr="Directional hop in flight" title="" id="38" name="Picture"/>
+            <wp:docPr descr="Directional hopping thrust-vector schematic" title="" id="38" name="Picture"/>
             <a:graphic>
               <a:graphicData uri="http://schemas.openxmlformats.org/drawingml/2006/picture">
                 <pic:pic>
                   <pic:nvPicPr>
-                    <pic:cNvPr descr="fig_hop_flight.png" id="39" name="Picture"/>
+                    <pic:cNvPr descr="directional_hop_sketch.png" id="39" name="Picture"/>
                     <pic:cNvPicPr>
                       <a:picLocks noChangeArrowheads="1" noChangeAspect="1"/>
                     </pic:cNvPicPr>
@@ -2828,7 +2792,7 @@
                   <pic:spPr bwMode="auto">
                     <a:xfrm>
                       <a:off x="0" y="0"/>
-                      <a:ext cx="5334000" cy="4494000"/>
+                      <a:ext cx="2834640" cy="2102092"/>
                     </a:xfrm>
                     <a:prstGeom prst="rect">
                       <a:avLst/>
@@ -2852,7 +2816,7 @@
         <w:pStyle w:val="ImageCaption"/>
       </w:pPr>
       <w:r>
-        <w:t xml:space="preserve">Directional hop in flight</w:t>
+        <w:t xml:space="preserve">Directional hopping thrust-vector schematic</w:t>
       </w:r>
     </w:p>
     <w:p>
@@ -2864,10 +2828,77 @@
           <w:iCs/>
           <w:i/>
         </w:rPr>
-        <w:t xml:space="preserve">Figure 5: A scout mid-hop. The forward lean is visible in the body attitude; the shadow on the regolith below shows the altitude gained within seconds of the stroke.</w:t>
-      </w:r>
-    </w:p>
-    <w:bookmarkStart w:id="40" w:name="escape-velocity-margin-and-containment"/>
+        <w:t xml:space="preserve">Figure 5: Directional hopping schematic — the leaned crouch tilts the launch thrust vector off vertical, splitting delta-v into a vertical (height) and horizontal (ground-range) component, aimed by reaction-wheel yaw-hold.</w:t>
+      </w:r>
+    </w:p>
+    <w:p>
+      <w:pPr>
+        <w:pStyle w:val="CaptionedFigure"/>
+      </w:pPr>
+      <w:r>
+        <w:drawing>
+          <wp:inline>
+            <wp:extent cx="2834640" cy="2388240"/>
+            <wp:effectExtent b="0" l="0" r="0" t="0"/>
+            <wp:docPr descr="Directional hop in flight" title="" id="41" name="Picture"/>
+            <a:graphic>
+              <a:graphicData uri="http://schemas.openxmlformats.org/drawingml/2006/picture">
+                <pic:pic>
+                  <pic:nvPicPr>
+                    <pic:cNvPr descr="fig_hop_flight.png" id="42" name="Picture"/>
+                    <pic:cNvPicPr>
+                      <a:picLocks noChangeArrowheads="1" noChangeAspect="1"/>
+                    </pic:cNvPicPr>
+                  </pic:nvPicPr>
+                  <pic:blipFill>
+                    <a:blip r:embed="rId40"/>
+                    <a:stretch>
+                      <a:fillRect/>
+                    </a:stretch>
+                  </pic:blipFill>
+                  <pic:spPr bwMode="auto">
+                    <a:xfrm>
+                      <a:off x="0" y="0"/>
+                      <a:ext cx="2834640" cy="2388240"/>
+                    </a:xfrm>
+                    <a:prstGeom prst="rect">
+                      <a:avLst/>
+                    </a:prstGeom>
+                    <a:noFill/>
+                    <a:ln w="9525">
+                      <a:noFill/>
+                      <a:headEnd/>
+                      <a:tailEnd/>
+                    </a:ln>
+                  </pic:spPr>
+                </pic:pic>
+              </a:graphicData>
+            </a:graphic>
+          </wp:inline>
+        </w:drawing>
+      </w:r>
+    </w:p>
+    <w:p>
+      <w:pPr>
+        <w:pStyle w:val="ImageCaption"/>
+      </w:pPr>
+      <w:r>
+        <w:t xml:space="preserve">Directional hop in flight</w:t>
+      </w:r>
+    </w:p>
+    <w:p>
+      <w:pPr>
+        <w:pStyle w:val="BodyText"/>
+      </w:pPr>
+      <w:r>
+        <w:rPr>
+          <w:iCs/>
+          <w:i/>
+        </w:rPr>
+        <w:t xml:space="preserve">Figure 6: A scout mid-hop. The forward lean is visible in the body attitude; the shadow on the regolith below shows the altitude gained within seconds of the stroke.</w:t>
+      </w:r>
+    </w:p>
+    <w:bookmarkStart w:id="43" w:name="escape-velocity-margin-and-containment"/>
     <w:p>
       <w:pPr>
         <w:pStyle w:val="Heading4"/>
@@ -3408,8 +3439,8 @@
         <w:t xml:space="preserve">. Because the amplitude-to-velocity mapping is empirically calibrated rather than closed-form, the simulation additionally encloses the terrain in collision-only boundary walls and a 100 m ceiling, providing hard containment independent of calibration accuracy.</w:t>
       </w:r>
     </w:p>
-    <w:bookmarkEnd w:id="40"/>
-    <w:bookmarkStart w:id="41" w:name="reaction-force-at-the-feet"/>
+    <w:bookmarkEnd w:id="43"/>
+    <w:bookmarkStart w:id="44" w:name="reaction-force-at-the-feet"/>
     <w:p>
       <w:pPr>
         <w:pStyle w:val="Heading4"/>
@@ -4089,9 +4120,9 @@
         <w:t xml:space="preserve">N peak landing impact) is itself the practical argument for §3.4.1’s passive-damping design: an actively-controlled compliance scheme has to track a reaction force spanning three orders of magnitude in real time with zero phase lag to avoid adding energy at the top of that range, which is precisely the failure mode measured and rejected in §3.4.1.</w:t>
       </w:r>
     </w:p>
-    <w:bookmarkEnd w:id="41"/>
-    <w:bookmarkEnd w:id="42"/>
-    <w:bookmarkStart w:id="46" w:name="in-flight-attitude-control"/>
+    <w:bookmarkEnd w:id="44"/>
+    <w:bookmarkEnd w:id="45"/>
+    <w:bookmarkStart w:id="49" w:name="in-flight-attitude-control"/>
     <w:p>
       <w:pPr>
         <w:pStyle w:val="Heading3"/>
@@ -4499,20 +4530,20 @@
       <w:r>
         <w:drawing>
           <wp:inline>
-            <wp:extent cx="5334000" cy="3456125"/>
+            <wp:extent cx="2834640" cy="2802201"/>
             <wp:effectExtent b="0" l="0" r="0" t="0"/>
-            <wp:docPr descr="Reaction-wheel layout and moment-of-inertia axes" title="" id="44" name="Picture"/>
+            <wp:docPr descr="Reaction-wheel layout and moment-of-inertia axes" title="" id="47" name="Picture"/>
             <a:graphic>
               <a:graphicData uri="http://schemas.openxmlformats.org/drawingml/2006/picture">
                 <pic:pic>
                   <pic:nvPicPr>
-                    <pic:cNvPr descr="reaction_wheel_moi_sketch.png" id="45" name="Picture"/>
+                    <pic:cNvPr descr="reaction_wheel_moi_sketch.png" id="48" name="Picture"/>
                     <pic:cNvPicPr>
                       <a:picLocks noChangeArrowheads="1" noChangeAspect="1"/>
                     </pic:cNvPicPr>
                   </pic:nvPicPr>
                   <pic:blipFill>
-                    <a:blip r:embed="rId43"/>
+                    <a:blip r:embed="rId46"/>
                     <a:stretch>
                       <a:fillRect/>
                     </a:stretch>
@@ -4520,7 +4551,7 @@
                   <pic:spPr bwMode="auto">
                     <a:xfrm>
                       <a:off x="0" y="0"/>
-                      <a:ext cx="5334000" cy="3456125"/>
+                      <a:ext cx="2834640" cy="2802201"/>
                     </a:xfrm>
                     <a:prstGeom prst="rect">
                       <a:avLst/>
@@ -4556,7 +4587,7 @@
           <w:iCs/>
           <w:i/>
         </w:rPr>
-        <w:t xml:space="preserve">Figure 6: Reaction-wheel layout and moment-of-inertia axes (schematic sketch, not to scale; not a CAD render).</w:t>
+        <w:t xml:space="preserve">Figure 7: Reaction-wheel layout and moment-of-inertia axes, isometric 3D sketch (not to scale; not a CAD render).</w:t>
       </w:r>
     </w:p>
     <w:p>
@@ -5161,30 +5192,10 @@
           </m:r>
           <m:r>
             <m:rPr>
+              <m:nor/>
               <m:sty m:val="p"/>
             </m:rPr>
-            <m:t>c</m:t>
-          </m:r>
-          <m:r>
-            <m:rPr>
-              <m:sty m:val="p"/>
-            </m:rPr>
-            <m:t>l</m:t>
-          </m:r>
-          <m:r>
-            <m:rPr>
-              <m:sty m:val="p"/>
-            </m:rPr>
-            <m:t>i</m:t>
-          </m:r>
-          <m:r>
-            <m:rPr>
-              <m:sty m:val="p"/>
-            </m:rPr>
-            <m:t>p</m:t>
-          </m:r>
-          <m:r>
-            <m:t>​</m:t>
+            <m:t>clip</m:t>
           </m:r>
           <m:d>
             <m:dPr>
@@ -5284,14 +5295,40 @@
             </m:e>
           </m:d>
           <m:r>
-            <m:rPr>
-              <m:sty m:val="p"/>
-            </m:rPr>
-            <m:t>,</m:t>
-          </m:r>
-          <m:r>
             <m:t>  </m:t>
           </m:r>
+          <m:d>
+            <m:dPr>
+              <m:begChr m:val="("/>
+              <m:endChr m:val=")"/>
+              <m:sepChr m:val=""/>
+              <m:grow/>
+            </m:dPr>
+            <m:e>
+              <m:r>
+                <m:t>5</m:t>
+              </m:r>
+              <m:r>
+                <m:rPr>
+                  <m:nor/>
+                  <m:sty m:val="p"/>
+                </m:rPr>
+                <m:t>a</m:t>
+              </m:r>
+            </m:e>
+          </m:d>
+        </m:oMath>
+      </m:oMathPara>
+    </w:p>
+    <w:p>
+      <w:pPr>
+        <w:pStyle w:val="FirstParagraph"/>
+      </w:pPr>
+      <m:oMathPara>
+        <m:oMathParaPr>
+          <m:jc m:val="center"/>
+        </m:oMathParaPr>
+        <m:oMath>
           <m:sSub>
             <m:e>
               <m:acc>
@@ -5387,12 +5424,6 @@
             </m:sub>
           </m:sSub>
           <m:r>
-            <m:rPr>
-              <m:sty m:val="p"/>
-            </m:rPr>
-            <m:t>,</m:t>
-          </m:r>
-          <m:r>
             <m:t>  </m:t>
           </m:r>
           <m:d>
@@ -5406,6 +5437,13 @@
               <m:r>
                 <m:t>5</m:t>
               </m:r>
+              <m:r>
+                <m:rPr>
+                  <m:nor/>
+                  <m:sty m:val="p"/>
+                </m:rPr>
+                <m:t>b</m:t>
+              </m:r>
             </m:e>
           </m:d>
         </m:oMath>
@@ -5713,8 +5751,8 @@
         <w:t xml:space="preserve">. Saturation by a single hop is therefore not credible; the windup path (persistent unreachable error) is closed by the deadband and the landed-state handoff.</w:t>
       </w:r>
     </w:p>
-    <w:bookmarkEnd w:id="46"/>
-    <w:bookmarkStart w:id="50" w:name="self-righting"/>
+    <w:bookmarkEnd w:id="49"/>
+    <w:bookmarkStart w:id="53" w:name="self-righting"/>
     <w:p>
       <w:pPr>
         <w:pStyle w:val="Heading3"/>
@@ -6117,20 +6155,20 @@
       <w:r>
         <w:drawing>
           <wp:inline>
-            <wp:extent cx="5334000" cy="4239846"/>
+            <wp:extent cx="2834640" cy="2253175"/>
             <wp:effectExtent b="0" l="0" r="0" t="0"/>
-            <wp:docPr descr="Tuck-then-deploy leg posture during self-righting" title="" id="48" name="Picture"/>
+            <wp:docPr descr="Tuck-then-deploy leg posture during self-righting" title="" id="51" name="Picture"/>
             <a:graphic>
               <a:graphicData uri="http://schemas.openxmlformats.org/drawingml/2006/picture">
                 <pic:pic>
                   <pic:nvPicPr>
-                    <pic:cNvPr descr="fig_tuck_deploy.png" id="49" name="Picture"/>
+                    <pic:cNvPr descr="fig_tuck_deploy.png" id="52" name="Picture"/>
                     <pic:cNvPicPr>
                       <a:picLocks noChangeArrowheads="1" noChangeAspect="1"/>
                     </pic:cNvPicPr>
                   </pic:nvPicPr>
                   <pic:blipFill>
-                    <a:blip r:embed="rId47"/>
+                    <a:blip r:embed="rId50"/>
                     <a:stretch>
                       <a:fillRect/>
                     </a:stretch>
@@ -6138,7 +6176,7 @@
                   <pic:spPr bwMode="auto">
                     <a:xfrm>
                       <a:off x="0" y="0"/>
-                      <a:ext cx="5334000" cy="4239846"/>
+                      <a:ext cx="2834640" cy="2253175"/>
                     </a:xfrm>
                     <a:prstGeom prst="rect">
                       <a:avLst/>
@@ -6174,7 +6212,7 @@
           <w:iCs/>
           <w:i/>
         </w:rPr>
-        <w:t xml:space="preserve">Figure 7: A scout mid-righting-roll: one leg tucked compact against the body while the other two remain extended — the transitional posture between the tucked (cylinder-roll) and re-deployed (upright-capture) phases described above.</w:t>
+        <w:t xml:space="preserve">Figure 8: A scout mid-righting-roll: one leg tucked compact against the body while the other two remain extended — the transitional posture between the tucked (cylinder-roll) and re-deployed (upright-capture) phases described above.</w:t>
       </w:r>
     </w:p>
     <w:p>
@@ -6209,8 +6247,8 @@
         <w:t xml:space="preserve">An earlier self-righting strategy used the legs themselves, not the reaction wheels, to lever the body upright: alternating phases of splaying the tripod and sweeping one leg pushed against the regolith to roll the chassis, similar to a person pushing an arm against the floor to sit up. This depended on the leg segments making extended, gripping contact with the terrain along their length. It was retired for two compounding reasons: first, when the leg collision geometry was later simplified to point-like foot spheres (needed elsewhere in the model), the legs lost any extended contact surface to push through, only a point contact remained; second, the joint damping introduced in §3.4 to eliminate landing-impact energy pumping also damped the fast sweep motion this strategy relied on. With its ground leverage gone and its sweep speed suppressed, the mechanism no longer had a physical basis to work, and self-righting was moved entirely to the reaction-wheel maneuver described above.</w:t>
       </w:r>
     </w:p>
-    <w:bookmarkEnd w:id="50"/>
-    <w:bookmarkStart w:id="64" w:name="landing-detection-and-ground-handling"/>
+    <w:bookmarkEnd w:id="53"/>
+    <w:bookmarkStart w:id="67" w:name="landing-detection-and-ground-handling"/>
     <w:p>
       <w:pPr>
         <w:pStyle w:val="Heading3"/>
@@ -6518,20 +6556,20 @@
       <w:r>
         <w:drawing>
           <wp:inline>
-            <wp:extent cx="5334000" cy="4327649"/>
+            <wp:extent cx="2834640" cy="2299836"/>
             <wp:effectExtent b="0" l="0" r="0" t="0"/>
-            <wp:docPr descr="Landing-detector bands schematic" title="" id="52" name="Picture"/>
+            <wp:docPr descr="Landing-detector bands schematic" title="" id="55" name="Picture"/>
             <a:graphic>
               <a:graphicData uri="http://schemas.openxmlformats.org/drawingml/2006/picture">
                 <pic:pic>
                   <pic:nvPicPr>
-                    <pic:cNvPr descr="landing_detector_bands_sketch.png" id="53" name="Picture"/>
+                    <pic:cNvPr descr="landing_detector_bands_sketch.png" id="56" name="Picture"/>
                     <pic:cNvPicPr>
                       <a:picLocks noChangeArrowheads="1" noChangeAspect="1"/>
                     </pic:cNvPicPr>
                   </pic:nvPicPr>
                   <pic:blipFill>
-                    <a:blip r:embed="rId51"/>
+                    <a:blip r:embed="rId54"/>
                     <a:stretch>
                       <a:fillRect/>
                     </a:stretch>
@@ -6539,7 +6577,7 @@
                   <pic:spPr bwMode="auto">
                     <a:xfrm>
                       <a:off x="0" y="0"/>
-                      <a:ext cx="5334000" cy="4327649"/>
+                      <a:ext cx="2834640" cy="2299836"/>
                     </a:xfrm>
                     <a:prstGeom prst="rect">
                       <a:avLst/>
@@ -6575,7 +6613,7 @@
           <w:iCs/>
           <w:i/>
         </w:rPr>
-        <w:t xml:space="preserve">Figure 8: Landing-detector bands referenced above — the contact-spike acceleration threshold and the apex-dwell/rest-window altitude bands (schematic, not measured telemetry).</w:t>
+        <w:t xml:space="preserve">Figure 9: Landing-detector bands referenced above — the contact-spike acceleration threshold and the apex-dwell/rest-window altitude bands (schematic, not measured telemetry).</w:t>
       </w:r>
     </w:p>
     <w:p>
@@ -6593,20 +6631,20 @@
       <w:r>
         <w:drawing>
           <wp:inline>
-            <wp:extent cx="5334000" cy="4494000"/>
+            <wp:extent cx="2834640" cy="2388240"/>
             <wp:effectExtent b="0" l="0" r="0" t="0"/>
-            <wp:docPr descr="Final descent over uneven terrain" title="" id="55" name="Picture"/>
+            <wp:docPr descr="Final descent over uneven terrain" title="" id="58" name="Picture"/>
             <a:graphic>
               <a:graphicData uri="http://schemas.openxmlformats.org/drawingml/2006/picture">
                 <pic:pic>
                   <pic:nvPicPr>
-                    <pic:cNvPr descr="fig_descent_terrain.png" id="56" name="Picture"/>
+                    <pic:cNvPr descr="fig_descent_terrain.png" id="59" name="Picture"/>
                     <pic:cNvPicPr>
                       <a:picLocks noChangeArrowheads="1" noChangeAspect="1"/>
                     </pic:cNvPicPr>
                   </pic:nvPicPr>
                   <pic:blipFill>
-                    <a:blip r:embed="rId54"/>
+                    <a:blip r:embed="rId57"/>
                     <a:stretch>
                       <a:fillRect/>
                     </a:stretch>
@@ -6614,7 +6652,7 @@
                   <pic:spPr bwMode="auto">
                     <a:xfrm>
                       <a:off x="0" y="0"/>
-                      <a:ext cx="5334000" cy="4494000"/>
+                      <a:ext cx="2834640" cy="2388240"/>
                     </a:xfrm>
                     <a:prstGeom prst="rect">
                       <a:avLst/>
@@ -6650,7 +6688,7 @@
           <w:iCs/>
           <w:i/>
         </w:rPr>
-        <w:t xml:space="preserve">Figure 9: Final descent over the ridged heightmap terrain — the antenna shadow on the regolith below marks the touchdown point the detector must confirm.</w:t>
+        <w:t xml:space="preserve">Figure 10: Final descent over the ridged heightmap terrain — the antenna shadow on the regolith below marks the touchdown point the detector must confirm.</w:t>
       </w:r>
     </w:p>
     <w:p>
@@ -6658,7 +6696,7 @@
         <w:pStyle w:val="BodyText"/>
       </w:pPr>
       <w:r>
-        <w:t xml:space="preserve">After confirmation, the legs simply hold their landing pose. No posture is commanded at or after touchdown — a design rule with an empirical basis (§3.4.1). The complete locomotion cycle, spanning both controllers, is shown in Fig. 10:</w:t>
+        <w:t xml:space="preserve">After confirmation, the legs simply hold their landing pose. No posture is commanded at or after touchdown — a design rule with an empirical basis (§3.4.1). The complete locomotion cycle, spanning both controllers, is shown in Fig. 11:</w:t>
       </w:r>
     </w:p>
     <w:p>
@@ -6668,20 +6706,20 @@
       <w:r>
         <w:drawing>
           <wp:inline>
-            <wp:extent cx="5334000" cy="6907007"/>
+            <wp:extent cx="2834640" cy="3670581"/>
             <wp:effectExtent b="0" l="0" r="0" t="0"/>
-            <wp:docPr descr="diagram" title="" id="58" name="Picture"/>
+            <wp:docPr descr="diagram" title="" id="61" name="Picture"/>
             <a:graphic>
               <a:graphicData uri="http://schemas.openxmlformats.org/drawingml/2006/picture">
                 <pic:pic>
                   <pic:nvPicPr>
-                    <pic:cNvPr descr="d2-1.png" id="59" name="Picture"/>
+                    <pic:cNvPr descr="d2-1.png" id="62" name="Picture"/>
                     <pic:cNvPicPr>
                       <a:picLocks noChangeArrowheads="1" noChangeAspect="1"/>
                     </pic:cNvPicPr>
                   </pic:nvPicPr>
                   <pic:blipFill>
-                    <a:blip r:embed="rId57"/>
+                    <a:blip r:embed="rId60"/>
                     <a:stretch>
                       <a:fillRect/>
                     </a:stretch>
@@ -6689,7 +6727,7 @@
                   <pic:spPr bwMode="auto">
                     <a:xfrm>
                       <a:off x="0" y="0"/>
-                      <a:ext cx="5334000" cy="6907007"/>
+                      <a:ext cx="2834640" cy="3670581"/>
                     </a:xfrm>
                     <a:prstGeom prst="rect">
                       <a:avLst/>
@@ -6725,10 +6763,10 @@
           <w:iCs/>
           <w:i/>
         </w:rPr>
-        <w:t xml:space="preserve">Figure 10: The hop–land–right cycle. Attitude control runs during FLIGHT (motion-gated), stands down during RIGHTING, and holds yaw only when grounded.</w:t>
-      </w:r>
-    </w:p>
-    <w:bookmarkStart w:id="63" w:name="Xcea73d35627087ad5396755296aa249b76f41a2"/>
+        <w:t xml:space="preserve">Figure 11: The hop–land–right cycle. Attitude control runs during FLIGHT (motion-gated), stands down during RIGHTING, and holds yaw only when grounded.</w:t>
+      </w:r>
+    </w:p>
+    <w:bookmarkStart w:id="66" w:name="Xcea73d35627087ad5396755296aa249b76f41a2"/>
     <w:p>
       <w:pPr>
         <w:pStyle w:val="Heading4"/>
@@ -6757,16 +6795,6 @@
       <w:r>
         <w:t xml:space="preserve">:</w:t>
       </w:r>
-    </w:p>
-    <w:p>
-      <w:pPr>
-        <w:sectPr>
-          <w:type w:val="continuous"/>
-          <w:pgSz w:w="12240" w:h="15840"/>
-          <w:pgMar w:top="1080" w:right="1080" w:bottom="1080" w:left="1080" w:header="720" w:footer="720" w:gutter="0"/>
-          <w:cols w:num="2" w:space="288"/>
-        </w:sectPr>
-      </w:pPr>
     </w:p>
     <w:p>
       <w:pPr>
@@ -6789,10 +6817,10 @@
         <w:tblLayout w:type="fixed"/>
       </w:tblPr>
       <w:tblGrid>
-        <w:gridCol w:w="1980"/>
-        <w:gridCol w:w="1980"/>
-        <w:gridCol w:w="1980"/>
-        <w:gridCol w:w="1980"/>
+        <w:gridCol w:w="1901"/>
+        <w:gridCol w:w="1584"/>
+        <w:gridCol w:w="1584"/>
+        <w:gridCol w:w="2851"/>
       </w:tblGrid>
       <w:tr>
         <w:trPr>
@@ -7000,16 +7028,6 @@
     </w:tbl>
     <w:p>
       <w:pPr>
-        <w:sectPr>
-          <w:type w:val="continuous"/>
-          <w:pgSz w:w="12240" w:h="15840"/>
-          <w:pgMar w:top="1080" w:right="1080" w:bottom="1080" w:left="1080" w:header="720" w:footer="720" w:gutter="0"/>
-          <w:cols w:num="1"/>
-        </w:sectPr>
-      </w:pPr>
-    </w:p>
-    <w:p>
-      <w:pPr>
         <w:pStyle w:val="BodyText"/>
       </w:pPr>
       <w:r>
@@ -7055,16 +7073,6 @@
       <w:r>
         <w:t xml:space="preserve">The deployed solution places dissipation where phase lag cannot exist: passive joint damping in the mechanism itself. Because the same joint-damping coefficient governs both phases, a sweep over its value measured the launch/landing tradeoff directly (Table III): higher damping costs launch push-off speed but improves landing bounce decay.</w:t>
       </w:r>
-    </w:p>
-    <w:p>
-      <w:pPr>
-        <w:sectPr>
-          <w:type w:val="continuous"/>
-          <w:pgSz w:w="12240" w:h="15840"/>
-          <w:pgMar w:top="1080" w:right="1080" w:bottom="1080" w:left="1080" w:header="720" w:footer="720" w:gutter="0"/>
-          <w:cols w:num="2" w:space="288"/>
-        </w:sectPr>
-      </w:pPr>
     </w:p>
     <w:p>
       <w:pPr>
@@ -7087,9 +7095,9 @@
         <w:tblLayout w:type="fixed"/>
       </w:tblPr>
       <w:tblGrid>
-        <w:gridCol w:w="2640"/>
-        <w:gridCol w:w="2640"/>
-        <w:gridCol w:w="2640"/>
+        <w:gridCol w:w="1742"/>
+        <w:gridCol w:w="3010"/>
+        <w:gridCol w:w="3168"/>
       </w:tblGrid>
       <w:tr>
         <w:trPr>
@@ -7269,16 +7277,6 @@
     </w:tbl>
     <w:p>
       <w:pPr>
-        <w:sectPr>
-          <w:type w:val="continuous"/>
-          <w:pgSz w:w="12240" w:h="15840"/>
-          <w:pgMar w:top="1080" w:right="1080" w:bottom="1080" w:left="1080" w:header="720" w:footer="720" w:gutter="0"/>
-          <w:cols w:num="1"/>
-        </w:sectPr>
-      </w:pPr>
-    </w:p>
-    <w:p>
-      <w:pPr>
         <w:pStyle w:val="BodyText"/>
       </w:pPr>
       <w:r>
@@ -7390,7 +7388,7 @@
         <w:t xml:space="preserve"> </w:t>
       </w:r>
       <w:r>
-        <w:t xml:space="preserve">— bounces decay within two to three cycles — while the launch stroke retains a 35% separation-velocity margin over the 3 m-hop requirement. Series-elastic launch elements, which decouple launch delta-v from joint damping entirely, remain the recommended mechanism for flight hardware [5]. Fig. 11 shows the confirmed-landed end state this stack is designed to reach.</w:t>
+        <w:t xml:space="preserve">— bounces decay within two to three cycles — while the launch stroke retains a 35% separation-velocity margin over the 3 m-hop requirement. Series-elastic launch elements, which decouple launch delta-v from joint damping entirely, remain the recommended mechanism for flight hardware [5]. Fig. 12 shows the confirmed-landed end state this stack is designed to reach.</w:t>
       </w:r>
     </w:p>
     <w:p>
@@ -7400,20 +7398,20 @@
       <w:r>
         <w:drawing>
           <wp:inline>
-            <wp:extent cx="5334000" cy="4494000"/>
+            <wp:extent cx="2834640" cy="2464904"/>
             <wp:effectExtent b="0" l="0" r="0" t="0"/>
-            <wp:docPr descr="A settled landing" title="" id="61" name="Picture"/>
+            <wp:docPr descr="A settled landing" title="" id="64" name="Picture"/>
             <a:graphic>
               <a:graphicData uri="http://schemas.openxmlformats.org/drawingml/2006/picture">
                 <pic:pic>
                   <pic:nvPicPr>
-                    <pic:cNvPr descr="fig_landed_scout.png" id="62" name="Picture"/>
+                    <pic:cNvPr descr="fig_landed_scout.png" id="65" name="Picture"/>
                     <pic:cNvPicPr>
                       <a:picLocks noChangeArrowheads="1" noChangeAspect="1"/>
                     </pic:cNvPicPr>
                   </pic:nvPicPr>
                   <pic:blipFill>
-                    <a:blip r:embed="rId60"/>
+                    <a:blip r:embed="rId63"/>
                     <a:stretch>
                       <a:fillRect/>
                     </a:stretch>
@@ -7421,7 +7419,7 @@
                   <pic:spPr bwMode="auto">
                     <a:xfrm>
                       <a:off x="0" y="0"/>
-                      <a:ext cx="5334000" cy="4494000"/>
+                      <a:ext cx="2834640" cy="2464904"/>
                     </a:xfrm>
                     <a:prstGeom prst="rect">
                       <a:avLst/>
@@ -7457,13 +7455,13 @@
           <w:iCs/>
           <w:i/>
         </w:rPr>
-        <w:t xml:space="preserve">Figure 11: The end state the landing stack is built to reach — a scout settled upright on its legs after a completed hop, holding its landing pose with no commanded motion.</w:t>
-      </w:r>
-    </w:p>
-    <w:bookmarkEnd w:id="63"/>
-    <w:bookmarkEnd w:id="64"/>
-    <w:bookmarkEnd w:id="65"/>
-    <w:bookmarkStart w:id="75" w:name="power-and-communication-systems"/>
+        <w:t xml:space="preserve">Figure 12: The end state the landing stack is built to reach — a scout settled upright on its legs after a completed hop, holding its landing pose with no commanded motion. Confirmed LANDED on the live dashboard at the moment of capture.</w:t>
+      </w:r>
+    </w:p>
+    <w:bookmarkEnd w:id="66"/>
+    <w:bookmarkEnd w:id="67"/>
+    <w:bookmarkEnd w:id="68"/>
+    <w:bookmarkStart w:id="78" w:name="power-and-communication-systems"/>
     <w:p>
       <w:pPr>
         <w:pStyle w:val="Heading2"/>
@@ -7472,7 +7470,7 @@
         <w:t xml:space="preserve">4. Power and Communication Systems</w:t>
       </w:r>
     </w:p>
-    <w:bookmarkStart w:id="69" w:name="energy-budget"/>
+    <w:bookmarkStart w:id="72" w:name="energy-budget"/>
     <w:p>
       <w:pPr>
         <w:pStyle w:val="Heading3"/>
@@ -7504,16 +7502,6 @@
       <w:r>
         <w:t xml:space="preserve">on the same timescale: at the sim’s deployed role rates (0.05–0.15%/2 s tick, §4.3) a full discharge takes on the order of 20–70 minutes of sim time, whereas the watt-level estimate below implies ~10.5 h of real endurance — the sim drain is intentionally accelerated by roughly an order of magnitude so that battery-reserve gating and the RECHARGE role are actually exercised within a short demonstration run, rather than being a physical power model. Table IV below is the physical estimate: it sizes the pack against plausible subsystem draws for the hardware of §3. Powered by a 37.0 Wh space-grade lithium-ion pack:</w:t>
       </w:r>
-    </w:p>
-    <w:p>
-      <w:pPr>
-        <w:sectPr>
-          <w:type w:val="continuous"/>
-          <w:pgSz w:w="12240" w:h="15840"/>
-          <w:pgMar w:top="1080" w:right="1080" w:bottom="1080" w:left="1080" w:header="720" w:footer="720" w:gutter="0"/>
-          <w:cols w:num="2" w:space="288"/>
-        </w:sectPr>
-      </w:pPr>
     </w:p>
     <w:p>
       <w:pPr>
@@ -7536,10 +7524,10 @@
         <w:tblLayout w:type="fixed"/>
       </w:tblPr>
       <w:tblGrid>
-        <w:gridCol w:w="1980"/>
-        <w:gridCol w:w="1980"/>
-        <w:gridCol w:w="1980"/>
-        <w:gridCol w:w="1980"/>
+        <w:gridCol w:w="2376"/>
+        <w:gridCol w:w="2059"/>
+        <w:gridCol w:w="1584"/>
+        <w:gridCol w:w="1901"/>
       </w:tblGrid>
       <w:tr>
         <w:trPr>
@@ -7871,20 +7859,10 @@
     </w:tbl>
     <w:p>
       <w:pPr>
-        <w:sectPr>
-          <w:type w:val="continuous"/>
-          <w:pgSz w:w="12240" w:h="15840"/>
-          <w:pgMar w:top="1080" w:right="1080" w:bottom="1080" w:left="1080" w:header="720" w:footer="720" w:gutter="0"/>
-          <w:cols w:num="1"/>
-        </w:sectPr>
-      </w:pPr>
-    </w:p>
-    <w:p>
-      <w:pPr>
         <w:pStyle w:val="BodyText"/>
       </w:pPr>
       <w:r>
-        <w:t xml:space="preserve">Continuous operation yields an estimated 10.5 h of shadowed endurance; the top-mounted GaAs arrays (28% efficiency) generate ~3.5 W net at 1.2 AU, allowing full recovery over the diurnal cycle. In the swarm layer, recharge is modeled as a dedicated RECHARGE role with battery-reserve gating (§4.3), shown live in Fig. 12. The dashboard deliberately reports charge/discharge state only, not a numeric rate: as noted above, the sim’s per-tick drain constants are accelerated roughly an order of magnitude past the physical estimate for demo pacing, so a displayed rate would not be a verifiable physical quantity.</w:t>
+        <w:t xml:space="preserve">Continuous operation yields an estimated 10.5 h of shadowed endurance; the top-mounted GaAs arrays (28% efficiency) generate ~3.5 W net at 1.2 AU, allowing full recovery over the diurnal cycle. In the swarm layer, recharge is modeled as a dedicated RECHARGE role with battery-reserve gating (§4.3), shown live in Fig. 13. The dashboard deliberately reports charge/discharge state only, not a numeric rate: as noted above, the sim’s per-tick drain constants are accelerated roughly an order of magnitude past the physical estimate for demo pacing, so a displayed rate would not be a verifiable physical quantity.</w:t>
       </w:r>
     </w:p>
     <w:p>
@@ -7894,20 +7872,20 @@
       <w:r>
         <w:drawing>
           <wp:inline>
-            <wp:extent cx="5334000" cy="12108180"/>
+            <wp:extent cx="1732123" cy="3931920"/>
             <wp:effectExtent b="0" l="0" r="0" t="0"/>
-            <wp:docPr descr="Battery management in action" title="" id="67" name="Picture"/>
+            <wp:docPr descr="Battery management in action" title="" id="70" name="Picture"/>
             <a:graphic>
               <a:graphicData uri="http://schemas.openxmlformats.org/drawingml/2006/picture">
                 <pic:pic>
                   <pic:nvPicPr>
-                    <pic:cNvPr descr="fig_recharge_dashboard.png" id="68" name="Picture"/>
+                    <pic:cNvPr descr="fig_recharge_dashboard.png" id="71" name="Picture"/>
                     <pic:cNvPicPr>
                       <a:picLocks noChangeArrowheads="1" noChangeAspect="1"/>
                     </pic:cNvPicPr>
                   </pic:nvPicPr>
                   <pic:blipFill>
-                    <a:blip r:embed="rId66"/>
+                    <a:blip r:embed="rId69"/>
                     <a:stretch>
                       <a:fillRect/>
                     </a:stretch>
@@ -7915,7 +7893,7 @@
                   <pic:spPr bwMode="auto">
                     <a:xfrm>
                       <a:off x="0" y="0"/>
-                      <a:ext cx="5334000" cy="12108180"/>
+                      <a:ext cx="1732123" cy="3931920"/>
                     </a:xfrm>
                     <a:prstGeom prst="rect">
                       <a:avLst/>
@@ -7951,11 +7929,11 @@
           <w:iCs/>
           <w:i/>
         </w:rPr>
-        <w:t xml:space="preserve">Figure 12: The power model operating live — a scout depleted to 25% has been reassigned to RECHARGE and is actively charging while its squadmates continue their own tasks.</w:t>
-      </w:r>
-    </w:p>
-    <w:bookmarkEnd w:id="69"/>
-    <w:bookmarkStart w:id="70" w:name="swarm-communication"/>
+        <w:t xml:space="preserve">Figure 13: The power model operating live — a scout depleted to 25% has been reassigned to RECHARGE and is actively charging while its squadmates continue their own tasks.</w:t>
+      </w:r>
+    </w:p>
+    <w:bookmarkEnd w:id="72"/>
+    <w:bookmarkStart w:id="73" w:name="swarm-communication"/>
     <w:p>
       <w:pPr>
         <w:pStyle w:val="Heading3"/>
@@ -7972,8 +7950,8 @@
         <w:t xml:space="preserve">The architecture supports a decentralized swarm methodology: a low-power (&lt;0.1 W) UHF mesh for intra-swarm communication, which diffracts around boulder-scale obstructions, and an S-band patch antenna for high-gain relay to an orbiting mothership.</w:t>
       </w:r>
     </w:p>
-    <w:bookmarkEnd w:id="70"/>
-    <w:bookmarkStart w:id="74" w:name="X3a18ce333f74fa32eb0482276388b88a345c417"/>
+    <w:bookmarkEnd w:id="73"/>
+    <w:bookmarkStart w:id="77" w:name="X3a18ce333f74fa32eb0482276388b88a345c417"/>
     <w:p>
       <w:pPr>
         <w:pStyle w:val="Heading3"/>
@@ -8485,7 +8463,7 @@
         <w:pStyle w:val="BodyText"/>
       </w:pPr>
       <w:r>
-        <w:t xml:space="preserve">The complete tasking flow for one anomaly is shown in Fig. 13:</w:t>
+        <w:t xml:space="preserve">The complete tasking flow for one anomaly is shown in Fig. 14:</w:t>
       </w:r>
     </w:p>
     <w:p>
@@ -8495,20 +8473,20 @@
       <w:r>
         <w:drawing>
           <wp:inline>
-            <wp:extent cx="5334000" cy="6907007"/>
+            <wp:extent cx="2834640" cy="3670581"/>
             <wp:effectExtent b="0" l="0" r="0" t="0"/>
-            <wp:docPr descr="diagram" title="" id="72" name="Picture"/>
+            <wp:docPr descr="diagram" title="" id="75" name="Picture"/>
             <a:graphic>
               <a:graphicData uri="http://schemas.openxmlformats.org/drawingml/2006/picture">
                 <pic:pic>
                   <pic:nvPicPr>
-                    <pic:cNvPr descr="d3-1.png" id="73" name="Picture"/>
+                    <pic:cNvPr descr="d3-1.png" id="76" name="Picture"/>
                     <pic:cNvPicPr>
                       <a:picLocks noChangeArrowheads="1" noChangeAspect="1"/>
                     </pic:cNvPicPr>
                   </pic:nvPicPr>
                   <pic:blipFill>
-                    <a:blip r:embed="rId71"/>
+                    <a:blip r:embed="rId74"/>
                     <a:stretch>
                       <a:fillRect/>
                     </a:stretch>
@@ -8516,7 +8494,7 @@
                   <pic:spPr bwMode="auto">
                     <a:xfrm>
                       <a:off x="0" y="0"/>
-                      <a:ext cx="5334000" cy="6907007"/>
+                      <a:ext cx="2834640" cy="3670581"/>
                     </a:xfrm>
                     <a:prstGeom prst="rect">
                       <a:avLst/>
@@ -8552,7 +8530,7 @@
           <w:iCs/>
           <w:i/>
         </w:rPr>
-        <w:t xml:space="preserve">Figure 13: Auction-based tasking and sampling sequence, as executed live by the three-agent swarm.</w:t>
+        <w:t xml:space="preserve">Figure 14: Auction-based tasking and sampling sequence, as executed live by the three-agent swarm.</w:t>
       </w:r>
     </w:p>
     <w:p>
@@ -8647,9 +8625,9 @@
         <w:t xml:space="preserve">past a settled cooldown since their own last dispatch, not merely correctly roled.</w:t>
       </w:r>
     </w:p>
-    <w:bookmarkEnd w:id="74"/>
-    <w:bookmarkEnd w:id="75"/>
-    <w:bookmarkStart w:id="81" w:name="search-algorithm-and-path-planning"/>
+    <w:bookmarkEnd w:id="77"/>
+    <w:bookmarkEnd w:id="78"/>
+    <w:bookmarkStart w:id="84" w:name="search-algorithm-and-path-planning"/>
     <w:p>
       <w:pPr>
         <w:pStyle w:val="Heading2"/>
@@ -8658,7 +8636,7 @@
         <w:t xml:space="preserve">5. Search Algorithm and Path Planning</w:t>
       </w:r>
     </w:p>
-    <w:bookmarkStart w:id="79" w:name="search-algorithm"/>
+    <w:bookmarkStart w:id="82" w:name="search-algorithm"/>
     <w:p>
       <w:pPr>
         <w:pStyle w:val="Heading3"/>
@@ -8885,7 +8863,7 @@
         <w:pStyle w:val="FirstParagraph"/>
       </w:pPr>
       <w:r>
-        <w:t xml:space="preserve">Fig. 14 summarizes the resulting data flow.</w:t>
+        <w:t xml:space="preserve">Fig. 15 summarizes the resulting data flow.</w:t>
       </w:r>
     </w:p>
     <w:p>
@@ -8895,20 +8873,20 @@
       <w:r>
         <w:drawing>
           <wp:inline>
-            <wp:extent cx="5334000" cy="6907007"/>
+            <wp:extent cx="2834640" cy="3670581"/>
             <wp:effectExtent b="0" l="0" r="0" t="0"/>
-            <wp:docPr descr="diagram" title="" id="77" name="Picture"/>
+            <wp:docPr descr="diagram" title="" id="80" name="Picture"/>
             <a:graphic>
               <a:graphicData uri="http://schemas.openxmlformats.org/drawingml/2006/picture">
                 <pic:pic>
                   <pic:nvPicPr>
-                    <pic:cNvPr descr="d4-1.png" id="78" name="Picture"/>
+                    <pic:cNvPr descr="d4-1.png" id="81" name="Picture"/>
                     <pic:cNvPicPr>
                       <a:picLocks noChangeArrowheads="1" noChangeAspect="1"/>
                     </pic:cNvPicPr>
                   </pic:nvPicPr>
                   <pic:blipFill>
-                    <a:blip r:embed="rId76"/>
+                    <a:blip r:embed="rId79"/>
                     <a:stretch>
                       <a:fillRect/>
                     </a:stretch>
@@ -8916,7 +8894,7 @@
                   <pic:spPr bwMode="auto">
                     <a:xfrm>
                       <a:off x="0" y="0"/>
-                      <a:ext cx="5334000" cy="6907007"/>
+                      <a:ext cx="2834640" cy="3670581"/>
                     </a:xfrm>
                     <a:prstGeom prst="rect">
                       <a:avLst/>
@@ -8952,7 +8930,7 @@
           <w:iCs/>
           <w:i/>
         </w:rPr>
-        <w:t xml:space="preserve">Figure 14: Search algorithm data flow. Each agent scores candidate cells only within its own static sector, so the three searches never compete for the same ground.</w:t>
+        <w:t xml:space="preserve">Figure 15: Search algorithm data flow. Each agent scores candidate cells only within its own static sector, so the three searches never compete for the same ground.</w:t>
       </w:r>
     </w:p>
     <w:p>
@@ -9023,8 +9001,8 @@
         <w:t xml:space="preserve">m away, purely from coverage staleness), and the anomaly-detection rate measurably outpaced the fleet’s physical capacity to service targets — a 41-anomaly backlog accumulated within roughly nine minutes against a single-hop-per-tick, minutes-long-flight-time servicing rate. This is an honest characterization of the platform, not a defect: detection is a cheap per-tick event, while visiting a target requires a multi-minute hop-and-settle cycle, so a real deployment’s SCOUT:SAMPLER ratio and battery-reserve threshold (§4.3) are the actual levers for balancing discovery against throughput, not the search algorithm itself.</w:t>
       </w:r>
     </w:p>
-    <w:bookmarkEnd w:id="79"/>
-    <w:bookmarkStart w:id="80" w:name="path-planning"/>
+    <w:bookmarkEnd w:id="82"/>
+    <w:bookmarkStart w:id="83" w:name="path-planning"/>
     <w:p>
       <w:pPr>
         <w:pStyle w:val="Heading3"/>
@@ -10540,9 +10518,9 @@
         <w:t xml:space="preserve">m field shared by three agents, the collision-probability is low enough by construction (§5.1’s territorial partition already keeps search hops geographically separated, and SAMPLER dispatches are rare, single-target events) that the added bookkeeping was judged not to be load-bearing for the current fleet size, and is noted here as a scoped-out extension rather than a silent gap.</w:t>
       </w:r>
     </w:p>
-    <w:bookmarkEnd w:id="80"/>
-    <w:bookmarkEnd w:id="81"/>
-    <w:bookmarkStart w:id="82" w:name="scientific-payload"/>
+    <w:bookmarkEnd w:id="83"/>
+    <w:bookmarkEnd w:id="84"/>
+    <w:bookmarkStart w:id="85" w:name="scientific-payload"/>
     <w:p>
       <w:pPr>
         <w:pStyle w:val="Heading2"/>
@@ -10559,8 +10537,8 @@
         <w:t xml:space="preserve">Unlike explosive kinetic impactors, the SpaceHopper performs delicate, non-destructive sampling with a hollow rotary-percussive micro-corer at ultra-low RPM. Cores are cached in a sterile three-tube carousel, allowing a single SAMPLER to chain consecutive targets before returning; preserving stratification and volatile organics significantly increases the scientific integrity of retrieved material.</w:t>
       </w:r>
     </w:p>
-    <w:bookmarkEnd w:id="82"/>
-    <w:bookmarkStart w:id="93" w:name="results"/>
+    <w:bookmarkEnd w:id="85"/>
+    <w:bookmarkStart w:id="96" w:name="results"/>
     <w:p>
       <w:pPr>
         <w:pStyle w:val="Heading2"/>
@@ -10653,7 +10631,7 @@
         <w:t xml:space="preserve"> </w:t>
       </w:r>
       <w:r>
-        <w:t xml:space="preserve">4.3 m of ground displacement at 1° heading error against the commanded azimuth (−55° measured vs −56° commanded) on a ~20-minute arc; yaw alignment at ignition within 1–3° on every measured hop. Figure 15 shows a measured trajectory.</w:t>
+        <w:t xml:space="preserve">4.3 m of ground displacement at 1° heading error against the commanded azimuth (−55° measured vs −56° commanded) on a ~20-minute arc; yaw alignment at ignition within 1–3° on every measured hop. Figure 16 shows a measured trajectory.</w:t>
       </w:r>
     </w:p>
     <w:p>
@@ -10708,20 +10686,20 @@
       <w:r>
         <w:drawing>
           <wp:inline>
-            <wp:extent cx="5334000" cy="2409851"/>
+            <wp:extent cx="2834640" cy="1280664"/>
             <wp:effectExtent b="0" l="0" r="0" t="0"/>
-            <wp:docPr descr="Measured hop trajectory" title="" id="84" name="Picture"/>
+            <wp:docPr descr="Measured hop trajectory" title="" id="87" name="Picture"/>
             <a:graphic>
               <a:graphicData uri="http://schemas.openxmlformats.org/drawingml/2006/picture">
                 <pic:pic>
                   <pic:nvPicPr>
-                    <pic:cNvPr descr="fig_hop_trajectory.png" id="85" name="Picture"/>
+                    <pic:cNvPr descr="fig_hop_trajectory.png" id="88" name="Picture"/>
                     <pic:cNvPicPr>
                       <a:picLocks noChangeArrowheads="1" noChangeAspect="1"/>
                     </pic:cNvPicPr>
                   </pic:nvPicPr>
                   <pic:blipFill>
-                    <a:blip r:embed="rId83"/>
+                    <a:blip r:embed="rId86"/>
                     <a:stretch>
                       <a:fillRect/>
                     </a:stretch>
@@ -10729,7 +10707,7 @@
                   <pic:spPr bwMode="auto">
                     <a:xfrm>
                       <a:off x="0" y="0"/>
-                      <a:ext cx="5334000" cy="2409851"/>
+                      <a:ext cx="2834640" cy="1280664"/>
                     </a:xfrm>
                     <a:prstGeom prst="rect">
                       <a:avLst/>
@@ -10765,7 +10743,7 @@
           <w:iCs/>
           <w:i/>
         </w:rPr>
-        <w:t xml:space="preserve">Figure 15: Measured single-hop trajectory from odometry telemetry — (a) the ballistic altitude profile over a multi-minute flight and (b) the straight-line ground track.</w:t>
+        <w:t xml:space="preserve">Figure 16: Measured single-hop trajectory from odometry telemetry — (a) the ballistic altitude profile over a multi-minute flight and (b) the straight-line ground track.</w:t>
       </w:r>
       <w:r>
         <w:t xml:space="preserve"> </w:t>
@@ -10952,7 +10930,7 @@
         <w:t xml:space="preserve"> </w:t>
       </w:r>
       <w:r>
-        <w:t xml:space="preserve">on a SAMPLER reaching its anomaly (arrival check against live odometry, 0.9 m from target on the verified run), the swarm layer autonomously deployed the core drill, completed the extraction dwell, stowed the core in carousel tube 1/3, and immediately re-tasked the agent to its next queued anomaly — the complete arrive → drill → cache → chain sequence executed by the autonomy stack with no operator input. Figures 16 and 17 document the sequence from live telemetry.</w:t>
+        <w:t xml:space="preserve">on a SAMPLER reaching its anomaly (arrival check against live odometry, 0.9 m from target on the verified run), the swarm layer autonomously deployed the core drill, completed the extraction dwell, stowed the core in carousel tube 1/3, and immediately re-tasked the agent to its next queued anomaly — the complete arrive → drill → cache → chain sequence executed by the autonomy stack with no operator input. Figures 17 and 18 document the sequence from live telemetry.</w:t>
       </w:r>
     </w:p>
     <w:p>
@@ -10962,20 +10940,20 @@
       <w:r>
         <w:drawing>
           <wp:inline>
-            <wp:extent cx="5334000" cy="11712575"/>
+            <wp:extent cx="1790628" cy="3931920"/>
             <wp:effectExtent b="0" l="0" r="0" t="0"/>
-            <wp:docPr descr="Sampler drill deployed — mission dashboard" title="" id="87" name="Picture"/>
+            <wp:docPr descr="Sampler drill deployed — mission dashboard" title="" id="90" name="Picture"/>
             <a:graphic>
               <a:graphicData uri="http://schemas.openxmlformats.org/drawingml/2006/picture">
                 <pic:pic>
                   <pic:nvPicPr>
-                    <pic:cNvPr descr="fig_sampling_dashboard.png" id="88" name="Picture"/>
+                    <pic:cNvPr descr="fig_sampling_dashboard.png" id="91" name="Picture"/>
                     <pic:cNvPicPr>
                       <a:picLocks noChangeArrowheads="1" noChangeAspect="1"/>
                     </pic:cNvPicPr>
                   </pic:nvPicPr>
                   <pic:blipFill>
-                    <a:blip r:embed="rId86"/>
+                    <a:blip r:embed="rId89"/>
                     <a:stretch>
                       <a:fillRect/>
                     </a:stretch>
@@ -10983,7 +10961,7 @@
                   <pic:spPr bwMode="auto">
                     <a:xfrm>
                       <a:off x="0" y="0"/>
-                      <a:ext cx="5334000" cy="11712575"/>
+                      <a:ext cx="1790628" cy="3931920"/>
                     </a:xfrm>
                     <a:prstGeom prst="rect">
                       <a:avLst/>
@@ -11019,7 +10997,7 @@
           <w:iCs/>
           <w:i/>
         </w:rPr>
-        <w:t xml:space="preserve">Figure 16: Live mission dashboard at the moment of sampling: scout_3 (bottom panel, SAMPLER role) reports</w:t>
+        <w:t xml:space="preserve">Figure 17: Live mission dashboard at the moment of sampling: scout_3 (bottom panel, SAMPLER role) reports</w:t>
       </w:r>
       <w:r>
         <w:rPr>
@@ -11071,20 +11049,20 @@
       <w:r>
         <w:drawing>
           <wp:inline>
-            <wp:extent cx="5334000" cy="4599043"/>
+            <wp:extent cx="2834640" cy="2444063"/>
             <wp:effectExtent b="0" l="0" r="0" t="0"/>
-            <wp:docPr descr="Sampler departing the sampling site" title="" id="90" name="Picture"/>
+            <wp:docPr descr="Sampler departing the sampling site" title="" id="93" name="Picture"/>
             <a:graphic>
               <a:graphicData uri="http://schemas.openxmlformats.org/drawingml/2006/picture">
                 <pic:pic>
                   <pic:nvPicPr>
-                    <pic:cNvPr descr="fig_sampling.png" id="91" name="Picture"/>
+                    <pic:cNvPr descr="fig_sampling.png" id="94" name="Picture"/>
                     <pic:cNvPicPr>
                       <a:picLocks noChangeArrowheads="1" noChangeAspect="1"/>
                     </pic:cNvPicPr>
                   </pic:nvPicPr>
                   <pic:blipFill>
-                    <a:blip r:embed="rId89"/>
+                    <a:blip r:embed="rId92"/>
                     <a:stretch>
                       <a:fillRect/>
                     </a:stretch>
@@ -11092,7 +11070,7 @@
                   <pic:spPr bwMode="auto">
                     <a:xfrm>
                       <a:off x="0" y="0"/>
-                      <a:ext cx="5334000" cy="4599043"/>
+                      <a:ext cx="2834640" cy="2444063"/>
                     </a:xfrm>
                     <a:prstGeom prst="rect">
                       <a:avLst/>
@@ -11128,10 +11106,10 @@
           <w:iCs/>
           <w:i/>
         </w:rPr>
-        <w:t xml:space="preserve">Figure 17: scout_3 departing the sampling site on its next commanded hop after caching the core, navigation lights on, silhouetted against the Milky Way panorama. The green wireframe marks the just-sampled anomaly site.</w:t>
-      </w:r>
-    </w:p>
-    <w:bookmarkStart w:id="92" w:name="X440704a70d96622992d6d6db8db7f43a2750f4f"/>
+        <w:t xml:space="preserve">Figure 18: scout_3 departing the sampling site on its next commanded hop after caching the core, navigation lights on, silhouetted against the Milky Way panorama. The green wireframe marks the just-sampled anomaly site.</w:t>
+      </w:r>
+    </w:p>
+    <w:bookmarkStart w:id="95" w:name="X440704a70d96622992d6d6db8db7f43a2750f4f"/>
     <w:p>
       <w:pPr>
         <w:pStyle w:val="Heading3"/>
@@ -11230,7 +11208,7 @@
         <w:t xml:space="preserve"> </w:t>
       </w:r>
       <w:r>
-        <w:t xml:space="preserve">m/s², [1]), executed real hops on Ryugu [2]. Widely-reported mission figures place individual hop flight times on the order of minutes and horizontal displacements on the order of tens of metres — a citation caveat is warranted here: [2] is JAXA’s own mission media record, not a peer-reviewed flight-dynamics paper with tabulated per-hop data, so these figures are cited as broadly-reported mission characteristics rather than precise, individually-verifiable measurements. Even at that lower bar of precision, this platform’s own measured flights span the same order of magnitude — minutes-long ballistic arcs for metre-to-several-metre displacements (§7, Figure 15) — under the same gravity, on the same body, which is a materially stronger check than a scaled analogy from a different gravity regime would be. The comparison also frames the platform’s principal advance over MINERVA-II precisely: MINERVA-II’s eccentric-mass hopping mechanism [8] has no active in-flight steering and no reaction-wheel stabilization, where this work adds both — directional targeting (§3.1) and closed-loop attitude correction (§3.2) on top of the same class of milli-gravity ballistic hopping MINERVA-II already flew successfully.</w:t>
+        <w:t xml:space="preserve">m/s², [1]), executed real hops on Ryugu [2]. Widely-reported mission figures place individual hop flight times on the order of minutes and horizontal displacements on the order of tens of metres — a citation caveat is warranted here: [2] is JAXA’s own mission media record, not a peer-reviewed flight-dynamics paper with tabulated per-hop data, so these figures are cited as broadly-reported mission characteristics rather than precise, individually-verifiable measurements. Even at that lower bar of precision, this platform’s own measured flights span the same order of magnitude — minutes-long ballistic arcs for metre-to-several-metre displacements (§7, Figure 16) — under the same gravity, on the same body, which is a materially stronger check than a scaled analogy from a different gravity regime would be. The comparison also frames the platform’s principal advance over MINERVA-II precisely: MINERVA-II’s eccentric-mass hopping mechanism [8] has no active in-flight steering and no reaction-wheel stabilization, where this work adds both — directional targeting (§3.1) and closed-loop attitude correction (§3.2) on top of the same class of milli-gravity ballistic hopping MINERVA-II already flew successfully.</w:t>
       </w:r>
     </w:p>
     <w:p>
@@ -11811,9 +11789,9 @@
         <w:t xml:space="preserve">$ torque margin of §3.3 was never pushed toward a time-optimal maneuver).</w:t>
       </w:r>
     </w:p>
-    <w:bookmarkEnd w:id="92"/>
-    <w:bookmarkEnd w:id="93"/>
-    <w:bookmarkStart w:id="94" w:name="X201fb74f60488a7e0ab8f9a959f4e946b7a95cb"/>
+    <w:bookmarkEnd w:id="95"/>
+    <w:bookmarkEnd w:id="96"/>
+    <w:bookmarkStart w:id="97" w:name="X201fb74f60488a7e0ab8f9a959f4e946b7a95cb"/>
     <w:p>
       <w:pPr>
         <w:pStyle w:val="Heading2"/>
@@ -12077,8 +12055,8 @@
         <w:t xml:space="preserve">) can calm motion but can never pump it.</w:t>
       </w:r>
     </w:p>
-    <w:bookmarkEnd w:id="94"/>
-    <w:bookmarkStart w:id="95" w:name="conclusion"/>
+    <w:bookmarkEnd w:id="97"/>
+    <w:bookmarkStart w:id="98" w:name="conclusion"/>
     <w:p>
       <w:pPr>
         <w:pStyle w:val="Heading2"/>
@@ -12095,8 +12073,8 @@
         <w:t xml:space="preserve">Simulated end-to-end validation demonstrates that tri-pedal directional hopping with reaction-wheel stabilization is a viable locomotion and sampling strategy for microgravity rubble piles. A three-agent SpaceHopper swarm autonomously allocates scientific targets by market auction, traverses by multi-metre stabilized directional hops with single-degree heading fidelity, lands, self-rights when required, and samples — with every subsystem claim in this paper backed by live telemetry rather than design intent. The four ground-operations laws of §8, together with the quantified launch-versus-landing damping tradeoff of §3.4.1, constitute the platform’s principal transferable contribution to small-body robotics; a series-elastic launch mechanism and hardware-in-the-loop validation are the natural next steps toward flight.</w:t>
       </w:r>
     </w:p>
-    <w:bookmarkEnd w:id="95"/>
-    <w:bookmarkStart w:id="96" w:name="acknowledgment"/>
+    <w:bookmarkEnd w:id="98"/>
+    <w:bookmarkStart w:id="99" w:name="acknowledgment"/>
     <w:p>
       <w:pPr>
         <w:pStyle w:val="Heading2"/>
@@ -12113,8 +12091,8 @@
         <w:t xml:space="preserve">The authors thank Professor Suresh Balakrishnan for his guidance and support throughout the development of this work.</w:t>
       </w:r>
     </w:p>
-    <w:bookmarkEnd w:id="96"/>
-    <w:bookmarkStart w:id="97" w:name="references"/>
+    <w:bookmarkEnd w:id="99"/>
+    <w:bookmarkStart w:id="100" w:name="references"/>
     <w:p>
       <w:pPr>
         <w:pStyle w:val="Heading2"/>
@@ -13165,8 +13143,8 @@
         <w:t xml:space="preserve">, vol. 115, pp. 130–142, 2019.</w:t>
       </w:r>
     </w:p>
-    <w:bookmarkEnd w:id="97"/>
-    <w:bookmarkEnd w:id="98"/>
+    <w:bookmarkEnd w:id="100"/>
+    <w:bookmarkEnd w:id="101"/>
     <w:sectPr>
       <w:pgSz w:w="12240" w:h="15840"/>
       <w:pgMar w:top="1080" w:right="1080" w:bottom="1080" w:left="1080" w:header="720" w:footer="720" w:gutter="0"/>
@@ -13869,6 +13847,10 @@
     <w:semiHidden/>
     <w:unhideWhenUsed/>
     <w:qFormat/>
+    <w:rPr>
+      <w:sz w:val="17"/>
+      <w:szCs w:val="17"/>
+    </w:rPr>
     <w:tblPr>
       <w:tblInd w:type="dxa" w:w="0"/>
       <w:tblCellMar>

--- a/docs/word/spacehopper_word.docx
+++ b/docs/word/spacehopper_word.docx
@@ -2,7 +2,7 @@
 <file path=word/document.xml><?xml version="1.0" encoding="utf-8"?>
 <w:document xmlns:w="http://schemas.openxmlformats.org/wordprocessingml/2006/main" xmlns:m="http://schemas.openxmlformats.org/officeDocument/2006/math" xmlns:r="http://schemas.openxmlformats.org/officeDocument/2006/relationships" xmlns:o="urn:schemas-microsoft-com:office:office" xmlns:v="urn:schemas-microsoft-com:vml" xmlns:w10="urn:schemas-microsoft-com:office:word" xmlns:a="http://schemas.openxmlformats.org/drawingml/2006/main" xmlns:pic="http://schemas.openxmlformats.org/drawingml/2006/picture" xmlns:wp="http://schemas.openxmlformats.org/drawingml/2006/wordprocessingDrawing">
   <w:body>
-    <w:bookmarkStart w:id="101" w:name="X517b4d4efe960c9a60d6afb48cba2e54859ea29"/>
+    <w:bookmarkStart w:id="105" w:name="X517b4d4efe960c9a60d6afb48cba2e54859ea29"/>
     <w:p>
       <w:pPr>
         <w:pStyle w:val="Heading1"/>
@@ -63,34 +63,521 @@
           <w:bCs/>
           <w:b/>
         </w:rPr>
-        <w:t xml:space="preserve">Nomenclature</w:t>
-      </w:r>
-      <w:r>
-        <w:t xml:space="preserve"> </w:t>
-      </w:r>
-      <w:r>
-        <w:t xml:space="preserve">— NEO: Near-Earth Object; RW: Reaction Wheel; SoC: Battery State of Charge; DART: Dynamic Animation and Robotics Toolkit (physics backend); ROS: Robot Operating System; UHF: Ultra-High Frequency; BMS: Battery Management System; PID: Proportional–Integral–Derivative; CFRP: Carbon-Fiber-Reinforced Polymer; MLI: Multi-Layer Insulation; V</w:t>
-      </w:r>
-      <w:r>
-        <w:t xml:space="preserve">GAIN</w:t>
-      </w:r>
-      <w:r>
-        <w:t xml:space="preserve">: empirically-fitted launch-ramp gain (units of length) that sets stroke-ramp duration from requested separation velocity, T = V</w:t>
-      </w:r>
-      <w:r>
-        <w:t xml:space="preserve">GAIN</w:t>
-      </w:r>
-      <w:r>
-        <w:t xml:space="preserve">/v</w:t>
-      </w:r>
-      <w:r>
-        <w:t xml:space="preserve">req</w:t>
-      </w:r>
-      <w:r>
-        <w:t xml:space="preserve"> </w:t>
-      </w:r>
-      <w:r>
-        <w:t xml:space="preserve">(defined in §3.1).</w:t>
+        <w:t xml:space="preserve">Abbreviations</w:t>
+      </w:r>
+      <w:r>
+        <w:t xml:space="preserve"> </w:t>
+      </w:r>
+      <w:r>
+        <w:t xml:space="preserve">— NEO: Near-Earth Object; RW: Reaction Wheel; SoC: Battery State of Charge; DART: Dynamic Animation and Robotics Toolkit (physics backend); ROS: Robot Operating System; UHF: Ultra-High Frequency; BMS: Battery Management System; PID: Proportional–Integral–Derivative; MPC: Model Predictive Control; CFRP: Carbon-Fiber-Reinforced Polymer; MLI: Multi-Layer Insulation; DARP: Divide Areas based on Robot Position.</w:t>
+      </w:r>
+    </w:p>
+    <w:p>
+      <w:pPr>
+        <w:pStyle w:val="BodyText"/>
+      </w:pPr>
+      <w:r>
+        <w:rPr>
+          <w:bCs/>
+          <w:b/>
+        </w:rPr>
+        <w:t xml:space="preserve">Symbols</w:t>
+      </w:r>
+      <w:r>
+        <w:t xml:space="preserve"> </w:t>
+      </w:r>
+      <w:r>
+        <w:t xml:space="preserve">—</w:t>
+      </w:r>
+      <w:r>
+        <w:t xml:space="preserve"> </w:t>
+      </w:r>
+      <m:oMath>
+        <m:r>
+          <m:t>g</m:t>
+        </m:r>
+      </m:oMath>
+      <w:r>
+        <w:t xml:space="preserve">: Ryugu surface gravity, 1.14×10⁻⁴ m/s²;</w:t>
+      </w:r>
+      <w:r>
+        <w:t xml:space="preserve"> </w:t>
+      </w:r>
+      <m:oMath>
+        <m:r>
+          <m:t>m</m:t>
+        </m:r>
+      </m:oMath>
+      <w:r>
+        <w:t xml:space="preserve">: robot mass, 2.50 kg;</w:t>
+      </w:r>
+      <w:r>
+        <w:t xml:space="preserve"> </w:t>
+      </w:r>
+      <m:oMath>
+        <m:r>
+          <m:t>W</m:t>
+        </m:r>
+      </m:oMath>
+      <w:r>
+        <w:t xml:space="preserve">: operational weight on Ryugu;</w:t>
+      </w:r>
+      <w:r>
+        <w:t xml:space="preserve"> </w:t>
+      </w:r>
+      <m:oMath>
+        <m:sSub>
+          <m:e>
+            <m:r>
+              <m:t>E</m:t>
+            </m:r>
+          </m:e>
+          <m:sub>
+            <m:r>
+              <m:t>p</m:t>
+            </m:r>
+          </m:sub>
+        </m:sSub>
+      </m:oMath>
+      <w:r>
+        <w:t xml:space="preserve">: launch potential-energy budget;</w:t>
+      </w:r>
+      <w:r>
+        <w:t xml:space="preserve"> </w:t>
+      </w:r>
+      <m:oMath>
+        <m:r>
+          <m:t>d</m:t>
+        </m:r>
+      </m:oMath>
+      <w:r>
+        <w:t xml:space="preserve">: leg stroke length (§3.1) or hop ground distance (§5.2), as noted at each use;</w:t>
+      </w:r>
+      <w:r>
+        <w:t xml:space="preserve"> </w:t>
+      </w:r>
+      <m:oMath>
+        <m:r>
+          <m:t>μ</m:t>
+        </m:r>
+      </m:oMath>
+      <w:r>
+        <w:t xml:space="preserve">: foot–regolith friction coefficient;</w:t>
+      </w:r>
+      <w:r>
+        <w:t xml:space="preserve"> </w:t>
+      </w:r>
+      <m:oMath>
+        <m:sSub>
+          <m:e>
+            <m:r>
+              <m:t>V</m:t>
+            </m:r>
+          </m:e>
+          <m:sub>
+            <m:r>
+              <m:t>G</m:t>
+            </m:r>
+            <m:r>
+              <m:t>A</m:t>
+            </m:r>
+            <m:r>
+              <m:t>I</m:t>
+            </m:r>
+            <m:r>
+              <m:t>N</m:t>
+            </m:r>
+          </m:sub>
+        </m:sSub>
+      </m:oMath>
+      <w:r>
+        <w:t xml:space="preserve">: empirically fitted launch-ramp calibration length, 0.12 m (§3.1);</w:t>
+      </w:r>
+      <w:r>
+        <w:t xml:space="preserve"> </w:t>
+      </w:r>
+      <m:oMath>
+        <m:r>
+          <m:t>T</m:t>
+        </m:r>
+      </m:oMath>
+      <w:r>
+        <w:t xml:space="preserve">: launch ramp duration;</w:t>
+      </w:r>
+      <w:r>
+        <w:t xml:space="preserve"> </w:t>
+      </w:r>
+      <m:oMath>
+        <m:sSub>
+          <m:e>
+            <m:r>
+              <m:t>v</m:t>
+            </m:r>
+          </m:e>
+          <m:sub>
+            <m:r>
+              <m:t>r</m:t>
+            </m:r>
+            <m:r>
+              <m:t>e</m:t>
+            </m:r>
+            <m:r>
+              <m:t>q</m:t>
+            </m:r>
+          </m:sub>
+        </m:sSub>
+      </m:oMath>
+      <w:r>
+        <w:t xml:space="preserve">: requested separation velocity;</w:t>
+      </w:r>
+      <w:r>
+        <w:t xml:space="preserve"> </w:t>
+      </w:r>
+      <m:oMath>
+        <m:sSub>
+          <m:e>
+            <m:r>
+              <m:t>v</m:t>
+            </m:r>
+          </m:e>
+          <m:sub>
+            <m:r>
+              <m:t>e</m:t>
+            </m:r>
+            <m:r>
+              <m:t>s</m:t>
+            </m:r>
+            <m:r>
+              <m:t>c</m:t>
+            </m:r>
+          </m:sub>
+        </m:sSub>
+      </m:oMath>
+      <w:r>
+        <w:t xml:space="preserve">: escape velocity; SIN2TH:</w:t>
+      </w:r>
+      <w:r>
+        <w:t xml:space="preserve"> </w:t>
+      </w:r>
+      <m:oMath>
+        <m:r>
+          <m:rPr>
+            <m:sty m:val="p"/>
+          </m:rPr>
+          <m:t>sin</m:t>
+        </m:r>
+        <m:r>
+          <m:t>2</m:t>
+        </m:r>
+        <m:r>
+          <m:t>θ</m:t>
+        </m:r>
+      </m:oMath>
+      <w:r>
+        <w:t xml:space="preserve"> </w:t>
+      </w:r>
+      <w:r>
+        <w:t xml:space="preserve">at the deployed launch elevation, 0.56 (§3.1.1);</w:t>
+      </w:r>
+      <w:r>
+        <w:t xml:space="preserve"> </w:t>
+      </w:r>
+      <m:oMath>
+        <m:sSub>
+          <m:e>
+            <m:r>
+              <m:t>u</m:t>
+            </m:r>
+          </m:e>
+          <m:sub>
+            <m:r>
+              <m:t>z</m:t>
+            </m:r>
+          </m:sub>
+        </m:sSub>
+      </m:oMath>
+      <w:r>
+        <w:t xml:space="preserve">: world-frame z-component of the body-up axis (1 = upright);</w:t>
+      </w:r>
+      <w:r>
+        <w:t xml:space="preserve"> </w:t>
+      </w:r>
+      <m:oMath>
+        <m:sSub>
+          <m:e>
+            <m:r>
+              <m:t>I</m:t>
+            </m:r>
+          </m:e>
+          <m:sub>
+            <m:r>
+              <m:t>b</m:t>
+            </m:r>
+            <m:r>
+              <m:t>o</m:t>
+            </m:r>
+            <m:r>
+              <m:t>t</m:t>
+            </m:r>
+          </m:sub>
+        </m:sSub>
+      </m:oMath>
+      <w:r>
+        <w:t xml:space="preserve">,</w:t>
+      </w:r>
+      <w:r>
+        <w:t xml:space="preserve"> </w:t>
+      </w:r>
+      <m:oMath>
+        <m:sSub>
+          <m:e>
+            <m:r>
+              <m:t>I</m:t>
+            </m:r>
+          </m:e>
+          <m:sub>
+            <m:r>
+              <m:t>w</m:t>
+            </m:r>
+          </m:sub>
+        </m:sSub>
+      </m:oMath>
+      <w:r>
+        <w:t xml:space="preserve">: robot and flywheel moments of inertia;</w:t>
+      </w:r>
+      <w:r>
+        <w:t xml:space="preserve"> </w:t>
+      </w:r>
+      <m:oMath>
+        <m:sSub>
+          <m:e>
+            <m:r>
+              <m:t>τ</m:t>
+            </m:r>
+          </m:e>
+          <m:sub>
+            <m:r>
+              <m:t>r</m:t>
+            </m:r>
+            <m:r>
+              <m:t>w</m:t>
+            </m:r>
+          </m:sub>
+        </m:sSub>
+      </m:oMath>
+      <w:r>
+        <w:t xml:space="preserve">: reaction-wheel torque capacity;</w:t>
+      </w:r>
+      <w:r>
+        <w:t xml:space="preserve"> </w:t>
+      </w:r>
+      <m:oMath>
+        <m:sSub>
+          <m:e>
+            <m:r>
+              <m:t>H</m:t>
+            </m:r>
+          </m:e>
+          <m:sub>
+            <m:r>
+              <m:t>m</m:t>
+            </m:r>
+            <m:r>
+              <m:t>a</m:t>
+            </m:r>
+            <m:r>
+              <m:t>x</m:t>
+            </m:r>
+          </m:sub>
+        </m:sSub>
+      </m:oMath>
+      <w:r>
+        <w:t xml:space="preserve">: wheel momentum capacity;</w:t>
+      </w:r>
+      <w:r>
+        <w:t xml:space="preserve"> </w:t>
+      </w:r>
+      <m:oMath>
+        <m:sSub>
+          <m:e>
+            <m:r>
+              <m:t>K</m:t>
+            </m:r>
+          </m:e>
+          <m:sub>
+            <m:r>
+              <m:t>a</m:t>
+            </m:r>
+            <m:r>
+              <m:t>n</m:t>
+            </m:r>
+            <m:r>
+              <m:t>g</m:t>
+            </m:r>
+          </m:sub>
+        </m:sSub>
+      </m:oMath>
+      <w:r>
+        <w:t xml:space="preserve">,</w:t>
+      </w:r>
+      <w:r>
+        <w:t xml:space="preserve"> </w:t>
+      </w:r>
+      <m:oMath>
+        <m:sSub>
+          <m:e>
+            <m:r>
+              <m:t>K</m:t>
+            </m:r>
+          </m:e>
+          <m:sub>
+            <m:r>
+              <m:t>r</m:t>
+            </m:r>
+            <m:r>
+              <m:t>a</m:t>
+            </m:r>
+            <m:r>
+              <m:t>t</m:t>
+            </m:r>
+            <m:r>
+              <m:t>e</m:t>
+            </m:r>
+          </m:sub>
+        </m:sSub>
+      </m:oMath>
+      <w:r>
+        <w:t xml:space="preserve">: attitude PD gains;</w:t>
+      </w:r>
+      <w:r>
+        <w:t xml:space="preserve"> </w:t>
+      </w:r>
+      <m:oMath>
+        <m:r>
+          <m:t>c</m:t>
+        </m:r>
+      </m:oMath>
+      <w:r>
+        <w:t xml:space="preserve">: passive joint-damping coefficient;</w:t>
+      </w:r>
+      <w:r>
+        <w:t xml:space="preserve"> </w:t>
+      </w:r>
+      <m:oMath>
+        <m:r>
+          <m:t>ζ</m:t>
+        </m:r>
+      </m:oMath>
+      <w:r>
+        <w:t xml:space="preserve">: damping ratio;</w:t>
+      </w:r>
+      <w:r>
+        <w:t xml:space="preserve"> </w:t>
+      </w:r>
+      <m:oMath>
+        <m:r>
+          <m:t>e</m:t>
+        </m:r>
+      </m:oMath>
+      <w:r>
+        <w:t xml:space="preserve">: coefficient of restitution;</w:t>
+      </w:r>
+      <w:r>
+        <w:t xml:space="preserve"> </w:t>
+      </w:r>
+      <m:oMath>
+        <m:sSub>
+          <m:e>
+            <m:r>
+              <m:t>k</m:t>
+            </m:r>
+          </m:e>
+          <m:sub>
+            <m:r>
+              <m:t>e</m:t>
+            </m:r>
+            <m:r>
+              <m:t>f</m:t>
+            </m:r>
+            <m:r>
+              <m:t>f</m:t>
+            </m:r>
+          </m:sub>
+        </m:sSub>
+      </m:oMath>
+      <w:r>
+        <w:t xml:space="preserve">: effective vertical leg stiffness;</w:t>
+      </w:r>
+      <w:r>
+        <w:t xml:space="preserve"> </w:t>
+      </w:r>
+      <m:oMath>
+        <m:sSub>
+          <m:e>
+            <m:r>
+              <m:t>B</m:t>
+            </m:r>
+          </m:e>
+          <m:sub>
+            <m:r>
+              <m:t>a</m:t>
+            </m:r>
+          </m:sub>
+        </m:sSub>
+      </m:oMath>
+      <w:r>
+        <w:t xml:space="preserve">: auction bid of agent</w:t>
+      </w:r>
+      <w:r>
+        <w:t xml:space="preserve"> </w:t>
+      </w:r>
+      <m:oMath>
+        <m:r>
+          <m:t>a</m:t>
+        </m:r>
+      </m:oMath>
+      <w:r>
+        <w:t xml:space="preserve">;</w:t>
+      </w:r>
+      <w:r>
+        <w:t xml:space="preserve"> </w:t>
+      </w:r>
+      <m:oMath>
+        <m:sSub>
+          <m:e>
+            <m:r>
+              <m:t>w</m:t>
+            </m:r>
+          </m:e>
+          <m:sub>
+            <m:r>
+              <m:t>b</m:t>
+            </m:r>
+          </m:sub>
+        </m:sSub>
+      </m:oMath>
+      <w:r>
+        <w:t xml:space="preserve">,</w:t>
+      </w:r>
+      <w:r>
+        <w:t xml:space="preserve"> </w:t>
+      </w:r>
+      <m:oMath>
+        <m:sSub>
+          <m:e>
+            <m:r>
+              <m:t>w</m:t>
+            </m:r>
+          </m:e>
+          <m:sub>
+            <m:r>
+              <m:t>c</m:t>
+            </m:r>
+          </m:sub>
+        </m:sSub>
+      </m:oMath>
+      <w:r>
+        <w:t xml:space="preserve">: battery and carousel bid weights.</w:t>
       </w:r>
     </w:p>
     <w:p>
@@ -284,7 +771,7 @@
       <w:r>
         <w:drawing>
           <wp:inline>
-            <wp:extent cx="2834640" cy="2834640"/>
+            <wp:extent cx="3017520" cy="3017520"/>
             <wp:effectExtent b="0" l="0" r="0" t="0"/>
             <wp:docPr descr="Terrain heightmap" title="" id="22" name="Picture"/>
             <a:graphic>
@@ -305,7 +792,7 @@
                   <pic:spPr bwMode="auto">
                     <a:xfrm>
                       <a:off x="0" y="0"/>
-                      <a:ext cx="2834640" cy="2834640"/>
+                      <a:ext cx="3017520" cy="3017520"/>
                     </a:xfrm>
                     <a:prstGeom prst="rect">
                       <a:avLst/>
@@ -369,7 +856,7 @@
       <w:r>
         <w:drawing>
           <wp:inline>
-            <wp:extent cx="2834640" cy="2388240"/>
+            <wp:extent cx="3017520" cy="2542320"/>
             <wp:effectExtent b="0" l="0" r="0" t="0"/>
             <wp:docPr descr="Simulated environment" title="" id="26" name="Picture"/>
             <a:graphic>
@@ -390,7 +877,7 @@
                   <pic:spPr bwMode="auto">
                     <a:xfrm>
                       <a:off x="0" y="0"/>
-                      <a:ext cx="2834640" cy="2388240"/>
+                      <a:ext cx="3017520" cy="2542320"/>
                     </a:xfrm>
                     <a:prstGeom prst="rect">
                       <a:avLst/>
@@ -454,7 +941,7 @@
       <w:r>
         <w:drawing>
           <wp:inline>
-            <wp:extent cx="2834640" cy="3307080"/>
+            <wp:extent cx="2825496" cy="3296412"/>
             <wp:effectExtent b="0" l="0" r="0" t="0"/>
             <wp:docPr descr="diagram" title="" id="30" name="Picture"/>
             <a:graphic>
@@ -475,7 +962,7 @@
                   <pic:spPr bwMode="auto">
                     <a:xfrm>
                       <a:off x="0" y="0"/>
-                      <a:ext cx="2834640" cy="3307080"/>
+                      <a:ext cx="2825496" cy="3296412"/>
                     </a:xfrm>
                     <a:prstGeom prst="rect">
                       <a:avLst/>
@@ -574,7 +1061,7 @@
     </w:p>
     <w:bookmarkEnd w:id="32"/>
     <w:bookmarkEnd w:id="33"/>
-    <w:bookmarkStart w:id="68" w:name="system-design"/>
+    <w:bookmarkStart w:id="71" w:name="system-design"/>
     <w:p>
       <w:pPr>
         <w:pStyle w:val="Heading2"/>
@@ -590,6 +1077,16 @@
       <w:r>
         <w:t xml:space="preserve">The SpaceHopper is a compact, 2.50 kg tri-pedal robot whose mass distribution keeps the center of gravity close to the chassis’s geometric centroid, broken down by subsystem in Table I:</w:t>
       </w:r>
+    </w:p>
+    <w:p>
+      <w:pPr>
+        <w:sectPr>
+          <w:type w:val="continuous"/>
+          <w:pgSz w:w="12240" w:h="15840"/>
+          <w:pgMar w:top="1080" w:right="1080" w:bottom="1080" w:left="1080" w:header="720" w:footer="720" w:gutter="0"/>
+          <w:cols w:num="2" w:space="288"/>
+        </w:sectPr>
+      </w:pPr>
     </w:p>
     <w:p>
       <w:pPr>
@@ -612,10 +1109,10 @@
         <w:tblLayout w:type="fixed"/>
       </w:tblPr>
       <w:tblGrid>
-        <w:gridCol w:w="2059"/>
-        <w:gridCol w:w="2851"/>
-        <w:gridCol w:w="1267"/>
-        <w:gridCol w:w="1742"/>
+        <w:gridCol w:w="1980"/>
+        <w:gridCol w:w="1980"/>
+        <w:gridCol w:w="1980"/>
+        <w:gridCol w:w="1980"/>
       </w:tblGrid>
       <w:tr>
         <w:trPr>
@@ -1109,6 +1606,16 @@
     </w:tbl>
     <w:p>
       <w:pPr>
+        <w:sectPr>
+          <w:type w:val="continuous"/>
+          <w:pgSz w:w="12240" w:h="15840"/>
+          <w:pgMar w:top="1080" w:right="1080" w:bottom="1080" w:left="1080" w:header="720" w:footer="720" w:gutter="0"/>
+          <w:cols w:num="1"/>
+        </w:sectPr>
+      </w:pPr>
+    </w:p>
+    <w:p>
+      <w:pPr>
         <w:pStyle w:val="BodyText"/>
       </w:pPr>
       <w:r>
@@ -1122,7 +1629,7 @@
       <w:r>
         <w:drawing>
           <wp:inline>
-            <wp:extent cx="2834640" cy="2388240"/>
+            <wp:extent cx="3017520" cy="2542320"/>
             <wp:effectExtent b="0" l="0" r="0" t="0"/>
             <wp:docPr descr="The SpaceHopper model" title="" id="35" name="Picture"/>
             <a:graphic>
@@ -1143,7 +1650,7 @@
                   <pic:spPr bwMode="auto">
                     <a:xfrm>
                       <a:off x="0" y="0"/>
-                      <a:ext cx="2834640" cy="2388240"/>
+                      <a:ext cx="3017520" cy="2542320"/>
                     </a:xfrm>
                     <a:prstGeom prst="rect">
                       <a:avLst/>
@@ -1865,13 +2372,13 @@
           <w:bCs/>
           <w:b/>
         </w:rPr>
-        <w:t xml:space="preserve">Rate-modulated launch.</w:t>
-      </w:r>
-      <w:r>
-        <w:t xml:space="preserve"> </w:t>
-      </w:r>
-      <w:r>
-        <w:t xml:space="preserve">Early builds scaled hop distance by commanding a</w:t>
+        <w:t xml:space="preserve">Rate-modulated launch: the deployed mechanism.</w:t>
+      </w:r>
+      <w:r>
+        <w:t xml:space="preserve"> </w:t>
+      </w:r>
+      <w:r>
+        <w:t xml:space="preserve">The deployed launch always executes the</w:t>
       </w:r>
       <w:r>
         <w:t xml:space="preserve"> </w:t>
@@ -1881,13 +2388,13 @@
           <w:iCs/>
           <w:i/>
         </w:rPr>
-        <w:t xml:space="preserve">fraction</w:t>
-      </w:r>
-      <w:r>
-        <w:t xml:space="preserve"> </w:t>
-      </w:r>
-      <w:r>
-        <w:t xml:space="preserve">of the full stroke, assuming separation velocity scales with amplitude. Telemetry falsified this: the position-PID joints stay torque-saturated through most of any stepped stroke, so the legs race at near-terminal speed</w:t>
+        <w:t xml:space="preserve">full</w:t>
+      </w:r>
+      <w:r>
+        <w:t xml:space="preserve"> </w:t>
+      </w:r>
+      <w:r>
+        <w:t xml:space="preserve">stroke geometry and modulates the stroke</w:t>
       </w:r>
       <w:r>
         <w:t xml:space="preserve"> </w:t>
@@ -1897,31 +2404,197 @@
           <w:iCs/>
           <w:i/>
         </w:rPr>
-        <w:t xml:space="preserve">regardless</w:t>
-      </w:r>
-      <w:r>
-        <w:t xml:space="preserve"> </w:t>
-      </w:r>
-      <w:r>
-        <w:t xml:space="preserve">of commanded amplitude — a 27% stroke</w:t>
-      </w:r>
-      <w:r>
-        <w:t xml:space="preserve"> </w:t>
-      </w:r>
-      <w:r>
-        <w:t xml:space="preserve">“</w:t>
-      </w:r>
-      <w:r>
-        <w:t xml:space="preserve">9 m</w:t>
-      </w:r>
-      <w:r>
-        <w:t xml:space="preserve">”</w:t>
-      </w:r>
-      <w:r>
-        <w:t xml:space="preserve"> </w:t>
-      </w:r>
-      <w:r>
-        <w:t xml:space="preserve">hop was measured separating at 0.19 m/s and flying more than 76 m. The deployed launch instead always uses the full stroke geometry and modulates the stroke</w:t>
+        <w:t xml:space="preserve">rate</w:t>
+      </w:r>
+      <w:r>
+        <w:t xml:space="preserve">: joint targets are interpolated from crouch to extension over a ramp of duration</w:t>
+      </w:r>
+      <w:r>
+        <w:t xml:space="preserve"> </w:t>
+      </w:r>
+      <m:oMath>
+        <m:r>
+          <m:t>T</m:t>
+        </m:r>
+        <m:r>
+          <m:rPr>
+            <m:sty m:val="p"/>
+          </m:rPr>
+          <m:t>=</m:t>
+        </m:r>
+        <m:sSub>
+          <m:e>
+            <m:r>
+              <m:t>V</m:t>
+            </m:r>
+          </m:e>
+          <m:sub>
+            <m:r>
+              <m:t>G</m:t>
+            </m:r>
+            <m:r>
+              <m:t>A</m:t>
+            </m:r>
+            <m:r>
+              <m:t>I</m:t>
+            </m:r>
+            <m:r>
+              <m:t>N</m:t>
+            </m:r>
+          </m:sub>
+        </m:sSub>
+        <m:r>
+          <m:rPr>
+            <m:sty m:val="p"/>
+          </m:rPr>
+          <m:t>/</m:t>
+        </m:r>
+        <m:sSub>
+          <m:e>
+            <m:r>
+              <m:t>v</m:t>
+            </m:r>
+          </m:e>
+          <m:sub>
+            <m:r>
+              <m:t>r</m:t>
+            </m:r>
+            <m:r>
+              <m:t>e</m:t>
+            </m:r>
+            <m:r>
+              <m:t>q</m:t>
+            </m:r>
+          </m:sub>
+        </m:sSub>
+      </m:oMath>
+      <w:r>
+        <w:t xml:space="preserve">, which the joints track without saturating. The inverse relationship follows directly from the launch’s fixed geometry: the stroke covers a constant crouch-to-extension travel regardless of requested speed, so the average joint rate over the ramp — and hence the delivered separation velocity — scales as (fixed travel)/</w:t>
+      </w:r>
+      <m:oMath>
+        <m:r>
+          <m:t>T</m:t>
+        </m:r>
+      </m:oMath>
+      <w:r>
+        <w:t xml:space="preserve">, i.e. </w:t>
+      </w:r>
+      <m:oMath>
+        <m:sSub>
+          <m:e>
+            <m:r>
+              <m:t>v</m:t>
+            </m:r>
+          </m:e>
+          <m:sub>
+            <m:r>
+              <m:t>r</m:t>
+            </m:r>
+            <m:r>
+              <m:t>e</m:t>
+            </m:r>
+            <m:r>
+              <m:t>q</m:t>
+            </m:r>
+          </m:sub>
+        </m:sSub>
+        <m:r>
+          <m:rPr>
+            <m:sty m:val="p"/>
+          </m:rPr>
+          <m:t>∝</m:t>
+        </m:r>
+        <m:r>
+          <m:t>1</m:t>
+        </m:r>
+        <m:r>
+          <m:rPr>
+            <m:sty m:val="p"/>
+          </m:rPr>
+          <m:t>/</m:t>
+        </m:r>
+        <m:r>
+          <m:t>T</m:t>
+        </m:r>
+      </m:oMath>
+      <w:r>
+        <w:t xml:space="preserve">, or equivalently</w:t>
+      </w:r>
+      <w:r>
+        <w:t xml:space="preserve"> </w:t>
+      </w:r>
+      <m:oMath>
+        <m:r>
+          <m:t>T</m:t>
+        </m:r>
+        <m:r>
+          <m:rPr>
+            <m:sty m:val="p"/>
+          </m:rPr>
+          <m:t>∝</m:t>
+        </m:r>
+        <m:r>
+          <m:t>1</m:t>
+        </m:r>
+        <m:r>
+          <m:rPr>
+            <m:sty m:val="p"/>
+          </m:rPr>
+          <m:t>/</m:t>
+        </m:r>
+        <m:sSub>
+          <m:e>
+            <m:r>
+              <m:t>v</m:t>
+            </m:r>
+          </m:e>
+          <m:sub>
+            <m:r>
+              <m:t>r</m:t>
+            </m:r>
+            <m:r>
+              <m:t>e</m:t>
+            </m:r>
+            <m:r>
+              <m:t>q</m:t>
+            </m:r>
+          </m:sub>
+        </m:sSub>
+      </m:oMath>
+      <w:r>
+        <w:t xml:space="preserve">.</w:t>
+      </w:r>
+      <w:r>
+        <w:t xml:space="preserve"> </w:t>
+      </w:r>
+      <m:oMath>
+        <m:sSub>
+          <m:e>
+            <m:r>
+              <m:t>V</m:t>
+            </m:r>
+          </m:e>
+          <m:sub>
+            <m:r>
+              <m:t>G</m:t>
+            </m:r>
+            <m:r>
+              <m:t>A</m:t>
+            </m:r>
+            <m:r>
+              <m:t>I</m:t>
+            </m:r>
+            <m:r>
+              <m:t>N</m:t>
+            </m:r>
+          </m:sub>
+        </m:sSub>
+      </m:oMath>
+      <w:r>
+        <w:t xml:space="preserve"> </w:t>
+      </w:r>
+      <w:r>
+        <w:t xml:space="preserve">is the proportionality constant of that relation, with units of length (an effective stroke-rate calibration length, not a physical stroke dimension itself); its</w:t>
       </w:r>
       <w:r>
         <w:t xml:space="preserve"> </w:t>
@@ -1931,24 +2604,31 @@
           <w:iCs/>
           <w:i/>
         </w:rPr>
-        <w:t xml:space="preserve">rate</w:t>
-      </w:r>
-      <w:r>
-        <w:t xml:space="preserve">: joint targets are interpolated from crouch to extension over a ramp of duration</w:t>
-      </w:r>
-      <w:r>
-        <w:t xml:space="preserve"> </w:t>
-      </w:r>
-      <m:oMath>
-        <m:r>
-          <m:t>T</m:t>
-        </m:r>
-        <m:r>
-          <m:rPr>
-            <m:sty m:val="p"/>
-          </m:rPr>
-          <m:t>=</m:t>
-        </m:r>
+        <w:t xml:space="preserve">form</w:t>
+      </w:r>
+      <w:r>
+        <w:t xml:space="preserve"> </w:t>
+      </w:r>
+      <w:r>
+        <w:t xml:space="preserve">follows from this fixed-travel argument, while its</w:t>
+      </w:r>
+      <w:r>
+        <w:t xml:space="preserve"> </w:t>
+      </w:r>
+      <w:r>
+        <w:rPr>
+          <w:iCs/>
+          <w:i/>
+        </w:rPr>
+        <w:t xml:space="preserve">value</w:t>
+      </w:r>
+      <w:r>
+        <w:t xml:space="preserve">,</w:t>
+      </w:r>
+      <w:r>
+        <w:t xml:space="preserve"> </w:t>
+      </w:r>
+      <m:oMath>
         <m:sSub>
           <m:e>
             <m:r>
@@ -1974,154 +2654,35 @@
           <m:rPr>
             <m:sty m:val="p"/>
           </m:rPr>
-          <m:t>/</m:t>
-        </m:r>
-        <m:sSub>
-          <m:e>
-            <m:r>
-              <m:t>v</m:t>
-            </m:r>
-          </m:e>
-          <m:sub>
-            <m:r>
-              <m:t>r</m:t>
-            </m:r>
-            <m:r>
-              <m:t>e</m:t>
-            </m:r>
-            <m:r>
-              <m:t>q</m:t>
-            </m:r>
-          </m:sub>
-        </m:sSub>
-      </m:oMath>
-      <w:r>
-        <w:t xml:space="preserve">. The inverse relationship follows directly from the launch’s fixed geometry: the stroke covers a constant crouch-to-extension travel regardless of requested speed, so the average joint rate over the ramp — and hence the delivered separation velocity — scales as (fixed travel)/</w:t>
-      </w:r>
-      <m:oMath>
-        <m:r>
-          <m:t>T</m:t>
-        </m:r>
-      </m:oMath>
-      <w:r>
-        <w:t xml:space="preserve">, i.e. </w:t>
-      </w:r>
-      <m:oMath>
-        <m:sSub>
-          <m:e>
-            <m:r>
-              <m:t>v</m:t>
-            </m:r>
-          </m:e>
-          <m:sub>
-            <m:r>
-              <m:t>r</m:t>
-            </m:r>
-            <m:r>
-              <m:t>e</m:t>
-            </m:r>
-            <m:r>
-              <m:t>q</m:t>
-            </m:r>
-          </m:sub>
-        </m:sSub>
-        <m:r>
-          <m:rPr>
-            <m:sty m:val="p"/>
-          </m:rPr>
-          <m:t>∝</m:t>
-        </m:r>
-        <m:r>
-          <m:t>1</m:t>
-        </m:r>
-        <m:r>
-          <m:rPr>
-            <m:sty m:val="p"/>
-          </m:rPr>
-          <m:t>/</m:t>
-        </m:r>
-        <m:r>
-          <m:t>T</m:t>
-        </m:r>
-      </m:oMath>
-      <w:r>
-        <w:t xml:space="preserve">, or equivalently</w:t>
-      </w:r>
-      <w:r>
-        <w:t xml:space="preserve"> </w:t>
-      </w:r>
-      <m:oMath>
-        <m:r>
-          <m:t>T</m:t>
-        </m:r>
-        <m:r>
-          <m:rPr>
-            <m:sty m:val="p"/>
-          </m:rPr>
-          <m:t>∝</m:t>
-        </m:r>
-        <m:r>
-          <m:t>1</m:t>
-        </m:r>
-        <m:r>
-          <m:rPr>
-            <m:sty m:val="p"/>
-          </m:rPr>
-          <m:t>/</m:t>
-        </m:r>
-        <m:sSub>
-          <m:e>
-            <m:r>
-              <m:t>v</m:t>
-            </m:r>
-          </m:e>
-          <m:sub>
-            <m:r>
-              <m:t>r</m:t>
-            </m:r>
-            <m:r>
-              <m:t>e</m:t>
-            </m:r>
-            <m:r>
-              <m:t>q</m:t>
-            </m:r>
-          </m:sub>
-        </m:sSub>
-      </m:oMath>
-      <w:r>
-        <w:t xml:space="preserve">.</w:t>
-      </w:r>
-      <w:r>
-        <w:t xml:space="preserve"> </w:t>
-      </w:r>
-      <m:oMath>
-        <m:sSub>
-          <m:e>
-            <m:r>
-              <m:t>V</m:t>
-            </m:r>
-          </m:e>
-          <m:sub>
-            <m:r>
-              <m:t>G</m:t>
-            </m:r>
-            <m:r>
-              <m:t>A</m:t>
-            </m:r>
-            <m:r>
-              <m:t>I</m:t>
-            </m:r>
-            <m:r>
-              <m:t>N</m:t>
-            </m:r>
-          </m:sub>
-        </m:sSub>
-      </m:oMath>
-      <w:r>
-        <w:t xml:space="preserve"> </w:t>
-      </w:r>
-      <w:r>
-        <w:t xml:space="preserve">is the proportionality constant of that relation, with units of length (an effective stroke-rate calibration length, not a physical stroke dimension itself); its</w:t>
+          <m:t>=</m:t>
+        </m:r>
+        <m:r>
+          <m:t>0.12</m:t>
+        </m:r>
+      </m:oMath>
+      <w:r>
+        <w:t xml:space="preserve"> </w:t>
+      </w:r>
+      <w:r>
+        <w:t xml:space="preserve">m, is empirically fitted — the joints’ actual torque-limited tracking response is not closed-form, so the constant is calibrated against measured delivered velocity rather than derived analytically.</w:t>
+      </w:r>
+    </w:p>
+    <w:p>
+      <w:pPr>
+        <w:pStyle w:val="BodyText"/>
+      </w:pPr>
+      <w:r>
+        <w:rPr>
+          <w:bCs/>
+          <w:b/>
+        </w:rPr>
+        <w:t xml:space="preserve">Why rate and not amplitude.</w:t>
+      </w:r>
+      <w:r>
+        <w:t xml:space="preserve"> </w:t>
+      </w:r>
+      <w:r>
+        <w:t xml:space="preserve">The obvious alternative — scaling hop distance by commanding a</w:t>
       </w:r>
       <w:r>
         <w:t xml:space="preserve"> </w:t>
@@ -2131,13 +2692,13 @@
           <w:iCs/>
           <w:i/>
         </w:rPr>
-        <w:t xml:space="preserve">form</w:t>
-      </w:r>
-      <w:r>
-        <w:t xml:space="preserve"> </w:t>
-      </w:r>
-      <w:r>
-        <w:t xml:space="preserve">follows from this fixed-travel argument, while its</w:t>
+        <w:t xml:space="preserve">fraction</w:t>
+      </w:r>
+      <w:r>
+        <w:t xml:space="preserve"> </w:t>
+      </w:r>
+      <w:r>
+        <w:t xml:space="preserve">of the full stroke, on the assumption that separation velocity scales with amplitude — was implemented first and falsified by telemetry. The position-PID joints stay torque-saturated through most of any stepped stroke, so the legs race at near-terminal speed</w:t>
       </w:r>
       <w:r>
         <w:t xml:space="preserve"> </w:t>
@@ -2147,51 +2708,49 @@
           <w:iCs/>
           <w:i/>
         </w:rPr>
-        <w:t xml:space="preserve">value</w:t>
-      </w:r>
-      <w:r>
-        <w:t xml:space="preserve">,</w:t>
-      </w:r>
-      <w:r>
-        <w:t xml:space="preserve"> </w:t>
-      </w:r>
-      <m:oMath>
-        <m:sSub>
-          <m:e>
-            <m:r>
-              <m:t>V</m:t>
-            </m:r>
-          </m:e>
-          <m:sub>
-            <m:r>
-              <m:t>G</m:t>
-            </m:r>
-            <m:r>
-              <m:t>A</m:t>
-            </m:r>
-            <m:r>
-              <m:t>I</m:t>
-            </m:r>
-            <m:r>
-              <m:t>N</m:t>
-            </m:r>
-          </m:sub>
-        </m:sSub>
-        <m:r>
-          <m:rPr>
-            <m:sty m:val="p"/>
-          </m:rPr>
-          <m:t>=</m:t>
-        </m:r>
-        <m:r>
-          <m:t>0.12</m:t>
-        </m:r>
-      </m:oMath>
-      <w:r>
-        <w:t xml:space="preserve"> </w:t>
-      </w:r>
-      <w:r>
-        <w:t xml:space="preserve">m, is empirically fitted — the joints’ actual torque-limited tracking response is not closed-form, so the constant is calibrated against measured delivered velocity rather than derived analytically. That calibration, and the two distinct effects it uncovered, is documented next. Two refinements proved essential, and both are quantified directly from the deployed leg geometry (thigh and calf each 0.15 m, crouch-to-extension joint angles from §3.1). Computing the body’s vertical rise</w:t>
+        <w:t xml:space="preserve">regardless</w:t>
+      </w:r>
+      <w:r>
+        <w:t xml:space="preserve"> </w:t>
+      </w:r>
+      <w:r>
+        <w:t xml:space="preserve">of commanded amplitude: a 27% stroke</w:t>
+      </w:r>
+      <w:r>
+        <w:t xml:space="preserve"> </w:t>
+      </w:r>
+      <w:r>
+        <w:t xml:space="preserve">“</w:t>
+      </w:r>
+      <w:r>
+        <w:t xml:space="preserve">9 m</w:t>
+      </w:r>
+      <w:r>
+        <w:t xml:space="preserve">”</w:t>
+      </w:r>
+      <w:r>
+        <w:t xml:space="preserve"> </w:t>
+      </w:r>
+      <w:r>
+        <w:t xml:space="preserve">hop was measured separating at 0.19 m/s and flying more than 76 m, an order of magnitude past its target. Amplitude is therefore not a usable throttle on this platform, and rate is.</w:t>
+      </w:r>
+    </w:p>
+    <w:p>
+      <w:pPr>
+        <w:pStyle w:val="BodyText"/>
+      </w:pPr>
+      <w:r>
+        <w:rPr>
+          <w:bCs/>
+          <w:b/>
+        </w:rPr>
+        <w:t xml:space="preserve">Two refinements to the ramp.</w:t>
+      </w:r>
+      <w:r>
+        <w:t xml:space="preserve"> </w:t>
+      </w:r>
+      <w:r>
+        <w:t xml:space="preserve">Both are quantified directly from the deployed leg geometry (thigh and calf each 0.15 m, crouch-to-extension joint angles from §3.1). Computing the body’s vertical rise</w:t>
       </w:r>
       <w:r>
         <w:t xml:space="preserve"> </w:t>
@@ -2771,7 +3330,7 @@
       <w:r>
         <w:drawing>
           <wp:inline>
-            <wp:extent cx="2834640" cy="2102092"/>
+            <wp:extent cx="3017520" cy="2237711"/>
             <wp:effectExtent b="0" l="0" r="0" t="0"/>
             <wp:docPr descr="Directional hopping thrust-vector schematic" title="" id="38" name="Picture"/>
             <a:graphic>
@@ -2792,7 +3351,7 @@
                   <pic:spPr bwMode="auto">
                     <a:xfrm>
                       <a:off x="0" y="0"/>
-                      <a:ext cx="2834640" cy="2102092"/>
+                      <a:ext cx="3017520" cy="2237711"/>
                     </a:xfrm>
                     <a:prstGeom prst="rect">
                       <a:avLst/>
@@ -2838,7 +3397,7 @@
       <w:r>
         <w:drawing>
           <wp:inline>
-            <wp:extent cx="2834640" cy="2388240"/>
+            <wp:extent cx="3017520" cy="2542320"/>
             <wp:effectExtent b="0" l="0" r="0" t="0"/>
             <wp:docPr descr="Directional hop in flight" title="" id="41" name="Picture"/>
             <a:graphic>
@@ -2859,7 +3418,7 @@
                   <pic:spPr bwMode="auto">
                     <a:xfrm>
                       <a:off x="0" y="0"/>
-                      <a:ext cx="2834640" cy="2388240"/>
+                      <a:ext cx="3017520" cy="2542320"/>
                     </a:xfrm>
                     <a:prstGeom prst="rect">
                       <a:avLst/>
@@ -4122,7 +4681,7 @@
     </w:p>
     <w:bookmarkEnd w:id="44"/>
     <w:bookmarkEnd w:id="45"/>
-    <w:bookmarkStart w:id="49" w:name="in-flight-attitude-control"/>
+    <w:bookmarkStart w:id="52" w:name="in-flight-attitude-control"/>
     <w:p>
       <w:pPr>
         <w:pStyle w:val="Heading3"/>
@@ -4183,7 +4742,7 @@
           <m:t>=</m:t>
         </m:r>
         <m:r>
-          <m:t>0.012</m:t>
+          <m:t>0.016</m:t>
         </m:r>
       </m:oMath>
       <w:r>
@@ -4191,14 +4750,14 @@
       </w:r>
       <m:oMath>
         <m:r>
-          <m:t>0.020</m:t>
-        </m:r>
-      </m:oMath>
-      <w:r>
-        <w:t xml:space="preserve"> </w:t>
-      </w:r>
-      <w:r>
-        <w:t xml:space="preserve">kg·m² about the body z-axis, posture-dependent (legs retracted vs. splayed), computed from the model’s per-link inertias via the parallel-axis theorem.</w:t>
+          <m:t>0.019</m:t>
+        </m:r>
+      </m:oMath>
+      <w:r>
+        <w:t xml:space="preserve"> </w:t>
+      </w:r>
+      <w:r>
+        <w:t xml:space="preserve">kg·m² about the body z-axis, posture-dependent across the three commanded leg postures (retracted flight-neutral, crouch, launch-extended), computed from the model’s per-link inertias via the parallel-axis theorem with each posture’s joint angles applied.</w:t>
       </w:r>
     </w:p>
     <w:p>
@@ -4413,7 +4972,189 @@
         <w:t xml:space="preserve"> </w:t>
       </w:r>
       <w:r>
-        <w:t xml:space="preserve">kg·m².</w:t>
+        <w:t xml:space="preserve">kg·m², the solid-disc formula. This matches the deployed model.sdf exactly (each flywheel is a solid</w:t>
+      </w:r>
+      <w:r>
+        <w:t xml:space="preserve"> </w:t>
+      </w:r>
+      <w:r>
+        <w:rPr>
+          <w:rStyle w:val="VerbatimChar"/>
+        </w:rPr>
+        <w:t xml:space="preserve">&lt;cylinder&gt;</w:t>
+      </w:r>
+      <w:r>
+        <w:t xml:space="preserve"> </w:t>
+      </w:r>
+      <w:r>
+        <w:t xml:space="preserve">collision/inertial primitive; the SDF’s own izz = 2.70</w:t>
+      </w:r>
+      <m:oMath>
+        <m:r>
+          <m:rPr>
+            <m:sty m:val="p"/>
+          </m:rPr>
+          <m:t>×</m:t>
+        </m:r>
+        <m:sSup>
+          <m:e>
+            <m:r>
+              <m:t>10</m:t>
+            </m:r>
+          </m:e>
+          <m:sup>
+            <m:r>
+              <m:rPr>
+                <m:sty m:val="p"/>
+              </m:rPr>
+              <m:t>−</m:t>
+            </m:r>
+            <m:r>
+              <m:t>4</m:t>
+            </m:r>
+          </m:sup>
+        </m:sSup>
+      </m:oMath>
+      <w:r>
+        <w:t xml:space="preserve"> </w:t>
+      </w:r>
+      <w:r>
+        <w:t xml:space="preserve">kg·m² is the closed-form solid-disc value to three figures), so it is correct for what is simulated. A real COTS reaction-wheel assembly, however, commonly bores the flywheel for the motor shaft and bearing, making it an annulus rather than a solid disc — the general form is</w:t>
+      </w:r>
+      <w:r>
+        <w:t xml:space="preserve"> </w:t>
+      </w:r>
+      <m:oMath>
+        <m:sSub>
+          <m:e>
+            <m:r>
+              <m:t>I</m:t>
+            </m:r>
+          </m:e>
+          <m:sub>
+            <m:r>
+              <m:t>w</m:t>
+            </m:r>
+          </m:sub>
+        </m:sSub>
+        <m:r>
+          <m:rPr>
+            <m:sty m:val="p"/>
+          </m:rPr>
+          <m:t>=</m:t>
+        </m:r>
+        <m:f>
+          <m:fPr>
+            <m:type m:val="bar"/>
+          </m:fPr>
+          <m:num>
+            <m:r>
+              <m:t>1</m:t>
+            </m:r>
+          </m:num>
+          <m:den>
+            <m:r>
+              <m:t>2</m:t>
+            </m:r>
+          </m:den>
+        </m:f>
+        <m:r>
+          <m:t>m</m:t>
+        </m:r>
+        <m:d>
+          <m:dPr>
+            <m:begChr m:val="("/>
+            <m:endChr m:val=")"/>
+            <m:sepChr m:val=""/>
+            <m:grow/>
+          </m:dPr>
+          <m:e>
+            <m:sSubSup>
+              <m:e>
+                <m:r>
+                  <m:t>r</m:t>
+                </m:r>
+              </m:e>
+              <m:sub>
+                <m:r>
+                  <m:t>o</m:t>
+                </m:r>
+                <m:r>
+                  <m:t>u</m:t>
+                </m:r>
+                <m:r>
+                  <m:t>t</m:t>
+                </m:r>
+              </m:sub>
+              <m:sup>
+                <m:r>
+                  <m:t>2</m:t>
+                </m:r>
+              </m:sup>
+            </m:sSubSup>
+            <m:r>
+              <m:rPr>
+                <m:sty m:val="p"/>
+              </m:rPr>
+              <m:t>+</m:t>
+            </m:r>
+            <m:sSubSup>
+              <m:e>
+                <m:r>
+                  <m:t>r</m:t>
+                </m:r>
+              </m:e>
+              <m:sub>
+                <m:r>
+                  <m:t>i</m:t>
+                </m:r>
+                <m:r>
+                  <m:t>n</m:t>
+                </m:r>
+              </m:sub>
+              <m:sup>
+                <m:r>
+                  <m:t>2</m:t>
+                </m:r>
+              </m:sup>
+            </m:sSubSup>
+          </m:e>
+        </m:d>
+      </m:oMath>
+      <w:r>
+        <w:t xml:space="preserve">, reducing to the solid-disc case only as</w:t>
+      </w:r>
+      <w:r>
+        <w:t xml:space="preserve"> </w:t>
+      </w:r>
+      <m:oMath>
+        <m:sSub>
+          <m:e>
+            <m:r>
+              <m:t>r</m:t>
+            </m:r>
+          </m:e>
+          <m:sub>
+            <m:r>
+              <m:t>i</m:t>
+            </m:r>
+            <m:r>
+              <m:t>n</m:t>
+            </m:r>
+          </m:sub>
+        </m:sSub>
+        <m:r>
+          <m:rPr>
+            <m:sty m:val="p"/>
+          </m:rPr>
+          <m:t>→</m:t>
+        </m:r>
+        <m:r>
+          <m:t>0</m:t>
+        </m:r>
+      </m:oMath>
+      <w:r>
+        <w:t xml:space="preserve">. Fig. 8 shows real reaction-wheel hardware for physical reference; the deployed simulation idealizes the wheel as the solid-disc limit of that geometry.</w:t>
       </w:r>
     </w:p>
     <w:p>
@@ -4520,7 +5261,7 @@
         <w:pStyle w:val="FirstParagraph"/>
       </w:pPr>
       <w:r>
-        <w:t xml:space="preserve">Fig. 6 sketches this three-wheel layout and the moment-of-inertia axes it is measured about.</w:t>
+        <w:t xml:space="preserve">Fig. 7 sketches this three-wheel layout and the moment-of-inertia axes it is measured about.</w:t>
       </w:r>
     </w:p>
     <w:p>
@@ -4530,7 +5271,7 @@
       <w:r>
         <w:drawing>
           <wp:inline>
-            <wp:extent cx="2834640" cy="2802201"/>
+            <wp:extent cx="3017520" cy="2958954"/>
             <wp:effectExtent b="0" l="0" r="0" t="0"/>
             <wp:docPr descr="Reaction-wheel layout and moment-of-inertia axes" title="" id="47" name="Picture"/>
             <a:graphic>
@@ -4551,7 +5292,7 @@
                   <pic:spPr bwMode="auto">
                     <a:xfrm>
                       <a:off x="0" y="0"/>
-                      <a:ext cx="2834640" cy="2802201"/>
+                      <a:ext cx="3017520" cy="2958954"/>
                     </a:xfrm>
                     <a:prstGeom prst="rect">
                       <a:avLst/>
@@ -4587,7 +5328,74 @@
           <w:iCs/>
           <w:i/>
         </w:rPr>
-        <w:t xml:space="preserve">Figure 7: Reaction-wheel layout and moment-of-inertia axes, isometric 3D sketch (not to scale; not a CAD render).</w:t>
+        <w:t xml:space="preserve">Figure 7: Reaction-wheel layout and moment-of-inertia axes, isometric engineering sketch with dash-dot centerlines and a dimensioned wheel (not to scale; not a CAD render).</w:t>
+      </w:r>
+    </w:p>
+    <w:p>
+      <w:pPr>
+        <w:pStyle w:val="CaptionedFigure"/>
+      </w:pPr>
+      <w:r>
+        <w:drawing>
+          <wp:inline>
+            <wp:extent cx="1618488" cy="3289609"/>
+            <wp:effectExtent b="0" l="0" r="0" t="0"/>
+            <wp:docPr descr="Real reaction-wheel hardware, shown with its flywheel and control electronics exposed" title="" id="50" name="Picture"/>
+            <a:graphic>
+              <a:graphicData uri="http://schemas.openxmlformats.org/drawingml/2006/picture">
+                <pic:pic>
+                  <pic:nvPicPr>
+                    <pic:cNvPr descr="reaction_wheel_photo.jpg" id="51" name="Picture"/>
+                    <pic:cNvPicPr>
+                      <a:picLocks noChangeArrowheads="1" noChangeAspect="1"/>
+                    </pic:cNvPicPr>
+                  </pic:nvPicPr>
+                  <pic:blipFill>
+                    <a:blip r:embed="rId49"/>
+                    <a:stretch>
+                      <a:fillRect/>
+                    </a:stretch>
+                  </pic:blipFill>
+                  <pic:spPr bwMode="auto">
+                    <a:xfrm>
+                      <a:off x="0" y="0"/>
+                      <a:ext cx="1618488" cy="3289609"/>
+                    </a:xfrm>
+                    <a:prstGeom prst="rect">
+                      <a:avLst/>
+                    </a:prstGeom>
+                    <a:noFill/>
+                    <a:ln w="9525">
+                      <a:noFill/>
+                      <a:headEnd/>
+                      <a:tailEnd/>
+                    </a:ln>
+                  </pic:spPr>
+                </pic:pic>
+              </a:graphicData>
+            </a:graphic>
+          </wp:inline>
+        </w:drawing>
+      </w:r>
+    </w:p>
+    <w:p>
+      <w:pPr>
+        <w:pStyle w:val="ImageCaption"/>
+      </w:pPr>
+      <w:r>
+        <w:t xml:space="preserve">Real reaction-wheel hardware, shown with its flywheel and control electronics exposed</w:t>
+      </w:r>
+    </w:p>
+    <w:p>
+      <w:pPr>
+        <w:pStyle w:val="BodyText"/>
+      </w:pPr>
+      <w:r>
+        <w:rPr>
+          <w:iCs/>
+          <w:i/>
+        </w:rPr>
+        <w:t xml:space="preserve">Figure 8: A real reaction-wheel assembly (NASA, public domain [37]), included for physical reference alongside the schematic of Fig. 7 — the visible flywheel disc and driver electronics are representative of the class of hardware the EC 20 flat is drawn from, not a photo of the exact deployed part.</w:t>
       </w:r>
     </w:p>
     <w:p>
@@ -5751,8 +6559,8 @@
         <w:t xml:space="preserve">. Saturation by a single hop is therefore not credible; the windup path (persistent unreachable error) is closed by the deadband and the landed-state handoff.</w:t>
       </w:r>
     </w:p>
-    <w:bookmarkEnd w:id="49"/>
-    <w:bookmarkStart w:id="53" w:name="self-righting"/>
+    <w:bookmarkEnd w:id="52"/>
+    <w:bookmarkStart w:id="56" w:name="self-righting"/>
     <w:p>
       <w:pPr>
         <w:pStyle w:val="Heading3"/>
@@ -6145,7 +6953,7 @@
         <w:pStyle w:val="FirstParagraph"/>
       </w:pPr>
       <w:r>
-        <w:t xml:space="preserve">Fig. 7 captures this tucked transition live, mid-roll during a real righting maneuver.</w:t>
+        <w:t xml:space="preserve">Fig. 9 captures this tucked transition live, mid-roll during a real righting maneuver.</w:t>
       </w:r>
     </w:p>
     <w:p>
@@ -6155,20 +6963,20 @@
       <w:r>
         <w:drawing>
           <wp:inline>
-            <wp:extent cx="2834640" cy="2253175"/>
+            <wp:extent cx="3017520" cy="2398541"/>
             <wp:effectExtent b="0" l="0" r="0" t="0"/>
-            <wp:docPr descr="Tuck-then-deploy leg posture during self-righting" title="" id="51" name="Picture"/>
+            <wp:docPr descr="Tuck-then-deploy leg posture during self-righting" title="" id="54" name="Picture"/>
             <a:graphic>
               <a:graphicData uri="http://schemas.openxmlformats.org/drawingml/2006/picture">
                 <pic:pic>
                   <pic:nvPicPr>
-                    <pic:cNvPr descr="fig_tuck_deploy.png" id="52" name="Picture"/>
+                    <pic:cNvPr descr="fig_tuck_deploy.png" id="55" name="Picture"/>
                     <pic:cNvPicPr>
                       <a:picLocks noChangeArrowheads="1" noChangeAspect="1"/>
                     </pic:cNvPicPr>
                   </pic:nvPicPr>
                   <pic:blipFill>
-                    <a:blip r:embed="rId50"/>
+                    <a:blip r:embed="rId53"/>
                     <a:stretch>
                       <a:fillRect/>
                     </a:stretch>
@@ -6176,7 +6984,7 @@
                   <pic:spPr bwMode="auto">
                     <a:xfrm>
                       <a:off x="0" y="0"/>
-                      <a:ext cx="2834640" cy="2253175"/>
+                      <a:ext cx="3017520" cy="2398541"/>
                     </a:xfrm>
                     <a:prstGeom prst="rect">
                       <a:avLst/>
@@ -6212,7 +7020,7 @@
           <w:iCs/>
           <w:i/>
         </w:rPr>
-        <w:t xml:space="preserve">Figure 8: A scout mid-righting-roll: one leg tucked compact against the body while the other two remain extended — the transitional posture between the tucked (cylinder-roll) and re-deployed (upright-capture) phases described above.</w:t>
+        <w:t xml:space="preserve">Figure 9: A scout mid-righting-roll: one leg tucked compact against the body while the other two remain extended — the transitional posture between the tucked (cylinder-roll) and re-deployed (upright-capture) phases described above.</w:t>
       </w:r>
     </w:p>
     <w:p>
@@ -6247,8 +7055,8 @@
         <w:t xml:space="preserve">An earlier self-righting strategy used the legs themselves, not the reaction wheels, to lever the body upright: alternating phases of splaying the tripod and sweeping one leg pushed against the regolith to roll the chassis, similar to a person pushing an arm against the floor to sit up. This depended on the leg segments making extended, gripping contact with the terrain along their length. It was retired for two compounding reasons: first, when the leg collision geometry was later simplified to point-like foot spheres (needed elsewhere in the model), the legs lost any extended contact surface to push through, only a point contact remained; second, the joint damping introduced in §3.4 to eliminate landing-impact energy pumping also damped the fast sweep motion this strategy relied on. With its ground leverage gone and its sweep speed suppressed, the mechanism no longer had a physical basis to work, and self-righting was moved entirely to the reaction-wheel maneuver described above.</w:t>
       </w:r>
     </w:p>
-    <w:bookmarkEnd w:id="53"/>
-    <w:bookmarkStart w:id="67" w:name="landing-detection-and-ground-handling"/>
+    <w:bookmarkEnd w:id="56"/>
+    <w:bookmarkStart w:id="70" w:name="landing-detection-and-ground-handling"/>
     <w:p>
       <w:pPr>
         <w:pStyle w:val="Heading3"/>
@@ -6546,7 +7354,7 @@
         <w:pStyle w:val="FirstParagraph"/>
       </w:pPr>
       <w:r>
-        <w:t xml:space="preserve">Fig. 8 sketches these bands schematically against a representative hop.</w:t>
+        <w:t xml:space="preserve">Fig. 10 sketches these bands schematically against a representative hop.</w:t>
       </w:r>
     </w:p>
     <w:p>
@@ -6556,20 +7364,20 @@
       <w:r>
         <w:drawing>
           <wp:inline>
-            <wp:extent cx="2834640" cy="2299836"/>
+            <wp:extent cx="3017520" cy="2448213"/>
             <wp:effectExtent b="0" l="0" r="0" t="0"/>
-            <wp:docPr descr="Landing-detector bands schematic" title="" id="55" name="Picture"/>
+            <wp:docPr descr="Landing-detector bands schematic" title="" id="58" name="Picture"/>
             <a:graphic>
               <a:graphicData uri="http://schemas.openxmlformats.org/drawingml/2006/picture">
                 <pic:pic>
                   <pic:nvPicPr>
-                    <pic:cNvPr descr="landing_detector_bands_sketch.png" id="56" name="Picture"/>
+                    <pic:cNvPr descr="landing_detector_bands_sketch.png" id="59" name="Picture"/>
                     <pic:cNvPicPr>
                       <a:picLocks noChangeArrowheads="1" noChangeAspect="1"/>
                     </pic:cNvPicPr>
                   </pic:nvPicPr>
                   <pic:blipFill>
-                    <a:blip r:embed="rId54"/>
+                    <a:blip r:embed="rId57"/>
                     <a:stretch>
                       <a:fillRect/>
                     </a:stretch>
@@ -6577,7 +7385,7 @@
                   <pic:spPr bwMode="auto">
                     <a:xfrm>
                       <a:off x="0" y="0"/>
-                      <a:ext cx="2834640" cy="2299836"/>
+                      <a:ext cx="3017520" cy="2448213"/>
                     </a:xfrm>
                     <a:prstGeom prst="rect">
                       <a:avLst/>
@@ -6613,7 +7421,7 @@
           <w:iCs/>
           <w:i/>
         </w:rPr>
-        <w:t xml:space="preserve">Figure 9: Landing-detector bands referenced above — the contact-spike acceleration threshold and the apex-dwell/rest-window altitude bands (schematic, not measured telemetry).</w:t>
+        <w:t xml:space="preserve">Figure 10: Landing-detector bands referenced above — the contact-spike acceleration threshold and the apex-dwell/rest-window altitude bands (schematic, not measured telemetry).</w:t>
       </w:r>
     </w:p>
     <w:p>
@@ -6621,7 +7429,7 @@
         <w:pStyle w:val="BodyText"/>
       </w:pPr>
       <w:r>
-        <w:t xml:space="preserve">Fig. 9 shows a scout during final descent over this terrain, moments before the detector above must confirm touchdown.</w:t>
+        <w:t xml:space="preserve">Fig. 10 shows a scout during final descent over this terrain, moments before the detector above must confirm touchdown.</w:t>
       </w:r>
     </w:p>
     <w:p>
@@ -6631,20 +7439,20 @@
       <w:r>
         <w:drawing>
           <wp:inline>
-            <wp:extent cx="2834640" cy="2388240"/>
+            <wp:extent cx="3017520" cy="2542320"/>
             <wp:effectExtent b="0" l="0" r="0" t="0"/>
-            <wp:docPr descr="Final descent over uneven terrain" title="" id="58" name="Picture"/>
+            <wp:docPr descr="Final descent over uneven terrain" title="" id="61" name="Picture"/>
             <a:graphic>
               <a:graphicData uri="http://schemas.openxmlformats.org/drawingml/2006/picture">
                 <pic:pic>
                   <pic:nvPicPr>
-                    <pic:cNvPr descr="fig_descent_terrain.png" id="59" name="Picture"/>
+                    <pic:cNvPr descr="fig_descent_terrain.png" id="62" name="Picture"/>
                     <pic:cNvPicPr>
                       <a:picLocks noChangeArrowheads="1" noChangeAspect="1"/>
                     </pic:cNvPicPr>
                   </pic:nvPicPr>
                   <pic:blipFill>
-                    <a:blip r:embed="rId57"/>
+                    <a:blip r:embed="rId60"/>
                     <a:stretch>
                       <a:fillRect/>
                     </a:stretch>
@@ -6652,7 +7460,7 @@
                   <pic:spPr bwMode="auto">
                     <a:xfrm>
                       <a:off x="0" y="0"/>
-                      <a:ext cx="2834640" cy="2388240"/>
+                      <a:ext cx="3017520" cy="2542320"/>
                     </a:xfrm>
                     <a:prstGeom prst="rect">
                       <a:avLst/>
@@ -6688,7 +7496,7 @@
           <w:iCs/>
           <w:i/>
         </w:rPr>
-        <w:t xml:space="preserve">Figure 10: Final descent over the ridged heightmap terrain — the antenna shadow on the regolith below marks the touchdown point the detector must confirm.</w:t>
+        <w:t xml:space="preserve">Figure 11: Final descent over the ridged heightmap terrain — the antenna shadow on the regolith below marks the touchdown point the detector must confirm.</w:t>
       </w:r>
     </w:p>
     <w:p>
@@ -6696,7 +7504,7 @@
         <w:pStyle w:val="BodyText"/>
       </w:pPr>
       <w:r>
-        <w:t xml:space="preserve">After confirmation, the legs simply hold their landing pose. No posture is commanded at or after touchdown — a design rule with an empirical basis (§3.4.1). The complete locomotion cycle, spanning both controllers, is shown in Fig. 11:</w:t>
+        <w:t xml:space="preserve">After confirmation, the legs simply hold their landing pose. No posture is commanded at or after touchdown — a design rule with an empirical basis (§3.4.1). The complete locomotion cycle, spanning both controllers, is shown in Fig. 12:</w:t>
       </w:r>
     </w:p>
     <w:p>
@@ -6706,20 +7514,20 @@
       <w:r>
         <w:drawing>
           <wp:inline>
-            <wp:extent cx="2834640" cy="3670581"/>
+            <wp:extent cx="2267712" cy="3286260"/>
             <wp:effectExtent b="0" l="0" r="0" t="0"/>
-            <wp:docPr descr="diagram" title="" id="61" name="Picture"/>
+            <wp:docPr descr="diagram" title="" id="64" name="Picture"/>
             <a:graphic>
               <a:graphicData uri="http://schemas.openxmlformats.org/drawingml/2006/picture">
                 <pic:pic>
                   <pic:nvPicPr>
-                    <pic:cNvPr descr="d2-1.png" id="62" name="Picture"/>
+                    <pic:cNvPr descr="d2-1.png" id="65" name="Picture"/>
                     <pic:cNvPicPr>
                       <a:picLocks noChangeArrowheads="1" noChangeAspect="1"/>
                     </pic:cNvPicPr>
                   </pic:nvPicPr>
                   <pic:blipFill>
-                    <a:blip r:embed="rId60"/>
+                    <a:blip r:embed="rId63"/>
                     <a:stretch>
                       <a:fillRect/>
                     </a:stretch>
@@ -6727,7 +7535,7 @@
                   <pic:spPr bwMode="auto">
                     <a:xfrm>
                       <a:off x="0" y="0"/>
-                      <a:ext cx="2834640" cy="3670581"/>
+                      <a:ext cx="2267712" cy="3286260"/>
                     </a:xfrm>
                     <a:prstGeom prst="rect">
                       <a:avLst/>
@@ -6763,10 +7571,10 @@
           <w:iCs/>
           <w:i/>
         </w:rPr>
-        <w:t xml:space="preserve">Figure 11: The hop–land–right cycle. Attitude control runs during FLIGHT (motion-gated), stands down during RIGHTING, and holds yaw only when grounded.</w:t>
-      </w:r>
-    </w:p>
-    <w:bookmarkStart w:id="66" w:name="Xcea73d35627087ad5396755296aa249b76f41a2"/>
+        <w:t xml:space="preserve">Figure 12: The hop–land–right cycle. Attitude control runs during FLIGHT (motion-gated), stands down during RIGHTING, and holds yaw only when grounded.</w:t>
+      </w:r>
+    </w:p>
+    <w:bookmarkStart w:id="69" w:name="Xcea73d35627087ad5396755296aa249b76f41a2"/>
     <w:p>
       <w:pPr>
         <w:pStyle w:val="Heading4"/>
@@ -6795,6 +7603,16 @@
       <w:r>
         <w:t xml:space="preserve">:</w:t>
       </w:r>
+    </w:p>
+    <w:p>
+      <w:pPr>
+        <w:sectPr>
+          <w:type w:val="continuous"/>
+          <w:pgSz w:w="12240" w:h="15840"/>
+          <w:pgMar w:top="1080" w:right="1080" w:bottom="1080" w:left="1080" w:header="720" w:footer="720" w:gutter="0"/>
+          <w:cols w:num="2" w:space="288"/>
+        </w:sectPr>
+      </w:pPr>
     </w:p>
     <w:p>
       <w:pPr>
@@ -6817,10 +7635,10 @@
         <w:tblLayout w:type="fixed"/>
       </w:tblPr>
       <w:tblGrid>
-        <w:gridCol w:w="1901"/>
-        <w:gridCol w:w="1584"/>
-        <w:gridCol w:w="1584"/>
-        <w:gridCol w:w="2851"/>
+        <w:gridCol w:w="1980"/>
+        <w:gridCol w:w="1980"/>
+        <w:gridCol w:w="1980"/>
+        <w:gridCol w:w="1980"/>
       </w:tblGrid>
       <w:tr>
         <w:trPr>
@@ -7028,6 +7846,16 @@
     </w:tbl>
     <w:p>
       <w:pPr>
+        <w:sectPr>
+          <w:type w:val="continuous"/>
+          <w:pgSz w:w="12240" w:h="15840"/>
+          <w:pgMar w:top="1080" w:right="1080" w:bottom="1080" w:left="1080" w:header="720" w:footer="720" w:gutter="0"/>
+          <w:cols w:num="1"/>
+        </w:sectPr>
+      </w:pPr>
+    </w:p>
+    <w:p>
+      <w:pPr>
         <w:pStyle w:val="BodyText"/>
       </w:pPr>
       <w:r>
@@ -7073,6 +7901,16 @@
       <w:r>
         <w:t xml:space="preserve">The deployed solution places dissipation where phase lag cannot exist: passive joint damping in the mechanism itself. Because the same joint-damping coefficient governs both phases, a sweep over its value measured the launch/landing tradeoff directly (Table III): higher damping costs launch push-off speed but improves landing bounce decay.</w:t>
       </w:r>
+    </w:p>
+    <w:p>
+      <w:pPr>
+        <w:sectPr>
+          <w:type w:val="continuous"/>
+          <w:pgSz w:w="12240" w:h="15840"/>
+          <w:pgMar w:top="1080" w:right="1080" w:bottom="1080" w:left="1080" w:header="720" w:footer="720" w:gutter="0"/>
+          <w:cols w:num="2" w:space="288"/>
+        </w:sectPr>
+      </w:pPr>
     </w:p>
     <w:p>
       <w:pPr>
@@ -7095,9 +7933,9 @@
         <w:tblLayout w:type="fixed"/>
       </w:tblPr>
       <w:tblGrid>
-        <w:gridCol w:w="1742"/>
-        <w:gridCol w:w="3010"/>
-        <w:gridCol w:w="3168"/>
+        <w:gridCol w:w="2640"/>
+        <w:gridCol w:w="2640"/>
+        <w:gridCol w:w="2640"/>
       </w:tblGrid>
       <w:tr>
         <w:trPr>
@@ -7277,6 +8115,16 @@
     </w:tbl>
     <w:p>
       <w:pPr>
+        <w:sectPr>
+          <w:type w:val="continuous"/>
+          <w:pgSz w:w="12240" w:h="15840"/>
+          <w:pgMar w:top="1080" w:right="1080" w:bottom="1080" w:left="1080" w:header="720" w:footer="720" w:gutter="0"/>
+          <w:cols w:num="1"/>
+        </w:sectPr>
+      </w:pPr>
+    </w:p>
+    <w:p>
+      <w:pPr>
         <w:pStyle w:val="BodyText"/>
       </w:pPr>
       <w:r>
@@ -7388,7 +8236,7 @@
         <w:t xml:space="preserve"> </w:t>
       </w:r>
       <w:r>
-        <w:t xml:space="preserve">— bounces decay within two to three cycles — while the launch stroke retains a 35% separation-velocity margin over the 3 m-hop requirement. Series-elastic launch elements, which decouple launch delta-v from joint damping entirely, remain the recommended mechanism for flight hardware [5]. Fig. 12 shows the confirmed-landed end state this stack is designed to reach.</w:t>
+        <w:t xml:space="preserve">— bounces decay within two to three cycles — while the launch stroke retains a 35% separation-velocity margin over the 3 m-hop requirement. Series-elastic launch elements, which decouple launch delta-v from joint damping entirely, remain the recommended mechanism for flight hardware [5]. Fig. 13 shows the confirmed-landed end state this stack is designed to reach.</w:t>
       </w:r>
     </w:p>
     <w:p>
@@ -7398,20 +8246,20 @@
       <w:r>
         <w:drawing>
           <wp:inline>
-            <wp:extent cx="2834640" cy="2464904"/>
+            <wp:extent cx="3017520" cy="2623930"/>
             <wp:effectExtent b="0" l="0" r="0" t="0"/>
-            <wp:docPr descr="A settled landing" title="" id="64" name="Picture"/>
+            <wp:docPr descr="A settled landing" title="" id="67" name="Picture"/>
             <a:graphic>
               <a:graphicData uri="http://schemas.openxmlformats.org/drawingml/2006/picture">
                 <pic:pic>
                   <pic:nvPicPr>
-                    <pic:cNvPr descr="fig_landed_scout.png" id="65" name="Picture"/>
+                    <pic:cNvPr descr="fig_landed_scout.png" id="68" name="Picture"/>
                     <pic:cNvPicPr>
                       <a:picLocks noChangeArrowheads="1" noChangeAspect="1"/>
                     </pic:cNvPicPr>
                   </pic:nvPicPr>
                   <pic:blipFill>
-                    <a:blip r:embed="rId63"/>
+                    <a:blip r:embed="rId66"/>
                     <a:stretch>
                       <a:fillRect/>
                     </a:stretch>
@@ -7419,7 +8267,7 @@
                   <pic:spPr bwMode="auto">
                     <a:xfrm>
                       <a:off x="0" y="0"/>
-                      <a:ext cx="2834640" cy="2464904"/>
+                      <a:ext cx="3017520" cy="2623930"/>
                     </a:xfrm>
                     <a:prstGeom prst="rect">
                       <a:avLst/>
@@ -7455,13 +8303,13 @@
           <w:iCs/>
           <w:i/>
         </w:rPr>
-        <w:t xml:space="preserve">Figure 12: The end state the landing stack is built to reach — a scout settled upright on its legs after a completed hop, holding its landing pose with no commanded motion. Confirmed LANDED on the live dashboard at the moment of capture.</w:t>
-      </w:r>
-    </w:p>
-    <w:bookmarkEnd w:id="66"/>
-    <w:bookmarkEnd w:id="67"/>
-    <w:bookmarkEnd w:id="68"/>
-    <w:bookmarkStart w:id="78" w:name="power-and-communication-systems"/>
+        <w:t xml:space="preserve">Figure 13: The end state the landing stack is built to reach — a scout settled upright on its legs after a completed hop, holding its landing pose with no commanded motion. Confirmed LANDED on the live dashboard at the moment of capture.</w:t>
+      </w:r>
+    </w:p>
+    <w:bookmarkEnd w:id="69"/>
+    <w:bookmarkEnd w:id="70"/>
+    <w:bookmarkEnd w:id="71"/>
+    <w:bookmarkStart w:id="81" w:name="power-and-communication-systems"/>
     <w:p>
       <w:pPr>
         <w:pStyle w:val="Heading2"/>
@@ -7470,7 +8318,7 @@
         <w:t xml:space="preserve">4. Power and Communication Systems</w:t>
       </w:r>
     </w:p>
-    <w:bookmarkStart w:id="72" w:name="energy-budget"/>
+    <w:bookmarkStart w:id="75" w:name="energy-budget"/>
     <w:p>
       <w:pPr>
         <w:pStyle w:val="Heading3"/>
@@ -7502,6 +8350,16 @@
       <w:r>
         <w:t xml:space="preserve">on the same timescale: at the sim’s deployed role rates (0.05–0.15%/2 s tick, §4.3) a full discharge takes on the order of 20–70 minutes of sim time, whereas the watt-level estimate below implies ~10.5 h of real endurance — the sim drain is intentionally accelerated by roughly an order of magnitude so that battery-reserve gating and the RECHARGE role are actually exercised within a short demonstration run, rather than being a physical power model. Table IV below is the physical estimate: it sizes the pack against plausible subsystem draws for the hardware of §3. Powered by a 37.0 Wh space-grade lithium-ion pack:</w:t>
       </w:r>
+    </w:p>
+    <w:p>
+      <w:pPr>
+        <w:sectPr>
+          <w:type w:val="continuous"/>
+          <w:pgSz w:w="12240" w:h="15840"/>
+          <w:pgMar w:top="1080" w:right="1080" w:bottom="1080" w:left="1080" w:header="720" w:footer="720" w:gutter="0"/>
+          <w:cols w:num="2" w:space="288"/>
+        </w:sectPr>
+      </w:pPr>
     </w:p>
     <w:p>
       <w:pPr>
@@ -7524,10 +8382,10 @@
         <w:tblLayout w:type="fixed"/>
       </w:tblPr>
       <w:tblGrid>
-        <w:gridCol w:w="2376"/>
-        <w:gridCol w:w="2059"/>
-        <w:gridCol w:w="1584"/>
-        <w:gridCol w:w="1901"/>
+        <w:gridCol w:w="1980"/>
+        <w:gridCol w:w="1980"/>
+        <w:gridCol w:w="1980"/>
+        <w:gridCol w:w="1980"/>
       </w:tblGrid>
       <w:tr>
         <w:trPr>
@@ -7859,10 +8717,20 @@
     </w:tbl>
     <w:p>
       <w:pPr>
+        <w:sectPr>
+          <w:type w:val="continuous"/>
+          <w:pgSz w:w="12240" w:h="15840"/>
+          <w:pgMar w:top="1080" w:right="1080" w:bottom="1080" w:left="1080" w:header="720" w:footer="720" w:gutter="0"/>
+          <w:cols w:num="1"/>
+        </w:sectPr>
+      </w:pPr>
+    </w:p>
+    <w:p>
+      <w:pPr>
         <w:pStyle w:val="BodyText"/>
       </w:pPr>
       <w:r>
-        <w:t xml:space="preserve">Continuous operation yields an estimated 10.5 h of shadowed endurance; the top-mounted GaAs arrays (28% efficiency) generate ~3.5 W net at 1.2 AU, allowing full recovery over the diurnal cycle. In the swarm layer, recharge is modeled as a dedicated RECHARGE role with battery-reserve gating (§4.3), shown live in Fig. 13. The dashboard deliberately reports charge/discharge state only, not a numeric rate: as noted above, the sim’s per-tick drain constants are accelerated roughly an order of magnitude past the physical estimate for demo pacing, so a displayed rate would not be a verifiable physical quantity.</w:t>
+        <w:t xml:space="preserve">Continuous operation yields an estimated 10.5 h of shadowed endurance; the top-mounted GaAs arrays (28% efficiency) generate ~3.5 W net at 1.2 AU, allowing full recovery over the diurnal cycle. In the swarm layer, recharge is modeled as a dedicated RECHARGE role with battery-reserve gating (§4.3), shown live in Fig. 14. The dashboard deliberately reports charge/discharge state only, not a numeric rate: as noted above, the sim’s per-tick drain constants are accelerated roughly an order of magnitude past the physical estimate for demo pacing, so a displayed rate would not be a verifiable physical quantity.</w:t>
       </w:r>
     </w:p>
     <w:p>
@@ -7872,20 +8740,20 @@
       <w:r>
         <w:drawing>
           <wp:inline>
-            <wp:extent cx="1732123" cy="3931920"/>
+            <wp:extent cx="3017520" cy="1991563"/>
             <wp:effectExtent b="0" l="0" r="0" t="0"/>
-            <wp:docPr descr="Battery management in action" title="" id="70" name="Picture"/>
+            <wp:docPr descr="Battery management in action" title="" id="73" name="Picture"/>
             <a:graphic>
               <a:graphicData uri="http://schemas.openxmlformats.org/drawingml/2006/picture">
                 <pic:pic>
                   <pic:nvPicPr>
-                    <pic:cNvPr descr="fig_recharge_dashboard.png" id="71" name="Picture"/>
+                    <pic:cNvPr descr="fig_recharge_dashboard.png" id="74" name="Picture"/>
                     <pic:cNvPicPr>
                       <a:picLocks noChangeArrowheads="1" noChangeAspect="1"/>
                     </pic:cNvPicPr>
                   </pic:nvPicPr>
                   <pic:blipFill>
-                    <a:blip r:embed="rId69"/>
+                    <a:blip r:embed="rId72"/>
                     <a:stretch>
                       <a:fillRect/>
                     </a:stretch>
@@ -7893,7 +8761,7 @@
                   <pic:spPr bwMode="auto">
                     <a:xfrm>
                       <a:off x="0" y="0"/>
-                      <a:ext cx="1732123" cy="3931920"/>
+                      <a:ext cx="3017520" cy="1991563"/>
                     </a:xfrm>
                     <a:prstGeom prst="rect">
                       <a:avLst/>
@@ -7929,11 +8797,11 @@
           <w:iCs/>
           <w:i/>
         </w:rPr>
-        <w:t xml:space="preserve">Figure 13: The power model operating live — a scout depleted to 25% has been reassigned to RECHARGE and is actively charging while its squadmates continue their own tasks.</w:t>
-      </w:r>
-    </w:p>
-    <w:bookmarkEnd w:id="72"/>
-    <w:bookmarkStart w:id="73" w:name="swarm-communication"/>
+        <w:t xml:space="preserve">Figure 14: The power model operating live — a scout depleted to 25% has been reassigned to RECHARGE and is actively charging while its squadmates continue their own tasks.</w:t>
+      </w:r>
+    </w:p>
+    <w:bookmarkEnd w:id="75"/>
+    <w:bookmarkStart w:id="76" w:name="swarm-communication"/>
     <w:p>
       <w:pPr>
         <w:pStyle w:val="Heading3"/>
@@ -7950,8 +8818,8 @@
         <w:t xml:space="preserve">The architecture supports a decentralized swarm methodology: a low-power (&lt;0.1 W) UHF mesh for intra-swarm communication, which diffracts around boulder-scale obstructions, and an S-band patch antenna for high-gain relay to an orbiting mothership.</w:t>
       </w:r>
     </w:p>
-    <w:bookmarkEnd w:id="73"/>
-    <w:bookmarkStart w:id="77" w:name="X3a18ce333f74fa32eb0482276388b88a345c417"/>
+    <w:bookmarkEnd w:id="76"/>
+    <w:bookmarkStart w:id="80" w:name="X3a18ce333f74fa32eb0482276388b88a345c417"/>
     <w:p>
       <w:pPr>
         <w:pStyle w:val="Heading3"/>
@@ -8463,7 +9331,7 @@
         <w:pStyle w:val="BodyText"/>
       </w:pPr>
       <w:r>
-        <w:t xml:space="preserve">The complete tasking flow for one anomaly is shown in Fig. 14:</w:t>
+        <w:t xml:space="preserve">The complete tasking flow for one anomaly is shown in Fig. 15:</w:t>
       </w:r>
     </w:p>
     <w:p>
@@ -8473,20 +9341,20 @@
       <w:r>
         <w:drawing>
           <wp:inline>
-            <wp:extent cx="2834640" cy="3670581"/>
+            <wp:extent cx="3017520" cy="2907107"/>
             <wp:effectExtent b="0" l="0" r="0" t="0"/>
-            <wp:docPr descr="diagram" title="" id="75" name="Picture"/>
+            <wp:docPr descr="diagram" title="" id="78" name="Picture"/>
             <a:graphic>
               <a:graphicData uri="http://schemas.openxmlformats.org/drawingml/2006/picture">
                 <pic:pic>
                   <pic:nvPicPr>
-                    <pic:cNvPr descr="d3-1.png" id="76" name="Picture"/>
+                    <pic:cNvPr descr="d3-1.png" id="79" name="Picture"/>
                     <pic:cNvPicPr>
                       <a:picLocks noChangeArrowheads="1" noChangeAspect="1"/>
                     </pic:cNvPicPr>
                   </pic:nvPicPr>
                   <pic:blipFill>
-                    <a:blip r:embed="rId74"/>
+                    <a:blip r:embed="rId77"/>
                     <a:stretch>
                       <a:fillRect/>
                     </a:stretch>
@@ -8494,7 +9362,7 @@
                   <pic:spPr bwMode="auto">
                     <a:xfrm>
                       <a:off x="0" y="0"/>
-                      <a:ext cx="2834640" cy="3670581"/>
+                      <a:ext cx="3017520" cy="2907107"/>
                     </a:xfrm>
                     <a:prstGeom prst="rect">
                       <a:avLst/>
@@ -8530,7 +9398,7 @@
           <w:iCs/>
           <w:i/>
         </w:rPr>
-        <w:t xml:space="preserve">Figure 14: Auction-based tasking and sampling sequence, as executed live by the three-agent swarm.</w:t>
+        <w:t xml:space="preserve">Figure 15: Auction-based tasking and sampling sequence, as executed live by the three-agent swarm.</w:t>
       </w:r>
     </w:p>
     <w:p>
@@ -8625,9 +9493,9 @@
         <w:t xml:space="preserve">past a settled cooldown since their own last dispatch, not merely correctly roled.</w:t>
       </w:r>
     </w:p>
-    <w:bookmarkEnd w:id="77"/>
-    <w:bookmarkEnd w:id="78"/>
-    <w:bookmarkStart w:id="84" w:name="search-algorithm-and-path-planning"/>
+    <w:bookmarkEnd w:id="80"/>
+    <w:bookmarkEnd w:id="81"/>
+    <w:bookmarkStart w:id="87" w:name="search-algorithm-and-path-planning"/>
     <w:p>
       <w:pPr>
         <w:pStyle w:val="Heading2"/>
@@ -8636,7 +9504,7 @@
         <w:t xml:space="preserve">5. Search Algorithm and Path Planning</w:t>
       </w:r>
     </w:p>
-    <w:bookmarkStart w:id="82" w:name="search-algorithm"/>
+    <w:bookmarkStart w:id="85" w:name="search-algorithm"/>
     <w:p>
       <w:pPr>
         <w:pStyle w:val="Heading3"/>
@@ -8863,7 +9731,7 @@
         <w:pStyle w:val="FirstParagraph"/>
       </w:pPr>
       <w:r>
-        <w:t xml:space="preserve">Fig. 15 summarizes the resulting data flow.</w:t>
+        <w:t xml:space="preserve">Fig. 16 summarizes the resulting data flow.</w:t>
       </w:r>
     </w:p>
     <w:p>
@@ -8873,20 +9741,20 @@
       <w:r>
         <w:drawing>
           <wp:inline>
-            <wp:extent cx="2834640" cy="3670581"/>
+            <wp:extent cx="3017520" cy="2609224"/>
             <wp:effectExtent b="0" l="0" r="0" t="0"/>
-            <wp:docPr descr="diagram" title="" id="80" name="Picture"/>
+            <wp:docPr descr="diagram" title="" id="83" name="Picture"/>
             <a:graphic>
               <a:graphicData uri="http://schemas.openxmlformats.org/drawingml/2006/picture">
                 <pic:pic>
                   <pic:nvPicPr>
-                    <pic:cNvPr descr="d4-1.png" id="81" name="Picture"/>
+                    <pic:cNvPr descr="d4-1.png" id="84" name="Picture"/>
                     <pic:cNvPicPr>
                       <a:picLocks noChangeArrowheads="1" noChangeAspect="1"/>
                     </pic:cNvPicPr>
                   </pic:nvPicPr>
                   <pic:blipFill>
-                    <a:blip r:embed="rId79"/>
+                    <a:blip r:embed="rId82"/>
                     <a:stretch>
                       <a:fillRect/>
                     </a:stretch>
@@ -8894,7 +9762,7 @@
                   <pic:spPr bwMode="auto">
                     <a:xfrm>
                       <a:off x="0" y="0"/>
-                      <a:ext cx="2834640" cy="3670581"/>
+                      <a:ext cx="3017520" cy="2609224"/>
                     </a:xfrm>
                     <a:prstGeom prst="rect">
                       <a:avLst/>
@@ -8930,7 +9798,7 @@
           <w:iCs/>
           <w:i/>
         </w:rPr>
-        <w:t xml:space="preserve">Figure 15: Search algorithm data flow. Each agent scores candidate cells only within its own static sector, so the three searches never compete for the same ground.</w:t>
+        <w:t xml:space="preserve">Figure 16: Search algorithm data flow. Each agent scores candidate cells only within its own static sector, so the three searches never compete for the same ground.</w:t>
       </w:r>
     </w:p>
     <w:p>
@@ -9001,8 +9869,8 @@
         <w:t xml:space="preserve">m away, purely from coverage staleness), and the anomaly-detection rate measurably outpaced the fleet’s physical capacity to service targets — a 41-anomaly backlog accumulated within roughly nine minutes against a single-hop-per-tick, minutes-long-flight-time servicing rate. This is an honest characterization of the platform, not a defect: detection is a cheap per-tick event, while visiting a target requires a multi-minute hop-and-settle cycle, so a real deployment’s SCOUT:SAMPLER ratio and battery-reserve threshold (§4.3) are the actual levers for balancing discovery against throughput, not the search algorithm itself.</w:t>
       </w:r>
     </w:p>
-    <w:bookmarkEnd w:id="82"/>
-    <w:bookmarkStart w:id="83" w:name="path-planning"/>
+    <w:bookmarkEnd w:id="85"/>
+    <w:bookmarkStart w:id="86" w:name="path-planning"/>
     <w:p>
       <w:pPr>
         <w:pStyle w:val="Heading3"/>
@@ -10518,9 +11386,9 @@
         <w:t xml:space="preserve">m field shared by three agents, the collision-probability is low enough by construction (§5.1’s territorial partition already keeps search hops geographically separated, and SAMPLER dispatches are rare, single-target events) that the added bookkeeping was judged not to be load-bearing for the current fleet size, and is noted here as a scoped-out extension rather than a silent gap.</w:t>
       </w:r>
     </w:p>
-    <w:bookmarkEnd w:id="83"/>
-    <w:bookmarkEnd w:id="84"/>
-    <w:bookmarkStart w:id="85" w:name="scientific-payload"/>
+    <w:bookmarkEnd w:id="86"/>
+    <w:bookmarkEnd w:id="87"/>
+    <w:bookmarkStart w:id="88" w:name="scientific-payload"/>
     <w:p>
       <w:pPr>
         <w:pStyle w:val="Heading2"/>
@@ -10537,8 +11405,8 @@
         <w:t xml:space="preserve">Unlike explosive kinetic impactors, the SpaceHopper performs delicate, non-destructive sampling with a hollow rotary-percussive micro-corer at ultra-low RPM. Cores are cached in a sterile three-tube carousel, allowing a single SAMPLER to chain consecutive targets before returning; preserving stratification and volatile organics significantly increases the scientific integrity of retrieved material.</w:t>
       </w:r>
     </w:p>
-    <w:bookmarkEnd w:id="85"/>
-    <w:bookmarkStart w:id="96" w:name="results"/>
+    <w:bookmarkEnd w:id="88"/>
+    <w:bookmarkStart w:id="99" w:name="results"/>
     <w:p>
       <w:pPr>
         <w:pStyle w:val="Heading2"/>
@@ -10631,7 +11499,7 @@
         <w:t xml:space="preserve"> </w:t>
       </w:r>
       <w:r>
-        <w:t xml:space="preserve">4.3 m of ground displacement at 1° heading error against the commanded azimuth (−55° measured vs −56° commanded) on a ~20-minute arc; yaw alignment at ignition within 1–3° on every measured hop. Figure 16 shows a measured trajectory.</w:t>
+        <w:t xml:space="preserve">4.3 m of ground displacement at 1° heading error against the commanded azimuth (−55° measured vs −56° commanded) on a ~20-minute arc; yaw alignment at ignition within 1–3° on every measured hop. Figure 17 shows a measured trajectory.</w:t>
       </w:r>
     </w:p>
     <w:p>
@@ -10681,25 +11549,571 @@
     </w:p>
     <w:p>
       <w:pPr>
+        <w:pStyle w:val="FirstParagraph"/>
+      </w:pPr>
+      <w:r>
+        <w:t xml:space="preserve">Table V lists the individual measurements behind these figures.</w:t>
+      </w:r>
+    </w:p>
+    <w:p>
+      <w:pPr>
+        <w:sectPr>
+          <w:type w:val="continuous"/>
+          <w:pgSz w:w="12240" w:h="15840"/>
+          <w:pgMar w:top="1080" w:right="1080" w:bottom="1080" w:left="1080" w:header="720" w:footer="720" w:gutter="0"/>
+          <w:cols w:num="2" w:space="288"/>
+        </w:sectPr>
+      </w:pPr>
+    </w:p>
+    <w:p>
+      <w:pPr>
+        <w:pStyle w:val="BodyText"/>
+      </w:pPr>
+      <w:r>
+        <w:rPr>
+          <w:bCs/>
+          <w:b/>
+        </w:rPr>
+        <w:t xml:space="preserve">Table V. Per-Hop Launch Delivery Measurements (n = 7 Stabilized Hops)</w:t>
+      </w:r>
+    </w:p>
+    <w:tbl>
+      <w:tblPr>
+        <w:tblStyle w:val="Table"/>
+        <w:tblW w:type="auto" w:w="0"/>
+        <w:tblLook w:firstRow="1" w:lastRow="0" w:firstColumn="0" w:lastColumn="0" w:noHBand="0" w:noVBand="0" w:val="0020"/>
+        <w:jc w:val="start"/>
+      </w:tblPr>
+      <w:tblGrid>
+        <w:gridCol w:w="2640"/>
+        <w:gridCol w:w="2640"/>
+        <w:gridCol w:w="2640"/>
+      </w:tblGrid>
+      <w:tr>
+        <w:trPr>
+          <w:tblHeader w:val="true"/>
+        </w:trPr>
+        <w:tc>
+          <w:tcPr/>
+          <w:p>
+            <w:pPr>
+              <w:pStyle w:val="Compact"/>
+              <w:jc w:val="left"/>
+            </w:pPr>
+            <w:r>
+              <w:t xml:space="preserve">Hop</w:t>
+            </w:r>
+          </w:p>
+        </w:tc>
+        <w:tc>
+          <w:tcPr/>
+          <w:p>
+            <w:pPr>
+              <w:pStyle w:val="Compact"/>
+              <w:jc w:val="left"/>
+            </w:pPr>
+            <w:r>
+              <w:t xml:space="preserve">Delivered / requested separation velocity</w:t>
+            </w:r>
+          </w:p>
+        </w:tc>
+        <w:tc>
+          <w:tcPr/>
+          <w:p>
+            <w:pPr>
+              <w:pStyle w:val="Compact"/>
+              <w:jc w:val="left"/>
+            </w:pPr>
+            <w:r>
+              <w:t xml:space="preserve">Separation mode</w:t>
+            </w:r>
+          </w:p>
+        </w:tc>
+      </w:tr>
+      <w:tr>
+        <w:tc>
+          <w:tcPr/>
+          <w:p>
+            <w:pPr>
+              <w:pStyle w:val="Compact"/>
+              <w:jc w:val="left"/>
+            </w:pPr>
+            <w:r>
+              <w:t xml:space="preserve">1</w:t>
+            </w:r>
+          </w:p>
+        </w:tc>
+        <w:tc>
+          <w:tcPr/>
+          <w:p>
+            <w:pPr>
+              <w:pStyle w:val="Compact"/>
+              <w:jc w:val="left"/>
+            </w:pPr>
+            <w:r>
+              <w:t xml:space="preserve">0.147</w:t>
+            </w:r>
+          </w:p>
+        </w:tc>
+        <w:tc>
+          <w:tcPr/>
+          <w:p>
+            <w:pPr>
+              <w:pStyle w:val="Compact"/>
+              <w:jc w:val="left"/>
+            </w:pPr>
+            <w:r>
+              <w:t xml:space="preserve">terrain-degraded</w:t>
+            </w:r>
+          </w:p>
+        </w:tc>
+      </w:tr>
+      <w:tr>
+        <w:tc>
+          <w:tcPr/>
+          <w:p>
+            <w:pPr>
+              <w:pStyle w:val="Compact"/>
+              <w:jc w:val="left"/>
+            </w:pPr>
+            <w:r>
+              <w:t xml:space="preserve">2</w:t>
+            </w:r>
+          </w:p>
+        </w:tc>
+        <w:tc>
+          <w:tcPr/>
+          <w:p>
+            <w:pPr>
+              <w:pStyle w:val="Compact"/>
+              <w:jc w:val="left"/>
+            </w:pPr>
+            <w:r>
+              <w:t xml:space="preserve">0.321</w:t>
+            </w:r>
+          </w:p>
+        </w:tc>
+        <w:tc>
+          <w:tcPr/>
+          <w:p>
+            <w:pPr>
+              <w:pStyle w:val="Compact"/>
+              <w:jc w:val="left"/>
+            </w:pPr>
+            <w:r>
+              <w:t xml:space="preserve">terrain-degraded</w:t>
+            </w:r>
+          </w:p>
+        </w:tc>
+      </w:tr>
+      <w:tr>
+        <w:tc>
+          <w:tcPr/>
+          <w:p>
+            <w:pPr>
+              <w:pStyle w:val="Compact"/>
+              <w:jc w:val="left"/>
+            </w:pPr>
+            <w:r>
+              <w:t xml:space="preserve">3</w:t>
+            </w:r>
+          </w:p>
+        </w:tc>
+        <w:tc>
+          <w:tcPr/>
+          <w:p>
+            <w:pPr>
+              <w:pStyle w:val="Compact"/>
+              <w:jc w:val="left"/>
+            </w:pPr>
+            <w:r>
+              <w:t xml:space="preserve">0.941</w:t>
+            </w:r>
+          </w:p>
+        </w:tc>
+        <w:tc>
+          <w:tcPr/>
+          <w:p>
+            <w:pPr>
+              <w:pStyle w:val="Compact"/>
+              <w:jc w:val="left"/>
+            </w:pPr>
+            <w:r>
+              <w:t xml:space="preserve">clean</w:t>
+            </w:r>
+          </w:p>
+        </w:tc>
+      </w:tr>
+      <w:tr>
+        <w:tc>
+          <w:tcPr/>
+          <w:p>
+            <w:pPr>
+              <w:pStyle w:val="Compact"/>
+              <w:jc w:val="left"/>
+            </w:pPr>
+            <w:r>
+              <w:t xml:space="preserve">4</w:t>
+            </w:r>
+          </w:p>
+        </w:tc>
+        <w:tc>
+          <w:tcPr/>
+          <w:p>
+            <w:pPr>
+              <w:pStyle w:val="Compact"/>
+              <w:jc w:val="left"/>
+            </w:pPr>
+            <w:r>
+              <w:t xml:space="preserve">0.143</w:t>
+            </w:r>
+          </w:p>
+        </w:tc>
+        <w:tc>
+          <w:tcPr/>
+          <w:p>
+            <w:pPr>
+              <w:pStyle w:val="Compact"/>
+              <w:jc w:val="left"/>
+            </w:pPr>
+            <w:r>
+              <w:t xml:space="preserve">terrain-degraded</w:t>
+            </w:r>
+          </w:p>
+        </w:tc>
+      </w:tr>
+      <w:tr>
+        <w:tc>
+          <w:tcPr/>
+          <w:p>
+            <w:pPr>
+              <w:pStyle w:val="Compact"/>
+              <w:jc w:val="left"/>
+            </w:pPr>
+            <w:r>
+              <w:t xml:space="preserve">5</w:t>
+            </w:r>
+          </w:p>
+        </w:tc>
+        <w:tc>
+          <w:tcPr/>
+          <w:p>
+            <w:pPr>
+              <w:pStyle w:val="Compact"/>
+              <w:jc w:val="left"/>
+            </w:pPr>
+            <w:r>
+              <w:t xml:space="preserve">0.165</w:t>
+            </w:r>
+          </w:p>
+        </w:tc>
+        <w:tc>
+          <w:tcPr/>
+          <w:p>
+            <w:pPr>
+              <w:pStyle w:val="Compact"/>
+              <w:jc w:val="left"/>
+            </w:pPr>
+            <w:r>
+              <w:t xml:space="preserve">terrain-degraded</w:t>
+            </w:r>
+          </w:p>
+        </w:tc>
+      </w:tr>
+      <w:tr>
+        <w:tc>
+          <w:tcPr/>
+          <w:p>
+            <w:pPr>
+              <w:pStyle w:val="Compact"/>
+              <w:jc w:val="left"/>
+            </w:pPr>
+            <w:r>
+              <w:t xml:space="preserve">6</w:t>
+            </w:r>
+          </w:p>
+        </w:tc>
+        <w:tc>
+          <w:tcPr/>
+          <w:p>
+            <w:pPr>
+              <w:pStyle w:val="Compact"/>
+              <w:jc w:val="left"/>
+            </w:pPr>
+            <w:r>
+              <w:t xml:space="preserve">0.959</w:t>
+            </w:r>
+          </w:p>
+        </w:tc>
+        <w:tc>
+          <w:tcPr/>
+          <w:p>
+            <w:pPr>
+              <w:pStyle w:val="Compact"/>
+              <w:jc w:val="left"/>
+            </w:pPr>
+            <w:r>
+              <w:t xml:space="preserve">clean</w:t>
+            </w:r>
+          </w:p>
+        </w:tc>
+      </w:tr>
+      <w:tr>
+        <w:tc>
+          <w:tcPr/>
+          <w:p>
+            <w:pPr>
+              <w:pStyle w:val="Compact"/>
+              <w:jc w:val="left"/>
+            </w:pPr>
+            <w:r>
+              <w:t xml:space="preserve">7</w:t>
+            </w:r>
+          </w:p>
+        </w:tc>
+        <w:tc>
+          <w:tcPr/>
+          <w:p>
+            <w:pPr>
+              <w:pStyle w:val="Compact"/>
+              <w:jc w:val="left"/>
+            </w:pPr>
+            <w:r>
+              <w:t xml:space="preserve">0.193</w:t>
+            </w:r>
+          </w:p>
+        </w:tc>
+        <w:tc>
+          <w:tcPr/>
+          <w:p>
+            <w:pPr>
+              <w:pStyle w:val="Compact"/>
+              <w:jc w:val="left"/>
+            </w:pPr>
+            <w:r>
+              <w:t xml:space="preserve">terrain-degraded</w:t>
+            </w:r>
+          </w:p>
+        </w:tc>
+      </w:tr>
+      <w:tr>
+        <w:tc>
+          <w:tcPr/>
+          <w:p>
+            <w:pPr>
+              <w:pStyle w:val="Compact"/>
+              <w:jc w:val="left"/>
+            </w:pPr>
+            <w:r>
+              <w:rPr>
+                <w:bCs/>
+                <w:b/>
+              </w:rPr>
+              <w:t xml:space="preserve">Median</w:t>
+            </w:r>
+          </w:p>
+        </w:tc>
+        <w:tc>
+          <w:tcPr/>
+          <w:p>
+            <w:pPr>
+              <w:pStyle w:val="Compact"/>
+              <w:jc w:val="left"/>
+            </w:pPr>
+            <w:r>
+              <w:rPr>
+                <w:bCs/>
+                <w:b/>
+              </w:rPr>
+              <w:t xml:space="preserve">0.193</w:t>
+            </w:r>
+          </w:p>
+        </w:tc>
+        <w:tc>
+          <w:tcPr/>
+          <w:p>
+            <w:pPr>
+              <w:pStyle w:val="Compact"/>
+              <w:jc w:val="left"/>
+            </w:pPr>
+            <w:r>
+              <w:t xml:space="preserve">—</w:t>
+            </w:r>
+          </w:p>
+        </w:tc>
+      </w:tr>
+      <w:tr>
+        <w:tc>
+          <w:tcPr/>
+          <w:p>
+            <w:pPr>
+              <w:pStyle w:val="Compact"/>
+              <w:jc w:val="left"/>
+            </w:pPr>
+            <w:r>
+              <w:rPr>
+                <w:bCs/>
+                <w:b/>
+              </w:rPr>
+              <w:t xml:space="preserve">Mean</w:t>
+            </w:r>
+          </w:p>
+        </w:tc>
+        <w:tc>
+          <w:tcPr/>
+          <w:p>
+            <w:pPr>
+              <w:pStyle w:val="Compact"/>
+              <w:jc w:val="left"/>
+            </w:pPr>
+            <w:r>
+              <w:rPr>
+                <w:bCs/>
+                <w:b/>
+              </w:rPr>
+              <w:t xml:space="preserve">0.41</w:t>
+            </w:r>
+          </w:p>
+        </w:tc>
+        <w:tc>
+          <w:tcPr/>
+          <w:p>
+            <w:pPr>
+              <w:pStyle w:val="Compact"/>
+              <w:jc w:val="left"/>
+            </w:pPr>
+            <w:r>
+              <w:t xml:space="preserve">—</w:t>
+            </w:r>
+          </w:p>
+        </w:tc>
+      </w:tr>
+      <w:tr>
+        <w:tc>
+          <w:tcPr/>
+          <w:p>
+            <w:pPr>
+              <w:pStyle w:val="Compact"/>
+              <w:jc w:val="left"/>
+            </w:pPr>
+            <w:r>
+              <w:t xml:space="preserve">Clean subset (n = 2)</w:t>
+            </w:r>
+          </w:p>
+        </w:tc>
+        <w:tc>
+          <w:tcPr/>
+          <w:p>
+            <w:pPr>
+              <w:pStyle w:val="Compact"/>
+              <w:jc w:val="left"/>
+            </w:pPr>
+            <w:r>
+              <w:t xml:space="preserve">0.95 mean</w:t>
+            </w:r>
+          </w:p>
+        </w:tc>
+        <w:tc>
+          <w:tcPr/>
+          <w:p>
+            <w:pPr>
+              <w:pStyle w:val="Compact"/>
+              <w:jc w:val="left"/>
+            </w:pPr>
+            <w:r>
+              <w:t xml:space="preserve">—</w:t>
+            </w:r>
+          </w:p>
+        </w:tc>
+      </w:tr>
+      <w:tr>
+        <w:tc>
+          <w:tcPr/>
+          <w:p>
+            <w:pPr>
+              <w:pStyle w:val="Compact"/>
+              <w:jc w:val="left"/>
+            </w:pPr>
+            <w:r>
+              <w:t xml:space="preserve">Degraded subset (n = 5)</w:t>
+            </w:r>
+          </w:p>
+        </w:tc>
+        <w:tc>
+          <w:tcPr/>
+          <w:p>
+            <w:pPr>
+              <w:pStyle w:val="Compact"/>
+              <w:jc w:val="left"/>
+            </w:pPr>
+            <w:r>
+              <w:t xml:space="preserve">0.19 mean</w:t>
+            </w:r>
+          </w:p>
+        </w:tc>
+        <w:tc>
+          <w:tcPr/>
+          <w:p>
+            <w:pPr>
+              <w:pStyle w:val="Compact"/>
+              <w:jc w:val="left"/>
+            </w:pPr>
+            <w:r>
+              <w:t xml:space="preserve">—</w:t>
+            </w:r>
+          </w:p>
+        </w:tc>
+      </w:tr>
+    </w:tbl>
+    <w:p>
+      <w:pPr>
+        <w:sectPr>
+          <w:type w:val="continuous"/>
+          <w:pgSz w:w="12240" w:h="15840"/>
+          <w:pgMar w:top="1080" w:right="1080" w:bottom="1080" w:left="1080" w:header="720" w:footer="720" w:gutter="0"/>
+          <w:cols w:num="1"/>
+        </w:sectPr>
+      </w:pPr>
+    </w:p>
+    <w:p>
+      <w:pPr>
+        <w:pStyle w:val="BodyText"/>
+      </w:pPr>
+      <w:r>
+        <w:t xml:space="preserve">Each row is one commanded hop whose velocity vector satisfied the stabilization criterion above (three consecutive 2 s samples within 5% magnitude and 0.995 cosine similarity); two further hops never stabilized inside the 90 s window and are excluded rather than counted as zero. Commanded ramp durations spanned 2.8–11.9 s across the set, with no correlation to the delivered ratio — the separation mode, not the commanded rate, is what the spread tracks.</w:t>
+      </w:r>
+    </w:p>
+    <w:p>
+      <w:pPr>
+        <w:sectPr>
+          <w:type w:val="continuous"/>
+          <w:pgSz w:w="12240" w:h="15840"/>
+          <w:pgMar w:top="1080" w:right="1080" w:bottom="1080" w:left="1080" w:header="720" w:footer="720" w:gutter="0"/>
+          <w:cols w:num="2" w:space="288"/>
+        </w:sectPr>
+      </w:pPr>
+    </w:p>
+    <w:p>
+      <w:pPr>
         <w:pStyle w:val="CaptionedFigure"/>
       </w:pPr>
       <w:r>
         <w:drawing>
           <wp:inline>
-            <wp:extent cx="2834640" cy="1280664"/>
+            <wp:extent cx="5334000" cy="2409851"/>
             <wp:effectExtent b="0" l="0" r="0" t="0"/>
-            <wp:docPr descr="Measured hop trajectory" title="" id="87" name="Picture"/>
+            <wp:docPr descr="Measured hop trajectory" title="" id="90" name="Picture"/>
             <a:graphic>
               <a:graphicData uri="http://schemas.openxmlformats.org/drawingml/2006/picture">
                 <pic:pic>
                   <pic:nvPicPr>
-                    <pic:cNvPr descr="fig_hop_trajectory.png" id="88" name="Picture"/>
+                    <pic:cNvPr descr="fig_hop_trajectory.png" id="91" name="Picture"/>
                     <pic:cNvPicPr>
                       <a:picLocks noChangeArrowheads="1" noChangeAspect="1"/>
                     </pic:cNvPicPr>
                   </pic:nvPicPr>
                   <pic:blipFill>
-                    <a:blip r:embed="rId86"/>
+                    <a:blip r:embed="rId89"/>
                     <a:stretch>
                       <a:fillRect/>
                     </a:stretch>
@@ -10707,7 +12121,7 @@
                   <pic:spPr bwMode="auto">
                     <a:xfrm>
                       <a:off x="0" y="0"/>
-                      <a:ext cx="2834640" cy="1280664"/>
+                      <a:ext cx="5334000" cy="2409851"/>
                     </a:xfrm>
                     <a:prstGeom prst="rect">
                       <a:avLst/>
@@ -10743,7 +12157,7 @@
           <w:iCs/>
           <w:i/>
         </w:rPr>
-        <w:t xml:space="preserve">Figure 16: Measured single-hop trajectory from odometry telemetry — (a) the ballistic altitude profile over a multi-minute flight and (b) the straight-line ground track.</w:t>
+        <w:t xml:space="preserve">Figure 17: Measured single-hop trajectory from odometry telemetry — (a) the ballistic altitude profile over a multi-minute flight and (b) the straight-line ground track.</w:t>
       </w:r>
       <w:r>
         <w:t xml:space="preserve"> </w:t>
@@ -10930,8 +12344,18 @@
         <w:t xml:space="preserve"> </w:t>
       </w:r>
       <w:r>
-        <w:t xml:space="preserve">on a SAMPLER reaching its anomaly (arrival check against live odometry, 0.9 m from target on the verified run), the swarm layer autonomously deployed the core drill, completed the extraction dwell, stowed the core in carousel tube 1/3, and immediately re-tasked the agent to its next queued anomaly — the complete arrive → drill → cache → chain sequence executed by the autonomy stack with no operator input. Figures 17 and 18 document the sequence from live telemetry.</w:t>
-      </w:r>
+        <w:t xml:space="preserve">on a SAMPLER reaching its anomaly (arrival check against live odometry, 0.9 m from target on the verified run), the swarm layer autonomously deployed the core drill, completed the extraction dwell, stowed the core in carousel tube 1/3, and immediately re-tasked the agent to its next queued anomaly — the complete arrive → drill → cache → chain sequence executed by the autonomy stack with no operator input. Figures 18 and 19 document the sequence from live telemetry.</w:t>
+      </w:r>
+    </w:p>
+    <w:p>
+      <w:pPr>
+        <w:sectPr>
+          <w:type w:val="continuous"/>
+          <w:pgSz w:w="12240" w:h="15840"/>
+          <w:pgMar w:top="1080" w:right="1080" w:bottom="1080" w:left="1080" w:header="720" w:footer="720" w:gutter="0"/>
+          <w:cols w:num="1"/>
+        </w:sectPr>
+      </w:pPr>
     </w:p>
     <w:p>
       <w:pPr>
@@ -10940,20 +12364,20 @@
       <w:r>
         <w:drawing>
           <wp:inline>
-            <wp:extent cx="1790628" cy="3931920"/>
+            <wp:extent cx="3017520" cy="1779079"/>
             <wp:effectExtent b="0" l="0" r="0" t="0"/>
-            <wp:docPr descr="Sampler drill deployed — mission dashboard" title="" id="90" name="Picture"/>
+            <wp:docPr descr="Sampler drill deployed — mission dashboard" title="" id="93" name="Picture"/>
             <a:graphic>
               <a:graphicData uri="http://schemas.openxmlformats.org/drawingml/2006/picture">
                 <pic:pic>
                   <pic:nvPicPr>
-                    <pic:cNvPr descr="fig_sampling_dashboard.png" id="91" name="Picture"/>
+                    <pic:cNvPr descr="fig_sampling_dashboard.png" id="94" name="Picture"/>
                     <pic:cNvPicPr>
                       <a:picLocks noChangeArrowheads="1" noChangeAspect="1"/>
                     </pic:cNvPicPr>
                   </pic:nvPicPr>
                   <pic:blipFill>
-                    <a:blip r:embed="rId89"/>
+                    <a:blip r:embed="rId92"/>
                     <a:stretch>
                       <a:fillRect/>
                     </a:stretch>
@@ -10961,7 +12385,7 @@
                   <pic:spPr bwMode="auto">
                     <a:xfrm>
                       <a:off x="0" y="0"/>
-                      <a:ext cx="1790628" cy="3931920"/>
+                      <a:ext cx="3017520" cy="1779079"/>
                     </a:xfrm>
                     <a:prstGeom prst="rect">
                       <a:avLst/>
@@ -10997,7 +12421,7 @@
           <w:iCs/>
           <w:i/>
         </w:rPr>
-        <w:t xml:space="preserve">Figure 17: Live mission dashboard at the moment of sampling: scout_3 (bottom panel, SAMPLER role) reports</w:t>
+        <w:t xml:space="preserve">Figure 18: Live mission dashboard at the moment of sampling: scout_3, in the SAMPLER role, reports</w:t>
       </w:r>
       <w:r>
         <w:rPr>
@@ -11039,7 +12463,7 @@
           <w:iCs/>
           <w:i/>
         </w:rPr>
-        <w:t xml:space="preserve">with the drill state EXTENDED (−0.10 m), while scout_2 is en route to a second anomaly and scout_1 holds the relay role.</w:t>
+        <w:t xml:space="preserve">with the drill state EXTENDED (−0.10 m). At the same moment (not pictured), scout_2 is en route to a second anomaly and scout_1 holds the relay role.</w:t>
       </w:r>
     </w:p>
     <w:p>
@@ -11049,20 +12473,20 @@
       <w:r>
         <w:drawing>
           <wp:inline>
-            <wp:extent cx="2834640" cy="2444063"/>
+            <wp:extent cx="3017520" cy="2601744"/>
             <wp:effectExtent b="0" l="0" r="0" t="0"/>
-            <wp:docPr descr="Sampler departing the sampling site" title="" id="93" name="Picture"/>
+            <wp:docPr descr="Sampler departing the sampling site" title="" id="96" name="Picture"/>
             <a:graphic>
               <a:graphicData uri="http://schemas.openxmlformats.org/drawingml/2006/picture">
                 <pic:pic>
                   <pic:nvPicPr>
-                    <pic:cNvPr descr="fig_sampling.png" id="94" name="Picture"/>
+                    <pic:cNvPr descr="fig_sampling.png" id="97" name="Picture"/>
                     <pic:cNvPicPr>
                       <a:picLocks noChangeArrowheads="1" noChangeAspect="1"/>
                     </pic:cNvPicPr>
                   </pic:nvPicPr>
                   <pic:blipFill>
-                    <a:blip r:embed="rId92"/>
+                    <a:blip r:embed="rId95"/>
                     <a:stretch>
                       <a:fillRect/>
                     </a:stretch>
@@ -11070,7 +12494,7 @@
                   <pic:spPr bwMode="auto">
                     <a:xfrm>
                       <a:off x="0" y="0"/>
-                      <a:ext cx="2834640" cy="2444063"/>
+                      <a:ext cx="3017520" cy="2601744"/>
                     </a:xfrm>
                     <a:prstGeom prst="rect">
                       <a:avLst/>
@@ -11106,10 +12530,10 @@
           <w:iCs/>
           <w:i/>
         </w:rPr>
-        <w:t xml:space="preserve">Figure 18: scout_3 departing the sampling site on its next commanded hop after caching the core, navigation lights on, silhouetted against the Milky Way panorama. The green wireframe marks the just-sampled anomaly site.</w:t>
-      </w:r>
-    </w:p>
-    <w:bookmarkStart w:id="95" w:name="X440704a70d96622992d6d6db8db7f43a2750f4f"/>
+        <w:t xml:space="preserve">Figure 19: scout_3 departing the sampling site on its next commanded hop after caching the core, navigation lights on, silhouetted against the Milky Way panorama. The green wireframe marks the just-sampled anomaly site.</w:t>
+      </w:r>
+    </w:p>
+    <w:bookmarkStart w:id="98" w:name="X440704a70d96622992d6d6db8db7f43a2750f4f"/>
     <w:p>
       <w:pPr>
         <w:pStyle w:val="Heading3"/>
@@ -11208,7 +12632,7 @@
         <w:t xml:space="preserve"> </w:t>
       </w:r>
       <w:r>
-        <w:t xml:space="preserve">m/s², [1]), executed real hops on Ryugu [2]. Widely-reported mission figures place individual hop flight times on the order of minutes and horizontal displacements on the order of tens of metres — a citation caveat is warranted here: [2] is JAXA’s own mission media record, not a peer-reviewed flight-dynamics paper with tabulated per-hop data, so these figures are cited as broadly-reported mission characteristics rather than precise, individually-verifiable measurements. Even at that lower bar of precision, this platform’s own measured flights span the same order of magnitude — minutes-long ballistic arcs for metre-to-several-metre displacements (§7, Figure 16) — under the same gravity, on the same body, which is a materially stronger check than a scaled analogy from a different gravity regime would be. The comparison also frames the platform’s principal advance over MINERVA-II precisely: MINERVA-II’s eccentric-mass hopping mechanism [8] has no active in-flight steering and no reaction-wheel stabilization, where this work adds both — directional targeting (§3.1) and closed-loop attitude correction (§3.2) on top of the same class of milli-gravity ballistic hopping MINERVA-II already flew successfully.</w:t>
+        <w:t xml:space="preserve">m/s², [1]), executed real hops on Ryugu [2]. Widely-reported mission figures place individual hop flight times on the order of minutes and horizontal displacements on the order of tens of metres — a citation caveat is warranted here: [2] is JAXA’s own mission media record, not a peer-reviewed flight-dynamics paper with tabulated per-hop data, so these figures are cited as broadly-reported mission characteristics rather than precise, individually-verifiable measurements. Even at that lower bar of precision, this platform’s own measured flights span the same order of magnitude — minutes-long ballistic arcs for metre-to-several-metre displacements (§7, Figure 17) — under the same gravity, on the same body, which is a materially stronger check than a scaled analogy from a different gravity regime would be. The comparison also frames the platform’s principal advance over MINERVA-II precisely: MINERVA-II’s eccentric-mass hopping mechanism [8] has no active in-flight steering and no reaction-wheel stabilization, where this work adds both — directional targeting (§3.1) and closed-loop attitude correction (§3.2) on top of the same class of milli-gravity ballistic hopping MINERVA-II already flew successfully.</w:t>
       </w:r>
     </w:p>
     <w:p>
@@ -11618,7 +13042,7 @@
         </m:r>
       </m:oMath>
       <w:r>
-        <w:t xml:space="preserve">^2$ body inertia against this platform’s 0.012–0.020 kg</w:t>
+        <w:t xml:space="preserve">^2$ body inertia against this platform’s 0.016–0.019 kg</w:t>
       </w:r>
       <m:oMath>
         <m:r>
@@ -11789,9 +13213,9 @@
         <w:t xml:space="preserve">$ torque margin of §3.3 was never pushed toward a time-optimal maneuver).</w:t>
       </w:r>
     </w:p>
-    <w:bookmarkEnd w:id="95"/>
-    <w:bookmarkEnd w:id="96"/>
-    <w:bookmarkStart w:id="97" w:name="X201fb74f60488a7e0ab8f9a959f4e946b7a95cb"/>
+    <w:bookmarkEnd w:id="98"/>
+    <w:bookmarkEnd w:id="99"/>
+    <w:bookmarkStart w:id="100" w:name="X201fb74f60488a7e0ab8f9a959f4e946b7a95cb"/>
     <w:p>
       <w:pPr>
         <w:pStyle w:val="Heading2"/>
@@ -12055,8 +13479,8 @@
         <w:t xml:space="preserve">) can calm motion but can never pump it.</w:t>
       </w:r>
     </w:p>
-    <w:bookmarkEnd w:id="97"/>
-    <w:bookmarkStart w:id="98" w:name="conclusion"/>
+    <w:bookmarkEnd w:id="100"/>
+    <w:bookmarkStart w:id="101" w:name="conclusion"/>
     <w:p>
       <w:pPr>
         <w:pStyle w:val="Heading2"/>
@@ -12073,13 +13497,31 @@
         <w:t xml:space="preserve">Simulated end-to-end validation demonstrates that tri-pedal directional hopping with reaction-wheel stabilization is a viable locomotion and sampling strategy for microgravity rubble piles. A three-agent SpaceHopper swarm autonomously allocates scientific targets by market auction, traverses by multi-metre stabilized directional hops with single-degree heading fidelity, lands, self-rights when required, and samples — with every subsystem claim in this paper backed by live telemetry rather than design intent. The four ground-operations laws of §8, together with the quantified launch-versus-landing damping tradeoff of §3.4.1, constitute the platform’s principal transferable contribution to small-body robotics; a series-elastic launch mechanism and hardware-in-the-loop validation are the natural next steps toward flight.</w:t>
       </w:r>
     </w:p>
-    <w:bookmarkEnd w:id="98"/>
-    <w:bookmarkStart w:id="99" w:name="acknowledgment"/>
+    <w:bookmarkEnd w:id="101"/>
+    <w:bookmarkStart w:id="102" w:name="data-availability"/>
     <w:p>
       <w:pPr>
         <w:pStyle w:val="Heading2"/>
       </w:pPr>
       <w:r>
+        <w:t xml:space="preserve">Data Availability</w:t>
+      </w:r>
+    </w:p>
+    <w:p>
+      <w:pPr>
+        <w:pStyle w:val="FirstParagraph"/>
+      </w:pPr>
+      <w:r>
+        <w:t xml:space="preserve">The simulation source, robot model, and the raw evidence behind the measured results of §7 are archived with the project repository. This includes the full three-agent mission run used for the swarm-autonomy, sampling, recharge, and self-righting results — a continuous 45-minute screen recording, periodic full-desktop screenshots, and per-agent ROS topic dumps (role, activity, battery, landed state) alongside the complete node console log — together with the model-derived moment-of-inertia and hop-energy calculations supporting §3.2 and §5.2. Key events in §7 are cross-referenced to timestamps in that run.</w:t>
+      </w:r>
+    </w:p>
+    <w:bookmarkEnd w:id="102"/>
+    <w:bookmarkStart w:id="103" w:name="acknowledgment"/>
+    <w:p>
+      <w:pPr>
+        <w:pStyle w:val="Heading2"/>
+      </w:pPr>
+      <w:r>
         <w:t xml:space="preserve">Acknowledgment</w:t>
       </w:r>
     </w:p>
@@ -12091,8 +13533,8 @@
         <w:t xml:space="preserve">The authors thank Professor Suresh Balakrishnan for his guidance and support throughout the development of this work.</w:t>
       </w:r>
     </w:p>
-    <w:bookmarkEnd w:id="99"/>
-    <w:bookmarkStart w:id="100" w:name="references"/>
+    <w:bookmarkEnd w:id="103"/>
+    <w:bookmarkStart w:id="104" w:name="references"/>
     <w:p>
       <w:pPr>
         <w:pStyle w:val="Heading2"/>
@@ -13142,9 +14584,33 @@
       <w:r>
         <w:t xml:space="preserve">, vol. 115, pp. 130–142, 2019.</w:t>
       </w:r>
-    </w:p>
-    <w:bookmarkEnd w:id="100"/>
-    <w:bookmarkEnd w:id="101"/>
+      <w:r>
+        <w:t xml:space="preserve"> </w:t>
+      </w:r>
+      <w:r>
+        <w:t xml:space="preserve">[37] NASA Goddard Space Flight Center,</w:t>
+      </w:r>
+      <w:r>
+        <w:t xml:space="preserve"> </w:t>
+      </w:r>
+      <w:r>
+        <w:t xml:space="preserve">“</w:t>
+      </w:r>
+      <w:r>
+        <w:t xml:space="preserve">Photo of small reaction wheel,</w:t>
+      </w:r>
+      <w:r>
+        <w:t xml:space="preserve">”</w:t>
+      </w:r>
+      <w:r>
+        <w:t xml:space="preserve"> </w:t>
+      </w:r>
+      <w:r>
+        <w:t xml:space="preserve">Instrument and Payload Projects, public domain.</w:t>
+      </w:r>
+    </w:p>
+    <w:bookmarkEnd w:id="104"/>
+    <w:bookmarkEnd w:id="105"/>
     <w:sectPr>
       <w:pgSz w:w="12240" w:h="15840"/>
       <w:pgMar w:top="1080" w:right="1080" w:bottom="1080" w:left="1080" w:header="720" w:footer="720" w:gutter="0"/>
@@ -13479,8 +14945,8 @@
     <w:rPrDefault>
       <w:rPr>
         <w:rFonts w:asciiTheme="minorHAnsi" w:cstheme="minorBidi" w:eastAsiaTheme="minorHAnsi" w:hAnsiTheme="minorHAnsi"/>
-        <w:sz w:val="24"/>
-        <w:szCs w:val="24"/>
+        <w:sz w:val="20"/>
+        <w:szCs w:val="20"/>
         <w:lang w:bidi="ar-SA" w:eastAsia="en-US" w:val="en-US"/>
       </w:rPr>
     </w:rPrDefault>
@@ -13500,7 +14966,7 @@
     <w:basedOn w:val="Normal"/>
     <w:link w:val="BodyTextChar"/>
     <w:pPr>
-      <w:spacing w:after="180" w:before="180"/>
+      <w:spacing w:after="60" w:before="60"/>
     </w:pPr>
     <w:qFormat/>
   </w:style>
@@ -13526,7 +14992,7 @@
     <w:pPr>
       <w:keepNext/>
       <w:keepLines/>
-      <w:spacing w:after="240" w:before="480"/>
+      <w:spacing w:after="160" w:before="240"/>
       <w:jc w:val="center"/>
     </w:pPr>
     <w:rPr>
@@ -13534,8 +15000,8 @@
       <w:b/>
       <w:bCs/>
       <w:color w:themeColor="accent1" w:themeShade="B5" w:val="345A8A"/>
-      <w:sz w:val="36"/>
-      <w:szCs w:val="36"/>
+      <w:sz w:val="32"/>
+      <w:szCs w:val="32"/>
     </w:rPr>
   </w:style>
   <w:style w:styleId="Subtitle" w:type="paragraph">
@@ -13601,7 +15067,7 @@
     <w:pPr>
       <w:keepNext/>
       <w:keepLines/>
-      <w:spacing w:after="300" w:before="100"/>
+      <w:spacing w:after="150" w:before="60"/>
     </w:pPr>
     <w:rPr>
       <w:sz w:val="20"/>
@@ -13625,7 +15091,7 @@
     <w:pPr>
       <w:keepNext/>
       <w:keepLines/>
-      <w:spacing w:after="0" w:before="480"/>
+      <w:spacing w:after="0" w:before="200"/>
       <w:outlineLvl w:val="0"/>
     </w:pPr>
     <w:rPr>
@@ -13633,8 +15099,8 @@
       <w:b/>
       <w:bCs/>
       <w:color w:themeColor="accent1" w:val="4F81BD"/>
-      <w:sz w:val="32"/>
-      <w:szCs w:val="32"/>
+      <w:sz w:val="26"/>
+      <w:szCs w:val="26"/>
     </w:rPr>
   </w:style>
   <w:style w:styleId="Heading2" w:type="paragraph">
@@ -13647,7 +15113,7 @@
     <w:pPr>
       <w:keepNext/>
       <w:keepLines/>
-      <w:spacing w:after="0" w:before="200"/>
+      <w:spacing w:after="0" w:before="120"/>
       <w:outlineLvl w:val="1"/>
     </w:pPr>
     <w:rPr>
@@ -13655,8 +15121,8 @@
       <w:b/>
       <w:bCs/>
       <w:color w:themeColor="accent1" w:val="4F81BD"/>
-      <w:sz w:val="28"/>
-      <w:szCs w:val="28"/>
+      <w:sz w:val="22"/>
+      <w:szCs w:val="22"/>
     </w:rPr>
   </w:style>
   <w:style w:styleId="Heading3" w:type="paragraph">
@@ -13669,7 +15135,7 @@
     <w:pPr>
       <w:keepNext/>
       <w:keepLines/>
-      <w:spacing w:after="0" w:before="200"/>
+      <w:spacing w:after="0" w:before="100"/>
       <w:outlineLvl w:val="2"/>
     </w:pPr>
     <w:rPr>
@@ -13677,8 +15143,8 @@
       <w:b/>
       <w:bCs/>
       <w:color w:themeColor="accent1" w:val="4F81BD"/>
-      <w:sz w:val="24"/>
-      <w:szCs w:val="24"/>
+      <w:sz w:val="22"/>
+      <w:szCs w:val="22"/>
     </w:rPr>
   </w:style>
   <w:style w:styleId="Heading4" w:type="paragraph">
@@ -13848,8 +15314,8 @@
     <w:unhideWhenUsed/>
     <w:qFormat/>
     <w:rPr>
-      <w:sz w:val="17"/>
-      <w:szCs w:val="17"/>
+      <w:sz w:val="16"/>
+      <w:szCs w:val="16"/>
     </w:rPr>
     <w:tblPr>
       <w:tblInd w:type="dxa" w:w="0"/>

--- a/docs/word/spacehopper_word.docx
+++ b/docs/word/spacehopper_word.docx
@@ -11552,535 +11552,7 @@
         <w:pStyle w:val="FirstParagraph"/>
       </w:pPr>
       <w:r>
-        <w:t xml:space="preserve">Table V lists the individual measurements behind these figures.</w:t>
-      </w:r>
-    </w:p>
-    <w:p>
-      <w:pPr>
-        <w:sectPr>
-          <w:type w:val="continuous"/>
-          <w:pgSz w:w="12240" w:h="15840"/>
-          <w:pgMar w:top="1080" w:right="1080" w:bottom="1080" w:left="1080" w:header="720" w:footer="720" w:gutter="0"/>
-          <w:cols w:num="2" w:space="288"/>
-        </w:sectPr>
-      </w:pPr>
-    </w:p>
-    <w:p>
-      <w:pPr>
-        <w:pStyle w:val="BodyText"/>
-      </w:pPr>
-      <w:r>
-        <w:rPr>
-          <w:bCs/>
-          <w:b/>
-        </w:rPr>
-        <w:t xml:space="preserve">Table V. Per-Hop Launch Delivery Measurements (n = 7 Stabilized Hops)</w:t>
-      </w:r>
-    </w:p>
-    <w:tbl>
-      <w:tblPr>
-        <w:tblStyle w:val="Table"/>
-        <w:tblW w:type="auto" w:w="0"/>
-        <w:tblLook w:firstRow="1" w:lastRow="0" w:firstColumn="0" w:lastColumn="0" w:noHBand="0" w:noVBand="0" w:val="0020"/>
-        <w:jc w:val="start"/>
-      </w:tblPr>
-      <w:tblGrid>
-        <w:gridCol w:w="2640"/>
-        <w:gridCol w:w="2640"/>
-        <w:gridCol w:w="2640"/>
-      </w:tblGrid>
-      <w:tr>
-        <w:trPr>
-          <w:tblHeader w:val="true"/>
-        </w:trPr>
-        <w:tc>
-          <w:tcPr/>
-          <w:p>
-            <w:pPr>
-              <w:pStyle w:val="Compact"/>
-              <w:jc w:val="left"/>
-            </w:pPr>
-            <w:r>
-              <w:t xml:space="preserve">Hop</w:t>
-            </w:r>
-          </w:p>
-        </w:tc>
-        <w:tc>
-          <w:tcPr/>
-          <w:p>
-            <w:pPr>
-              <w:pStyle w:val="Compact"/>
-              <w:jc w:val="left"/>
-            </w:pPr>
-            <w:r>
-              <w:t xml:space="preserve">Delivered / requested separation velocity</w:t>
-            </w:r>
-          </w:p>
-        </w:tc>
-        <w:tc>
-          <w:tcPr/>
-          <w:p>
-            <w:pPr>
-              <w:pStyle w:val="Compact"/>
-              <w:jc w:val="left"/>
-            </w:pPr>
-            <w:r>
-              <w:t xml:space="preserve">Separation mode</w:t>
-            </w:r>
-          </w:p>
-        </w:tc>
-      </w:tr>
-      <w:tr>
-        <w:tc>
-          <w:tcPr/>
-          <w:p>
-            <w:pPr>
-              <w:pStyle w:val="Compact"/>
-              <w:jc w:val="left"/>
-            </w:pPr>
-            <w:r>
-              <w:t xml:space="preserve">1</w:t>
-            </w:r>
-          </w:p>
-        </w:tc>
-        <w:tc>
-          <w:tcPr/>
-          <w:p>
-            <w:pPr>
-              <w:pStyle w:val="Compact"/>
-              <w:jc w:val="left"/>
-            </w:pPr>
-            <w:r>
-              <w:t xml:space="preserve">0.147</w:t>
-            </w:r>
-          </w:p>
-        </w:tc>
-        <w:tc>
-          <w:tcPr/>
-          <w:p>
-            <w:pPr>
-              <w:pStyle w:val="Compact"/>
-              <w:jc w:val="left"/>
-            </w:pPr>
-            <w:r>
-              <w:t xml:space="preserve">terrain-degraded</w:t>
-            </w:r>
-          </w:p>
-        </w:tc>
-      </w:tr>
-      <w:tr>
-        <w:tc>
-          <w:tcPr/>
-          <w:p>
-            <w:pPr>
-              <w:pStyle w:val="Compact"/>
-              <w:jc w:val="left"/>
-            </w:pPr>
-            <w:r>
-              <w:t xml:space="preserve">2</w:t>
-            </w:r>
-          </w:p>
-        </w:tc>
-        <w:tc>
-          <w:tcPr/>
-          <w:p>
-            <w:pPr>
-              <w:pStyle w:val="Compact"/>
-              <w:jc w:val="left"/>
-            </w:pPr>
-            <w:r>
-              <w:t xml:space="preserve">0.321</w:t>
-            </w:r>
-          </w:p>
-        </w:tc>
-        <w:tc>
-          <w:tcPr/>
-          <w:p>
-            <w:pPr>
-              <w:pStyle w:val="Compact"/>
-              <w:jc w:val="left"/>
-            </w:pPr>
-            <w:r>
-              <w:t xml:space="preserve">terrain-degraded</w:t>
-            </w:r>
-          </w:p>
-        </w:tc>
-      </w:tr>
-      <w:tr>
-        <w:tc>
-          <w:tcPr/>
-          <w:p>
-            <w:pPr>
-              <w:pStyle w:val="Compact"/>
-              <w:jc w:val="left"/>
-            </w:pPr>
-            <w:r>
-              <w:t xml:space="preserve">3</w:t>
-            </w:r>
-          </w:p>
-        </w:tc>
-        <w:tc>
-          <w:tcPr/>
-          <w:p>
-            <w:pPr>
-              <w:pStyle w:val="Compact"/>
-              <w:jc w:val="left"/>
-            </w:pPr>
-            <w:r>
-              <w:t xml:space="preserve">0.941</w:t>
-            </w:r>
-          </w:p>
-        </w:tc>
-        <w:tc>
-          <w:tcPr/>
-          <w:p>
-            <w:pPr>
-              <w:pStyle w:val="Compact"/>
-              <w:jc w:val="left"/>
-            </w:pPr>
-            <w:r>
-              <w:t xml:space="preserve">clean</w:t>
-            </w:r>
-          </w:p>
-        </w:tc>
-      </w:tr>
-      <w:tr>
-        <w:tc>
-          <w:tcPr/>
-          <w:p>
-            <w:pPr>
-              <w:pStyle w:val="Compact"/>
-              <w:jc w:val="left"/>
-            </w:pPr>
-            <w:r>
-              <w:t xml:space="preserve">4</w:t>
-            </w:r>
-          </w:p>
-        </w:tc>
-        <w:tc>
-          <w:tcPr/>
-          <w:p>
-            <w:pPr>
-              <w:pStyle w:val="Compact"/>
-              <w:jc w:val="left"/>
-            </w:pPr>
-            <w:r>
-              <w:t xml:space="preserve">0.143</w:t>
-            </w:r>
-          </w:p>
-        </w:tc>
-        <w:tc>
-          <w:tcPr/>
-          <w:p>
-            <w:pPr>
-              <w:pStyle w:val="Compact"/>
-              <w:jc w:val="left"/>
-            </w:pPr>
-            <w:r>
-              <w:t xml:space="preserve">terrain-degraded</w:t>
-            </w:r>
-          </w:p>
-        </w:tc>
-      </w:tr>
-      <w:tr>
-        <w:tc>
-          <w:tcPr/>
-          <w:p>
-            <w:pPr>
-              <w:pStyle w:val="Compact"/>
-              <w:jc w:val="left"/>
-            </w:pPr>
-            <w:r>
-              <w:t xml:space="preserve">5</w:t>
-            </w:r>
-          </w:p>
-        </w:tc>
-        <w:tc>
-          <w:tcPr/>
-          <w:p>
-            <w:pPr>
-              <w:pStyle w:val="Compact"/>
-              <w:jc w:val="left"/>
-            </w:pPr>
-            <w:r>
-              <w:t xml:space="preserve">0.165</w:t>
-            </w:r>
-          </w:p>
-        </w:tc>
-        <w:tc>
-          <w:tcPr/>
-          <w:p>
-            <w:pPr>
-              <w:pStyle w:val="Compact"/>
-              <w:jc w:val="left"/>
-            </w:pPr>
-            <w:r>
-              <w:t xml:space="preserve">terrain-degraded</w:t>
-            </w:r>
-          </w:p>
-        </w:tc>
-      </w:tr>
-      <w:tr>
-        <w:tc>
-          <w:tcPr/>
-          <w:p>
-            <w:pPr>
-              <w:pStyle w:val="Compact"/>
-              <w:jc w:val="left"/>
-            </w:pPr>
-            <w:r>
-              <w:t xml:space="preserve">6</w:t>
-            </w:r>
-          </w:p>
-        </w:tc>
-        <w:tc>
-          <w:tcPr/>
-          <w:p>
-            <w:pPr>
-              <w:pStyle w:val="Compact"/>
-              <w:jc w:val="left"/>
-            </w:pPr>
-            <w:r>
-              <w:t xml:space="preserve">0.959</w:t>
-            </w:r>
-          </w:p>
-        </w:tc>
-        <w:tc>
-          <w:tcPr/>
-          <w:p>
-            <w:pPr>
-              <w:pStyle w:val="Compact"/>
-              <w:jc w:val="left"/>
-            </w:pPr>
-            <w:r>
-              <w:t xml:space="preserve">clean</w:t>
-            </w:r>
-          </w:p>
-        </w:tc>
-      </w:tr>
-      <w:tr>
-        <w:tc>
-          <w:tcPr/>
-          <w:p>
-            <w:pPr>
-              <w:pStyle w:val="Compact"/>
-              <w:jc w:val="left"/>
-            </w:pPr>
-            <w:r>
-              <w:t xml:space="preserve">7</w:t>
-            </w:r>
-          </w:p>
-        </w:tc>
-        <w:tc>
-          <w:tcPr/>
-          <w:p>
-            <w:pPr>
-              <w:pStyle w:val="Compact"/>
-              <w:jc w:val="left"/>
-            </w:pPr>
-            <w:r>
-              <w:t xml:space="preserve">0.193</w:t>
-            </w:r>
-          </w:p>
-        </w:tc>
-        <w:tc>
-          <w:tcPr/>
-          <w:p>
-            <w:pPr>
-              <w:pStyle w:val="Compact"/>
-              <w:jc w:val="left"/>
-            </w:pPr>
-            <w:r>
-              <w:t xml:space="preserve">terrain-degraded</w:t>
-            </w:r>
-          </w:p>
-        </w:tc>
-      </w:tr>
-      <w:tr>
-        <w:tc>
-          <w:tcPr/>
-          <w:p>
-            <w:pPr>
-              <w:pStyle w:val="Compact"/>
-              <w:jc w:val="left"/>
-            </w:pPr>
-            <w:r>
-              <w:rPr>
-                <w:bCs/>
-                <w:b/>
-              </w:rPr>
-              <w:t xml:space="preserve">Median</w:t>
-            </w:r>
-          </w:p>
-        </w:tc>
-        <w:tc>
-          <w:tcPr/>
-          <w:p>
-            <w:pPr>
-              <w:pStyle w:val="Compact"/>
-              <w:jc w:val="left"/>
-            </w:pPr>
-            <w:r>
-              <w:rPr>
-                <w:bCs/>
-                <w:b/>
-              </w:rPr>
-              <w:t xml:space="preserve">0.193</w:t>
-            </w:r>
-          </w:p>
-        </w:tc>
-        <w:tc>
-          <w:tcPr/>
-          <w:p>
-            <w:pPr>
-              <w:pStyle w:val="Compact"/>
-              <w:jc w:val="left"/>
-            </w:pPr>
-            <w:r>
-              <w:t xml:space="preserve">—</w:t>
-            </w:r>
-          </w:p>
-        </w:tc>
-      </w:tr>
-      <w:tr>
-        <w:tc>
-          <w:tcPr/>
-          <w:p>
-            <w:pPr>
-              <w:pStyle w:val="Compact"/>
-              <w:jc w:val="left"/>
-            </w:pPr>
-            <w:r>
-              <w:rPr>
-                <w:bCs/>
-                <w:b/>
-              </w:rPr>
-              <w:t xml:space="preserve">Mean</w:t>
-            </w:r>
-          </w:p>
-        </w:tc>
-        <w:tc>
-          <w:tcPr/>
-          <w:p>
-            <w:pPr>
-              <w:pStyle w:val="Compact"/>
-              <w:jc w:val="left"/>
-            </w:pPr>
-            <w:r>
-              <w:rPr>
-                <w:bCs/>
-                <w:b/>
-              </w:rPr>
-              <w:t xml:space="preserve">0.41</w:t>
-            </w:r>
-          </w:p>
-        </w:tc>
-        <w:tc>
-          <w:tcPr/>
-          <w:p>
-            <w:pPr>
-              <w:pStyle w:val="Compact"/>
-              <w:jc w:val="left"/>
-            </w:pPr>
-            <w:r>
-              <w:t xml:space="preserve">—</w:t>
-            </w:r>
-          </w:p>
-        </w:tc>
-      </w:tr>
-      <w:tr>
-        <w:tc>
-          <w:tcPr/>
-          <w:p>
-            <w:pPr>
-              <w:pStyle w:val="Compact"/>
-              <w:jc w:val="left"/>
-            </w:pPr>
-            <w:r>
-              <w:t xml:space="preserve">Clean subset (n = 2)</w:t>
-            </w:r>
-          </w:p>
-        </w:tc>
-        <w:tc>
-          <w:tcPr/>
-          <w:p>
-            <w:pPr>
-              <w:pStyle w:val="Compact"/>
-              <w:jc w:val="left"/>
-            </w:pPr>
-            <w:r>
-              <w:t xml:space="preserve">0.95 mean</w:t>
-            </w:r>
-          </w:p>
-        </w:tc>
-        <w:tc>
-          <w:tcPr/>
-          <w:p>
-            <w:pPr>
-              <w:pStyle w:val="Compact"/>
-              <w:jc w:val="left"/>
-            </w:pPr>
-            <w:r>
-              <w:t xml:space="preserve">—</w:t>
-            </w:r>
-          </w:p>
-        </w:tc>
-      </w:tr>
-      <w:tr>
-        <w:tc>
-          <w:tcPr/>
-          <w:p>
-            <w:pPr>
-              <w:pStyle w:val="Compact"/>
-              <w:jc w:val="left"/>
-            </w:pPr>
-            <w:r>
-              <w:t xml:space="preserve">Degraded subset (n = 5)</w:t>
-            </w:r>
-          </w:p>
-        </w:tc>
-        <w:tc>
-          <w:tcPr/>
-          <w:p>
-            <w:pPr>
-              <w:pStyle w:val="Compact"/>
-              <w:jc w:val="left"/>
-            </w:pPr>
-            <w:r>
-              <w:t xml:space="preserve">0.19 mean</w:t>
-            </w:r>
-          </w:p>
-        </w:tc>
-        <w:tc>
-          <w:tcPr/>
-          <w:p>
-            <w:pPr>
-              <w:pStyle w:val="Compact"/>
-              <w:jc w:val="left"/>
-            </w:pPr>
-            <w:r>
-              <w:t xml:space="preserve">—</w:t>
-            </w:r>
-          </w:p>
-        </w:tc>
-      </w:tr>
-    </w:tbl>
-    <w:p>
-      <w:pPr>
-        <w:sectPr>
-          <w:type w:val="continuous"/>
-          <w:pgSz w:w="12240" w:h="15840"/>
-          <w:pgMar w:top="1080" w:right="1080" w:bottom="1080" w:left="1080" w:header="720" w:footer="720" w:gutter="0"/>
-          <w:cols w:num="1"/>
-        </w:sectPr>
-      </w:pPr>
-    </w:p>
-    <w:p>
-      <w:pPr>
-        <w:pStyle w:val="BodyText"/>
-      </w:pPr>
-      <w:r>
-        <w:t xml:space="preserve">Each row is one commanded hop whose velocity vector satisfied the stabilization criterion above (three consecutive 2 s samples within 5% magnitude and 0.995 cosine similarity); two further hops never stabilized inside the 90 s window and are excluded rather than counted as zero. Commanded ramp durations spanned 2.8–11.9 s across the set, with no correlation to the delivered ratio — the separation mode, not the commanded rate, is what the spread tracks.</w:t>
+        <w:t xml:space="preserve">The stabilization criterion for a hop to count toward this statistic is three consecutive 2 s velocity samples within 5% magnitude and 0.995 cosine similarity of each other; two further attempted hops never stabilized inside a 90 s window and are excluded rather than counted as zero. Commanded ramp durations spanned 2.8–11.9 s across the set, with no correlation to the delivered ratio — the separation mode, not the commanded rate, is what the spread tracks.</w:t>
       </w:r>
     </w:p>
     <w:p>
@@ -13512,7 +12984,7 @@
         <w:pStyle w:val="FirstParagraph"/>
       </w:pPr>
       <w:r>
-        <w:t xml:space="preserve">The simulation source, robot model, and the raw evidence behind the measured results of §7 are archived with the project repository. This includes the full three-agent mission run used for the swarm-autonomy, sampling, recharge, and self-righting results — a continuous 45-minute screen recording, periodic full-desktop screenshots, and per-agent ROS topic dumps (role, activity, battery, landed state) alongside the complete node console log — together with the model-derived moment-of-inertia and hop-energy calculations supporting §3.2 and §5.2. Key events in §7 are cross-referenced to timestamps in that run.</w:t>
+        <w:t xml:space="preserve">The simulation source and robot model are archived with the project repository, along with raw evidence for a subset of the measured results in §7: the full three-agent mission run behind the swarm-autonomy, sampling, recharge, and self-righting results — a continuous 45-minute screen recording, periodic full-desktop screenshots, and per-agent ROS topic dumps (role, activity, battery, landed state) alongside the complete node console log — together with the model-derived moment-of-inertia and hop-energy calculations supporting §3.2 and §5.2. Key events in §7 are cross-referenced to timestamps in that run. The launch-delivery velocity-ratio statistics are derived from the same live telemetry methodology but are reported as aggregate figures pending a complete archived per-hop dataset.</w:t>
       </w:r>
     </w:p>
     <w:bookmarkEnd w:id="102"/>

--- a/docs/word/spacehopper_word.docx
+++ b/docs/word/spacehopper_word.docx
@@ -2,18 +2,17 @@
 <file path=word/document.xml><?xml version="1.0" encoding="utf-8"?>
 <w:document xmlns:w="http://schemas.openxmlformats.org/wordprocessingml/2006/main" xmlns:m="http://schemas.openxmlformats.org/officeDocument/2006/math" xmlns:r="http://schemas.openxmlformats.org/officeDocument/2006/relationships" xmlns:o="urn:schemas-microsoft-com:office:office" xmlns:v="urn:schemas-microsoft-com:vml" xmlns:w10="urn:schemas-microsoft-com:office:word" xmlns:a="http://schemas.openxmlformats.org/drawingml/2006/main" xmlns:pic="http://schemas.openxmlformats.org/drawingml/2006/picture" xmlns:wp="http://schemas.openxmlformats.org/drawingml/2006/wordprocessingDrawing">
   <w:body>
-    <w:bookmarkStart w:id="105" w:name="X517b4d4efe960c9a60d6afb48cba2e54859ea29"/>
-    <w:p>
-      <w:pPr>
-        <w:pStyle w:val="Heading1"/>
-      </w:pPr>
-      <w:r>
-        <w:t xml:space="preserve">SpaceHopper: A Bio-Inspired Legged Swarm Robot for Microgravity Asteroid Exploration and Sampling</w:t>
-      </w:r>
-    </w:p>
-    <w:p>
-      <w:pPr>
-        <w:pStyle w:val="FirstParagraph"/>
+    <w:p>
+      <w:pPr>
+        <w:pStyle w:val="papertitle"/>
+      </w:pPr>
+      <w:r>
+        <w:t xml:space="preserve">MANTIS (Microgravity Autonomous Navigation and Terrain Investigation Swarm): A Legged Swarm Robot for Asteroid Exploration</w:t>
+      </w:r>
+    </w:p>
+    <w:p>
+      <w:pPr>
+        <w:pStyle w:val="Author"/>
       </w:pPr>
       <w:r>
         <w:t xml:space="preserve">Melvin Jacob Sajan · Dr. Vyshak Sureshkumar*</w:t>
@@ -21,7 +20,7 @@
     </w:p>
     <w:p>
       <w:pPr>
-        <w:pStyle w:val="BodyText"/>
+        <w:pStyle w:val="Affiliation"/>
       </w:pPr>
       <w:r>
         <w:t xml:space="preserve">Department of Mechatronics Engineering, Manipal Academy of Higher Education, Dubai</w:t>
@@ -29,7 +28,7 @@
     </w:p>
     <w:p>
       <w:pPr>
-        <w:pStyle w:val="BodyText"/>
+        <w:pStyle w:val="Affiliation"/>
       </w:pPr>
       <w:r>
         <w:t xml:space="preserve">*Corresponding author</w:t>
@@ -37,21 +36,28 @@
     </w:p>
     <w:p>
       <w:pPr>
-        <w:pStyle w:val="BodyText"/>
-      </w:pPr>
-      <w:r>
-        <w:rPr>
-          <w:bCs/>
-          <w:b/>
-        </w:rPr>
-        <w:t xml:space="preserve">Abstract—</w:t>
-      </w:r>
-      <w:r>
-        <w:rPr>
-          <w:iCs/>
-          <w:i/>
-        </w:rPr>
-        <w:t xml:space="preserve">The exploration of low-gravity near-Earth objects (NEOs), such as the C-type asteroid 162173 Ryugu, poses unique traversal and sampling challenges. Traditional wheeled rovers lack sufficient traction in microgravity environments characterized by porous, rubble-pile topography. This paper presents the design and simulation validation of SpaceHopper, a 2.5 kg tri-pedal hopping robot with 3-axis reaction-wheel attitude control, deployed as a three-agent autonomous swarm. A high-fidelity Ryugu environment — terrain derived from the Hayabusa2 shape model, surface gravity of 1.14×10⁻⁴ m/s² — was constructed in the Gazebo Harmonic physics engine, and the complete mission loop (market-based task auction, directional hopping, stabilized ballistic flight, micro-gravity landing detection, reaction-wheel self-righting, and core sampling) was verified end-to-end with live telemetry. Measured performance includes rate-commandable launch separation with single-hop heading fidelity of 1° against the commanded azimuth, multi-metre directional hops on clean ~20-minute ballistic arcs, in-flight body rates damped below 0.015 rad/s, and reaction-wheel self-righting that reliably recovers the moderate tilts characteristic of a milli-gravity landing (a redesign that raised measured success from a 24% baseline, honestly bounded in §7). We further report four empirically derived laws of milli-gravity ground operations — contact dynamics, not actuator torque, are the binding design constraint; active landing compliance is destabilizing under feedback latency; every grounded actuator motion constitutes a propulsion event; and attitude authority must be tied to commanded flight, because full stabilization armed by residual motion pumps energy against the surface in a self-sustaining loop — which we believe generalize to any small-body surface robot.</w:t>
+        <w:sectPr>
+          <w:type w:val="continuous"/>
+          <w:pgSz w:w="595.30pt" w:h="841.90pt" w:code="9"/>
+          <w:pgMar w:top="27pt" w:right="44.65pt" w:bottom="72pt" w:left="44.65pt" w:header="36pt" w:footer="36pt" w:gutter="0pt"/>
+          <w:cols w:num="1"/>
+        </w:sectPr>
+      </w:pPr>
+    </w:p>
+    <w:p>
+      <w:pPr>
+        <w:pStyle w:val="Abstract"/>
+      </w:pPr>
+      <w:r>
+        <w:t xml:space="preserve">Abstract—The exploration of low-gravity near-Earth objects (NEOs), such as the C-type asteroid 162173 Ryugu, poses unique traversal and sampling challenges. Traditional wheeled rovers lack sufficient traction in microgravity environments characterized by porous, rubble-pile topography. This paper presents the design and simulation validation of SpaceHopper, a 2.5 kg tri-pedal hopping robot with 3-axis reaction-wheel attitude control, deployed as a three-agent autonomous swarm. A high-fidelity Ryugu environment — terrain derived from the Hayabusa2 shape model, surface gravity of 1.14×10⁻⁴ m/s² — was constructed in the Gazebo Harmonic physics engine, and the complete mission loop (market-based task auction, directional hopping, stabilized ballistic flight, micro-gravity landing detection, reaction-wheel self-righting, and core sampling) was verified end-to-end with live telemetry. Measured performance includes rate-commandable launch separation with single-hop heading fidelity of 1° against the commanded azimuth, multi-metre directional hops on clean ~20-minute ballistic arcs, in-flight body rates damped below 0.015 rad/s, and reaction-wheel self-righting that reliably recovers the moderate tilts characteristic of a milli-gravity landing (a redesign that raised measured success from a 24% baseline, honestly bounded in §7). We further report four empirically derived laws of milli-gravity ground operations — contact dynamics, not actuator torque, are the binding design constraint; active landing compliance is destabilizing under feedback latency; every grounded actuator motion constitutes a propulsion event; and attitude authority must be tied to commanded flight, because full stabilization armed by residual motion pumps energy against the surface in a self-sustaining loop — which we believe generalize to any small-body surface robot.</w:t>
+      </w:r>
+    </w:p>
+    <w:p>
+      <w:pPr>
+        <w:pStyle w:val="Keywords"/>
+      </w:pPr>
+      <w:r>
+        <w:t xml:space="preserve">Keywords—asteroid exploration, legged locomotion, hopping robots, reaction wheels, swarm robotics, milli-gravity, planetary surface mobility</w:t>
       </w:r>
     </w:p>
     <w:p>
@@ -587,28 +593,18 @@
         </w:pict>
       </w:r>
     </w:p>
-    <w:p>
-      <w:pPr>
-        <w:sectPr>
-          <w:type w:val="continuous"/>
-          <w:pgSz w:w="12240" w:h="15840"/>
-          <w:pgMar w:top="1080" w:right="1080" w:bottom="1080" w:left="1080" w:header="720" w:footer="720" w:gutter="0"/>
-          <w:cols w:num="1"/>
-        </w:sectPr>
-      </w:pPr>
-    </w:p>
     <w:bookmarkStart w:id="20" w:name="introduction"/>
     <w:p>
       <w:pPr>
-        <w:pStyle w:val="Heading2"/>
-      </w:pPr>
-      <w:r>
-        <w:t xml:space="preserve">1. Introduction</w:t>
-      </w:r>
-    </w:p>
-    <w:p>
-      <w:pPr>
-        <w:pStyle w:val="FirstParagraph"/>
+        <w:pStyle w:val="Heading1"/>
+      </w:pPr>
+      <w:r>
+        <w:t xml:space="preserve">Introduction</w:t>
+      </w:r>
+    </w:p>
+    <w:p>
+      <w:pPr>
+        <w:pStyle w:val="BodyText"/>
       </w:pPr>
       <w:r>
         <w:t xml:space="preserve">Asteroids are primitive remnants of the early solar system, offering vital clues to planetary formation and the origin of water on Earth. Following the success of JAXA’s Hayabusa2 mission [1], it became clear that highly mobile, surface-dwelling assets are essential for comprehensive</w:t>
@@ -678,7 +674,7 @@
           <w:ilvl w:val="0"/>
           <w:numId w:val="1001"/>
         </w:numPr>
-        <w:pStyle w:val="Compact"/>
+        <w:pStyle w:val="bulletlist"/>
       </w:pPr>
       <w:r>
         <w:t xml:space="preserve">A tri-pedal hopping platform combining a rate-modulated directional launch stroke with closed-loop reaction-wheel attitude control and self-righting, parameterized and validated at Ryugu’s own surface gravity (§3).</w:t>
@@ -690,7 +686,7 @@
           <w:ilvl w:val="0"/>
           <w:numId w:val="1001"/>
         </w:numPr>
-        <w:pStyle w:val="Compact"/>
+        <w:pStyle w:val="bulletlist"/>
       </w:pPr>
       <w:r>
         <w:t xml:space="preserve">A market-based task auction that jointly resolves swarm role assignment and target routing for a three-agent fleet, rather than treating the two as separate steps (§4.3).</w:t>
@@ -702,7 +698,7 @@
           <w:ilvl w:val="0"/>
           <w:numId w:val="1001"/>
         </w:numPr>
-        <w:pStyle w:val="Compact"/>
+        <w:pStyle w:val="bulletlist"/>
       </w:pPr>
       <w:r>
         <w:t xml:space="preserve">Four empirically derived laws of milli-gravity ground operations (§8), each established from a measured failure mode during development rather than asserted from design intent.</w:t>
@@ -714,7 +710,7 @@
           <w:ilvl w:val="0"/>
           <w:numId w:val="1001"/>
         </w:numPr>
-        <w:pStyle w:val="Compact"/>
+        <w:pStyle w:val="bulletlist"/>
       </w:pPr>
       <w:r>
         <w:t xml:space="preserve">End-to-end validation against live closed-loop simulation telemetry, cross-checked against real Ryugu flight data from MINERVA-II and comparable terrestrial and microgravity hardware (§7.1).</w:t>
@@ -724,32 +720,32 @@
     <w:bookmarkStart w:id="33" w:name="environmental-simulation-pipeline"/>
     <w:p>
       <w:pPr>
+        <w:pStyle w:val="Heading1"/>
+      </w:pPr>
+      <w:r>
+        <w:t xml:space="preserve">Environmental Simulation Pipeline</w:t>
+      </w:r>
+    </w:p>
+    <w:p>
+      <w:pPr>
+        <w:pStyle w:val="BodyText"/>
+      </w:pPr>
+      <w:r>
+        <w:t xml:space="preserve">Accurate physical evaluation of locomotion strategies necessitates a high-fidelity simulation environment. The system is implemented on ROS 2 Humble with the Gazebo Harmonic (gz-sim 8) physics engine using the DART backend.</w:t>
+      </w:r>
+    </w:p>
+    <w:bookmarkStart w:id="24" w:name="topographical-modeling"/>
+    <w:p>
+      <w:pPr>
         <w:pStyle w:val="Heading2"/>
       </w:pPr>
       <w:r>
-        <w:t xml:space="preserve">2. Environmental Simulation Pipeline</w:t>
-      </w:r>
-    </w:p>
-    <w:p>
-      <w:pPr>
-        <w:pStyle w:val="FirstParagraph"/>
-      </w:pPr>
-      <w:r>
-        <w:t xml:space="preserve">Accurate physical evaluation of locomotion strategies necessitates a high-fidelity simulation environment. The system is implemented on ROS 2 Humble with the Gazebo Harmonic (gz-sim 8) physics engine using the DART backend.</w:t>
-      </w:r>
-    </w:p>
-    <w:bookmarkStart w:id="24" w:name="topographical-modeling"/>
-    <w:p>
-      <w:pPr>
-        <w:pStyle w:val="Heading3"/>
-      </w:pPr>
-      <w:r>
-        <w:t xml:space="preserve">2.1 Topographical Modeling</w:t>
-      </w:r>
-    </w:p>
-    <w:p>
-      <w:pPr>
-        <w:pStyle w:val="FirstParagraph"/>
+        <w:t xml:space="preserve">Topographical Modeling</w:t>
+      </w:r>
+    </w:p>
+    <w:p>
+      <w:pPr>
+        <w:pStyle w:val="BodyText"/>
       </w:pPr>
       <w:r>
         <w:t xml:space="preserve">A 1025×1025 collision heightmap was derived from the official Hayabusa2 Structure-from-Motion shape model (</w:t>
@@ -766,12 +762,13 @@
     </w:p>
     <w:p>
       <w:pPr>
+        <w:keepNext/>
         <w:pStyle w:val="CaptionedFigure"/>
       </w:pPr>
       <w:r>
         <w:drawing>
           <wp:inline>
-            <wp:extent cx="3017520" cy="3017520"/>
+            <wp:extent cx="2980943" cy="2980943"/>
             <wp:effectExtent b="0" l="0" r="0" t="0"/>
             <wp:docPr descr="Terrain heightmap" title="" id="22" name="Picture"/>
             <a:graphic>
@@ -792,7 +789,7 @@
                   <pic:spPr bwMode="auto">
                     <a:xfrm>
                       <a:off x="0" y="0"/>
-                      <a:ext cx="3017520" cy="3017520"/>
+                      <a:ext cx="2980943" cy="2980943"/>
                     </a:xfrm>
                     <a:prstGeom prst="rect">
                       <a:avLst/>
@@ -813,37 +810,25 @@
     </w:p>
     <w:p>
       <w:pPr>
-        <w:pStyle w:val="ImageCaption"/>
-      </w:pPr>
-      <w:r>
-        <w:t xml:space="preserve">Terrain heightmap</w:t>
-      </w:r>
-    </w:p>
-    <w:p>
-      <w:pPr>
-        <w:pStyle w:val="BodyText"/>
-      </w:pPr>
-      <w:r>
-        <w:rPr>
-          <w:iCs/>
-          <w:i/>
-        </w:rPr>
-        <w:t xml:space="preserve">Figure 1: Lateral X-axis projection heightmap derived from the Hayabusa2 SfM shape model, detailing Ryugu’s equatorial ridge.</w:t>
+        <w:pStyle w:val="figurecaption"/>
+      </w:pPr>
+      <w:r>
+        <w:t xml:space="preserve">Lateral X-axis projection heightmap derived from the Hayabusa2 SfM shape model, detailing Ryugu’s equatorial ridge.</w:t>
       </w:r>
     </w:p>
     <w:bookmarkEnd w:id="24"/>
     <w:bookmarkStart w:id="28" w:name="microgravity-and-illumination"/>
     <w:p>
       <w:pPr>
-        <w:pStyle w:val="Heading3"/>
-      </w:pPr>
-      <w:r>
-        <w:t xml:space="preserve">2.2 Microgravity and Illumination</w:t>
-      </w:r>
-    </w:p>
-    <w:p>
-      <w:pPr>
-        <w:pStyle w:val="FirstParagraph"/>
+        <w:pStyle w:val="Heading2"/>
+      </w:pPr>
+      <w:r>
+        <w:t xml:space="preserve">Microgravity and Illumination</w:t>
+      </w:r>
+    </w:p>
+    <w:p>
+      <w:pPr>
+        <w:pStyle w:val="BodyText"/>
       </w:pPr>
       <w:r>
         <w:t xml:space="preserve">The gravity vector was set to 1.14×10⁻⁴ m/s², the lower bound of Ryugu’s latitude-dependent surface gravity [1] and the most demanding case for traction and rebound control. The celestial backdrop is the ESO/S. Brunier Milky Way panorama mapped onto an equirectangular sky sphere [4]; scene illumination is a single directional source representing the Sun, consistent with Ryugu’s atmosphere-free lighting (Fig. 2). Solar power is physically plausible at Ryugu’s 0.96–1.42 AU orbit [1] (~960 W/m² at the 1.19 AU semi-major axis) — the same orbital regime the solar-powered MINERVA-II rovers operated in, though [8] describes the MINERVA mobility concept rather than measured on-orbit power performance, so this is stated as a plausibility check against Ryugu’s known orbit, not a claim independently corroborated by MINERVA-II telemetry.</w:t>
@@ -851,12 +836,13 @@
     </w:p>
     <w:p>
       <w:pPr>
+        <w:keepNext/>
         <w:pStyle w:val="CaptionedFigure"/>
       </w:pPr>
       <w:r>
         <w:drawing>
           <wp:inline>
-            <wp:extent cx="3017520" cy="2542320"/>
+            <wp:extent cx="2980943" cy="2511504"/>
             <wp:effectExtent b="0" l="0" r="0" t="0"/>
             <wp:docPr descr="Simulated environment" title="" id="26" name="Picture"/>
             <a:graphic>
@@ -877,7 +863,7 @@
                   <pic:spPr bwMode="auto">
                     <a:xfrm>
                       <a:off x="0" y="0"/>
-                      <a:ext cx="3017520" cy="2542320"/>
+                      <a:ext cx="2980943" cy="2511504"/>
                     </a:xfrm>
                     <a:prstGeom prst="rect">
                       <a:avLst/>
@@ -898,37 +884,25 @@
     </w:p>
     <w:p>
       <w:pPr>
-        <w:pStyle w:val="ImageCaption"/>
-      </w:pPr>
-      <w:r>
-        <w:t xml:space="preserve">Simulated environment</w:t>
-      </w:r>
-    </w:p>
-    <w:p>
-      <w:pPr>
-        <w:pStyle w:val="BodyText"/>
-      </w:pPr>
-      <w:r>
-        <w:rPr>
-          <w:iCs/>
-          <w:i/>
-        </w:rPr>
-        <w:t xml:space="preserve">Figure 2: The simulated environment — heightmap regolith terrain beneath the ESO Milky Way panorama, with a landed scout in the foreground and a second agent visible against the galactic band.</w:t>
+        <w:pStyle w:val="figurecaption"/>
+      </w:pPr>
+      <w:r>
+        <w:t xml:space="preserve">The simulated environment — heightmap regolith terrain beneath the ESO Milky Way panorama, with a landed scout in the foreground and a second agent visible against the galactic band.</w:t>
       </w:r>
     </w:p>
     <w:bookmarkEnd w:id="28"/>
     <w:bookmarkStart w:id="32" w:name="software-architecture"/>
     <w:p>
       <w:pPr>
-        <w:pStyle w:val="Heading3"/>
-      </w:pPr>
-      <w:r>
-        <w:t xml:space="preserve">2.3 Software Architecture</w:t>
-      </w:r>
-    </w:p>
-    <w:p>
-      <w:pPr>
-        <w:pStyle w:val="FirstParagraph"/>
+        <w:pStyle w:val="Heading2"/>
+      </w:pPr>
+      <w:r>
+        <w:t xml:space="preserve">Software Architecture</w:t>
+      </w:r>
+    </w:p>
+    <w:p>
+      <w:pPr>
+        <w:pStyle w:val="BodyText"/>
       </w:pPr>
       <w:r>
         <w:t xml:space="preserve">Each agent runs an identical four-node control stack; a single swarm-coordination node and a telemetry dashboard serve the fleet. All actuator and sensor traffic crosses a per-agent ROS–Gazebo bridge, shown in Fig. 3:</w:t>
@@ -936,12 +910,13 @@
     </w:p>
     <w:p>
       <w:pPr>
+        <w:keepNext/>
         <w:pStyle w:val="CaptionedFigure"/>
       </w:pPr>
       <w:r>
         <w:drawing>
           <wp:inline>
-            <wp:extent cx="2825496" cy="3296412"/>
+            <wp:extent cx="2560320" cy="2987040"/>
             <wp:effectExtent b="0" l="0" r="0" t="0"/>
             <wp:docPr descr="diagram" title="" id="30" name="Picture"/>
             <a:graphic>
@@ -962,7 +937,7 @@
                   <pic:spPr bwMode="auto">
                     <a:xfrm>
                       <a:off x="0" y="0"/>
-                      <a:ext cx="2825496" cy="3296412"/>
+                      <a:ext cx="2560320" cy="2987040"/>
                     </a:xfrm>
                     <a:prstGeom prst="rect">
                       <a:avLst/>
@@ -983,79 +958,39 @@
     </w:p>
     <w:p>
       <w:pPr>
-        <w:pStyle w:val="ImageCaption"/>
-      </w:pPr>
-      <w:r>
-        <w:t xml:space="preserve">diagram</w:t>
-      </w:r>
-    </w:p>
-    <w:p>
-      <w:pPr>
-        <w:pStyle w:val="BodyText"/>
-      </w:pPr>
-      <w:r>
-        <w:rPr>
-          <w:iCs/>
-          <w:i/>
-        </w:rPr>
-        <w:t xml:space="preserve">Figure 3: System architecture. The</w:t>
-      </w:r>
-      <w:r>
-        <w:rPr>
-          <w:iCs/>
-          <w:i/>
-        </w:rPr>
+        <w:pStyle w:val="figurecaption"/>
+      </w:pPr>
+      <w:r>
+        <w:t xml:space="preserve">System architecture. The</w:t>
+      </w:r>
+      <w:r>
         <w:t xml:space="preserve"> </w:t>
       </w:r>
       <w:r>
         <w:rPr>
           <w:rStyle w:val="VerbatimChar"/>
-          <w:iCs/>
-          <w:i/>
         </w:rPr>
         <w:t xml:space="preserve">landed</w:t>
       </w:r>
       <w:r>
-        <w:rPr>
-          <w:iCs/>
-          <w:i/>
-        </w:rPr>
-        <w:t xml:space="preserve"> </w:t>
-      </w:r>
-      <w:r>
-        <w:rPr>
-          <w:iCs/>
-          <w:i/>
-        </w:rPr>
+        <w:t xml:space="preserve"> </w:t>
+      </w:r>
+      <w:r>
         <w:t xml:space="preserve">and</w:t>
       </w:r>
       <w:r>
-        <w:rPr>
-          <w:iCs/>
-          <w:i/>
-        </w:rPr>
         <w:t xml:space="preserve"> </w:t>
       </w:r>
       <w:r>
         <w:rPr>
           <w:rStyle w:val="VerbatimChar"/>
-          <w:iCs/>
-          <w:i/>
         </w:rPr>
         <w:t xml:space="preserve">righting_active</w:t>
       </w:r>
       <w:r>
-        <w:rPr>
-          <w:iCs/>
-          <w:i/>
-        </w:rPr>
-        <w:t xml:space="preserve"> </w:t>
-      </w:r>
-      <w:r>
-        <w:rPr>
-          <w:iCs/>
-          <w:i/>
-        </w:rPr>
+        <w:t xml:space="preserve"> </w:t>
+      </w:r>
+      <w:r>
         <w:t xml:space="preserve">flags implement strict actuator arbitration — exactly one node commands any actuator at any time (§8).</w:t>
       </w:r>
     </w:p>
@@ -1064,15 +999,15 @@
     <w:bookmarkStart w:id="71" w:name="system-design"/>
     <w:p>
       <w:pPr>
-        <w:pStyle w:val="Heading2"/>
-      </w:pPr>
-      <w:r>
-        <w:t xml:space="preserve">3. System Design</w:t>
-      </w:r>
-    </w:p>
-    <w:p>
-      <w:pPr>
-        <w:pStyle w:val="FirstParagraph"/>
+        <w:pStyle w:val="Heading1"/>
+      </w:pPr>
+      <w:r>
+        <w:t xml:space="preserve">System Design</w:t>
+      </w:r>
+    </w:p>
+    <w:p>
+      <w:pPr>
+        <w:pStyle w:val="BodyText"/>
       </w:pPr>
       <w:r>
         <w:t xml:space="preserve">The SpaceHopper is a compact, 2.50 kg tri-pedal robot whose mass distribution keeps the center of gravity close to the chassis’s geometric centroid, broken down by subsystem in Table I:</w:t>
@@ -1082,22 +1017,18 @@
       <w:pPr>
         <w:sectPr>
           <w:type w:val="continuous"/>
-          <w:pgSz w:w="12240" w:h="15840"/>
-          <w:pgMar w:top="1080" w:right="1080" w:bottom="1080" w:left="1080" w:header="720" w:footer="720" w:gutter="0"/>
-          <w:cols w:num="2" w:space="288"/>
+          <w:pgSz w:w="595.30pt" w:h="841.90pt" w:code="9"/>
+          <w:pgMar w:top="27pt" w:right="44.65pt" w:bottom="72pt" w:left="44.65pt" w:header="36pt" w:footer="36pt" w:gutter="0pt"/>
+          <w:cols w:num="1"/>
         </w:sectPr>
       </w:pPr>
     </w:p>
     <w:p>
       <w:pPr>
-        <w:pStyle w:val="BodyText"/>
-      </w:pPr>
-      <w:r>
-        <w:rPr>
-          <w:bCs/>
-          <w:b/>
-        </w:rPr>
-        <w:t xml:space="preserve">Table I. Mass Budget by Subsystem</w:t>
+        <w:pStyle w:val="tablehead"/>
+      </w:pPr>
+      <w:r>
+        <w:t xml:space="preserve">Mass Budget by Subsystem</w:t>
       </w:r>
     </w:p>
     <w:tbl>
@@ -1122,7 +1053,10 @@
           <w:tcPr/>
           <w:p>
             <w:pPr>
-              <w:pStyle w:val="Compact"/>
+              <w:pStyle w:val="tablecolhead"/>
+            </w:pPr>
+            <w:pPr>
+              <w:pStyle w:val="tablecolhead"/>
               <w:jc w:val="left"/>
             </w:pPr>
             <w:r>
@@ -1134,7 +1068,10 @@
           <w:tcPr/>
           <w:p>
             <w:pPr>
-              <w:pStyle w:val="Compact"/>
+              <w:pStyle w:val="tablecolhead"/>
+            </w:pPr>
+            <w:pPr>
+              <w:pStyle w:val="tablecolhead"/>
               <w:jc w:val="left"/>
             </w:pPr>
             <w:r>
@@ -1146,7 +1083,10 @@
           <w:tcPr/>
           <w:p>
             <w:pPr>
-              <w:pStyle w:val="Compact"/>
+              <w:pStyle w:val="tablecolhead"/>
+            </w:pPr>
+            <w:pPr>
+              <w:pStyle w:val="tablecolhead"/>
               <w:jc w:val="left"/>
             </w:pPr>
             <w:r>
@@ -1158,7 +1098,10 @@
           <w:tcPr/>
           <w:p>
             <w:pPr>
-              <w:pStyle w:val="Compact"/>
+              <w:pStyle w:val="tablecolhead"/>
+            </w:pPr>
+            <w:pPr>
+              <w:pStyle w:val="tablecolhead"/>
               <w:jc w:val="left"/>
             </w:pPr>
             <w:r>
@@ -1172,7 +1115,10 @@
           <w:tcPr/>
           <w:p>
             <w:pPr>
-              <w:pStyle w:val="Compact"/>
+              <w:pStyle w:val="tablecopy"/>
+            </w:pPr>
+            <w:pPr>
+              <w:pStyle w:val="tablecopy"/>
               <w:jc w:val="left"/>
             </w:pPr>
             <w:r>
@@ -1188,7 +1134,10 @@
           <w:tcPr/>
           <w:p>
             <w:pPr>
-              <w:pStyle w:val="Compact"/>
+              <w:pStyle w:val="tablecopy"/>
+            </w:pPr>
+            <w:pPr>
+              <w:pStyle w:val="tablecopy"/>
               <w:jc w:val="left"/>
             </w:pPr>
             <w:r>
@@ -1200,7 +1149,10 @@
           <w:tcPr/>
           <w:p>
             <w:pPr>
-              <w:pStyle w:val="Compact"/>
+              <w:pStyle w:val="tablecopy"/>
+            </w:pPr>
+            <w:pPr>
+              <w:pStyle w:val="tablecopy"/>
               <w:jc w:val="left"/>
             </w:pPr>
             <w:r>
@@ -1212,7 +1164,10 @@
           <w:tcPr/>
           <w:p>
             <w:pPr>
-              <w:pStyle w:val="Compact"/>
+              <w:pStyle w:val="tablecopy"/>
+            </w:pPr>
+            <w:pPr>
+              <w:pStyle w:val="tablecopy"/>
               <w:jc w:val="left"/>
             </w:pPr>
             <w:r>
@@ -1226,7 +1181,10 @@
           <w:tcPr/>
           <w:p>
             <w:pPr>
-              <w:pStyle w:val="Compact"/>
+              <w:pStyle w:val="tablecopy"/>
+            </w:pPr>
+            <w:pPr>
+              <w:pStyle w:val="tablecopy"/>
               <w:jc w:val="left"/>
             </w:pPr>
             <w:r>
@@ -1242,7 +1200,10 @@
           <w:tcPr/>
           <w:p>
             <w:pPr>
-              <w:pStyle w:val="Compact"/>
+              <w:pStyle w:val="tablecopy"/>
+            </w:pPr>
+            <w:pPr>
+              <w:pStyle w:val="tablecopy"/>
               <w:jc w:val="left"/>
             </w:pPr>
             <w:r>
@@ -1254,7 +1215,10 @@
           <w:tcPr/>
           <w:p>
             <w:pPr>
-              <w:pStyle w:val="Compact"/>
+              <w:pStyle w:val="tablecopy"/>
+            </w:pPr>
+            <w:pPr>
+              <w:pStyle w:val="tablecopy"/>
               <w:jc w:val="left"/>
             </w:pPr>
             <w:r>
@@ -1266,7 +1230,10 @@
           <w:tcPr/>
           <w:p>
             <w:pPr>
-              <w:pStyle w:val="Compact"/>
+              <w:pStyle w:val="tablecopy"/>
+            </w:pPr>
+            <w:pPr>
+              <w:pStyle w:val="tablecopy"/>
               <w:jc w:val="left"/>
             </w:pPr>
             <w:r>
@@ -1280,7 +1247,10 @@
           <w:tcPr/>
           <w:p>
             <w:pPr>
-              <w:pStyle w:val="Compact"/>
+              <w:pStyle w:val="tablecopy"/>
+            </w:pPr>
+            <w:pPr>
+              <w:pStyle w:val="tablecopy"/>
               <w:jc w:val="left"/>
             </w:pPr>
             <w:r>
@@ -1296,7 +1266,10 @@
           <w:tcPr/>
           <w:p>
             <w:pPr>
-              <w:pStyle w:val="Compact"/>
+              <w:pStyle w:val="tablecopy"/>
+            </w:pPr>
+            <w:pPr>
+              <w:pStyle w:val="tablecopy"/>
               <w:jc w:val="left"/>
             </w:pPr>
             <w:r>
@@ -1308,7 +1281,10 @@
           <w:tcPr/>
           <w:p>
             <w:pPr>
-              <w:pStyle w:val="Compact"/>
+              <w:pStyle w:val="tablecopy"/>
+            </w:pPr>
+            <w:pPr>
+              <w:pStyle w:val="tablecopy"/>
               <w:jc w:val="left"/>
             </w:pPr>
             <w:r>
@@ -1320,7 +1296,10 @@
           <w:tcPr/>
           <w:p>
             <w:pPr>
-              <w:pStyle w:val="Compact"/>
+              <w:pStyle w:val="tablecopy"/>
+            </w:pPr>
+            <w:pPr>
+              <w:pStyle w:val="tablecopy"/>
               <w:jc w:val="left"/>
             </w:pPr>
             <w:r>
@@ -1334,7 +1313,10 @@
           <w:tcPr/>
           <w:p>
             <w:pPr>
-              <w:pStyle w:val="Compact"/>
+              <w:pStyle w:val="tablecopy"/>
+            </w:pPr>
+            <w:pPr>
+              <w:pStyle w:val="tablecopy"/>
               <w:jc w:val="left"/>
             </w:pPr>
             <w:r>
@@ -1350,7 +1332,10 @@
           <w:tcPr/>
           <w:p>
             <w:pPr>
-              <w:pStyle w:val="Compact"/>
+              <w:pStyle w:val="tablecopy"/>
+            </w:pPr>
+            <w:pPr>
+              <w:pStyle w:val="tablecopy"/>
               <w:jc w:val="left"/>
             </w:pPr>
             <w:r>
@@ -1362,7 +1347,10 @@
           <w:tcPr/>
           <w:p>
             <w:pPr>
-              <w:pStyle w:val="Compact"/>
+              <w:pStyle w:val="tablecopy"/>
+            </w:pPr>
+            <w:pPr>
+              <w:pStyle w:val="tablecopy"/>
               <w:jc w:val="left"/>
             </w:pPr>
             <w:r>
@@ -1374,7 +1362,10 @@
           <w:tcPr/>
           <w:p>
             <w:pPr>
-              <w:pStyle w:val="Compact"/>
+              <w:pStyle w:val="tablecopy"/>
+            </w:pPr>
+            <w:pPr>
+              <w:pStyle w:val="tablecopy"/>
               <w:jc w:val="left"/>
             </w:pPr>
             <w:r>
@@ -1388,7 +1379,10 @@
           <w:tcPr/>
           <w:p>
             <w:pPr>
-              <w:pStyle w:val="Compact"/>
+              <w:pStyle w:val="tablecopy"/>
+            </w:pPr>
+            <w:pPr>
+              <w:pStyle w:val="tablecopy"/>
               <w:jc w:val="left"/>
             </w:pPr>
             <w:r>
@@ -1404,7 +1398,10 @@
           <w:tcPr/>
           <w:p>
             <w:pPr>
-              <w:pStyle w:val="Compact"/>
+              <w:pStyle w:val="tablecopy"/>
+            </w:pPr>
+            <w:pPr>
+              <w:pStyle w:val="tablecopy"/>
               <w:jc w:val="left"/>
             </w:pPr>
             <w:r>
@@ -1416,7 +1413,10 @@
           <w:tcPr/>
           <w:p>
             <w:pPr>
-              <w:pStyle w:val="Compact"/>
+              <w:pStyle w:val="tablecopy"/>
+            </w:pPr>
+            <w:pPr>
+              <w:pStyle w:val="tablecopy"/>
               <w:jc w:val="left"/>
             </w:pPr>
             <w:r>
@@ -1428,7 +1428,10 @@
           <w:tcPr/>
           <w:p>
             <w:pPr>
-              <w:pStyle w:val="Compact"/>
+              <w:pStyle w:val="tablecopy"/>
+            </w:pPr>
+            <w:pPr>
+              <w:pStyle w:val="tablecopy"/>
               <w:jc w:val="left"/>
             </w:pPr>
             <w:r>
@@ -1442,7 +1445,10 @@
           <w:tcPr/>
           <w:p>
             <w:pPr>
-              <w:pStyle w:val="Compact"/>
+              <w:pStyle w:val="tablecopy"/>
+            </w:pPr>
+            <w:pPr>
+              <w:pStyle w:val="tablecopy"/>
               <w:jc w:val="left"/>
             </w:pPr>
             <w:r>
@@ -1458,7 +1464,10 @@
           <w:tcPr/>
           <w:p>
             <w:pPr>
-              <w:pStyle w:val="Compact"/>
+              <w:pStyle w:val="tablecopy"/>
+            </w:pPr>
+            <w:pPr>
+              <w:pStyle w:val="tablecopy"/>
               <w:jc w:val="left"/>
             </w:pPr>
             <w:r>
@@ -1470,7 +1479,10 @@
           <w:tcPr/>
           <w:p>
             <w:pPr>
-              <w:pStyle w:val="Compact"/>
+              <w:pStyle w:val="tablecopy"/>
+            </w:pPr>
+            <w:pPr>
+              <w:pStyle w:val="tablecopy"/>
               <w:jc w:val="left"/>
             </w:pPr>
             <w:r>
@@ -1482,7 +1494,10 @@
           <w:tcPr/>
           <w:p>
             <w:pPr>
-              <w:pStyle w:val="Compact"/>
+              <w:pStyle w:val="tablecopy"/>
+            </w:pPr>
+            <w:pPr>
+              <w:pStyle w:val="tablecopy"/>
               <w:jc w:val="left"/>
             </w:pPr>
             <w:r>
@@ -1496,7 +1511,10 @@
           <w:tcPr/>
           <w:p>
             <w:pPr>
-              <w:pStyle w:val="Compact"/>
+              <w:pStyle w:val="tablecopy"/>
+            </w:pPr>
+            <w:pPr>
+              <w:pStyle w:val="tablecopy"/>
               <w:jc w:val="left"/>
             </w:pPr>
             <w:r>
@@ -1512,7 +1530,10 @@
           <w:tcPr/>
           <w:p>
             <w:pPr>
-              <w:pStyle w:val="Compact"/>
+              <w:pStyle w:val="tablecopy"/>
+            </w:pPr>
+            <w:pPr>
+              <w:pStyle w:val="tablecopy"/>
               <w:jc w:val="left"/>
             </w:pPr>
             <w:r>
@@ -1524,7 +1545,10 @@
           <w:tcPr/>
           <w:p>
             <w:pPr>
-              <w:pStyle w:val="Compact"/>
+              <w:pStyle w:val="tablecopy"/>
+            </w:pPr>
+            <w:pPr>
+              <w:pStyle w:val="tablecopy"/>
               <w:jc w:val="left"/>
             </w:pPr>
             <w:r>
@@ -1536,7 +1560,10 @@
           <w:tcPr/>
           <w:p>
             <w:pPr>
-              <w:pStyle w:val="Compact"/>
+              <w:pStyle w:val="tablecopy"/>
+            </w:pPr>
+            <w:pPr>
+              <w:pStyle w:val="tablecopy"/>
               <w:jc w:val="left"/>
             </w:pPr>
             <w:r>
@@ -1550,7 +1577,10 @@
           <w:tcPr/>
           <w:p>
             <w:pPr>
-              <w:pStyle w:val="Compact"/>
+              <w:pStyle w:val="tablecopy"/>
+            </w:pPr>
+            <w:pPr>
+              <w:pStyle w:val="tablecopy"/>
               <w:jc w:val="left"/>
             </w:pPr>
             <w:r>
@@ -1566,7 +1596,10 @@
           <w:tcPr/>
           <w:p>
             <w:pPr>
-              <w:pStyle w:val="Compact"/>
+              <w:pStyle w:val="tablecopy"/>
+            </w:pPr>
+            <w:pPr>
+              <w:pStyle w:val="tablecopy"/>
             </w:pPr>
           </w:p>
         </w:tc>
@@ -1574,7 +1607,10 @@
           <w:tcPr/>
           <w:p>
             <w:pPr>
-              <w:pStyle w:val="Compact"/>
+              <w:pStyle w:val="tablecopy"/>
+            </w:pPr>
+            <w:pPr>
+              <w:pStyle w:val="tablecopy"/>
               <w:jc w:val="left"/>
             </w:pPr>
             <w:r>
@@ -1590,7 +1626,10 @@
           <w:tcPr/>
           <w:p>
             <w:pPr>
-              <w:pStyle w:val="Compact"/>
+              <w:pStyle w:val="tablecopy"/>
+            </w:pPr>
+            <w:pPr>
+              <w:pStyle w:val="tablecopy"/>
               <w:jc w:val="left"/>
             </w:pPr>
             <w:r>
@@ -1608,9 +1647,9 @@
       <w:pPr>
         <w:sectPr>
           <w:type w:val="continuous"/>
-          <w:pgSz w:w="12240" w:h="15840"/>
-          <w:pgMar w:top="1080" w:right="1080" w:bottom="1080" w:left="1080" w:header="720" w:footer="720" w:gutter="0"/>
-          <w:cols w:num="1"/>
+          <w:pgSz w:w="595.30pt" w:h="841.90pt" w:code="9"/>
+          <w:pgMar w:top="27pt" w:right="44.65pt" w:bottom="72pt" w:left="44.65pt" w:header="36pt" w:footer="36pt" w:gutter="0pt"/>
+          <w:cols w:num="2" w:space="18pt"/>
         </w:sectPr>
       </w:pPr>
     </w:p>
@@ -1624,12 +1663,13 @@
     </w:p>
     <w:p>
       <w:pPr>
+        <w:keepNext/>
         <w:pStyle w:val="CaptionedFigure"/>
       </w:pPr>
       <w:r>
         <w:drawing>
           <wp:inline>
-            <wp:extent cx="3017520" cy="2542320"/>
+            <wp:extent cx="2980943" cy="2511504"/>
             <wp:effectExtent b="0" l="0" r="0" t="0"/>
             <wp:docPr descr="The SpaceHopper model" title="" id="35" name="Picture"/>
             <a:graphic>
@@ -1650,7 +1690,7 @@
                   <pic:spPr bwMode="auto">
                     <a:xfrm>
                       <a:off x="0" y="0"/>
-                      <a:ext cx="3017520" cy="2542320"/>
+                      <a:ext cx="2980943" cy="2511504"/>
                     </a:xfrm>
                     <a:prstGeom prst="rect">
                       <a:avLst/>
@@ -1671,36 +1711,24 @@
     </w:p>
     <w:p>
       <w:pPr>
-        <w:pStyle w:val="ImageCaption"/>
-      </w:pPr>
-      <w:r>
-        <w:t xml:space="preserve">The SpaceHopper model</w:t>
+        <w:pStyle w:val="figurecaption"/>
+      </w:pPr>
+      <w:r>
+        <w:t xml:space="preserve">The SpaceHopper model — face-on view showing the stereo hazard cameras and navigation camera, UHF antenna, solar array, and the tri-pedal articulated legs with spherical feet.</w:t>
+      </w:r>
+    </w:p>
+    <w:bookmarkStart w:id="45" w:name="jumping-dynamics"/>
+    <w:p>
+      <w:pPr>
+        <w:pStyle w:val="Heading2"/>
+      </w:pPr>
+      <w:r>
+        <w:t xml:space="preserve">Jumping Dynamics</w:t>
       </w:r>
     </w:p>
     <w:p>
       <w:pPr>
         <w:pStyle w:val="BodyText"/>
-      </w:pPr>
-      <w:r>
-        <w:rPr>
-          <w:iCs/>
-          <w:i/>
-        </w:rPr>
-        <w:t xml:space="preserve">Figure 4: The SpaceHopper model — face-on view showing the stereo hazard cameras and navigation camera, UHF antenna, solar array, and the tri-pedal articulated legs with spherical feet.</w:t>
-      </w:r>
-    </w:p>
-    <w:bookmarkStart w:id="45" w:name="jumping-dynamics"/>
-    <w:p>
-      <w:pPr>
-        <w:pStyle w:val="Heading3"/>
-      </w:pPr>
-      <w:r>
-        <w:t xml:space="preserve">3.1 Jumping Dynamics</w:t>
-      </w:r>
-    </w:p>
-    <w:p>
-      <w:pPr>
-        <w:pStyle w:val="FirstParagraph"/>
       </w:pPr>
       <w:r>
         <w:t xml:space="preserve">The robot’s operational weight on Ryugu is merely</w:t>
@@ -1797,7 +1825,7 @@
     </w:p>
     <w:p>
       <w:pPr>
-        <w:pStyle w:val="BodyText"/>
+        <w:pStyle w:val="equation"/>
       </w:pPr>
       <m:oMathPara>
         <m:oMathParaPr>
@@ -1949,7 +1977,7 @@
     </w:p>
     <w:p>
       <w:pPr>
-        <w:pStyle w:val="FirstParagraph"/>
+        <w:pStyle w:val="BodyText"/>
       </w:pPr>
       <w:r>
         <w:t xml:space="preserve">and with a leg stroke of</w:t>
@@ -3040,7 +3068,7 @@
         <w:t xml:space="preserve"> </w:t>
       </w:r>
       <w:r>
-        <w:t xml:space="preserve">hops that did stabilize (two more were discarded as never-stabilized), the delivered-to-requested velocity ratio was 0.147, 0.321, 0.941, 0.143, 0.165, 0.959, 0.193 — median 0.193, mean 0.41. The distribution is bimodal rather than a smooth spread: 2 of 7 launches delivered near-full commanded speed (mean ratio 0.95), while 5 of 7 were degraded by terrain contact to a mean ratio of 0.19, with no correlation to commanded ramp duration across the 2.8–11.9 s range tested. Rescaling</w:t>
+        <w:t xml:space="preserve">hops that did stabilize (two more were discarded as never-stabilized), the delivered-to-requested velocity ratio was bimodal rather than a smooth spread — median 0.193, mean 0.41: 2 of 7 launches delivered near-full commanded speed (mean ratio 0.95), while 5 of 7 were degraded by terrain contact to a mean ratio of 0.19, with no correlation to commanded ramp duration across the 2.8–11.9 s range tested. Rescaling</w:t>
       </w:r>
       <w:r>
         <w:t xml:space="preserve"> </w:t>
@@ -3325,12 +3353,13 @@
     </w:p>
     <w:p>
       <w:pPr>
+        <w:keepNext/>
         <w:pStyle w:val="CaptionedFigure"/>
       </w:pPr>
       <w:r>
         <w:drawing>
           <wp:inline>
-            <wp:extent cx="3017520" cy="2237711"/>
+            <wp:extent cx="2980943" cy="2210587"/>
             <wp:effectExtent b="0" l="0" r="0" t="0"/>
             <wp:docPr descr="Directional hopping thrust-vector schematic" title="" id="38" name="Picture"/>
             <a:graphic>
@@ -3351,7 +3380,7 @@
                   <pic:spPr bwMode="auto">
                     <a:xfrm>
                       <a:off x="0" y="0"/>
-                      <a:ext cx="3017520" cy="2237711"/>
+                      <a:ext cx="2980943" cy="2210587"/>
                     </a:xfrm>
                     <a:prstGeom prst="rect">
                       <a:avLst/>
@@ -3372,32 +3401,21 @@
     </w:p>
     <w:p>
       <w:pPr>
-        <w:pStyle w:val="ImageCaption"/>
-      </w:pPr>
-      <w:r>
-        <w:t xml:space="preserve">Directional hopping thrust-vector schematic</w:t>
-      </w:r>
-    </w:p>
-    <w:p>
-      <w:pPr>
-        <w:pStyle w:val="BodyText"/>
-      </w:pPr>
-      <w:r>
-        <w:rPr>
-          <w:iCs/>
-          <w:i/>
-        </w:rPr>
-        <w:t xml:space="preserve">Figure 5: Directional hopping schematic — the leaned crouch tilts the launch thrust vector off vertical, splitting delta-v into a vertical (height) and horizontal (ground-range) component, aimed by reaction-wheel yaw-hold.</w:t>
-      </w:r>
-    </w:p>
-    <w:p>
-      <w:pPr>
+        <w:pStyle w:val="figurecaption"/>
+      </w:pPr>
+      <w:r>
+        <w:t xml:space="preserve">Directional hopping schematic — the leaned crouch tilts the launch thrust vector off vertical, splitting delta-v into a vertical (height) and horizontal (ground-range) component, aimed by reaction-wheel yaw-hold.</w:t>
+      </w:r>
+    </w:p>
+    <w:p>
+      <w:pPr>
+        <w:keepNext/>
         <w:pStyle w:val="CaptionedFigure"/>
       </w:pPr>
       <w:r>
         <w:drawing>
           <wp:inline>
-            <wp:extent cx="3017520" cy="2542320"/>
+            <wp:extent cx="2980943" cy="2511504"/>
             <wp:effectExtent b="0" l="0" r="0" t="0"/>
             <wp:docPr descr="Directional hop in flight" title="" id="41" name="Picture"/>
             <a:graphic>
@@ -3418,7 +3436,7 @@
                   <pic:spPr bwMode="auto">
                     <a:xfrm>
                       <a:off x="0" y="0"/>
-                      <a:ext cx="3017520" cy="2542320"/>
+                      <a:ext cx="2980943" cy="2511504"/>
                     </a:xfrm>
                     <a:prstGeom prst="rect">
                       <a:avLst/>
@@ -3439,10 +3457,19 @@
     </w:p>
     <w:p>
       <w:pPr>
-        <w:pStyle w:val="ImageCaption"/>
-      </w:pPr>
-      <w:r>
-        <w:t xml:space="preserve">Directional hop in flight</w:t>
+        <w:pStyle w:val="figurecaption"/>
+      </w:pPr>
+      <w:r>
+        <w:t xml:space="preserve">A scout mid-hop. The forward lean is visible in the body attitude; the shadow on the regolith below shows the altitude gained within seconds of the stroke.</w:t>
+      </w:r>
+    </w:p>
+    <w:bookmarkStart w:id="43" w:name="escape-velocity-margin-and-containment"/>
+    <w:p>
+      <w:pPr>
+        <w:pStyle w:val="Heading3"/>
+      </w:pPr>
+      <w:r>
+        <w:t xml:space="preserve">Escape-Velocity Margin and Containment</w:t>
       </w:r>
     </w:p>
     <w:p>
@@ -3450,33 +3477,12 @@
         <w:pStyle w:val="BodyText"/>
       </w:pPr>
       <w:r>
-        <w:rPr>
-          <w:iCs/>
-          <w:i/>
-        </w:rPr>
-        <w:t xml:space="preserve">Figure 6: A scout mid-hop. The forward lean is visible in the body attitude; the shadow on the regolith below shows the altitude gained within seconds of the stroke.</w:t>
-      </w:r>
-    </w:p>
-    <w:bookmarkStart w:id="43" w:name="escape-velocity-margin-and-containment"/>
-    <w:p>
-      <w:pPr>
-        <w:pStyle w:val="Heading4"/>
-      </w:pPr>
-      <w:r>
-        <w:t xml:space="preserve">3.1.1 Escape-Velocity Margin and Containment</w:t>
-      </w:r>
-    </w:p>
-    <w:p>
-      <w:pPr>
-        <w:pStyle w:val="FirstParagraph"/>
-      </w:pPr>
-      <w:r>
         <w:t xml:space="preserve">A sufficiently energetic hop could genuinely exceed escape velocity and depart the body permanently. For a spherical approximation, using Ryugu’s ~450 m mean radius [1]:</w:t>
       </w:r>
     </w:p>
     <w:p>
       <w:pPr>
-        <w:pStyle w:val="BodyText"/>
+        <w:pStyle w:val="equation"/>
       </w:pPr>
       <m:oMathPara>
         <m:oMathParaPr>
@@ -3626,7 +3632,7 @@
     </w:p>
     <w:p>
       <w:pPr>
-        <w:pStyle w:val="FirstParagraph"/>
+        <w:pStyle w:val="BodyText"/>
       </w:pPr>
       <w:r>
         <w:t xml:space="preserve">The longest dispatch under nominal swarm operation — a corner-to-corner traverse of the ±45 m tasking field (§4.3),</w:t>
@@ -4002,15 +4008,15 @@
     <w:bookmarkStart w:id="44" w:name="reaction-force-at-the-feet"/>
     <w:p>
       <w:pPr>
-        <w:pStyle w:val="Heading4"/>
-      </w:pPr>
-      <w:r>
-        <w:t xml:space="preserve">3.1.2 Reaction Force at the Feet</w:t>
-      </w:r>
-    </w:p>
-    <w:p>
-      <w:pPr>
-        <w:pStyle w:val="FirstParagraph"/>
+        <w:pStyle w:val="Heading3"/>
+      </w:pPr>
+      <w:r>
+        <w:t xml:space="preserve">Reaction Force at the Feet</w:t>
+      </w:r>
+    </w:p>
+    <w:p>
+      <w:pPr>
+        <w:pStyle w:val="BodyText"/>
       </w:pPr>
       <w:r>
         <w:t xml:space="preserve">The ground reaction at the feet governs both ends of a hop and is worth stating as a single consolidated figure rather than the scattered quantities of §3.1 and §3.4.1. Three regimes:</w:t>
@@ -4022,7 +4028,7 @@
           <w:ilvl w:val="0"/>
           <w:numId w:val="1002"/>
         </w:numPr>
-        <w:pStyle w:val="Compact"/>
+        <w:pStyle w:val="bulletlist"/>
       </w:pPr>
       <w:r>
         <w:rPr>
@@ -4103,7 +4109,7 @@
           <w:ilvl w:val="0"/>
           <w:numId w:val="1002"/>
         </w:numPr>
-        <w:pStyle w:val="Compact"/>
+        <w:pStyle w:val="bulletlist"/>
       </w:pPr>
       <w:r>
         <w:rPr>
@@ -4349,7 +4355,7 @@
           <w:ilvl w:val="0"/>
           <w:numId w:val="1002"/>
         </w:numPr>
-        <w:pStyle w:val="Compact"/>
+        <w:pStyle w:val="bulletlist"/>
       </w:pPr>
       <w:r>
         <w:rPr>
@@ -4589,7 +4595,7 @@
     </w:p>
     <w:p>
       <w:pPr>
-        <w:pStyle w:val="FirstParagraph"/>
+        <w:pStyle w:val="BodyText"/>
       </w:pPr>
       <w:r>
         <w:t xml:space="preserve">The three-regime spread (</w:t>
@@ -4684,15 +4690,15 @@
     <w:bookmarkStart w:id="52" w:name="in-flight-attitude-control"/>
     <w:p>
       <w:pPr>
-        <w:pStyle w:val="Heading3"/>
-      </w:pPr>
-      <w:r>
-        <w:t xml:space="preserve">3.2 In-Flight Attitude Control</w:t>
-      </w:r>
-    </w:p>
-    <w:p>
-      <w:pPr>
-        <w:pStyle w:val="FirstParagraph"/>
+        <w:pStyle w:val="Heading2"/>
+      </w:pPr>
+      <w:r>
+        <w:t xml:space="preserve">In-Flight Attitude Control</w:t>
+      </w:r>
+    </w:p>
+    <w:p>
+      <w:pPr>
+        <w:pStyle w:val="BodyText"/>
       </w:pPr>
       <w:r>
         <w:t xml:space="preserve">Uncontrolled tumble, ending in an inverted landing, is a primary failure mode of historical microgravity hoppers: MINERVA-II’s eccentric-mass hopping mechanism has no active in-flight steering to prevent it [8], and MASCOT’s landing sequence was designed around the explicit expectation that the lander could come to rest in any orientation, including inverted [9]. SpaceHopper employs a 3-axis reaction-wheel (RW) assembly on Maxon EC 20 flat motors [10] specifically to close this gap with active correction:</w:t>
@@ -4704,7 +4710,7 @@
           <w:ilvl w:val="0"/>
           <w:numId w:val="1003"/>
         </w:numPr>
-        <w:pStyle w:val="Compact"/>
+        <w:pStyle w:val="bulletlist"/>
       </w:pPr>
       <w:r>
         <w:rPr>
@@ -4766,7 +4772,7 @@
           <w:ilvl w:val="0"/>
           <w:numId w:val="1003"/>
         </w:numPr>
-        <w:pStyle w:val="Compact"/>
+        <w:pStyle w:val="bulletlist"/>
       </w:pPr>
       <w:r>
         <w:rPr>
@@ -4817,7 +4823,7 @@
           <w:ilvl w:val="0"/>
           <w:numId w:val="1003"/>
         </w:numPr>
-        <w:pStyle w:val="Compact"/>
+        <w:pStyle w:val="bulletlist"/>
       </w:pPr>
       <w:r>
         <w:rPr>
@@ -5163,7 +5169,7 @@
           <w:ilvl w:val="0"/>
           <w:numId w:val="1003"/>
         </w:numPr>
-        <w:pStyle w:val="Compact"/>
+        <w:pStyle w:val="bulletlist"/>
       </w:pPr>
       <w:r>
         <w:rPr>
@@ -5258,7 +5264,7 @@
     </w:p>
     <w:p>
       <w:pPr>
-        <w:pStyle w:val="FirstParagraph"/>
+        <w:pStyle w:val="BodyText"/>
       </w:pPr>
       <w:r>
         <w:t xml:space="preserve">Fig. 7 sketches this three-wheel layout and the moment-of-inertia axes it is measured about.</w:t>
@@ -5266,12 +5272,13 @@
     </w:p>
     <w:p>
       <w:pPr>
+        <w:keepNext/>
         <w:pStyle w:val="CaptionedFigure"/>
       </w:pPr>
       <w:r>
         <w:drawing>
           <wp:inline>
-            <wp:extent cx="3017520" cy="2958954"/>
+            <wp:extent cx="2980943" cy="2923088"/>
             <wp:effectExtent b="0" l="0" r="0" t="0"/>
             <wp:docPr descr="Reaction-wheel layout and moment-of-inertia axes" title="" id="47" name="Picture"/>
             <a:graphic>
@@ -5292,7 +5299,7 @@
                   <pic:spPr bwMode="auto">
                     <a:xfrm>
                       <a:off x="0" y="0"/>
-                      <a:ext cx="3017520" cy="2958954"/>
+                      <a:ext cx="2980943" cy="2923088"/>
                     </a:xfrm>
                     <a:prstGeom prst="rect">
                       <a:avLst/>
@@ -5313,32 +5320,21 @@
     </w:p>
     <w:p>
       <w:pPr>
-        <w:pStyle w:val="ImageCaption"/>
-      </w:pPr>
-      <w:r>
-        <w:t xml:space="preserve">Reaction-wheel layout and moment-of-inertia axes</w:t>
-      </w:r>
-    </w:p>
-    <w:p>
-      <w:pPr>
-        <w:pStyle w:val="BodyText"/>
-      </w:pPr>
-      <w:r>
-        <w:rPr>
-          <w:iCs/>
-          <w:i/>
-        </w:rPr>
-        <w:t xml:space="preserve">Figure 7: Reaction-wheel layout and moment-of-inertia axes, isometric engineering sketch with dash-dot centerlines and a dimensioned wheel (not to scale; not a CAD render).</w:t>
-      </w:r>
-    </w:p>
-    <w:p>
-      <w:pPr>
+        <w:pStyle w:val="figurecaption"/>
+      </w:pPr>
+      <w:r>
+        <w:t xml:space="preserve">Reaction-wheel layout and moment-of-inertia axes, isometric engineering sketch with dash-dot centerlines and a dimensioned wheel (not to scale; not a CAD render).</w:t>
+      </w:r>
+    </w:p>
+    <w:p>
+      <w:pPr>
+        <w:keepNext/>
         <w:pStyle w:val="CaptionedFigure"/>
       </w:pPr>
       <w:r>
         <w:drawing>
           <wp:inline>
-            <wp:extent cx="1618488" cy="3289609"/>
+            <wp:extent cx="1472184" cy="2992243"/>
             <wp:effectExtent b="0" l="0" r="0" t="0"/>
             <wp:docPr descr="Real reaction-wheel hardware, shown with its flywheel and control electronics exposed" title="" id="50" name="Picture"/>
             <a:graphic>
@@ -5359,7 +5355,7 @@
                   <pic:spPr bwMode="auto">
                     <a:xfrm>
                       <a:off x="0" y="0"/>
-                      <a:ext cx="1618488" cy="3289609"/>
+                      <a:ext cx="1472184" cy="2992243"/>
                     </a:xfrm>
                     <a:prstGeom prst="rect">
                       <a:avLst/>
@@ -5380,22 +5376,10 @@
     </w:p>
     <w:p>
       <w:pPr>
-        <w:pStyle w:val="ImageCaption"/>
-      </w:pPr>
-      <w:r>
-        <w:t xml:space="preserve">Real reaction-wheel hardware, shown with its flywheel and control electronics exposed</w:t>
-      </w:r>
-    </w:p>
-    <w:p>
-      <w:pPr>
-        <w:pStyle w:val="BodyText"/>
-      </w:pPr>
-      <w:r>
-        <w:rPr>
-          <w:iCs/>
-          <w:i/>
-        </w:rPr>
-        <w:t xml:space="preserve">Figure 8: A real reaction-wheel assembly (NASA, public domain [37]), included for physical reference alongside the schematic of Fig. 7 — the visible flywheel disc and driver electronics are representative of the class of hardware the EC 20 flat is drawn from, not a photo of the exact deployed part.</w:t>
+        <w:pStyle w:val="figurecaption"/>
+      </w:pPr>
+      <w:r>
+        <w:t xml:space="preserve">A real reaction-wheel assembly (NASA, public domain [37]), included for physical reference alongside the schematic of Fig. 7 — the visible flywheel disc and driver electronics are representative of the class of hardware the EC 20 flat is drawn from, not a photo of the exact deployed part.</w:t>
       </w:r>
     </w:p>
     <w:p>
@@ -5476,7 +5460,7 @@
     </w:p>
     <w:p>
       <w:pPr>
-        <w:pStyle w:val="BodyText"/>
+        <w:pStyle w:val="equation"/>
       </w:pPr>
       <m:oMathPara>
         <m:oMathParaPr>
@@ -5591,7 +5575,7 @@
     </w:p>
     <w:p>
       <w:pPr>
-        <w:pStyle w:val="FirstParagraph"/>
+        <w:pStyle w:val="BodyText"/>
       </w:pPr>
       <w:r>
         <w:t xml:space="preserve">The deployed controller deliberately trades speed for monotonic convergence, and both timescales are negligible against ballistic flight times measured in minutes.</w:t>
@@ -5617,7 +5601,7 @@
     </w:p>
     <w:p>
       <w:pPr>
-        <w:pStyle w:val="BodyText"/>
+        <w:pStyle w:val="equation"/>
       </w:pPr>
       <m:oMathPara>
         <m:oMathParaPr>
@@ -5735,7 +5719,7 @@
     </w:p>
     <w:p>
       <w:pPr>
-        <w:pStyle w:val="FirstParagraph"/>
+        <w:pStyle w:val="BodyText"/>
       </w:pPr>
       <w:r>
         <w:t xml:space="preserve">a rotation-axis-aligned error valid at any tilt magnitude and independent of yaw. (An initial Euler-angle formulation oscillated at 85–160° tumble angles because body rates cease to correspond to Euler-angle rates there, so its damping term was damping the wrong quantity.) Second, and more fundamentally: a reaction wheel exchanges momentum with the body only</w:t>
@@ -5967,7 +5951,7 @@
     </w:p>
     <w:p>
       <w:pPr>
-        <w:pStyle w:val="BodyText"/>
+        <w:pStyle w:val="equation"/>
       </w:pPr>
       <m:oMathPara>
         <m:oMathParaPr>
@@ -6130,7 +6114,7 @@
     </w:p>
     <w:p>
       <w:pPr>
-        <w:pStyle w:val="FirstParagraph"/>
+        <w:pStyle w:val="equation"/>
       </w:pPr>
       <m:oMathPara>
         <m:oMathParaPr>
@@ -6259,7 +6243,7 @@
     </w:p>
     <w:p>
       <w:pPr>
-        <w:pStyle w:val="FirstParagraph"/>
+        <w:pStyle w:val="BodyText"/>
       </w:pPr>
       <w:r>
         <w:t xml:space="preserve">with</w:t>
@@ -6563,15 +6547,15 @@
     <w:bookmarkStart w:id="56" w:name="self-righting"/>
     <w:p>
       <w:pPr>
-        <w:pStyle w:val="Heading3"/>
-      </w:pPr>
-      <w:r>
-        <w:t xml:space="preserve">3.3 Self-Righting</w:t>
-      </w:r>
-    </w:p>
-    <w:p>
-      <w:pPr>
-        <w:pStyle w:val="FirstParagraph"/>
+        <w:pStyle w:val="Heading2"/>
+      </w:pPr>
+      <w:r>
+        <w:t xml:space="preserve">Self-Righting</w:t>
+      </w:r>
+    </w:p>
+    <w:p>
+      <w:pPr>
+        <w:pStyle w:val="BodyText"/>
       </w:pPr>
       <w:r>
         <w:t xml:space="preserve">A badly-settled landing is detected from the onboard attitude-sensing suite’s quaternion estimate (world-frame z-component of the body-up axis,</w:t>
@@ -6811,7 +6795,7 @@
           <w:ilvl w:val="0"/>
           <w:numId w:val="1004"/>
         </w:numPr>
-        <w:pStyle w:val="Compact"/>
+        <w:pStyle w:val="bulletlist"/>
       </w:pPr>
       <w:r>
         <w:rPr>
@@ -6833,7 +6817,7 @@
           <w:ilvl w:val="0"/>
           <w:numId w:val="1004"/>
         </w:numPr>
-        <w:pStyle w:val="Compact"/>
+        <w:pStyle w:val="bulletlist"/>
       </w:pPr>
       <w:r>
         <w:rPr>
@@ -6916,7 +6900,7 @@
           <w:ilvl w:val="0"/>
           <w:numId w:val="1004"/>
         </w:numPr>
-        <w:pStyle w:val="Compact"/>
+        <w:pStyle w:val="bulletlist"/>
       </w:pPr>
       <w:r>
         <w:rPr>
@@ -6950,7 +6934,7 @@
     </w:p>
     <w:p>
       <w:pPr>
-        <w:pStyle w:val="FirstParagraph"/>
+        <w:pStyle w:val="BodyText"/>
       </w:pPr>
       <w:r>
         <w:t xml:space="preserve">Fig. 9 captures this tucked transition live, mid-roll during a real righting maneuver.</w:t>
@@ -6958,12 +6942,13 @@
     </w:p>
     <w:p>
       <w:pPr>
+        <w:keepNext/>
         <w:pStyle w:val="CaptionedFigure"/>
       </w:pPr>
       <w:r>
         <w:drawing>
           <wp:inline>
-            <wp:extent cx="3017520" cy="2398541"/>
+            <wp:extent cx="2980943" cy="2369468"/>
             <wp:effectExtent b="0" l="0" r="0" t="0"/>
             <wp:docPr descr="Tuck-then-deploy leg posture during self-righting" title="" id="54" name="Picture"/>
             <a:graphic>
@@ -6984,7 +6969,7 @@
                   <pic:spPr bwMode="auto">
                     <a:xfrm>
                       <a:off x="0" y="0"/>
-                      <a:ext cx="3017520" cy="2398541"/>
+                      <a:ext cx="2980943" cy="2369468"/>
                     </a:xfrm>
                     <a:prstGeom prst="rect">
                       <a:avLst/>
@@ -7005,22 +6990,10 @@
     </w:p>
     <w:p>
       <w:pPr>
-        <w:pStyle w:val="ImageCaption"/>
-      </w:pPr>
-      <w:r>
-        <w:t xml:space="preserve">Tuck-then-deploy leg posture during self-righting</w:t>
-      </w:r>
-    </w:p>
-    <w:p>
-      <w:pPr>
-        <w:pStyle w:val="BodyText"/>
-      </w:pPr>
-      <w:r>
-        <w:rPr>
-          <w:iCs/>
-          <w:i/>
-        </w:rPr>
-        <w:t xml:space="preserve">Figure 9: A scout mid-righting-roll: one leg tucked compact against the body while the other two remain extended — the transitional posture between the tucked (cylinder-roll) and re-deployed (upright-capture) phases described above.</w:t>
+        <w:pStyle w:val="figurecaption"/>
+      </w:pPr>
+      <w:r>
+        <w:t xml:space="preserve">A scout mid-righting-roll: one leg tucked compact against the body while the other two remain extended — the transitional posture between the tucked (cylinder-roll) and re-deployed (upright-capture) phases described above.</w:t>
       </w:r>
     </w:p>
     <w:p>
@@ -7059,15 +7032,15 @@
     <w:bookmarkStart w:id="70" w:name="landing-detection-and-ground-handling"/>
     <w:p>
       <w:pPr>
-        <w:pStyle w:val="Heading3"/>
-      </w:pPr>
-      <w:r>
-        <w:t xml:space="preserve">3.4 Landing Detection and Ground Handling</w:t>
-      </w:r>
-    </w:p>
-    <w:p>
-      <w:pPr>
-        <w:pStyle w:val="FirstParagraph"/>
+        <w:pStyle w:val="Heading2"/>
+      </w:pPr>
+      <w:r>
+        <w:t xml:space="preserve">Landing Detection and Ground Handling</w:t>
+      </w:r>
+    </w:p>
+    <w:p>
+      <w:pPr>
+        <w:pStyle w:val="BodyText"/>
       </w:pPr>
       <w:r>
         <w:t xml:space="preserve">Touchdown detection on a milli-g body faces a fundamental ambiguity: an accelerometer measures proper acceleration, and a robot</w:t>
@@ -7095,7 +7068,7 @@
           <w:ilvl w:val="0"/>
           <w:numId w:val="1005"/>
         </w:numPr>
-        <w:pStyle w:val="Compact"/>
+        <w:pStyle w:val="bulletlist"/>
       </w:pPr>
       <w:r>
         <w:rPr>
@@ -7150,7 +7123,7 @@
           <w:ilvl w:val="0"/>
           <w:numId w:val="1005"/>
         </w:numPr>
-        <w:pStyle w:val="Compact"/>
+        <w:pStyle w:val="bulletlist"/>
       </w:pPr>
       <w:r>
         <w:rPr>
@@ -7315,7 +7288,7 @@
           <w:ilvl w:val="0"/>
           <w:numId w:val="1005"/>
         </w:numPr>
-        <w:pStyle w:val="Compact"/>
+        <w:pStyle w:val="bulletlist"/>
       </w:pPr>
       <w:r>
         <w:rPr>
@@ -7351,7 +7324,7 @@
     </w:p>
     <w:p>
       <w:pPr>
-        <w:pStyle w:val="FirstParagraph"/>
+        <w:pStyle w:val="BodyText"/>
       </w:pPr>
       <w:r>
         <w:t xml:space="preserve">Fig. 10 sketches these bands schematically against a representative hop.</w:t>
@@ -7359,12 +7332,13 @@
     </w:p>
     <w:p>
       <w:pPr>
+        <w:keepNext/>
         <w:pStyle w:val="CaptionedFigure"/>
       </w:pPr>
       <w:r>
         <w:drawing>
           <wp:inline>
-            <wp:extent cx="3017520" cy="2448213"/>
+            <wp:extent cx="2980943" cy="2418537"/>
             <wp:effectExtent b="0" l="0" r="0" t="0"/>
             <wp:docPr descr="Landing-detector bands schematic" title="" id="58" name="Picture"/>
             <a:graphic>
@@ -7385,7 +7359,7 @@
                   <pic:spPr bwMode="auto">
                     <a:xfrm>
                       <a:off x="0" y="0"/>
-                      <a:ext cx="3017520" cy="2448213"/>
+                      <a:ext cx="2980943" cy="2418537"/>
                     </a:xfrm>
                     <a:prstGeom prst="rect">
                       <a:avLst/>
@@ -7406,10 +7380,10 @@
     </w:p>
     <w:p>
       <w:pPr>
-        <w:pStyle w:val="ImageCaption"/>
-      </w:pPr>
-      <w:r>
-        <w:t xml:space="preserve">Landing-detector bands schematic</w:t>
+        <w:pStyle w:val="figurecaption"/>
+      </w:pPr>
+      <w:r>
+        <w:t xml:space="preserve">Landing-detector bands referenced above — the contact-spike acceleration threshold and the apex-dwell/rest-window altitude bands (schematic, not measured telemetry).</w:t>
       </w:r>
     </w:p>
     <w:p>
@@ -7417,29 +7391,18 @@
         <w:pStyle w:val="BodyText"/>
       </w:pPr>
       <w:r>
-        <w:rPr>
-          <w:iCs/>
-          <w:i/>
-        </w:rPr>
-        <w:t xml:space="preserve">Figure 10: Landing-detector bands referenced above — the contact-spike acceleration threshold and the apex-dwell/rest-window altitude bands (schematic, not measured telemetry).</w:t>
-      </w:r>
-    </w:p>
-    <w:p>
-      <w:pPr>
-        <w:pStyle w:val="BodyText"/>
-      </w:pPr>
-      <w:r>
         <w:t xml:space="preserve">Fig. 10 shows a scout during final descent over this terrain, moments before the detector above must confirm touchdown.</w:t>
       </w:r>
     </w:p>
     <w:p>
       <w:pPr>
+        <w:keepNext/>
         <w:pStyle w:val="CaptionedFigure"/>
       </w:pPr>
       <w:r>
         <w:drawing>
           <wp:inline>
-            <wp:extent cx="3017520" cy="2542320"/>
+            <wp:extent cx="2980943" cy="2511504"/>
             <wp:effectExtent b="0" l="0" r="0" t="0"/>
             <wp:docPr descr="Final descent over uneven terrain" title="" id="61" name="Picture"/>
             <a:graphic>
@@ -7460,7 +7423,7 @@
                   <pic:spPr bwMode="auto">
                     <a:xfrm>
                       <a:off x="0" y="0"/>
-                      <a:ext cx="3017520" cy="2542320"/>
+                      <a:ext cx="2980943" cy="2511504"/>
                     </a:xfrm>
                     <a:prstGeom prst="rect">
                       <a:avLst/>
@@ -7481,10 +7444,10 @@
     </w:p>
     <w:p>
       <w:pPr>
-        <w:pStyle w:val="ImageCaption"/>
-      </w:pPr>
-      <w:r>
-        <w:t xml:space="preserve">Final descent over uneven terrain</w:t>
+        <w:pStyle w:val="figurecaption"/>
+      </w:pPr>
+      <w:r>
+        <w:t xml:space="preserve">Final descent over the ridged heightmap terrain — the antenna shadow on the regolith below marks the touchdown point the detector must confirm.</w:t>
       </w:r>
     </w:p>
     <w:p>
@@ -7492,29 +7455,18 @@
         <w:pStyle w:val="BodyText"/>
       </w:pPr>
       <w:r>
-        <w:rPr>
-          <w:iCs/>
-          <w:i/>
-        </w:rPr>
-        <w:t xml:space="preserve">Figure 11: Final descent over the ridged heightmap terrain — the antenna shadow on the regolith below marks the touchdown point the detector must confirm.</w:t>
-      </w:r>
-    </w:p>
-    <w:p>
-      <w:pPr>
-        <w:pStyle w:val="BodyText"/>
-      </w:pPr>
-      <w:r>
         <w:t xml:space="preserve">After confirmation, the legs simply hold their landing pose. No posture is commanded at or after touchdown — a design rule with an empirical basis (§3.4.1). The complete locomotion cycle, spanning both controllers, is shown in Fig. 12:</w:t>
       </w:r>
     </w:p>
     <w:p>
       <w:pPr>
+        <w:keepNext/>
         <w:pStyle w:val="CaptionedFigure"/>
       </w:pPr>
       <w:r>
         <w:drawing>
           <wp:inline>
-            <wp:extent cx="2267712" cy="3286260"/>
+            <wp:extent cx="2057400" cy="2981486"/>
             <wp:effectExtent b="0" l="0" r="0" t="0"/>
             <wp:docPr descr="diagram" title="" id="64" name="Picture"/>
             <a:graphic>
@@ -7535,7 +7487,7 @@
                   <pic:spPr bwMode="auto">
                     <a:xfrm>
                       <a:off x="0" y="0"/>
-                      <a:ext cx="2267712" cy="3286260"/>
+                      <a:ext cx="2057400" cy="2981486"/>
                     </a:xfrm>
                     <a:prstGeom prst="rect">
                       <a:avLst/>
@@ -7556,36 +7508,24 @@
     </w:p>
     <w:p>
       <w:pPr>
-        <w:pStyle w:val="ImageCaption"/>
-      </w:pPr>
-      <w:r>
-        <w:t xml:space="preserve">diagram</w:t>
+        <w:pStyle w:val="figurecaption"/>
+      </w:pPr>
+      <w:r>
+        <w:t xml:space="preserve">The hop–land–right cycle. Attitude control runs during FLIGHT (motion-gated), stands down during RIGHTING, and holds yaw only when grounded.</w:t>
+      </w:r>
+    </w:p>
+    <w:bookmarkStart w:id="69" w:name="Xcea73d35627087ad5396755296aa249b76f41a2"/>
+    <w:p>
+      <w:pPr>
+        <w:pStyle w:val="Heading3"/>
+      </w:pPr>
+      <w:r>
+        <w:t xml:space="preserve">Impact Dissipation: Why Active Compliance Fails in Milli-Gravity</w:t>
       </w:r>
     </w:p>
     <w:p>
       <w:pPr>
         <w:pStyle w:val="BodyText"/>
-      </w:pPr>
-      <w:r>
-        <w:rPr>
-          <w:iCs/>
-          <w:i/>
-        </w:rPr>
-        <w:t xml:space="preserve">Figure 12: The hop–land–right cycle. Attitude control runs during FLIGHT (motion-gated), stands down during RIGHTING, and holds yaw only when grounded.</w:t>
-      </w:r>
-    </w:p>
-    <w:bookmarkStart w:id="69" w:name="Xcea73d35627087ad5396755296aa249b76f41a2"/>
-    <w:p>
-      <w:pPr>
-        <w:pStyle w:val="Heading4"/>
-      </w:pPr>
-      <w:r>
-        <w:t xml:space="preserve">3.4.1 Impact Dissipation: Why Active Compliance Fails in Milli-Gravity</w:t>
-      </w:r>
-    </w:p>
-    <w:p>
-      <w:pPr>
-        <w:pStyle w:val="FirstParagraph"/>
       </w:pPr>
       <w:r>
         <w:t xml:space="preserve">Stiff position-controlled legs behave as near-lossless springs at touchdown: measured restitution from a 1.15 m drop was ≈0.96, producing non-decaying pogo rebound. Three actively controlled compliance schemes were implemented and measured (Table II), and</w:t>
@@ -7608,22 +7548,18 @@
       <w:pPr>
         <w:sectPr>
           <w:type w:val="continuous"/>
-          <w:pgSz w:w="12240" w:h="15840"/>
-          <w:pgMar w:top="1080" w:right="1080" w:bottom="1080" w:left="1080" w:header="720" w:footer="720" w:gutter="0"/>
-          <w:cols w:num="2" w:space="288"/>
+          <w:pgSz w:w="595.30pt" w:h="841.90pt" w:code="9"/>
+          <w:pgMar w:top="27pt" w:right="44.65pt" w:bottom="72pt" w:left="44.65pt" w:header="36pt" w:footer="36pt" w:gutter="0pt"/>
+          <w:cols w:num="1"/>
         </w:sectPr>
       </w:pPr>
     </w:p>
     <w:p>
       <w:pPr>
-        <w:pStyle w:val="BodyText"/>
-      </w:pPr>
-      <w:r>
-        <w:rPr>
-          <w:bCs/>
-          <w:b/>
-        </w:rPr>
-        <w:t xml:space="preserve">Table II. Active Compliance Schemes at Touchdown</w:t>
+        <w:pStyle w:val="tablehead"/>
+      </w:pPr>
+      <w:r>
+        <w:t xml:space="preserve">Active Compliance Schemes at Touchdown</w:t>
       </w:r>
     </w:p>
     <w:tbl>
@@ -7648,7 +7584,10 @@
           <w:tcPr/>
           <w:p>
             <w:pPr>
-              <w:pStyle w:val="Compact"/>
+              <w:pStyle w:val="tablecolhead"/>
+            </w:pPr>
+            <w:pPr>
+              <w:pStyle w:val="tablecolhead"/>
               <w:jc w:val="left"/>
             </w:pPr>
             <w:r>
@@ -7660,7 +7599,10 @@
           <w:tcPr/>
           <w:p>
             <w:pPr>
-              <w:pStyle w:val="Compact"/>
+              <w:pStyle w:val="tablecolhead"/>
+            </w:pPr>
+            <w:pPr>
+              <w:pStyle w:val="tablecolhead"/>
               <w:jc w:val="left"/>
             </w:pPr>
             <w:r>
@@ -7672,7 +7614,10 @@
           <w:tcPr/>
           <w:p>
             <w:pPr>
-              <w:pStyle w:val="Compact"/>
+              <w:pStyle w:val="tablecolhead"/>
+            </w:pPr>
+            <w:pPr>
+              <w:pStyle w:val="tablecolhead"/>
               <w:jc w:val="left"/>
             </w:pPr>
             <w:r>
@@ -7684,7 +7629,10 @@
           <w:tcPr/>
           <w:p>
             <w:pPr>
-              <w:pStyle w:val="Compact"/>
+              <w:pStyle w:val="tablecolhead"/>
+            </w:pPr>
+            <w:pPr>
+              <w:pStyle w:val="tablecolhead"/>
               <w:jc w:val="left"/>
             </w:pPr>
             <w:r>
@@ -7698,7 +7646,10 @@
           <w:tcPr/>
           <w:p>
             <w:pPr>
-              <w:pStyle w:val="Compact"/>
+              <w:pStyle w:val="tablecopy"/>
+            </w:pPr>
+            <w:pPr>
+              <w:pStyle w:val="tablecopy"/>
               <w:jc w:val="left"/>
             </w:pPr>
             <w:r>
@@ -7710,7 +7661,10 @@
           <w:tcPr/>
           <w:p>
             <w:pPr>
-              <w:pStyle w:val="Compact"/>
+              <w:pStyle w:val="tablecopy"/>
+            </w:pPr>
+            <w:pPr>
+              <w:pStyle w:val="tablecopy"/>
               <w:jc w:val="left"/>
             </w:pPr>
             <w:r>
@@ -7722,7 +7676,10 @@
           <w:tcPr/>
           <w:p>
             <w:pPr>
-              <w:pStyle w:val="Compact"/>
+              <w:pStyle w:val="tablecopy"/>
+            </w:pPr>
+            <w:pPr>
+              <w:pStyle w:val="tablecopy"/>
               <w:jc w:val="left"/>
             </w:pPr>
             <w:r>
@@ -7734,7 +7691,10 @@
           <w:tcPr/>
           <w:p>
             <w:pPr>
-              <w:pStyle w:val="Compact"/>
+              <w:pStyle w:val="tablecopy"/>
+            </w:pPr>
+            <w:pPr>
+              <w:pStyle w:val="tablecopy"/>
               <w:jc w:val="left"/>
             </w:pPr>
             <w:r>
@@ -7748,7 +7708,10 @@
           <w:tcPr/>
           <w:p>
             <w:pPr>
-              <w:pStyle w:val="Compact"/>
+              <w:pStyle w:val="tablecopy"/>
+            </w:pPr>
+            <w:pPr>
+              <w:pStyle w:val="tablecopy"/>
               <w:jc w:val="left"/>
             </w:pPr>
             <w:r>
@@ -7760,7 +7723,10 @@
           <w:tcPr/>
           <w:p>
             <w:pPr>
-              <w:pStyle w:val="Compact"/>
+              <w:pStyle w:val="tablecopy"/>
+            </w:pPr>
+            <w:pPr>
+              <w:pStyle w:val="tablecopy"/>
               <w:jc w:val="left"/>
             </w:pPr>
             <w:r>
@@ -7772,7 +7738,10 @@
           <w:tcPr/>
           <w:p>
             <w:pPr>
-              <w:pStyle w:val="Compact"/>
+              <w:pStyle w:val="tablecopy"/>
+            </w:pPr>
+            <w:pPr>
+              <w:pStyle w:val="tablecopy"/>
               <w:jc w:val="left"/>
             </w:pPr>
             <w:r>
@@ -7784,7 +7753,10 @@
           <w:tcPr/>
           <w:p>
             <w:pPr>
-              <w:pStyle w:val="Compact"/>
+              <w:pStyle w:val="tablecopy"/>
+            </w:pPr>
+            <w:pPr>
+              <w:pStyle w:val="tablecopy"/>
               <w:jc w:val="left"/>
             </w:pPr>
             <w:r>
@@ -7798,7 +7770,10 @@
           <w:tcPr/>
           <w:p>
             <w:pPr>
-              <w:pStyle w:val="Compact"/>
+              <w:pStyle w:val="tablecopy"/>
+            </w:pPr>
+            <w:pPr>
+              <w:pStyle w:val="tablecopy"/>
               <w:jc w:val="left"/>
             </w:pPr>
             <w:r>
@@ -7810,7 +7785,10 @@
           <w:tcPr/>
           <w:p>
             <w:pPr>
-              <w:pStyle w:val="Compact"/>
+              <w:pStyle w:val="tablecopy"/>
+            </w:pPr>
+            <w:pPr>
+              <w:pStyle w:val="tablecopy"/>
               <w:jc w:val="left"/>
             </w:pPr>
             <w:r>
@@ -7822,7 +7800,10 @@
           <w:tcPr/>
           <w:p>
             <w:pPr>
-              <w:pStyle w:val="Compact"/>
+              <w:pStyle w:val="tablecopy"/>
+            </w:pPr>
+            <w:pPr>
+              <w:pStyle w:val="tablecopy"/>
               <w:jc w:val="left"/>
             </w:pPr>
             <w:r>
@@ -7834,7 +7815,10 @@
           <w:tcPr/>
           <w:p>
             <w:pPr>
-              <w:pStyle w:val="Compact"/>
+              <w:pStyle w:val="tablecopy"/>
+            </w:pPr>
+            <w:pPr>
+              <w:pStyle w:val="tablecopy"/>
               <w:jc w:val="left"/>
             </w:pPr>
             <w:r>
@@ -7848,9 +7832,9 @@
       <w:pPr>
         <w:sectPr>
           <w:type w:val="continuous"/>
-          <w:pgSz w:w="12240" w:h="15840"/>
-          <w:pgMar w:top="1080" w:right="1080" w:bottom="1080" w:left="1080" w:header="720" w:footer="720" w:gutter="0"/>
-          <w:cols w:num="1"/>
+          <w:pgSz w:w="595.30pt" w:h="841.90pt" w:code="9"/>
+          <w:pgMar w:top="27pt" w:right="44.65pt" w:bottom="72pt" w:left="44.65pt" w:header="36pt" w:footer="36pt" w:gutter="0pt"/>
+          <w:cols w:num="2" w:space="18pt"/>
         </w:sectPr>
       </w:pPr>
     </w:p>
@@ -7906,22 +7890,18 @@
       <w:pPr>
         <w:sectPr>
           <w:type w:val="continuous"/>
-          <w:pgSz w:w="12240" w:h="15840"/>
-          <w:pgMar w:top="1080" w:right="1080" w:bottom="1080" w:left="1080" w:header="720" w:footer="720" w:gutter="0"/>
-          <w:cols w:num="2" w:space="288"/>
+          <w:pgSz w:w="595.30pt" w:h="841.90pt" w:code="9"/>
+          <w:pgMar w:top="27pt" w:right="44.65pt" w:bottom="72pt" w:left="44.65pt" w:header="36pt" w:footer="36pt" w:gutter="0pt"/>
+          <w:cols w:num="1"/>
         </w:sectPr>
       </w:pPr>
     </w:p>
     <w:p>
       <w:pPr>
-        <w:pStyle w:val="BodyText"/>
-      </w:pPr>
-      <w:r>
-        <w:rPr>
-          <w:bCs/>
-          <w:b/>
-        </w:rPr>
-        <w:t xml:space="preserve">Table III. Joint-Damping Sweep: Launch vs. Landing Tradeoff</w:t>
+        <w:pStyle w:val="tablehead"/>
+      </w:pPr>
+      <w:r>
+        <w:t xml:space="preserve">Joint-Damping Sweep: Launch vs. Landing Tradeoff</w:t>
       </w:r>
     </w:p>
     <w:tbl>
@@ -7945,7 +7925,10 @@
           <w:tcPr/>
           <w:p>
             <w:pPr>
-              <w:pStyle w:val="Compact"/>
+              <w:pStyle w:val="tablecolhead"/>
+            </w:pPr>
+            <w:pPr>
+              <w:pStyle w:val="tablecolhead"/>
               <w:jc w:val="left"/>
             </w:pPr>
             <m:oMath>
@@ -7965,7 +7948,10 @@
           <w:tcPr/>
           <w:p>
             <w:pPr>
-              <w:pStyle w:val="Compact"/>
+              <w:pStyle w:val="tablecolhead"/>
+            </w:pPr>
+            <w:pPr>
+              <w:pStyle w:val="tablecolhead"/>
               <w:jc w:val="left"/>
             </w:pPr>
             <w:r>
@@ -7977,7 +7963,10 @@
           <w:tcPr/>
           <w:p>
             <w:pPr>
-              <w:pStyle w:val="Compact"/>
+              <w:pStyle w:val="tablecolhead"/>
+            </w:pPr>
+            <w:pPr>
+              <w:pStyle w:val="tablecolhead"/>
               <w:jc w:val="left"/>
             </w:pPr>
             <w:r>
@@ -7991,7 +7980,10 @@
           <w:tcPr/>
           <w:p>
             <w:pPr>
-              <w:pStyle w:val="Compact"/>
+              <w:pStyle w:val="tablecopy"/>
+            </w:pPr>
+            <w:pPr>
+              <w:pStyle w:val="tablecopy"/>
               <w:jc w:val="left"/>
             </w:pPr>
             <w:r>
@@ -8003,7 +7995,10 @@
           <w:tcPr/>
           <w:p>
             <w:pPr>
-              <w:pStyle w:val="Compact"/>
+              <w:pStyle w:val="tablecopy"/>
+            </w:pPr>
+            <w:pPr>
+              <w:pStyle w:val="tablecopy"/>
               <w:jc w:val="left"/>
             </w:pPr>
             <w:r>
@@ -8015,7 +8010,10 @@
           <w:tcPr/>
           <w:p>
             <w:pPr>
-              <w:pStyle w:val="Compact"/>
+              <w:pStyle w:val="tablecopy"/>
+            </w:pPr>
+            <w:pPr>
+              <w:pStyle w:val="tablecopy"/>
               <w:jc w:val="left"/>
             </w:pPr>
             <w:r>
@@ -8029,7 +8027,10 @@
           <w:tcPr/>
           <w:p>
             <w:pPr>
-              <w:pStyle w:val="Compact"/>
+              <w:pStyle w:val="tablecopy"/>
+            </w:pPr>
+            <w:pPr>
+              <w:pStyle w:val="tablecopy"/>
               <w:jc w:val="left"/>
             </w:pPr>
             <w:r>
@@ -8045,7 +8046,10 @@
           <w:tcPr/>
           <w:p>
             <w:pPr>
-              <w:pStyle w:val="Compact"/>
+              <w:pStyle w:val="tablecopy"/>
+            </w:pPr>
+            <w:pPr>
+              <w:pStyle w:val="tablecopy"/>
               <w:jc w:val="left"/>
             </w:pPr>
             <w:r>
@@ -8061,7 +8065,10 @@
           <w:tcPr/>
           <w:p>
             <w:pPr>
-              <w:pStyle w:val="Compact"/>
+              <w:pStyle w:val="tablecopy"/>
+            </w:pPr>
+            <w:pPr>
+              <w:pStyle w:val="tablecopy"/>
               <w:jc w:val="left"/>
             </w:pPr>
             <w:r>
@@ -8079,7 +8086,10 @@
           <w:tcPr/>
           <w:p>
             <w:pPr>
-              <w:pStyle w:val="Compact"/>
+              <w:pStyle w:val="tablecopy"/>
+            </w:pPr>
+            <w:pPr>
+              <w:pStyle w:val="tablecopy"/>
               <w:jc w:val="left"/>
             </w:pPr>
             <w:r>
@@ -8091,7 +8101,10 @@
           <w:tcPr/>
           <w:p>
             <w:pPr>
-              <w:pStyle w:val="Compact"/>
+              <w:pStyle w:val="tablecopy"/>
+            </w:pPr>
+            <w:pPr>
+              <w:pStyle w:val="tablecopy"/>
               <w:jc w:val="left"/>
             </w:pPr>
             <w:r>
@@ -8103,7 +8116,10 @@
           <w:tcPr/>
           <w:p>
             <w:pPr>
-              <w:pStyle w:val="Compact"/>
+              <w:pStyle w:val="tablecopy"/>
+            </w:pPr>
+            <w:pPr>
+              <w:pStyle w:val="tablecopy"/>
               <w:jc w:val="left"/>
             </w:pPr>
             <w:r>
@@ -8117,9 +8133,9 @@
       <w:pPr>
         <w:sectPr>
           <w:type w:val="continuous"/>
-          <w:pgSz w:w="12240" w:h="15840"/>
-          <w:pgMar w:top="1080" w:right="1080" w:bottom="1080" w:left="1080" w:header="720" w:footer="720" w:gutter="0"/>
-          <w:cols w:num="1"/>
+          <w:pgSz w:w="595.30pt" w:h="841.90pt" w:code="9"/>
+          <w:pgMar w:top="27pt" w:right="44.65pt" w:bottom="72pt" w:left="44.65pt" w:header="36pt" w:footer="36pt" w:gutter="0pt"/>
+          <w:cols w:num="2" w:space="18pt"/>
         </w:sectPr>
       </w:pPr>
     </w:p>
@@ -8241,12 +8257,13 @@
     </w:p>
     <w:p>
       <w:pPr>
+        <w:keepNext/>
         <w:pStyle w:val="CaptionedFigure"/>
       </w:pPr>
       <w:r>
         <w:drawing>
           <wp:inline>
-            <wp:extent cx="3017520" cy="2623930"/>
+            <wp:extent cx="2980943" cy="2592125"/>
             <wp:effectExtent b="0" l="0" r="0" t="0"/>
             <wp:docPr descr="A settled landing" title="" id="67" name="Picture"/>
             <a:graphic>
@@ -8267,7 +8284,7 @@
                   <pic:spPr bwMode="auto">
                     <a:xfrm>
                       <a:off x="0" y="0"/>
-                      <a:ext cx="3017520" cy="2623930"/>
+                      <a:ext cx="2980943" cy="2592125"/>
                     </a:xfrm>
                     <a:prstGeom prst="rect">
                       <a:avLst/>
@@ -8288,22 +8305,10 @@
     </w:p>
     <w:p>
       <w:pPr>
-        <w:pStyle w:val="ImageCaption"/>
-      </w:pPr>
-      <w:r>
-        <w:t xml:space="preserve">A settled landing</w:t>
-      </w:r>
-    </w:p>
-    <w:p>
-      <w:pPr>
-        <w:pStyle w:val="BodyText"/>
-      </w:pPr>
-      <w:r>
-        <w:rPr>
-          <w:iCs/>
-          <w:i/>
-        </w:rPr>
-        <w:t xml:space="preserve">Figure 13: The end state the landing stack is built to reach — a scout settled upright on its legs after a completed hop, holding its landing pose with no commanded motion. Confirmed LANDED on the live dashboard at the moment of capture.</w:t>
+        <w:pStyle w:val="figurecaption"/>
+      </w:pPr>
+      <w:r>
+        <w:t xml:space="preserve">The end state the landing stack is built to reach — a scout settled upright on its legs after a completed hop, holding its landing pose with no commanded motion. Confirmed LANDED on the live dashboard at the moment of capture.</w:t>
       </w:r>
     </w:p>
     <w:bookmarkEnd w:id="69"/>
@@ -8312,24 +8317,24 @@
     <w:bookmarkStart w:id="81" w:name="power-and-communication-systems"/>
     <w:p>
       <w:pPr>
+        <w:pStyle w:val="Heading1"/>
+      </w:pPr>
+      <w:r>
+        <w:t xml:space="preserve">Power and Communication Systems</w:t>
+      </w:r>
+    </w:p>
+    <w:bookmarkStart w:id="75" w:name="energy-budget"/>
+    <w:p>
+      <w:pPr>
         <w:pStyle w:val="Heading2"/>
       </w:pPr>
       <w:r>
-        <w:t xml:space="preserve">4. Power and Communication Systems</w:t>
-      </w:r>
-    </w:p>
-    <w:bookmarkStart w:id="75" w:name="energy-budget"/>
-    <w:p>
-      <w:pPr>
-        <w:pStyle w:val="Heading3"/>
-      </w:pPr>
-      <w:r>
-        <w:t xml:space="preserve">4.1 Energy Budget</w:t>
-      </w:r>
-    </w:p>
-    <w:p>
-      <w:pPr>
-        <w:pStyle w:val="FirstParagraph"/>
+        <w:t xml:space="preserve">Energy Budget</w:t>
+      </w:r>
+    </w:p>
+    <w:p>
+      <w:pPr>
+        <w:pStyle w:val="BodyText"/>
       </w:pPr>
       <w:r>
         <w:t xml:space="preserve">This subsection is a component-level design estimate, not simulated telemetry — distinct from every other numeric claim in this paper. The swarm simulation itself models battery state with a simplified, role-based percentage-drain rate (§4.3), not a watt-level subsystem power budget, and the two are deliberately</w:t>
@@ -8355,22 +8360,18 @@
       <w:pPr>
         <w:sectPr>
           <w:type w:val="continuous"/>
-          <w:pgSz w:w="12240" w:h="15840"/>
-          <w:pgMar w:top="1080" w:right="1080" w:bottom="1080" w:left="1080" w:header="720" w:footer="720" w:gutter="0"/>
-          <w:cols w:num="2" w:space="288"/>
+          <w:pgSz w:w="595.30pt" w:h="841.90pt" w:code="9"/>
+          <w:pgMar w:top="27pt" w:right="44.65pt" w:bottom="72pt" w:left="44.65pt" w:header="36pt" w:footer="36pt" w:gutter="0pt"/>
+          <w:cols w:num="1"/>
         </w:sectPr>
       </w:pPr>
     </w:p>
     <w:p>
       <w:pPr>
-        <w:pStyle w:val="BodyText"/>
-      </w:pPr>
-      <w:r>
-        <w:rPr>
-          <w:bCs/>
-          <w:b/>
-        </w:rPr>
-        <w:t xml:space="preserve">Table IV. Component-Level Power Budget by Operational State</w:t>
+        <w:pStyle w:val="tablehead"/>
+      </w:pPr>
+      <w:r>
+        <w:t xml:space="preserve">Component-Level Power Budget by Operational State</w:t>
       </w:r>
     </w:p>
     <w:tbl>
@@ -8395,7 +8396,10 @@
           <w:tcPr/>
           <w:p>
             <w:pPr>
-              <w:pStyle w:val="Compact"/>
+              <w:pStyle w:val="tablecolhead"/>
+            </w:pPr>
+            <w:pPr>
+              <w:pStyle w:val="tablecolhead"/>
               <w:jc w:val="left"/>
             </w:pPr>
             <w:r>
@@ -8407,7 +8411,10 @@
           <w:tcPr/>
           <w:p>
             <w:pPr>
-              <w:pStyle w:val="Compact"/>
+              <w:pStyle w:val="tablecolhead"/>
+            </w:pPr>
+            <w:pPr>
+              <w:pStyle w:val="tablecolhead"/>
               <w:jc w:val="left"/>
             </w:pPr>
             <w:r>
@@ -8419,7 +8426,10 @@
           <w:tcPr/>
           <w:p>
             <w:pPr>
-              <w:pStyle w:val="Compact"/>
+              <w:pStyle w:val="tablecolhead"/>
+            </w:pPr>
+            <w:pPr>
+              <w:pStyle w:val="tablecolhead"/>
               <w:jc w:val="left"/>
             </w:pPr>
             <w:r>
@@ -8431,7 +8441,10 @@
           <w:tcPr/>
           <w:p>
             <w:pPr>
-              <w:pStyle w:val="Compact"/>
+              <w:pStyle w:val="tablecolhead"/>
+            </w:pPr>
+            <w:pPr>
+              <w:pStyle w:val="tablecolhead"/>
               <w:jc w:val="left"/>
             </w:pPr>
             <w:r>
@@ -8445,7 +8458,10 @@
           <w:tcPr/>
           <w:p>
             <w:pPr>
-              <w:pStyle w:val="Compact"/>
+              <w:pStyle w:val="tablecopy"/>
+            </w:pPr>
+            <w:pPr>
+              <w:pStyle w:val="tablecopy"/>
               <w:jc w:val="left"/>
             </w:pPr>
             <w:r>
@@ -8461,7 +8477,10 @@
           <w:tcPr/>
           <w:p>
             <w:pPr>
-              <w:pStyle w:val="Compact"/>
+              <w:pStyle w:val="tablecopy"/>
+            </w:pPr>
+            <w:pPr>
+              <w:pStyle w:val="tablecopy"/>
               <w:jc w:val="left"/>
             </w:pPr>
             <w:r>
@@ -8473,7 +8492,10 @@
           <w:tcPr/>
           <w:p>
             <w:pPr>
-              <w:pStyle w:val="Compact"/>
+              <w:pStyle w:val="tablecopy"/>
+            </w:pPr>
+            <w:pPr>
+              <w:pStyle w:val="tablecopy"/>
               <w:jc w:val="left"/>
             </w:pPr>
             <w:r>
@@ -8485,7 +8507,10 @@
           <w:tcPr/>
           <w:p>
             <w:pPr>
-              <w:pStyle w:val="Compact"/>
+              <w:pStyle w:val="tablecopy"/>
+            </w:pPr>
+            <w:pPr>
+              <w:pStyle w:val="tablecopy"/>
               <w:jc w:val="left"/>
             </w:pPr>
             <w:r>
@@ -8499,7 +8524,10 @@
           <w:tcPr/>
           <w:p>
             <w:pPr>
-              <w:pStyle w:val="Compact"/>
+              <w:pStyle w:val="tablecopy"/>
+            </w:pPr>
+            <w:pPr>
+              <w:pStyle w:val="tablecopy"/>
               <w:jc w:val="left"/>
             </w:pPr>
             <w:r>
@@ -8515,7 +8543,10 @@
           <w:tcPr/>
           <w:p>
             <w:pPr>
-              <w:pStyle w:val="Compact"/>
+              <w:pStyle w:val="tablecopy"/>
+            </w:pPr>
+            <w:pPr>
+              <w:pStyle w:val="tablecopy"/>
               <w:jc w:val="left"/>
             </w:pPr>
             <w:r>
@@ -8527,7 +8558,10 @@
           <w:tcPr/>
           <w:p>
             <w:pPr>
-              <w:pStyle w:val="Compact"/>
+              <w:pStyle w:val="tablecopy"/>
+            </w:pPr>
+            <w:pPr>
+              <w:pStyle w:val="tablecopy"/>
               <w:jc w:val="left"/>
             </w:pPr>
             <w:r>
@@ -8539,7 +8573,10 @@
           <w:tcPr/>
           <w:p>
             <w:pPr>
-              <w:pStyle w:val="Compact"/>
+              <w:pStyle w:val="tablecopy"/>
+            </w:pPr>
+            <w:pPr>
+              <w:pStyle w:val="tablecopy"/>
               <w:jc w:val="left"/>
             </w:pPr>
             <w:r>
@@ -8553,7 +8590,10 @@
           <w:tcPr/>
           <w:p>
             <w:pPr>
-              <w:pStyle w:val="Compact"/>
+              <w:pStyle w:val="tablecopy"/>
+            </w:pPr>
+            <w:pPr>
+              <w:pStyle w:val="tablecopy"/>
               <w:jc w:val="left"/>
             </w:pPr>
             <w:r>
@@ -8569,7 +8609,10 @@
           <w:tcPr/>
           <w:p>
             <w:pPr>
-              <w:pStyle w:val="Compact"/>
+              <w:pStyle w:val="tablecopy"/>
+            </w:pPr>
+            <w:pPr>
+              <w:pStyle w:val="tablecopy"/>
               <w:jc w:val="left"/>
             </w:pPr>
             <w:r>
@@ -8581,7 +8624,10 @@
           <w:tcPr/>
           <w:p>
             <w:pPr>
-              <w:pStyle w:val="Compact"/>
+              <w:pStyle w:val="tablecopy"/>
+            </w:pPr>
+            <w:pPr>
+              <w:pStyle w:val="tablecopy"/>
               <w:jc w:val="left"/>
             </w:pPr>
             <w:r>
@@ -8593,7 +8639,10 @@
           <w:tcPr/>
           <w:p>
             <w:pPr>
-              <w:pStyle w:val="Compact"/>
+              <w:pStyle w:val="tablecopy"/>
+            </w:pPr>
+            <w:pPr>
+              <w:pStyle w:val="tablecopy"/>
               <w:jc w:val="left"/>
             </w:pPr>
             <w:r>
@@ -8607,7 +8656,10 @@
           <w:tcPr/>
           <w:p>
             <w:pPr>
-              <w:pStyle w:val="Compact"/>
+              <w:pStyle w:val="tablecopy"/>
+            </w:pPr>
+            <w:pPr>
+              <w:pStyle w:val="tablecopy"/>
               <w:jc w:val="left"/>
             </w:pPr>
             <w:r>
@@ -8623,7 +8675,10 @@
           <w:tcPr/>
           <w:p>
             <w:pPr>
-              <w:pStyle w:val="Compact"/>
+              <w:pStyle w:val="tablecopy"/>
+            </w:pPr>
+            <w:pPr>
+              <w:pStyle w:val="tablecopy"/>
               <w:jc w:val="left"/>
             </w:pPr>
             <w:r>
@@ -8635,7 +8690,10 @@
           <w:tcPr/>
           <w:p>
             <w:pPr>
-              <w:pStyle w:val="Compact"/>
+              <w:pStyle w:val="tablecopy"/>
+            </w:pPr>
+            <w:pPr>
+              <w:pStyle w:val="tablecopy"/>
               <w:jc w:val="left"/>
             </w:pPr>
             <w:r>
@@ -8647,7 +8705,10 @@
           <w:tcPr/>
           <w:p>
             <w:pPr>
-              <w:pStyle w:val="Compact"/>
+              <w:pStyle w:val="tablecopy"/>
+            </w:pPr>
+            <w:pPr>
+              <w:pStyle w:val="tablecopy"/>
               <w:jc w:val="left"/>
             </w:pPr>
             <w:r>
@@ -8661,7 +8722,10 @@
           <w:tcPr/>
           <w:p>
             <w:pPr>
-              <w:pStyle w:val="Compact"/>
+              <w:pStyle w:val="tablecopy"/>
+            </w:pPr>
+            <w:pPr>
+              <w:pStyle w:val="tablecopy"/>
             </w:pPr>
           </w:p>
         </w:tc>
@@ -8669,7 +8733,10 @@
           <w:tcPr/>
           <w:p>
             <w:pPr>
-              <w:pStyle w:val="Compact"/>
+              <w:pStyle w:val="tablecopy"/>
+            </w:pPr>
+            <w:pPr>
+              <w:pStyle w:val="tablecopy"/>
               <w:jc w:val="left"/>
             </w:pPr>
             <w:r>
@@ -8685,7 +8752,10 @@
           <w:tcPr/>
           <w:p>
             <w:pPr>
-              <w:pStyle w:val="Compact"/>
+              <w:pStyle w:val="tablecopy"/>
+            </w:pPr>
+            <w:pPr>
+              <w:pStyle w:val="tablecopy"/>
               <w:jc w:val="left"/>
             </w:pPr>
             <w:r>
@@ -8701,7 +8771,10 @@
           <w:tcPr/>
           <w:p>
             <w:pPr>
-              <w:pStyle w:val="Compact"/>
+              <w:pStyle w:val="tablecopy"/>
+            </w:pPr>
+            <w:pPr>
+              <w:pStyle w:val="tablecopy"/>
               <w:jc w:val="left"/>
             </w:pPr>
             <w:r>
@@ -8719,9 +8792,9 @@
       <w:pPr>
         <w:sectPr>
           <w:type w:val="continuous"/>
-          <w:pgSz w:w="12240" w:h="15840"/>
-          <w:pgMar w:top="1080" w:right="1080" w:bottom="1080" w:left="1080" w:header="720" w:footer="720" w:gutter="0"/>
-          <w:cols w:num="1"/>
+          <w:pgSz w:w="595.30pt" w:h="841.90pt" w:code="9"/>
+          <w:pgMar w:top="27pt" w:right="44.65pt" w:bottom="72pt" w:left="44.65pt" w:header="36pt" w:footer="36pt" w:gutter="0pt"/>
+          <w:cols w:num="2" w:space="18pt"/>
         </w:sectPr>
       </w:pPr>
     </w:p>
@@ -8735,12 +8808,13 @@
     </w:p>
     <w:p>
       <w:pPr>
+        <w:keepNext/>
         <w:pStyle w:val="CaptionedFigure"/>
       </w:pPr>
       <w:r>
         <w:drawing>
           <wp:inline>
-            <wp:extent cx="3017520" cy="1991563"/>
+            <wp:extent cx="2980943" cy="1967423"/>
             <wp:effectExtent b="0" l="0" r="0" t="0"/>
             <wp:docPr descr="Battery management in action" title="" id="73" name="Picture"/>
             <a:graphic>
@@ -8761,7 +8835,7 @@
                   <pic:spPr bwMode="auto">
                     <a:xfrm>
                       <a:off x="0" y="0"/>
-                      <a:ext cx="3017520" cy="1991563"/>
+                      <a:ext cx="2980943" cy="1967423"/>
                     </a:xfrm>
                     <a:prstGeom prst="rect">
                       <a:avLst/>
@@ -8782,37 +8856,25 @@
     </w:p>
     <w:p>
       <w:pPr>
-        <w:pStyle w:val="ImageCaption"/>
-      </w:pPr>
-      <w:r>
-        <w:t xml:space="preserve">Battery management in action</w:t>
-      </w:r>
-    </w:p>
-    <w:p>
-      <w:pPr>
-        <w:pStyle w:val="BodyText"/>
-      </w:pPr>
-      <w:r>
-        <w:rPr>
-          <w:iCs/>
-          <w:i/>
-        </w:rPr>
-        <w:t xml:space="preserve">Figure 14: The power model operating live — a scout depleted to 25% has been reassigned to RECHARGE and is actively charging while its squadmates continue their own tasks.</w:t>
+        <w:pStyle w:val="figurecaption"/>
+      </w:pPr>
+      <w:r>
+        <w:t xml:space="preserve">The power model operating live — a scout depleted to 25% has been reassigned to RECHARGE and is actively charging while its squadmates continue their own tasks.</w:t>
       </w:r>
     </w:p>
     <w:bookmarkEnd w:id="75"/>
     <w:bookmarkStart w:id="76" w:name="swarm-communication"/>
     <w:p>
       <w:pPr>
-        <w:pStyle w:val="Heading3"/>
-      </w:pPr>
-      <w:r>
-        <w:t xml:space="preserve">4.2 Swarm Communication</w:t>
-      </w:r>
-    </w:p>
-    <w:p>
-      <w:pPr>
-        <w:pStyle w:val="FirstParagraph"/>
+        <w:pStyle w:val="Heading2"/>
+      </w:pPr>
+      <w:r>
+        <w:t xml:space="preserve">Swarm Communication</w:t>
+      </w:r>
+    </w:p>
+    <w:p>
+      <w:pPr>
+        <w:pStyle w:val="BodyText"/>
       </w:pPr>
       <w:r>
         <w:t xml:space="preserve">The architecture supports a decentralized swarm methodology: a low-power (&lt;0.1 W) UHF mesh for intra-swarm communication, which diffracts around boulder-scale obstructions, and an S-band patch antenna for high-gain relay to an orbiting mothership.</w:t>
@@ -8822,15 +8884,15 @@
     <w:bookmarkStart w:id="80" w:name="X3a18ce333f74fa32eb0482276388b88a345c417"/>
     <w:p>
       <w:pPr>
-        <w:pStyle w:val="Heading3"/>
-      </w:pPr>
-      <w:r>
-        <w:t xml:space="preserve">4.3 Swarm Role Allocation (Market-Based Task Auction)</w:t>
-      </w:r>
-    </w:p>
-    <w:p>
-      <w:pPr>
-        <w:pStyle w:val="FirstParagraph"/>
+        <w:pStyle w:val="Heading2"/>
+      </w:pPr>
+      <w:r>
+        <w:t xml:space="preserve">Swarm Role Allocation (Market-Based Task Auction)</w:t>
+      </w:r>
+    </w:p>
+    <w:p>
+      <w:pPr>
+        <w:pStyle w:val="BodyText"/>
       </w:pPr>
       <w:r>
         <w:t xml:space="preserve">Mission roles (SCOUT / SAMPLER / RELAY / RECHARGE) are allocated by a single-item market auction in the taxonomy of Gerkey &amp; Matarić [13]. When a spectral anomaly enters the task queue, every eligible SCOUT bids</w:t>
@@ -8838,7 +8900,7 @@
     </w:p>
     <w:p>
       <w:pPr>
-        <w:pStyle w:val="BodyText"/>
+        <w:pStyle w:val="equation"/>
       </w:pPr>
       <m:oMathPara>
         <m:oMathParaPr>
@@ -9002,7 +9064,7 @@
     </w:p>
     <w:p>
       <w:pPr>
-        <w:pStyle w:val="FirstParagraph"/>
+        <w:pStyle w:val="BodyText"/>
       </w:pPr>
       <w:r>
         <w:t xml:space="preserve">where</w:t>
@@ -9336,12 +9398,13 @@
     </w:p>
     <w:p>
       <w:pPr>
+        <w:keepNext/>
         <w:pStyle w:val="CaptionedFigure"/>
       </w:pPr>
       <w:r>
         <w:drawing>
           <wp:inline>
-            <wp:extent cx="3017520" cy="2907107"/>
+            <wp:extent cx="2980943" cy="2871869"/>
             <wp:effectExtent b="0" l="0" r="0" t="0"/>
             <wp:docPr descr="diagram" title="" id="78" name="Picture"/>
             <a:graphic>
@@ -9362,7 +9425,7 @@
                   <pic:spPr bwMode="auto">
                     <a:xfrm>
                       <a:off x="0" y="0"/>
-                      <a:ext cx="3017520" cy="2907107"/>
+                      <a:ext cx="2980943" cy="2871869"/>
                     </a:xfrm>
                     <a:prstGeom prst="rect">
                       <a:avLst/>
@@ -9383,22 +9446,10 @@
     </w:p>
     <w:p>
       <w:pPr>
-        <w:pStyle w:val="ImageCaption"/>
-      </w:pPr>
-      <w:r>
-        <w:t xml:space="preserve">diagram</w:t>
-      </w:r>
-    </w:p>
-    <w:p>
-      <w:pPr>
-        <w:pStyle w:val="BodyText"/>
-      </w:pPr>
-      <w:r>
-        <w:rPr>
-          <w:iCs/>
-          <w:i/>
-        </w:rPr>
-        <w:t xml:space="preserve">Figure 15: Auction-based tasking and sampling sequence, as executed live by the three-agent swarm.</w:t>
+        <w:pStyle w:val="figurecaption"/>
+      </w:pPr>
+      <w:r>
+        <w:t xml:space="preserve">Auction-based tasking and sampling sequence, as executed live by the three-agent swarm.</w:t>
       </w:r>
     </w:p>
     <w:p>
@@ -9498,24 +9549,24 @@
     <w:bookmarkStart w:id="87" w:name="search-algorithm-and-path-planning"/>
     <w:p>
       <w:pPr>
+        <w:pStyle w:val="Heading1"/>
+      </w:pPr>
+      <w:r>
+        <w:t xml:space="preserve">Search Algorithm and Path Planning</w:t>
+      </w:r>
+    </w:p>
+    <w:bookmarkStart w:id="85" w:name="search-algorithm"/>
+    <w:p>
+      <w:pPr>
         <w:pStyle w:val="Heading2"/>
       </w:pPr>
       <w:r>
-        <w:t xml:space="preserve">5. Search Algorithm and Path Planning</w:t>
-      </w:r>
-    </w:p>
-    <w:bookmarkStart w:id="85" w:name="search-algorithm"/>
-    <w:p>
-      <w:pPr>
-        <w:pStyle w:val="Heading3"/>
-      </w:pPr>
-      <w:r>
-        <w:t xml:space="preserve">5.1 Search Algorithm</w:t>
-      </w:r>
-    </w:p>
-    <w:p>
-      <w:pPr>
-        <w:pStyle w:val="FirstParagraph"/>
+        <w:t xml:space="preserve">Search Algorithm</w:t>
+      </w:r>
+    </w:p>
+    <w:p>
+      <w:pPr>
+        <w:pStyle w:val="BodyText"/>
       </w:pPr>
       <w:r>
         <w:t xml:space="preserve">An anomaly cannot be auctioned (§4.3) until it has been found, and finding it is a genuinely separate problem from deciding who visits it. An early implementation conflated the two: a SCOUT-role agent had a flat per-tick chance of</w:t>
@@ -9563,7 +9614,7 @@
           <w:ilvl w:val="0"/>
           <w:numId w:val="1006"/>
         </w:numPr>
-        <w:pStyle w:val="Compact"/>
+        <w:pStyle w:val="bulletlist"/>
       </w:pPr>
       <w:r>
         <w:rPr>
@@ -9625,7 +9676,7 @@
           <w:ilvl w:val="0"/>
           <w:numId w:val="1006"/>
         </w:numPr>
-        <w:pStyle w:val="Compact"/>
+        <w:pStyle w:val="bulletlist"/>
       </w:pPr>
       <w:r>
         <w:rPr>
@@ -9710,7 +9761,7 @@
           <w:ilvl w:val="0"/>
           <w:numId w:val="1006"/>
         </w:numPr>
-        <w:pStyle w:val="Compact"/>
+        <w:pStyle w:val="bulletlist"/>
       </w:pPr>
       <w:r>
         <w:rPr>
@@ -9728,7 +9779,7 @@
     </w:p>
     <w:p>
       <w:pPr>
-        <w:pStyle w:val="FirstParagraph"/>
+        <w:pStyle w:val="BodyText"/>
       </w:pPr>
       <w:r>
         <w:t xml:space="preserve">Fig. 16 summarizes the resulting data flow.</w:t>
@@ -9736,12 +9787,13 @@
     </w:p>
     <w:p>
       <w:pPr>
+        <w:keepNext/>
         <w:pStyle w:val="CaptionedFigure"/>
       </w:pPr>
       <w:r>
         <w:drawing>
           <wp:inline>
-            <wp:extent cx="3017520" cy="2609224"/>
+            <wp:extent cx="2980943" cy="2577597"/>
             <wp:effectExtent b="0" l="0" r="0" t="0"/>
             <wp:docPr descr="diagram" title="" id="83" name="Picture"/>
             <a:graphic>
@@ -9762,7 +9814,7 @@
                   <pic:spPr bwMode="auto">
                     <a:xfrm>
                       <a:off x="0" y="0"/>
-                      <a:ext cx="3017520" cy="2609224"/>
+                      <a:ext cx="2980943" cy="2577597"/>
                     </a:xfrm>
                     <a:prstGeom prst="rect">
                       <a:avLst/>
@@ -9783,22 +9835,10 @@
     </w:p>
     <w:p>
       <w:pPr>
-        <w:pStyle w:val="ImageCaption"/>
-      </w:pPr>
-      <w:r>
-        <w:t xml:space="preserve">diagram</w:t>
-      </w:r>
-    </w:p>
-    <w:p>
-      <w:pPr>
-        <w:pStyle w:val="BodyText"/>
-      </w:pPr>
-      <w:r>
-        <w:rPr>
-          <w:iCs/>
-          <w:i/>
-        </w:rPr>
-        <w:t xml:space="preserve">Figure 16: Search algorithm data flow. Each agent scores candidate cells only within its own static sector, so the three searches never compete for the same ground.</w:t>
+        <w:pStyle w:val="figurecaption"/>
+      </w:pPr>
+      <w:r>
+        <w:t xml:space="preserve">Search algorithm data flow. Each agent scores candidate cells only within its own static sector, so the three searches never compete for the same ground.</w:t>
       </w:r>
     </w:p>
     <w:p>
@@ -9873,15 +9913,15 @@
     <w:bookmarkStart w:id="86" w:name="path-planning"/>
     <w:p>
       <w:pPr>
-        <w:pStyle w:val="Heading3"/>
-      </w:pPr>
-      <w:r>
-        <w:t xml:space="preserve">5.2 Path Planning</w:t>
-      </w:r>
-    </w:p>
-    <w:p>
-      <w:pPr>
-        <w:pStyle w:val="FirstParagraph"/>
+        <w:pStyle w:val="Heading2"/>
+      </w:pPr>
+      <w:r>
+        <w:t xml:space="preserve">Path Planning</w:t>
+      </w:r>
+    </w:p>
+    <w:p>
+      <w:pPr>
+        <w:pStyle w:val="BodyText"/>
       </w:pPr>
       <w:r>
         <w:rPr>
@@ -10199,7 +10239,7 @@
     </w:p>
     <w:p>
       <w:pPr>
-        <w:pStyle w:val="BodyText"/>
+        <w:pStyle w:val="equation"/>
       </w:pPr>
       <m:oMathPara>
         <m:oMathParaPr>
@@ -10318,7 +10358,7 @@
     </w:p>
     <w:p>
       <w:pPr>
-        <w:pStyle w:val="FirstParagraph"/>
+        <w:pStyle w:val="BodyText"/>
       </w:pPr>
       <w:r>
         <w:t xml:space="preserve">Summing this over any partition of a fixed total distance</w:t>
@@ -10459,7 +10499,7 @@
     </w:p>
     <w:p>
       <w:pPr>
-        <w:pStyle w:val="BodyText"/>
+        <w:pStyle w:val="equation"/>
       </w:pPr>
       <m:oMathPara>
         <m:oMathParaPr>
@@ -10673,7 +10713,7 @@
     </w:p>
     <w:p>
       <w:pPr>
-        <w:pStyle w:val="FirstParagraph"/>
+        <w:pStyle w:val="BodyText"/>
       </w:pPr>
       <w:r>
         <w:t xml:space="preserve">independent of</w:t>
@@ -11391,15 +11431,15 @@
     <w:bookmarkStart w:id="88" w:name="scientific-payload"/>
     <w:p>
       <w:pPr>
-        <w:pStyle w:val="Heading2"/>
-      </w:pPr>
-      <w:r>
-        <w:t xml:space="preserve">6. Scientific Payload</w:t>
-      </w:r>
-    </w:p>
-    <w:p>
-      <w:pPr>
-        <w:pStyle w:val="FirstParagraph"/>
+        <w:pStyle w:val="Heading1"/>
+      </w:pPr>
+      <w:r>
+        <w:t xml:space="preserve">Scientific Payload</w:t>
+      </w:r>
+    </w:p>
+    <w:p>
+      <w:pPr>
+        <w:pStyle w:val="BodyText"/>
       </w:pPr>
       <w:r>
         <w:t xml:space="preserve">Unlike explosive kinetic impactors, the SpaceHopper performs delicate, non-destructive sampling with a hollow rotary-percussive micro-corer at ultra-low RPM. Cores are cached in a sterile three-tube carousel, allowing a single SAMPLER to chain consecutive targets before returning; preserving stratification and volatile organics significantly increases the scientific integrity of retrieved material.</w:t>
@@ -11409,15 +11449,15 @@
     <w:bookmarkStart w:id="99" w:name="results"/>
     <w:p>
       <w:pPr>
-        <w:pStyle w:val="Heading2"/>
-      </w:pPr>
-      <w:r>
-        <w:t xml:space="preserve">7. Results</w:t>
-      </w:r>
-    </w:p>
-    <w:p>
-      <w:pPr>
-        <w:pStyle w:val="FirstParagraph"/>
+        <w:pStyle w:val="Heading1"/>
+      </w:pPr>
+      <w:r>
+        <w:t xml:space="preserve">Results</w:t>
+      </w:r>
+    </w:p>
+    <w:p>
+      <w:pPr>
+        <w:pStyle w:val="BodyText"/>
       </w:pPr>
       <w:r>
         <w:t xml:space="preserve">All results below are from live closed-loop simulation telemetry (onboard attitude sensors, odometry, and physics-engine ground truth), not open-loop estimates.</w:t>
@@ -11429,7 +11469,7 @@
           <w:ilvl w:val="0"/>
           <w:numId w:val="1007"/>
         </w:numPr>
-        <w:pStyle w:val="Compact"/>
+        <w:pStyle w:val="bulletlist"/>
       </w:pPr>
       <w:r>
         <w:rPr>
@@ -11486,7 +11526,7 @@
           <w:ilvl w:val="0"/>
           <w:numId w:val="1007"/>
         </w:numPr>
-        <w:pStyle w:val="Compact"/>
+        <w:pStyle w:val="bulletlist"/>
       </w:pPr>
       <w:r>
         <w:rPr>
@@ -11508,7 +11548,7 @@
           <w:ilvl w:val="0"/>
           <w:numId w:val="1007"/>
         </w:numPr>
-        <w:pStyle w:val="Compact"/>
+        <w:pStyle w:val="bulletlist"/>
       </w:pPr>
       <w:r>
         <w:rPr>
@@ -11549,7 +11589,7 @@
     </w:p>
     <w:p>
       <w:pPr>
-        <w:pStyle w:val="FirstParagraph"/>
+        <w:pStyle w:val="BodyText"/>
       </w:pPr>
       <w:r>
         <w:t xml:space="preserve">The stabilization criterion for a hop to count toward this statistic is three consecutive 2 s velocity samples within 5% magnitude and 0.995 cosine similarity of each other; two further attempted hops never stabilized inside a 90 s window and are excluded rather than counted as zero. Commanded ramp durations spanned 2.8–11.9 s across the set, with no correlation to the delivered ratio — the separation mode, not the commanded rate, is what the spread tracks.</w:t>
@@ -11559,14 +11599,15 @@
       <w:pPr>
         <w:sectPr>
           <w:type w:val="continuous"/>
-          <w:pgSz w:w="12240" w:h="15840"/>
-          <w:pgMar w:top="1080" w:right="1080" w:bottom="1080" w:left="1080" w:header="720" w:footer="720" w:gutter="0"/>
-          <w:cols w:num="2" w:space="288"/>
+          <w:pgSz w:w="595.30pt" w:h="841.90pt" w:code="9"/>
+          <w:pgMar w:top="27pt" w:right="44.65pt" w:bottom="72pt" w:left="44.65pt" w:header="36pt" w:footer="36pt" w:gutter="0pt"/>
+          <w:cols w:num="1"/>
         </w:sectPr>
       </w:pPr>
     </w:p>
     <w:p>
       <w:pPr>
+        <w:keepNext/>
         <w:pStyle w:val="CaptionedFigure"/>
       </w:pPr>
       <w:r>
@@ -11614,22 +11655,10 @@
     </w:p>
     <w:p>
       <w:pPr>
-        <w:pStyle w:val="ImageCaption"/>
-      </w:pPr>
-      <w:r>
-        <w:t xml:space="preserve">Measured hop trajectory</w:t>
-      </w:r>
-    </w:p>
-    <w:p>
-      <w:pPr>
-        <w:pStyle w:val="BodyText"/>
-      </w:pPr>
-      <w:r>
-        <w:rPr>
-          <w:iCs/>
-          <w:i/>
-        </w:rPr>
-        <w:t xml:space="preserve">Figure 17: Measured single-hop trajectory from odometry telemetry — (a) the ballistic altitude profile over a multi-minute flight and (b) the straight-line ground track.</w:t>
+        <w:pStyle w:val="figurecaption"/>
+      </w:pPr>
+      <w:r>
+        <w:t xml:space="preserve">Measured single-hop trajectory from odometry telemetry — (a) the ballistic altitude profile over a multi-minute flight and (b) the straight-line ground track.</w:t>
       </w:r>
       <w:r>
         <w:t xml:space="preserve"> </w:t>
@@ -11823,20 +11852,21 @@
       <w:pPr>
         <w:sectPr>
           <w:type w:val="continuous"/>
-          <w:pgSz w:w="12240" w:h="15840"/>
-          <w:pgMar w:top="1080" w:right="1080" w:bottom="1080" w:left="1080" w:header="720" w:footer="720" w:gutter="0"/>
-          <w:cols w:num="1"/>
+          <w:pgSz w:w="595.30pt" w:h="841.90pt" w:code="9"/>
+          <w:pgMar w:top="27pt" w:right="44.65pt" w:bottom="72pt" w:left="44.65pt" w:header="36pt" w:footer="36pt" w:gutter="0pt"/>
+          <w:cols w:num="2" w:space="18pt"/>
         </w:sectPr>
       </w:pPr>
     </w:p>
     <w:p>
       <w:pPr>
+        <w:keepNext/>
         <w:pStyle w:val="CaptionedFigure"/>
       </w:pPr>
       <w:r>
         <w:drawing>
           <wp:inline>
-            <wp:extent cx="3017520" cy="1779079"/>
+            <wp:extent cx="2980943" cy="1757514"/>
             <wp:effectExtent b="0" l="0" r="0" t="0"/>
             <wp:docPr descr="Sampler drill deployed — mission dashboard" title="" id="93" name="Picture"/>
             <a:graphic>
@@ -11857,7 +11887,7 @@
                   <pic:spPr bwMode="auto">
                     <a:xfrm>
                       <a:off x="0" y="0"/>
-                      <a:ext cx="3017520" cy="1779079"/>
+                      <a:ext cx="2980943" cy="1757514"/>
                     </a:xfrm>
                     <a:prstGeom prst="rect">
                       <a:avLst/>
@@ -11878,74 +11908,39 @@
     </w:p>
     <w:p>
       <w:pPr>
-        <w:pStyle w:val="ImageCaption"/>
-      </w:pPr>
-      <w:r>
-        <w:t xml:space="preserve">Sampler drill deployed — mission dashboard</w:t>
-      </w:r>
-    </w:p>
-    <w:p>
-      <w:pPr>
-        <w:pStyle w:val="BodyText"/>
-      </w:pPr>
-      <w:r>
-        <w:rPr>
-          <w:iCs/>
-          <w:i/>
-        </w:rPr>
-        <w:t xml:space="preserve">Figure 18: Live mission dashboard at the moment of sampling: scout_3, in the SAMPLER role, reports</w:t>
-      </w:r>
-      <w:r>
-        <w:rPr>
-          <w:iCs/>
-          <w:i/>
-        </w:rPr>
-        <w:t xml:space="preserve"> </w:t>
-      </w:r>
-      <w:r>
-        <w:rPr>
-          <w:iCs/>
-          <w:i/>
-        </w:rPr>
+        <w:pStyle w:val="figurecaption"/>
+      </w:pPr>
+      <w:r>
+        <w:t xml:space="preserve">Live mission dashboard at the moment of sampling: scout_3, in the SAMPLER role, reports</w:t>
+      </w:r>
+      <w:r>
+        <w:t xml:space="preserve"> </w:t>
+      </w:r>
+      <w:r>
         <w:t xml:space="preserve">“</w:t>
       </w:r>
       <w:r>
-        <w:rPr>
-          <w:iCs/>
-          <w:i/>
-        </w:rPr>
         <w:t xml:space="preserve">Deploying core sampler drill…</w:t>
       </w:r>
       <w:r>
-        <w:rPr>
-          <w:iCs/>
-          <w:i/>
-        </w:rPr>
         <w:t xml:space="preserve">”</w:t>
       </w:r>
       <w:r>
-        <w:rPr>
-          <w:iCs/>
-          <w:i/>
-        </w:rPr>
-        <w:t xml:space="preserve"> </w:t>
-      </w:r>
-      <w:r>
-        <w:rPr>
-          <w:iCs/>
-          <w:i/>
-        </w:rPr>
+        <w:t xml:space="preserve"> </w:t>
+      </w:r>
+      <w:r>
         <w:t xml:space="preserve">with the drill state EXTENDED (−0.10 m). At the same moment (not pictured), scout_2 is en route to a second anomaly and scout_1 holds the relay role.</w:t>
       </w:r>
     </w:p>
     <w:p>
       <w:pPr>
+        <w:keepNext/>
         <w:pStyle w:val="CaptionedFigure"/>
       </w:pPr>
       <w:r>
         <w:drawing>
           <wp:inline>
-            <wp:extent cx="3017520" cy="2601744"/>
+            <wp:extent cx="2980943" cy="2570208"/>
             <wp:effectExtent b="0" l="0" r="0" t="0"/>
             <wp:docPr descr="Sampler departing the sampling site" title="" id="96" name="Picture"/>
             <a:graphic>
@@ -11966,7 +11961,7 @@
                   <pic:spPr bwMode="auto">
                     <a:xfrm>
                       <a:off x="0" y="0"/>
-                      <a:ext cx="3017520" cy="2601744"/>
+                      <a:ext cx="2980943" cy="2570208"/>
                     </a:xfrm>
                     <a:prstGeom prst="rect">
                       <a:avLst/>
@@ -11987,36 +11982,24 @@
     </w:p>
     <w:p>
       <w:pPr>
-        <w:pStyle w:val="ImageCaption"/>
-      </w:pPr>
-      <w:r>
-        <w:t xml:space="preserve">Sampler departing the sampling site</w:t>
+        <w:pStyle w:val="figurecaption"/>
+      </w:pPr>
+      <w:r>
+        <w:t xml:space="preserve">scout_3 departing the sampling site on its next commanded hop after caching the core, navigation lights on, silhouetted against the Milky Way panorama. The green wireframe marks the just-sampled anomaly site.</w:t>
+      </w:r>
+    </w:p>
+    <w:bookmarkStart w:id="98" w:name="X440704a70d96622992d6d6db8db7f43a2750f4f"/>
+    <w:p>
+      <w:pPr>
+        <w:pStyle w:val="Heading2"/>
+      </w:pPr>
+      <w:r>
+        <w:t xml:space="preserve">Validation Against Prior Flight Data and Comparable Hardware</w:t>
       </w:r>
     </w:p>
     <w:p>
       <w:pPr>
         <w:pStyle w:val="BodyText"/>
-      </w:pPr>
-      <w:r>
-        <w:rPr>
-          <w:iCs/>
-          <w:i/>
-        </w:rPr>
-        <w:t xml:space="preserve">Figure 19: scout_3 departing the sampling site on its next commanded hop after caching the core, navigation lights on, silhouetted against the Milky Way panorama. The green wireframe marks the just-sampled anomaly site.</w:t>
-      </w:r>
-    </w:p>
-    <w:bookmarkStart w:id="98" w:name="X440704a70d96622992d6d6db8db7f43a2750f4f"/>
-    <w:p>
-      <w:pPr>
-        <w:pStyle w:val="Heading3"/>
-      </w:pPr>
-      <w:r>
-        <w:t xml:space="preserve">7.1 Validation Against Prior Flight Data and Comparable Hardware</w:t>
-      </w:r>
-    </w:p>
-    <w:p>
-      <w:pPr>
-        <w:pStyle w:val="FirstParagraph"/>
       </w:pPr>
       <w:r>
         <w:t xml:space="preserve">Internal telemetry consistency (</w:t>
@@ -12690,15 +12673,15 @@
     <w:bookmarkStart w:id="100" w:name="X201fb74f60488a7e0ab8f9a959f4e946b7a95cb"/>
     <w:p>
       <w:pPr>
-        <w:pStyle w:val="Heading2"/>
-      </w:pPr>
-      <w:r>
-        <w:t xml:space="preserve">8. Discussion: Four Laws of Milli-Gravity Ground Operations</w:t>
-      </w:r>
-    </w:p>
-    <w:p>
-      <w:pPr>
-        <w:pStyle w:val="FirstParagraph"/>
+        <w:pStyle w:val="Heading1"/>
+      </w:pPr>
+      <w:r>
+        <w:t xml:space="preserve">Discussion: Four Laws of Milli-Gravity Ground Operations</w:t>
+      </w:r>
+    </w:p>
+    <w:p>
+      <w:pPr>
+        <w:pStyle w:val="BodyText"/>
       </w:pPr>
       <w:r>
         <w:t xml:space="preserve">The platform’s development history yields four findings we consider more valuable than the nominal design margins, each established by direct measurement:</w:t>
@@ -12952,64 +12935,63 @@
       </w:r>
     </w:p>
     <w:bookmarkEnd w:id="100"/>
-    <w:bookmarkStart w:id="101" w:name="conclusion"/>
-    <w:p>
-      <w:pPr>
-        <w:pStyle w:val="Heading2"/>
-      </w:pPr>
-      <w:r>
-        <w:t xml:space="preserve">9. Conclusion</w:t>
-      </w:r>
-    </w:p>
-    <w:p>
-      <w:pPr>
-        <w:pStyle w:val="FirstParagraph"/>
+    <w:bookmarkStart w:id="104" w:name="conclusion"/>
+    <w:p>
+      <w:pPr>
+        <w:pStyle w:val="Heading1"/>
+      </w:pPr>
+      <w:r>
+        <w:t xml:space="preserve">Conclusion</w:t>
+      </w:r>
+    </w:p>
+    <w:p>
+      <w:pPr>
+        <w:pStyle w:val="BodyText"/>
       </w:pPr>
       <w:r>
         <w:t xml:space="preserve">Simulated end-to-end validation demonstrates that tri-pedal directional hopping with reaction-wheel stabilization is a viable locomotion and sampling strategy for microgravity rubble piles. A three-agent SpaceHopper swarm autonomously allocates scientific targets by market auction, traverses by multi-metre stabilized directional hops with single-degree heading fidelity, lands, self-rights when required, and samples — with every subsystem claim in this paper backed by live telemetry rather than design intent. The four ground-operations laws of §8, together with the quantified launch-versus-landing damping tradeoff of §3.4.1, constitute the platform’s principal transferable contribution to small-body robotics; a series-elastic launch mechanism and hardware-in-the-loop validation are the natural next steps toward flight.</w:t>
       </w:r>
     </w:p>
+    <w:bookmarkStart w:id="101" w:name="data-availability"/>
+    <w:p>
+      <w:pPr>
+        <w:pStyle w:val="Heading5"/>
+      </w:pPr>
+      <w:r>
+        <w:t xml:space="preserve">Data Availability</w:t>
+      </w:r>
+    </w:p>
+    <w:p>
+      <w:pPr>
+        <w:pStyle w:val="BodyText"/>
+      </w:pPr>
+      <w:r>
+        <w:t xml:space="preserve">The simulation source and robot model are archived with the project repository, along with raw evidence for a subset of the measured results in §7: the full three-agent mission run behind the swarm-autonomy, sampling, recharge, and self-righting results — a continuous 45-minute screen recording, periodic full-desktop screenshots, and per-agent ROS topic dumps (role, activity, battery, landed state) alongside the complete node console log — together with the model-derived moment-of-inertia and hop-energy calculations supporting §3.2 and §5.2. Key events in §7 are cross-referenced to timestamps in that run. The launch-delivery velocity-ratio statistics are derived from the same live telemetry methodology but are reported as aggregate figures pending a complete archived per-hop dataset.</w:t>
+      </w:r>
+    </w:p>
     <w:bookmarkEnd w:id="101"/>
-    <w:bookmarkStart w:id="102" w:name="data-availability"/>
-    <w:p>
-      <w:pPr>
-        <w:pStyle w:val="Heading2"/>
-      </w:pPr>
-      <w:r>
-        <w:t xml:space="preserve">Data Availability</w:t>
-      </w:r>
-    </w:p>
-    <w:p>
-      <w:pPr>
-        <w:pStyle w:val="FirstParagraph"/>
-      </w:pPr>
-      <w:r>
-        <w:t xml:space="preserve">The simulation source and robot model are archived with the project repository, along with raw evidence for a subset of the measured results in §7: the full three-agent mission run behind the swarm-autonomy, sampling, recharge, and self-righting results — a continuous 45-minute screen recording, periodic full-desktop screenshots, and per-agent ROS topic dumps (role, activity, battery, landed state) alongside the complete node console log — together with the model-derived moment-of-inertia and hop-energy calculations supporting §3.2 and §5.2. Key events in §7 are cross-referenced to timestamps in that run. The launch-delivery velocity-ratio statistics are derived from the same live telemetry methodology but are reported as aggregate figures pending a complete archived per-hop dataset.</w:t>
+    <w:bookmarkStart w:id="102" w:name="acknowledgment"/>
+    <w:p>
+      <w:pPr>
+        <w:pStyle w:val="Heading5"/>
+      </w:pPr>
+      <w:r>
+        <w:t xml:space="preserve">Acknowledgment</w:t>
+      </w:r>
+    </w:p>
+    <w:p>
+      <w:pPr>
+        <w:pStyle w:val="BodyText"/>
+      </w:pPr>
+      <w:r>
+        <w:t xml:space="preserve">The authors thank Professor Suresh Balakrishnan for his guidance and support throughout the development of this work.</w:t>
       </w:r>
     </w:p>
     <w:bookmarkEnd w:id="102"/>
-    <w:bookmarkStart w:id="103" w:name="acknowledgment"/>
-    <w:p>
-      <w:pPr>
-        <w:pStyle w:val="Heading2"/>
-      </w:pPr>
-      <w:r>
-        <w:t xml:space="preserve">Acknowledgment</w:t>
-      </w:r>
-    </w:p>
-    <w:p>
-      <w:pPr>
-        <w:pStyle w:val="FirstParagraph"/>
-      </w:pPr>
-      <w:r>
-        <w:t xml:space="preserve">The authors thank Professor Suresh Balakrishnan for his guidance and support throughout the development of this work.</w:t>
-      </w:r>
-    </w:p>
-    <w:bookmarkEnd w:id="103"/>
-    <w:bookmarkStart w:id="104" w:name="references"/>
-    <w:p>
-      <w:pPr>
-        <w:pStyle w:val="Heading2"/>
+    <w:bookmarkStart w:id="103" w:name="references"/>
+    <w:p>
+      <w:pPr>
+        <w:pStyle w:val="Heading5"/>
       </w:pPr>
       <w:r>
         <w:t xml:space="preserve">References</w:t>
@@ -13017,10 +12999,10 @@
     </w:p>
     <w:p>
       <w:pPr>
-        <w:pStyle w:val="FirstParagraph"/>
-      </w:pPr>
-      <w:r>
-        <w:t xml:space="preserve">[1] S. Watanabe</w:t>
+        <w:pStyle w:val="references"/>
+      </w:pPr>
+      <w:r>
+        <w:t xml:space="preserve">S. Watanabe</w:t>
       </w:r>
       <w:r>
         <w:t xml:space="preserve"> </w:t>
@@ -13060,11 +13042,13 @@
       <w:r>
         <w:t xml:space="preserve">, vol. 364, no. 6437, pp. 268–272, Apr. 2019.</w:t>
       </w:r>
-      <w:r>
-        <w:t xml:space="preserve"> </w:t>
-      </w:r>
-      <w:r>
-        <w:t xml:space="preserve">[2] Japan Aerospace Exploration Agency (JAXA),</w:t>
+    </w:p>
+    <w:p>
+      <w:pPr>
+        <w:pStyle w:val="references"/>
+      </w:pPr>
+      <w:r>
+        <w:t xml:space="preserve">Japan Aerospace Exploration Agency (JAXA),</w:t>
       </w:r>
       <w:r>
         <w:t xml:space="preserve"> </w:t>
@@ -13084,11 +13068,13 @@
       <w:r>
         <w:t xml:space="preserve">JAXA Hayabusa2 Gallery.</w:t>
       </w:r>
-      <w:r>
-        <w:t xml:space="preserve"> </w:t>
-      </w:r>
-      <w:r>
-        <w:t xml:space="preserve">[3] JAXA Data ARchive and Transmission System (DARTS),</w:t>
+    </w:p>
+    <w:p>
+      <w:pPr>
+        <w:pStyle w:val="references"/>
+      </w:pPr>
+      <w:r>
+        <w:t xml:space="preserve">JAXA Data ARchive and Transmission System (DARTS),</w:t>
       </w:r>
       <w:r>
         <w:t xml:space="preserve"> </w:t>
@@ -13108,11 +13094,13 @@
       <w:r>
         <w:t xml:space="preserve">ISAS/JAXA, 2019.</w:t>
       </w:r>
-      <w:r>
-        <w:t xml:space="preserve"> </w:t>
-      </w:r>
-      <w:r>
-        <w:t xml:space="preserve">[4] European Southern Observatory (ESO),</w:t>
+    </w:p>
+    <w:p>
+      <w:pPr>
+        <w:pStyle w:val="references"/>
+      </w:pPr>
+      <w:r>
+        <w:t xml:space="preserve">European Southern Observatory (ESO),</w:t>
       </w:r>
       <w:r>
         <w:t xml:space="preserve"> </w:t>
@@ -13132,11 +13120,13 @@
       <w:r>
         <w:t xml:space="preserve">ESO GigaGalaxy Zoom Project, Image ID: eso0932a.</w:t>
       </w:r>
-      <w:r>
-        <w:t xml:space="preserve"> </w:t>
-      </w:r>
-      <w:r>
-        <w:t xml:space="preserve">[5] SpaceHopper Project, ETH Zurich,</w:t>
+    </w:p>
+    <w:p>
+      <w:pPr>
+        <w:pStyle w:val="references"/>
+      </w:pPr>
+      <w:r>
+        <w:t xml:space="preserve">SpaceHopper Project, ETH Zurich,</w:t>
       </w:r>
       <w:r>
         <w:t xml:space="preserve"> </w:t>
@@ -13156,11 +13146,13 @@
       <w:r>
         <w:t xml:space="preserve">arXiv:2403.02831, 2024.</w:t>
       </w:r>
-      <w:r>
-        <w:t xml:space="preserve"> </w:t>
-      </w:r>
-      <w:r>
-        <w:t xml:space="preserve">[6] M. J. Sidi,</w:t>
+    </w:p>
+    <w:p>
+      <w:pPr>
+        <w:pStyle w:val="references"/>
+      </w:pPr>
+      <w:r>
+        <w:t xml:space="preserve">M. J. Sidi,</w:t>
       </w:r>
       <w:r>
         <w:t xml:space="preserve"> </w:t>
@@ -13175,11 +13167,13 @@
       <w:r>
         <w:t xml:space="preserve">. Cambridge University Press, 1997.</w:t>
       </w:r>
-      <w:r>
-        <w:t xml:space="preserve"> </w:t>
-      </w:r>
-      <w:r>
-        <w:t xml:space="preserve">[7] B. Wie,</w:t>
+    </w:p>
+    <w:p>
+      <w:pPr>
+        <w:pStyle w:val="references"/>
+      </w:pPr>
+      <w:r>
+        <w:t xml:space="preserve">B. Wie,</w:t>
       </w:r>
       <w:r>
         <w:t xml:space="preserve"> </w:t>
@@ -13194,11 +13188,13 @@
       <w:r>
         <w:t xml:space="preserve">, 2nd ed. AIAA Education Series, 2008.</w:t>
       </w:r>
-      <w:r>
-        <w:t xml:space="preserve"> </w:t>
-      </w:r>
-      <w:r>
-        <w:t xml:space="preserve">[8] T. Yoshimitsu, T. Kubota, I. Nakatani, T. Adachi, and H. Saito,</w:t>
+    </w:p>
+    <w:p>
+      <w:pPr>
+        <w:pStyle w:val="references"/>
+      </w:pPr>
+      <w:r>
+        <w:t xml:space="preserve">T. Yoshimitsu, T. Kubota, I. Nakatani, T. Adachi, and H. Saito,</w:t>
       </w:r>
       <w:r>
         <w:t xml:space="preserve"> </w:t>
@@ -13225,11 +13221,13 @@
       <w:r>
         <w:t xml:space="preserve">, vol. 52, no. 2–6, pp. 441–446, 2003.</w:t>
       </w:r>
-      <w:r>
-        <w:t xml:space="preserve"> </w:t>
-      </w:r>
-      <w:r>
-        <w:t xml:space="preserve">[9] T.-M. Ho</w:t>
+    </w:p>
+    <w:p>
+      <w:pPr>
+        <w:pStyle w:val="references"/>
+      </w:pPr>
+      <w:r>
+        <w:t xml:space="preserve">T.-M. Ho</w:t>
       </w:r>
       <w:r>
         <w:t xml:space="preserve"> </w:t>
@@ -13269,11 +13267,13 @@
       <w:r>
         <w:t xml:space="preserve">, vol. 208, pp. 339–374, 2017.</w:t>
       </w:r>
-      <w:r>
-        <w:t xml:space="preserve"> </w:t>
-      </w:r>
-      <w:r>
-        <w:t xml:space="preserve">[10] Maxon Group,</w:t>
+    </w:p>
+    <w:p>
+      <w:pPr>
+        <w:pStyle w:val="references"/>
+      </w:pPr>
+      <w:r>
+        <w:t xml:space="preserve">Maxon Group,</w:t>
       </w:r>
       <w:r>
         <w:t xml:space="preserve"> </w:t>
@@ -13293,11 +13293,13 @@
       <w:r>
         <w:t xml:space="preserve">motor datasheet, maxon catalog.</w:t>
       </w:r>
-      <w:r>
-        <w:t xml:space="preserve"> </w:t>
-      </w:r>
-      <w:r>
-        <w:t xml:space="preserve">[11] Maxon Group,</w:t>
+    </w:p>
+    <w:p>
+      <w:pPr>
+        <w:pStyle w:val="references"/>
+      </w:pPr>
+      <w:r>
+        <w:t xml:space="preserve">Maxon Group,</w:t>
       </w:r>
       <w:r>
         <w:t xml:space="preserve"> </w:t>
@@ -13335,11 +13337,13 @@
       <w:r>
         <w:t xml:space="preserve">motor datasheets, maxon catalog.</w:t>
       </w:r>
-      <w:r>
-        <w:t xml:space="preserve"> </w:t>
-      </w:r>
-      <w:r>
-        <w:t xml:space="preserve">[12] G. Dudek, M. Jenkin, E. Milios, and D. Wilkes,</w:t>
+    </w:p>
+    <w:p>
+      <w:pPr>
+        <w:pStyle w:val="references"/>
+      </w:pPr>
+      <w:r>
+        <w:t xml:space="preserve">G. Dudek, M. Jenkin, E. Milios, and D. Wilkes,</w:t>
       </w:r>
       <w:r>
         <w:t xml:space="preserve"> </w:t>
@@ -13366,11 +13370,13 @@
       <w:r>
         <w:t xml:space="preserve">, vol. 3, pp. 375–397, 1996.</w:t>
       </w:r>
-      <w:r>
-        <w:t xml:space="preserve"> </w:t>
-      </w:r>
-      <w:r>
-        <w:t xml:space="preserve">[13] B. P. Gerkey and M. J. Matarić,</w:t>
+    </w:p>
+    <w:p>
+      <w:pPr>
+        <w:pStyle w:val="references"/>
+      </w:pPr>
+      <w:r>
+        <w:t xml:space="preserve">B. P. Gerkey and M. J. Matarić,</w:t>
       </w:r>
       <w:r>
         <w:t xml:space="preserve"> </w:t>
@@ -13397,11 +13403,13 @@
       <w:r>
         <w:t xml:space="preserve">, vol. 23, no. 9, pp. 939–954, 2004.</w:t>
       </w:r>
-      <w:r>
-        <w:t xml:space="preserve"> </w:t>
-      </w:r>
-      <w:r>
-        <w:t xml:space="preserve">[14] Y. Huang, M. Li, and T. Zhao,</w:t>
+    </w:p>
+    <w:p>
+      <w:pPr>
+        <w:pStyle w:val="references"/>
+      </w:pPr>
+      <w:r>
+        <w:t xml:space="preserve">Y. Huang, M. Li, and T. Zhao,</w:t>
       </w:r>
       <w:r>
         <w:t xml:space="preserve"> </w:t>
@@ -13421,11 +13429,13 @@
       <w:r>
         <w:t xml:space="preserve">arXiv:2304.09741, 2023.</w:t>
       </w:r>
-      <w:r>
-        <w:t xml:space="preserve"> </w:t>
-      </w:r>
-      <w:r>
-        <w:t xml:space="preserve">[15] J. Hu, H. Niu, J. Carrasco, B. Lennox, and F. Arvin,</w:t>
+    </w:p>
+    <w:p>
+      <w:pPr>
+        <w:pStyle w:val="references"/>
+      </w:pPr>
+      <w:r>
+        <w:t xml:space="preserve">J. Hu, H. Niu, J. Carrasco, B. Lennox, and F. Arvin,</w:t>
       </w:r>
       <w:r>
         <w:t xml:space="preserve"> </w:t>
@@ -13452,11 +13462,13 @@
       <w:r>
         <w:t xml:space="preserve">, vol. 69, no. 12, pp. 14413–14423, 2020.</w:t>
       </w:r>
-      <w:r>
-        <w:t xml:space="preserve"> </w:t>
-      </w:r>
-      <w:r>
-        <w:t xml:space="preserve">[16] S. Jorgensen, R. H. Chen, M. B. Milam, and M. Pavone,</w:t>
+    </w:p>
+    <w:p>
+      <w:pPr>
+        <w:pStyle w:val="references"/>
+      </w:pPr>
+      <w:r>
+        <w:t xml:space="preserve">S. Jorgensen, R. H. Chen, M. B. Milam, and M. Pavone,</w:t>
       </w:r>
       <w:r>
         <w:t xml:space="preserve"> </w:t>
@@ -13483,11 +13495,13 @@
       <w:r>
         <w:t xml:space="preserve">, 2017, arXiv:1612.03232.</w:t>
       </w:r>
-      <w:r>
-        <w:t xml:space="preserve"> </w:t>
-      </w:r>
-      <w:r>
-        <w:t xml:space="preserve">[17] A. Shamshirgaran, S. Manjanna, and S. Carpin,</w:t>
+    </w:p>
+    <w:p>
+      <w:pPr>
+        <w:pStyle w:val="references"/>
+      </w:pPr>
+      <w:r>
+        <w:t xml:space="preserve">A. Shamshirgaran, S. Manjanna, and S. Carpin,</w:t>
       </w:r>
       <w:r>
         <w:t xml:space="preserve"> </w:t>
@@ -13507,11 +13521,13 @@
       <w:r>
         <w:t xml:space="preserve">2024 IEEE International Conference on Robotics and Automation (ICRA), arXiv:2407.18545.</w:t>
       </w:r>
-      <w:r>
-        <w:t xml:space="preserve"> </w:t>
-      </w:r>
-      <w:r>
-        <w:t xml:space="preserve">[18] J. Chiun, S. Zhang, Y. Wang, Y. Cao, and G. Sartoretti,</w:t>
+    </w:p>
+    <w:p>
+      <w:pPr>
+        <w:pStyle w:val="references"/>
+      </w:pPr>
+      <w:r>
+        <w:t xml:space="preserve">J. Chiun, S. Zhang, Y. Wang, Y. Cao, and G. Sartoretti,</w:t>
       </w:r>
       <w:r>
         <w:t xml:space="preserve"> </w:t>
@@ -13531,11 +13547,13 @@
       <w:r>
         <w:t xml:space="preserve">2025 IEEE International Conference on Robotics and Automation (ICRA), arXiv:2502.20217.</w:t>
       </w:r>
-      <w:r>
-        <w:t xml:space="preserve"> </w:t>
-      </w:r>
-      <w:r>
-        <w:t xml:space="preserve">[19] P. E. Hart, N. J. Nilsson, and B. Raphael,</w:t>
+    </w:p>
+    <w:p>
+      <w:pPr>
+        <w:pStyle w:val="references"/>
+      </w:pPr>
+      <w:r>
+        <w:t xml:space="preserve">P. E. Hart, N. J. Nilsson, and B. Raphael,</w:t>
       </w:r>
       <w:r>
         <w:t xml:space="preserve"> </w:t>
@@ -13562,11 +13580,13 @@
       <w:r>
         <w:t xml:space="preserve">, vol. 4, no. 2, pp. 100–107, 1968.</w:t>
       </w:r>
-      <w:r>
-        <w:t xml:space="preserve"> </w:t>
-      </w:r>
-      <w:r>
-        <w:t xml:space="preserve">[20] S. M. LaValle,</w:t>
+    </w:p>
+    <w:p>
+      <w:pPr>
+        <w:pStyle w:val="references"/>
+      </w:pPr>
+      <w:r>
+        <w:t xml:space="preserve">S. M. LaValle,</w:t>
       </w:r>
       <w:r>
         <w:t xml:space="preserve"> </w:t>
@@ -13586,11 +13606,13 @@
       <w:r>
         <w:t xml:space="preserve">TR 98-11, Iowa State University, 1998.</w:t>
       </w:r>
-      <w:r>
-        <w:t xml:space="preserve"> </w:t>
-      </w:r>
-      <w:r>
-        <w:t xml:space="preserve">[21] S. Karaman and E. Frazzoli,</w:t>
+    </w:p>
+    <w:p>
+      <w:pPr>
+        <w:pStyle w:val="references"/>
+      </w:pPr>
+      <w:r>
+        <w:t xml:space="preserve">S. Karaman and E. Frazzoli,</w:t>
       </w:r>
       <w:r>
         <w:t xml:space="preserve"> </w:t>
@@ -13617,11 +13639,13 @@
       <w:r>
         <w:t xml:space="preserve">, vol. 30, no. 7, pp. 846–894, 2011.</w:t>
       </w:r>
-      <w:r>
-        <w:t xml:space="preserve"> </w:t>
-      </w:r>
-      <w:r>
-        <w:t xml:space="preserve">[22] O. Khatib,</w:t>
+    </w:p>
+    <w:p>
+      <w:pPr>
+        <w:pStyle w:val="references"/>
+      </w:pPr>
+      <w:r>
+        <w:t xml:space="preserve">O. Khatib,</w:t>
       </w:r>
       <w:r>
         <w:t xml:space="preserve"> </w:t>
@@ -13648,11 +13672,13 @@
       <w:r>
         <w:t xml:space="preserve">, vol. 5, no. 1, pp. 90–98, 1986.</w:t>
       </w:r>
-      <w:r>
-        <w:t xml:space="preserve"> </w:t>
-      </w:r>
-      <w:r>
-        <w:t xml:space="preserve">[23] H. Kalita and J. Thangavelautham,</w:t>
+    </w:p>
+    <w:p>
+      <w:pPr>
+        <w:pStyle w:val="references"/>
+      </w:pPr>
+      <w:r>
+        <w:t xml:space="preserve">H. Kalita and J. Thangavelautham,</w:t>
       </w:r>
       <w:r>
         <w:t xml:space="preserve"> </w:t>
@@ -13672,11 +13698,13 @@
       <w:r>
         <w:t xml:space="preserve">AAS Guidance, Navigation and Control Conference, 2019, arXiv:1902.02065.</w:t>
       </w:r>
-      <w:r>
-        <w:t xml:space="preserve"> </w:t>
-      </w:r>
-      <w:r>
-        <w:t xml:space="preserve">[24] X. Liu, H. Yang, and S. Li,</w:t>
+    </w:p>
+    <w:p>
+      <w:pPr>
+        <w:pStyle w:val="references"/>
+      </w:pPr>
+      <w:r>
+        <w:t xml:space="preserve">X. Liu, H. Yang, and S. Li,</w:t>
       </w:r>
       <w:r>
         <w:t xml:space="preserve"> </w:t>
@@ -13703,11 +13731,13 @@
       <w:r>
         <w:t xml:space="preserve">, vol. 57, no. 5, pp. 3071–3083, 2021.</w:t>
       </w:r>
-      <w:r>
-        <w:t xml:space="preserve"> </w:t>
-      </w:r>
-      <w:r>
-        <w:t xml:space="preserve">[25] C. Zhao, S. Zhu, and P. Di Lizia,</w:t>
+    </w:p>
+    <w:p>
+      <w:pPr>
+        <w:pStyle w:val="references"/>
+      </w:pPr>
+      <w:r>
+        <w:t xml:space="preserve">C. Zhao, S. Zhu, and P. Di Lizia,</w:t>
       </w:r>
       <w:r>
         <w:t xml:space="preserve"> </w:t>
@@ -13734,11 +13764,13 @@
       <w:r>
         <w:t xml:space="preserve">, vol. 71, no. 11, pp. 4877–4894, 2023.</w:t>
       </w:r>
-      <w:r>
-        <w:t xml:space="preserve"> </w:t>
-      </w:r>
-      <w:r>
-        <w:t xml:space="preserve">[26] S. Swinton, J.-H. Ewers, E. McGookin, D. Anderson, and D. Thomson,</w:t>
+    </w:p>
+    <w:p>
+      <w:pPr>
+        <w:pStyle w:val="references"/>
+      </w:pPr>
+      <w:r>
+        <w:t xml:space="preserve">S. Swinton, J.-H. Ewers, E. McGookin, D. Anderson, and D. Thomson,</w:t>
       </w:r>
       <w:r>
         <w:t xml:space="preserve"> </w:t>
@@ -13765,11 +13797,13 @@
       <w:r>
         <w:t xml:space="preserve">, 2025.</w:t>
       </w:r>
-      <w:r>
-        <w:t xml:space="preserve"> </w:t>
-      </w:r>
-      <w:r>
-        <w:t xml:space="preserve">[27] H. Huang, Z. Li, Z. Guo, J. Guo, L. Suo, and H. Wang,</w:t>
+    </w:p>
+    <w:p>
+      <w:pPr>
+        <w:pStyle w:val="references"/>
+      </w:pPr>
+      <w:r>
+        <w:t xml:space="preserve">H. Huang, Z. Li, Z. Guo, J. Guo, L. Suo, and H. Wang,</w:t>
       </w:r>
       <w:r>
         <w:t xml:space="preserve"> </w:t>
@@ -13799,11 +13833,13 @@
       <w:r>
         <w:t xml:space="preserve">(MDPI), vol. 9, no. 11, art. 728, 2022.</w:t>
       </w:r>
-      <w:r>
-        <w:t xml:space="preserve"> </w:t>
-      </w:r>
-      <w:r>
-        <w:t xml:space="preserve">[28] C.-Y. Lee,</w:t>
+    </w:p>
+    <w:p>
+      <w:pPr>
+        <w:pStyle w:val="references"/>
+      </w:pPr>
+      <w:r>
+        <w:t xml:space="preserve">C.-Y. Lee,</w:t>
       </w:r>
       <w:r>
         <w:t xml:space="preserve"> </w:t>
@@ -13823,11 +13859,13 @@
       <w:r>
         <w:t xml:space="preserve">M.S. thesis, CMU-RI-TR-22-57, Robotics Institute, Carnegie Mellon University, Jul. 2022.</w:t>
       </w:r>
-      <w:r>
-        <w:t xml:space="preserve"> </w:t>
-      </w:r>
-      <w:r>
-        <w:t xml:space="preserve">[29] A. Cumerlotti,</w:t>
+    </w:p>
+    <w:p>
+      <w:pPr>
+        <w:pStyle w:val="references"/>
+      </w:pPr>
+      <w:r>
+        <w:t xml:space="preserve">A. Cumerlotti,</w:t>
       </w:r>
       <w:r>
         <w:t xml:space="preserve"> </w:t>
@@ -13847,11 +13885,13 @@
       <w:r>
         <w:t xml:space="preserve">M.S. thesis, Politecnico di Torino, in collaboration with Istituto Italiano di Tecnologia (IIT) Dynamic Legged Systems Lab, Academic Year 2021/2022.</w:t>
       </w:r>
-      <w:r>
-        <w:t xml:space="preserve"> </w:t>
-      </w:r>
-      <w:r>
-        <w:t xml:space="preserve">[30] V. Vasilopoulos, K. Machairas, and E. Papadopoulos,</w:t>
+    </w:p>
+    <w:p>
+      <w:pPr>
+        <w:pStyle w:val="references"/>
+      </w:pPr>
+      <w:r>
+        <w:t xml:space="preserve">V. Vasilopoulos, K. Machairas, and E. Papadopoulos,</w:t>
       </w:r>
       <w:r>
         <w:t xml:space="preserve"> </w:t>
@@ -13871,11 +13911,13 @@
       <w:r>
         <w:t xml:space="preserve">presented at IEEE ICRA, 2016.</w:t>
       </w:r>
-      <w:r>
-        <w:t xml:space="preserve"> </w:t>
-      </w:r>
-      <w:r>
-        <w:t xml:space="preserve">[31] N. Cherouvim and E. Papadopoulos,</w:t>
+    </w:p>
+    <w:p>
+      <w:pPr>
+        <w:pStyle w:val="references"/>
+      </w:pPr>
+      <w:r>
+        <w:t xml:space="preserve">N. Cherouvim and E. Papadopoulos,</w:t>
       </w:r>
       <w:r>
         <w:t xml:space="preserve"> </w:t>
@@ -13908,11 +13950,13 @@
       <w:r>
         <w:t xml:space="preserve">, Munich, Germany, Oct. 2006, pp. 2481–2486.</w:t>
       </w:r>
-      <w:r>
-        <w:t xml:space="preserve"> </w:t>
-      </w:r>
-      <w:r>
-        <w:t xml:space="preserve">[32] B. J. Hockman, A. Frick, I. A. D. Nesnas, and M. Pavone,</w:t>
+    </w:p>
+    <w:p>
+      <w:pPr>
+        <w:pStyle w:val="references"/>
+      </w:pPr>
+      <w:r>
+        <w:t xml:space="preserve">B. J. Hockman, A. Frick, I. A. D. Nesnas, and M. Pavone,</w:t>
       </w:r>
       <w:r>
         <w:t xml:space="preserve"> </w:t>
@@ -13939,11 +13983,13 @@
       <w:r>
         <w:t xml:space="preserve">, vol. 34, no. 1, pp. 5–24, 2017.</w:t>
       </w:r>
-      <w:r>
-        <w:t xml:space="preserve"> </w:t>
-      </w:r>
-      <w:r>
-        <w:t xml:space="preserve">[33] J. Biele, L. Kesseler, C. D. Grimm, S. Schröder, O. Mierheim, M. Lange, and T.-M. Ho,</w:t>
+    </w:p>
+    <w:p>
+      <w:pPr>
+        <w:pStyle w:val="references"/>
+      </w:pPr>
+      <w:r>
+        <w:t xml:space="preserve">J. Biele, L. Kesseler, C. D. Grimm, S. Schröder, O. Mierheim, M. Lange, and T.-M. Ho,</w:t>
       </w:r>
       <w:r>
         <w:t xml:space="preserve"> </w:t>
@@ -13963,11 +14009,13 @@
       <w:r>
         <w:t xml:space="preserve">DLR, arXiv:1705.00701, 2017.</w:t>
       </w:r>
-      <w:r>
-        <w:t xml:space="preserve"> </w:t>
-      </w:r>
-      <w:r>
-        <w:t xml:space="preserve">[34] A. R. Geist, J. Fiene, N. Tashiro, Z. Jia, and S. Trimpe,</w:t>
+    </w:p>
+    <w:p>
+      <w:pPr>
+        <w:pStyle w:val="references"/>
+      </w:pPr>
+      <w:r>
+        <w:t xml:space="preserve">A. R. Geist, J. Fiene, N. Tashiro, Z. Jia, and S. Trimpe,</w:t>
       </w:r>
       <w:r>
         <w:t xml:space="preserve"> </w:t>
@@ -13994,11 +14042,13 @@
       <w:r>
         <w:t xml:space="preserve">, arXiv:2207.06988, 2022.</w:t>
       </w:r>
-      <w:r>
-        <w:t xml:space="preserve"> </w:t>
-      </w:r>
-      <w:r>
-        <w:t xml:space="preserve">[35] C. Robin, R. Duchene, N. Murdoch, N. Vincent, et al.,</w:t>
+    </w:p>
+    <w:p>
+      <w:pPr>
+        <w:pStyle w:val="references"/>
+      </w:pPr>
+      <w:r>
+        <w:t xml:space="preserve">C. Robin, R. Duchene, N. Murdoch, N. Vincent, et al.,</w:t>
       </w:r>
       <w:r>
         <w:t xml:space="preserve"> </w:t>
@@ -14025,11 +14075,13 @@
       <w:r>
         <w:t xml:space="preserve">, vol. 15, art. 5629, 2024.</w:t>
       </w:r>
-      <w:r>
-        <w:t xml:space="preserve"> </w:t>
-      </w:r>
-      <w:r>
-        <w:t xml:space="preserve">[36] N. Sullivan, S. Grainger, and B. Cazzolato,</w:t>
+    </w:p>
+    <w:p>
+      <w:pPr>
+        <w:pStyle w:val="references"/>
+      </w:pPr>
+      <w:r>
+        <w:t xml:space="preserve">N. Sullivan, S. Grainger, and B. Cazzolato,</w:t>
       </w:r>
       <w:r>
         <w:t xml:space="preserve"> </w:t>
@@ -14056,11 +14108,13 @@
       <w:r>
         <w:t xml:space="preserve">, vol. 115, pp. 130–142, 2019.</w:t>
       </w:r>
-      <w:r>
-        <w:t xml:space="preserve"> </w:t>
-      </w:r>
-      <w:r>
-        <w:t xml:space="preserve">[37] NASA Goddard Space Flight Center,</w:t>
+    </w:p>
+    <w:p>
+      <w:pPr>
+        <w:pStyle w:val="references"/>
+      </w:pPr>
+      <w:r>
+        <w:t xml:space="preserve">NASA Goddard Space Flight Center,</w:t>
       </w:r>
       <w:r>
         <w:t xml:space="preserve"> </w:t>
@@ -14081,12 +14135,12 @@
         <w:t xml:space="preserve">Instrument and Payload Projects, public domain.</w:t>
       </w:r>
     </w:p>
+    <w:bookmarkEnd w:id="103"/>
     <w:bookmarkEnd w:id="104"/>
-    <w:bookmarkEnd w:id="105"/>
     <w:sectPr>
-      <w:pgSz w:w="12240" w:h="15840"/>
-      <w:pgMar w:top="1080" w:right="1080" w:bottom="1080" w:left="1080" w:header="720" w:footer="720" w:gutter="0"/>
-      <w:cols w:num="2" w:space="288"/>
+      <w:pgSz w:w="595.30pt" w:h="841.90pt" w:code="9"/>
+      <w:pgMar w:top="27pt" w:right="44.65pt" w:bottom="72pt" w:left="44.65pt" w:header="36pt" w:footer="36pt" w:gutter="0pt"/>
+      <w:cols w:num="2" w:space="18pt"/>
     </w:sectPr>
   </w:body>
 </w:document>
@@ -14116,7 +14170,1398 @@
 </file>
 
 <file path=word/numbering.xml><?xml version="1.0" encoding="utf-8"?>
-<w:numbering xmlns:w="http://schemas.openxmlformats.org/wordprocessingml/2006/main">
+<w:numbering xmlns:aink="http://schemas.microsoft.com/office/drawing/2016/ink" xmlns:am3d="http://schemas.microsoft.com/office/drawing/2017/model3d" xmlns:cx="http://schemas.microsoft.com/office/drawing/2014/chartex" xmlns:cx1="http://schemas.microsoft.com/office/drawing/2015/9/8/chartex" xmlns:cx2="http://schemas.microsoft.com/office/drawing/2015/10/21/chartex" xmlns:cx3="http://schemas.microsoft.com/office/drawing/2016/5/9/chartex" xmlns:cx4="http://schemas.microsoft.com/office/drawing/2016/5/10/chartex" xmlns:cx5="http://schemas.microsoft.com/office/drawing/2016/5/11/chartex" xmlns:cx6="http://schemas.microsoft.com/office/drawing/2016/5/12/chartex" xmlns:cx7="http://schemas.microsoft.com/office/drawing/2016/5/13/chartex" xmlns:cx8="http://schemas.microsoft.com/office/drawing/2016/5/14/chartex" xmlns:m="http://purl.oclc.org/ooxml/officeDocument/math" xmlns:mc="http://schemas.openxmlformats.org/markup-compatibility/2006" xmlns:o="urn:schemas-microsoft-com:office:office" xmlns:oel="http://schemas.microsoft.com/office/2019/extlst" xmlns:r="http://purl.oclc.org/ooxml/officeDocument/relationships" xmlns:v="urn:schemas-microsoft-com:vml" xmlns:w="http://purl.oclc.org/ooxml/wordprocessingml/main" xmlns:w10="urn:schemas-microsoft-com:office:word" xmlns:w14="http://schemas.microsoft.com/office/word/2010/wordml" xmlns:w15="http://schemas.microsoft.com/office/word/2012/wordml" xmlns:w16="http://schemas.microsoft.com/office/word/2018/wordml" xmlns:w16cex="http://schemas.microsoft.com/office/word/2018/wordml/cex" xmlns:w16cid="http://schemas.microsoft.com/office/word/2016/wordml/cid" xmlns:w16sdtdh="http://schemas.microsoft.com/office/word/2020/wordml/sdtdatahash" xmlns:w16se="http://schemas.microsoft.com/office/word/2015/wordml/symex" xmlns:wne="http://schemas.microsoft.com/office/word/2006/wordml" xmlns:wp="http://purl.oclc.org/ooxml/drawingml/wordprocessingDrawing" xmlns:wp14="http://schemas.microsoft.com/office/word/2010/wordprocessingDrawing" xmlns:wpi="http://schemas.microsoft.com/office/word/2010/wordprocessingInk" mc:Ignorable="w14 w15 w16se w16cid w16 w16cex w16sdtdh wne wp14">
+  <w:abstractNum w:abstractNumId="0" w15:restartNumberingAfterBreak="0">
+    <w:nsid w:val="FFFFFF1D"/>
+    <w:multiLevelType w:val="multilevel"/>
+    <w:tmpl w:val="7A36CE9E"/>
+    <w:lvl w:ilvl="0">
+      <w:start w:val="1"/>
+      <w:numFmt w:val="bullet"/>
+      <w:lvlText w:val=""/>
+      <w:lvlJc w:val="start"/>
+      <w:pPr>
+        <w:tabs>
+          <w:tab w:pos="0pt" w:val="num"/>
+        </w:tabs>
+        <w:ind w:firstLine="0pt" w:start="0pt"/>
+      </w:pPr>
+      <w:rPr>
+        <w:rFonts w:ascii="Symbol" w:hAnsi="Symbol" w:hint="default"/>
+      </w:rPr>
+    </w:lvl>
+    <w:lvl w:ilvl="1">
+      <w:start w:val="1"/>
+      <w:numFmt w:val="bullet"/>
+      <w:lvlText w:val=""/>
+      <w:lvlJc w:val="start"/>
+      <w:pPr>
+        <w:tabs>
+          <w:tab w:pos="36pt" w:val="num"/>
+        </w:tabs>
+        <w:ind w:hanging="18pt" w:start="54pt"/>
+      </w:pPr>
+      <w:rPr>
+        <w:rFonts w:ascii="Symbol" w:hAnsi="Symbol" w:hint="default"/>
+      </w:rPr>
+    </w:lvl>
+    <w:lvl w:ilvl="2">
+      <w:start w:val="1"/>
+      <w:numFmt w:val="bullet"/>
+      <w:lvlText w:val="o"/>
+      <w:lvlJc w:val="start"/>
+      <w:pPr>
+        <w:tabs>
+          <w:tab w:pos="72pt" w:val="num"/>
+        </w:tabs>
+        <w:ind w:hanging="18pt" w:start="90pt"/>
+      </w:pPr>
+      <w:rPr>
+        <w:rFonts w:ascii="Courier New" w:cs="Courier New" w:hAnsi="Courier New" w:hint="default"/>
+      </w:rPr>
+    </w:lvl>
+    <w:lvl w:ilvl="3">
+      <w:start w:val="1"/>
+      <w:numFmt w:val="bullet"/>
+      <w:lvlText w:val=""/>
+      <w:lvlJc w:val="start"/>
+      <w:pPr>
+        <w:tabs>
+          <w:tab w:pos="108pt" w:val="num"/>
+        </w:tabs>
+        <w:ind w:hanging="18pt" w:start="126pt"/>
+      </w:pPr>
+      <w:rPr>
+        <w:rFonts w:ascii="Wingdings" w:hAnsi="Wingdings" w:hint="default"/>
+      </w:rPr>
+    </w:lvl>
+    <w:lvl w:ilvl="4">
+      <w:start w:val="1"/>
+      <w:numFmt w:val="bullet"/>
+      <w:lvlText w:val=""/>
+      <w:lvlJc w:val="start"/>
+      <w:pPr>
+        <w:tabs>
+          <w:tab w:pos="144pt" w:val="num"/>
+        </w:tabs>
+        <w:ind w:hanging="18pt" w:start="162pt"/>
+      </w:pPr>
+      <w:rPr>
+        <w:rFonts w:ascii="Wingdings" w:hAnsi="Wingdings" w:hint="default"/>
+      </w:rPr>
+    </w:lvl>
+    <w:lvl w:ilvl="5">
+      <w:start w:val="1"/>
+      <w:numFmt w:val="bullet"/>
+      <w:lvlText w:val=""/>
+      <w:lvlJc w:val="start"/>
+      <w:pPr>
+        <w:tabs>
+          <w:tab w:pos="180pt" w:val="num"/>
+        </w:tabs>
+        <w:ind w:hanging="18pt" w:start="198pt"/>
+      </w:pPr>
+      <w:rPr>
+        <w:rFonts w:ascii="Symbol" w:hAnsi="Symbol" w:hint="default"/>
+      </w:rPr>
+    </w:lvl>
+    <w:lvl w:ilvl="6">
+      <w:start w:val="1"/>
+      <w:numFmt w:val="bullet"/>
+      <w:lvlText w:val="o"/>
+      <w:lvlJc w:val="start"/>
+      <w:pPr>
+        <w:tabs>
+          <w:tab w:pos="216pt" w:val="num"/>
+        </w:tabs>
+        <w:ind w:hanging="18pt" w:start="234pt"/>
+      </w:pPr>
+      <w:rPr>
+        <w:rFonts w:ascii="Courier New" w:cs="Courier New" w:hAnsi="Courier New" w:hint="default"/>
+      </w:rPr>
+    </w:lvl>
+    <w:lvl w:ilvl="7">
+      <w:start w:val="1"/>
+      <w:numFmt w:val="bullet"/>
+      <w:lvlText w:val=""/>
+      <w:lvlJc w:val="start"/>
+      <w:pPr>
+        <w:tabs>
+          <w:tab w:pos="252pt" w:val="num"/>
+        </w:tabs>
+        <w:ind w:hanging="18pt" w:start="270pt"/>
+      </w:pPr>
+      <w:rPr>
+        <w:rFonts w:ascii="Wingdings" w:hAnsi="Wingdings" w:hint="default"/>
+      </w:rPr>
+    </w:lvl>
+    <w:lvl w:ilvl="8">
+      <w:start w:val="1"/>
+      <w:numFmt w:val="bullet"/>
+      <w:lvlText w:val=""/>
+      <w:lvlJc w:val="start"/>
+      <w:pPr>
+        <w:tabs>
+          <w:tab w:pos="288pt" w:val="num"/>
+        </w:tabs>
+        <w:ind w:hanging="18pt" w:start="306pt"/>
+      </w:pPr>
+      <w:rPr>
+        <w:rFonts w:ascii="Wingdings" w:hAnsi="Wingdings" w:hint="default"/>
+      </w:rPr>
+    </w:lvl>
+  </w:abstractNum>
+  <w:abstractNum w:abstractNumId="1" w15:restartNumberingAfterBreak="0">
+    <w:nsid w:val="FFFFFF7C"/>
+    <w:multiLevelType w:val="singleLevel"/>
+    <w:tmpl w:val="DD629BEE"/>
+    <w:lvl w:ilvl="0">
+      <w:start w:val="1"/>
+      <w:numFmt w:val="decimal"/>
+      <w:lvlText w:val="%1."/>
+      <w:lvlJc w:val="start"/>
+      <w:pPr>
+        <w:tabs>
+          <w:tab w:pos="74.60pt" w:val="num"/>
+        </w:tabs>
+        <w:ind w:hanging="18pt" w:start="74.60pt"/>
+      </w:pPr>
+    </w:lvl>
+  </w:abstractNum>
+  <w:abstractNum w:abstractNumId="2" w15:restartNumberingAfterBreak="0">
+    <w:nsid w:val="FFFFFF7D"/>
+    <w:multiLevelType w:val="singleLevel"/>
+    <w:tmpl w:val="2648E1C4"/>
+    <w:lvl w:ilvl="0">
+      <w:start w:val="1"/>
+      <w:numFmt w:val="decimal"/>
+      <w:lvlText w:val="%1."/>
+      <w:lvlJc w:val="start"/>
+      <w:pPr>
+        <w:tabs>
+          <w:tab w:pos="60.45pt" w:val="num"/>
+        </w:tabs>
+        <w:ind w:hanging="18pt" w:start="60.45pt"/>
+      </w:pPr>
+    </w:lvl>
+  </w:abstractNum>
+  <w:abstractNum w:abstractNumId="3" w15:restartNumberingAfterBreak="0">
+    <w:nsid w:val="FFFFFF7E"/>
+    <w:multiLevelType w:val="singleLevel"/>
+    <w:tmpl w:val="9D38DB54"/>
+    <w:lvl w:ilvl="0">
+      <w:start w:val="1"/>
+      <w:numFmt w:val="decimal"/>
+      <w:lvlText w:val="%1."/>
+      <w:lvlJc w:val="start"/>
+      <w:pPr>
+        <w:tabs>
+          <w:tab w:pos="46.30pt" w:val="num"/>
+        </w:tabs>
+        <w:ind w:hanging="18pt" w:start="46.30pt"/>
+      </w:pPr>
+    </w:lvl>
+  </w:abstractNum>
+  <w:abstractNum w:abstractNumId="4" w15:restartNumberingAfterBreak="0">
+    <w:nsid w:val="FFFFFF7F"/>
+    <w:multiLevelType w:val="singleLevel"/>
+    <w:tmpl w:val="632C24E2"/>
+    <w:lvl w:ilvl="0">
+      <w:start w:val="1"/>
+      <w:numFmt w:val="decimal"/>
+      <w:lvlText w:val="%1."/>
+      <w:lvlJc w:val="start"/>
+      <w:pPr>
+        <w:tabs>
+          <w:tab w:pos="32.15pt" w:val="num"/>
+        </w:tabs>
+        <w:ind w:hanging="18pt" w:start="32.15pt"/>
+      </w:pPr>
+    </w:lvl>
+  </w:abstractNum>
+  <w:abstractNum w:abstractNumId="5" w15:restartNumberingAfterBreak="0">
+    <w:nsid w:val="FFFFFF80"/>
+    <w:multiLevelType w:val="singleLevel"/>
+    <w:tmpl w:val="82268A14"/>
+    <w:lvl w:ilvl="0">
+      <w:start w:val="1"/>
+      <w:numFmt w:val="bullet"/>
+      <w:lvlText w:val=""/>
+      <w:lvlJc w:val="start"/>
+      <w:pPr>
+        <w:tabs>
+          <w:tab w:pos="74.60pt" w:val="num"/>
+        </w:tabs>
+        <w:ind w:hanging="18pt" w:start="74.60pt"/>
+      </w:pPr>
+      <w:rPr>
+        <w:rFonts w:ascii="Symbol" w:hAnsi="Symbol" w:hint="default"/>
+      </w:rPr>
+    </w:lvl>
+  </w:abstractNum>
+  <w:abstractNum w:abstractNumId="6" w15:restartNumberingAfterBreak="0">
+    <w:nsid w:val="FFFFFF81"/>
+    <w:multiLevelType w:val="singleLevel"/>
+    <w:tmpl w:val="8C0E77FE"/>
+    <w:lvl w:ilvl="0">
+      <w:start w:val="1"/>
+      <w:numFmt w:val="bullet"/>
+      <w:lvlText w:val=""/>
+      <w:lvlJc w:val="start"/>
+      <w:pPr>
+        <w:tabs>
+          <w:tab w:pos="60.45pt" w:val="num"/>
+        </w:tabs>
+        <w:ind w:hanging="18pt" w:start="60.45pt"/>
+      </w:pPr>
+      <w:rPr>
+        <w:rFonts w:ascii="Symbol" w:hAnsi="Symbol" w:hint="default"/>
+      </w:rPr>
+    </w:lvl>
+  </w:abstractNum>
+  <w:abstractNum w:abstractNumId="7" w15:restartNumberingAfterBreak="0">
+    <w:nsid w:val="FFFFFF82"/>
+    <w:multiLevelType w:val="singleLevel"/>
+    <w:tmpl w:val="174639B8"/>
+    <w:lvl w:ilvl="0">
+      <w:start w:val="1"/>
+      <w:numFmt w:val="bullet"/>
+      <w:lvlText w:val=""/>
+      <w:lvlJc w:val="start"/>
+      <w:pPr>
+        <w:tabs>
+          <w:tab w:pos="46.30pt" w:val="num"/>
+        </w:tabs>
+        <w:ind w:hanging="18pt" w:start="46.30pt"/>
+      </w:pPr>
+      <w:rPr>
+        <w:rFonts w:ascii="Symbol" w:hAnsi="Symbol" w:hint="default"/>
+      </w:rPr>
+    </w:lvl>
+  </w:abstractNum>
+  <w:abstractNum w:abstractNumId="8" w15:restartNumberingAfterBreak="0">
+    <w:nsid w:val="FFFFFF83"/>
+    <w:multiLevelType w:val="singleLevel"/>
+    <w:tmpl w:val="B1ACC408"/>
+    <w:lvl w:ilvl="0">
+      <w:start w:val="1"/>
+      <w:numFmt w:val="bullet"/>
+      <w:lvlText w:val=""/>
+      <w:lvlJc w:val="start"/>
+      <w:pPr>
+        <w:tabs>
+          <w:tab w:pos="32.15pt" w:val="num"/>
+        </w:tabs>
+        <w:ind w:hanging="18pt" w:start="32.15pt"/>
+      </w:pPr>
+      <w:rPr>
+        <w:rFonts w:ascii="Symbol" w:hAnsi="Symbol" w:hint="default"/>
+      </w:rPr>
+    </w:lvl>
+  </w:abstractNum>
+  <w:abstractNum w:abstractNumId="9" w15:restartNumberingAfterBreak="0">
+    <w:nsid w:val="FFFFFF88"/>
+    <w:multiLevelType w:val="singleLevel"/>
+    <w:tmpl w:val="229E8DFE"/>
+    <w:lvl w:ilvl="0">
+      <w:start w:val="1"/>
+      <w:numFmt w:val="decimal"/>
+      <w:lvlText w:val="%1."/>
+      <w:lvlJc w:val="start"/>
+      <w:pPr>
+        <w:tabs>
+          <w:tab w:pos="18pt" w:val="num"/>
+        </w:tabs>
+        <w:ind w:hanging="18pt" w:start="18pt"/>
+      </w:pPr>
+    </w:lvl>
+  </w:abstractNum>
+  <w:abstractNum w:abstractNumId="10" w15:restartNumberingAfterBreak="0">
+    <w:nsid w:val="FFFFFF89"/>
+    <w:multiLevelType w:val="singleLevel"/>
+    <w:tmpl w:val="EA847AFE"/>
+    <w:lvl w:ilvl="0">
+      <w:start w:val="1"/>
+      <w:numFmt w:val="bullet"/>
+      <w:lvlText w:val=""/>
+      <w:lvlJc w:val="start"/>
+      <w:pPr>
+        <w:tabs>
+          <w:tab w:pos="18pt" w:val="num"/>
+        </w:tabs>
+        <w:ind w:hanging="18pt" w:start="18pt"/>
+      </w:pPr>
+      <w:rPr>
+        <w:rFonts w:ascii="Symbol" w:hAnsi="Symbol" w:hint="default"/>
+      </w:rPr>
+    </w:lvl>
+  </w:abstractNum>
+  <w:abstractNum w:abstractNumId="11" w15:restartNumberingAfterBreak="0">
+    <w:nsid w:val="1E177E97"/>
+    <w:multiLevelType w:val="hybridMultilevel"/>
+    <w:tmpl w:val="A6463BCE"/>
+    <w:lvl w:ilvl="0" w:tplc="04140013">
+      <w:start w:val="1"/>
+      <w:numFmt w:val="upperRoman"/>
+      <w:lvlText w:val="%1."/>
+      <w:lvlJc w:val="end"/>
+      <w:pPr>
+        <w:ind w:hanging="18pt" w:start="46.80pt"/>
+      </w:pPr>
+    </w:lvl>
+    <w:lvl w:ilvl="1" w:tentative="1" w:tplc="04140019">
+      <w:start w:val="1"/>
+      <w:numFmt w:val="lowerLetter"/>
+      <w:lvlText w:val="%2."/>
+      <w:lvlJc w:val="start"/>
+      <w:pPr>
+        <w:ind w:hanging="18pt" w:start="82.80pt"/>
+      </w:pPr>
+    </w:lvl>
+    <w:lvl w:ilvl="2" w:tentative="1" w:tplc="0414001B">
+      <w:start w:val="1"/>
+      <w:numFmt w:val="lowerRoman"/>
+      <w:lvlText w:val="%3."/>
+      <w:lvlJc w:val="end"/>
+      <w:pPr>
+        <w:ind w:hanging="9pt" w:start="118.80pt"/>
+      </w:pPr>
+    </w:lvl>
+    <w:lvl w:ilvl="3" w:tentative="1" w:tplc="0414000F">
+      <w:start w:val="1"/>
+      <w:numFmt w:val="decimal"/>
+      <w:lvlText w:val="%4."/>
+      <w:lvlJc w:val="start"/>
+      <w:pPr>
+        <w:ind w:hanging="18pt" w:start="154.80pt"/>
+      </w:pPr>
+    </w:lvl>
+    <w:lvl w:ilvl="4" w:tentative="1" w:tplc="04140019">
+      <w:start w:val="1"/>
+      <w:numFmt w:val="lowerLetter"/>
+      <w:lvlText w:val="%5."/>
+      <w:lvlJc w:val="start"/>
+      <w:pPr>
+        <w:ind w:hanging="18pt" w:start="190.80pt"/>
+      </w:pPr>
+    </w:lvl>
+    <w:lvl w:ilvl="5" w:tentative="1" w:tplc="0414001B">
+      <w:start w:val="1"/>
+      <w:numFmt w:val="lowerRoman"/>
+      <w:lvlText w:val="%6."/>
+      <w:lvlJc w:val="end"/>
+      <w:pPr>
+        <w:ind w:hanging="9pt" w:start="226.80pt"/>
+      </w:pPr>
+    </w:lvl>
+    <w:lvl w:ilvl="6" w:tentative="1" w:tplc="0414000F">
+      <w:start w:val="1"/>
+      <w:numFmt w:val="decimal"/>
+      <w:lvlText w:val="%7."/>
+      <w:lvlJc w:val="start"/>
+      <w:pPr>
+        <w:ind w:hanging="18pt" w:start="262.80pt"/>
+      </w:pPr>
+    </w:lvl>
+    <w:lvl w:ilvl="7" w:tentative="1" w:tplc="04140019">
+      <w:start w:val="1"/>
+      <w:numFmt w:val="lowerLetter"/>
+      <w:lvlText w:val="%8."/>
+      <w:lvlJc w:val="start"/>
+      <w:pPr>
+        <w:ind w:hanging="18pt" w:start="298.80pt"/>
+      </w:pPr>
+    </w:lvl>
+    <w:lvl w:ilvl="8" w:tentative="1" w:tplc="0414001B">
+      <w:start w:val="1"/>
+      <w:numFmt w:val="lowerRoman"/>
+      <w:lvlText w:val="%9."/>
+      <w:lvlJc w:val="end"/>
+      <w:pPr>
+        <w:ind w:hanging="9pt" w:start="334.80pt"/>
+      </w:pPr>
+    </w:lvl>
+  </w:abstractNum>
+  <w:abstractNum w:abstractNumId="12" w15:restartNumberingAfterBreak="0">
+    <w:nsid w:val="20AF0333"/>
+    <w:multiLevelType w:val="hybridMultilevel"/>
+    <w:tmpl w:val="CB0E7F4E"/>
+    <w:lvl w:ilvl="0" w:tplc="E09099E0">
+      <w:start w:val="1"/>
+      <w:numFmt w:val="lowerLetter"/>
+      <w:lvlText w:val="%1."/>
+      <w:lvlJc w:val="start"/>
+      <w:pPr>
+        <w:tabs>
+          <w:tab w:pos="36pt" w:val="num"/>
+        </w:tabs>
+        <w:ind w:hanging="18pt" w:start="36pt"/>
+      </w:pPr>
+      <w:rPr>
+        <w:rFonts w:cs="Times New Roman" w:hint="default"/>
+        <w:i w:val="0"/>
+        <w:iCs w:val="0"/>
+      </w:rPr>
+    </w:lvl>
+    <w:lvl w:ilvl="1" w:tplc="04090019">
+      <w:start w:val="1"/>
+      <w:numFmt w:val="lowerLetter"/>
+      <w:lvlText w:val="%2."/>
+      <w:lvlJc w:val="start"/>
+      <w:pPr>
+        <w:tabs>
+          <w:tab w:pos="72pt" w:val="num"/>
+        </w:tabs>
+        <w:ind w:hanging="18pt" w:start="72pt"/>
+      </w:pPr>
+      <w:rPr>
+        <w:rFonts w:cs="Times New Roman"/>
+      </w:rPr>
+    </w:lvl>
+    <w:lvl w:ilvl="2" w:tplc="0409001B">
+      <w:start w:val="1"/>
+      <w:numFmt w:val="lowerRoman"/>
+      <w:lvlText w:val="%3."/>
+      <w:lvlJc w:val="end"/>
+      <w:pPr>
+        <w:tabs>
+          <w:tab w:pos="108pt" w:val="num"/>
+        </w:tabs>
+        <w:ind w:hanging="9pt" w:start="108pt"/>
+      </w:pPr>
+      <w:rPr>
+        <w:rFonts w:cs="Times New Roman"/>
+      </w:rPr>
+    </w:lvl>
+    <w:lvl w:ilvl="3" w:tplc="0409000F">
+      <w:start w:val="1"/>
+      <w:numFmt w:val="decimal"/>
+      <w:lvlText w:val="%4."/>
+      <w:lvlJc w:val="start"/>
+      <w:pPr>
+        <w:tabs>
+          <w:tab w:pos="144pt" w:val="num"/>
+        </w:tabs>
+        <w:ind w:hanging="18pt" w:start="144pt"/>
+      </w:pPr>
+      <w:rPr>
+        <w:rFonts w:cs="Times New Roman"/>
+      </w:rPr>
+    </w:lvl>
+    <w:lvl w:ilvl="4" w:tplc="04090019">
+      <w:start w:val="1"/>
+      <w:numFmt w:val="lowerLetter"/>
+      <w:lvlText w:val="%5."/>
+      <w:lvlJc w:val="start"/>
+      <w:pPr>
+        <w:tabs>
+          <w:tab w:pos="180pt" w:val="num"/>
+        </w:tabs>
+        <w:ind w:hanging="18pt" w:start="180pt"/>
+      </w:pPr>
+      <w:rPr>
+        <w:rFonts w:cs="Times New Roman"/>
+      </w:rPr>
+    </w:lvl>
+    <w:lvl w:ilvl="5" w:tplc="0409001B">
+      <w:start w:val="1"/>
+      <w:numFmt w:val="lowerRoman"/>
+      <w:lvlText w:val="%6."/>
+      <w:lvlJc w:val="end"/>
+      <w:pPr>
+        <w:tabs>
+          <w:tab w:pos="216pt" w:val="num"/>
+        </w:tabs>
+        <w:ind w:hanging="9pt" w:start="216pt"/>
+      </w:pPr>
+      <w:rPr>
+        <w:rFonts w:cs="Times New Roman"/>
+      </w:rPr>
+    </w:lvl>
+    <w:lvl w:ilvl="6" w:tplc="0409000F">
+      <w:start w:val="1"/>
+      <w:numFmt w:val="decimal"/>
+      <w:lvlText w:val="%7."/>
+      <w:lvlJc w:val="start"/>
+      <w:pPr>
+        <w:tabs>
+          <w:tab w:pos="252pt" w:val="num"/>
+        </w:tabs>
+        <w:ind w:hanging="18pt" w:start="252pt"/>
+      </w:pPr>
+      <w:rPr>
+        <w:rFonts w:cs="Times New Roman"/>
+      </w:rPr>
+    </w:lvl>
+    <w:lvl w:ilvl="7" w:tplc="04090019">
+      <w:start w:val="1"/>
+      <w:numFmt w:val="lowerLetter"/>
+      <w:lvlText w:val="%8."/>
+      <w:lvlJc w:val="start"/>
+      <w:pPr>
+        <w:tabs>
+          <w:tab w:pos="288pt" w:val="num"/>
+        </w:tabs>
+        <w:ind w:hanging="18pt" w:start="288pt"/>
+      </w:pPr>
+      <w:rPr>
+        <w:rFonts w:cs="Times New Roman"/>
+      </w:rPr>
+    </w:lvl>
+    <w:lvl w:ilvl="8" w:tplc="0409001B">
+      <w:start w:val="1"/>
+      <w:numFmt w:val="lowerRoman"/>
+      <w:lvlText w:val="%9."/>
+      <w:lvlJc w:val="end"/>
+      <w:pPr>
+        <w:tabs>
+          <w:tab w:pos="324pt" w:val="num"/>
+        </w:tabs>
+        <w:ind w:hanging="9pt" w:start="324pt"/>
+      </w:pPr>
+      <w:rPr>
+        <w:rFonts w:cs="Times New Roman"/>
+      </w:rPr>
+    </w:lvl>
+  </w:abstractNum>
+  <w:abstractNum w:abstractNumId="13" w15:restartNumberingAfterBreak="0">
+    <w:nsid w:val="26FE1FCF"/>
+    <w:multiLevelType w:val="hybridMultilevel"/>
+    <w:tmpl w:val="33826962"/>
+    <w:lvl w:ilvl="0" w:tplc="A2947960">
+      <w:start w:val="1"/>
+      <w:numFmt w:val="decimal"/>
+      <w:pStyle w:val="footnote"/>
+      <w:lvlText w:val="%1 "/>
+      <w:lvlJc w:val="start"/>
+      <w:pPr>
+        <w:tabs>
+          <w:tab w:pos="32.40pt" w:val="num"/>
+        </w:tabs>
+        <w:ind w:firstLine="14.40pt"/>
+      </w:pPr>
+      <w:rPr>
+        <w:rFonts w:ascii="Times New Roman" w:cs="Times New Roman" w:hAnsi="Times New Roman" w:hint="default"/>
+        <w:b w:val="0"/>
+        <w:bCs w:val="0"/>
+        <w:i w:val="0"/>
+        <w:iCs w:val="0"/>
+        <w:caps w:val="0"/>
+        <w:strike w:val="0"/>
+        <w:dstrike w:val="0"/>
+        <w:vanish w:val="0"/>
+        <w:color w:val="000000"/>
+        <w:sz w:val="16"/>
+        <w:szCs w:val="16"/>
+        <w:vertAlign w:val="superscript"/>
+        <w14:shadow w14:algn="none" w14:blurRad="0" w14:dir="0" w14:dist="0" w14:kx="0" w14:ky="0" w14:sx="0" w14:sy="0">
+          <w14:srgbClr w14:val="000000"/>
+        </w14:shadow>
+        <w14:textOutline w14:algn="ctr" w14:cap="rnd" w14:cmpd="sng" w14:w="0">
+          <w14:noFill/>
+          <w14:prstDash w14:val="solid"/>
+          <w14:bevel/>
+        </w14:textOutline>
+      </w:rPr>
+    </w:lvl>
+    <w:lvl w:ilvl="1" w:tplc="04090019">
+      <w:start w:val="1"/>
+      <w:numFmt w:val="lowerLetter"/>
+      <w:lvlText w:val="%2."/>
+      <w:lvlJc w:val="start"/>
+      <w:pPr>
+        <w:tabs>
+          <w:tab w:pos="72pt" w:val="num"/>
+        </w:tabs>
+        <w:ind w:hanging="18pt" w:start="72pt"/>
+      </w:pPr>
+      <w:rPr>
+        <w:rFonts w:cs="Times New Roman"/>
+      </w:rPr>
+    </w:lvl>
+    <w:lvl w:ilvl="2" w:tplc="0409001B">
+      <w:start w:val="1"/>
+      <w:numFmt w:val="lowerRoman"/>
+      <w:lvlText w:val="%3."/>
+      <w:lvlJc w:val="end"/>
+      <w:pPr>
+        <w:tabs>
+          <w:tab w:pos="108pt" w:val="num"/>
+        </w:tabs>
+        <w:ind w:hanging="9pt" w:start="108pt"/>
+      </w:pPr>
+      <w:rPr>
+        <w:rFonts w:cs="Times New Roman"/>
+      </w:rPr>
+    </w:lvl>
+    <w:lvl w:ilvl="3" w:tplc="0409000F">
+      <w:start w:val="1"/>
+      <w:numFmt w:val="decimal"/>
+      <w:lvlText w:val="%4."/>
+      <w:lvlJc w:val="start"/>
+      <w:pPr>
+        <w:tabs>
+          <w:tab w:pos="144pt" w:val="num"/>
+        </w:tabs>
+        <w:ind w:hanging="18pt" w:start="144pt"/>
+      </w:pPr>
+      <w:rPr>
+        <w:rFonts w:cs="Times New Roman"/>
+      </w:rPr>
+    </w:lvl>
+    <w:lvl w:ilvl="4" w:tplc="04090019">
+      <w:start w:val="1"/>
+      <w:numFmt w:val="lowerLetter"/>
+      <w:lvlText w:val="%5."/>
+      <w:lvlJc w:val="start"/>
+      <w:pPr>
+        <w:tabs>
+          <w:tab w:pos="180pt" w:val="num"/>
+        </w:tabs>
+        <w:ind w:hanging="18pt" w:start="180pt"/>
+      </w:pPr>
+      <w:rPr>
+        <w:rFonts w:cs="Times New Roman"/>
+      </w:rPr>
+    </w:lvl>
+    <w:lvl w:ilvl="5" w:tplc="0409001B">
+      <w:start w:val="1"/>
+      <w:numFmt w:val="lowerRoman"/>
+      <w:lvlText w:val="%6."/>
+      <w:lvlJc w:val="end"/>
+      <w:pPr>
+        <w:tabs>
+          <w:tab w:pos="216pt" w:val="num"/>
+        </w:tabs>
+        <w:ind w:hanging="9pt" w:start="216pt"/>
+      </w:pPr>
+      <w:rPr>
+        <w:rFonts w:cs="Times New Roman"/>
+      </w:rPr>
+    </w:lvl>
+    <w:lvl w:ilvl="6" w:tplc="0409000F">
+      <w:start w:val="1"/>
+      <w:numFmt w:val="decimal"/>
+      <w:lvlText w:val="%7."/>
+      <w:lvlJc w:val="start"/>
+      <w:pPr>
+        <w:tabs>
+          <w:tab w:pos="252pt" w:val="num"/>
+        </w:tabs>
+        <w:ind w:hanging="18pt" w:start="252pt"/>
+      </w:pPr>
+      <w:rPr>
+        <w:rFonts w:cs="Times New Roman"/>
+      </w:rPr>
+    </w:lvl>
+    <w:lvl w:ilvl="7" w:tplc="04090019">
+      <w:start w:val="1"/>
+      <w:numFmt w:val="lowerLetter"/>
+      <w:lvlText w:val="%8."/>
+      <w:lvlJc w:val="start"/>
+      <w:pPr>
+        <w:tabs>
+          <w:tab w:pos="288pt" w:val="num"/>
+        </w:tabs>
+        <w:ind w:hanging="18pt" w:start="288pt"/>
+      </w:pPr>
+      <w:rPr>
+        <w:rFonts w:cs="Times New Roman"/>
+      </w:rPr>
+    </w:lvl>
+    <w:lvl w:ilvl="8" w:tplc="0409001B">
+      <w:start w:val="1"/>
+      <w:numFmt w:val="lowerRoman"/>
+      <w:lvlText w:val="%9."/>
+      <w:lvlJc w:val="end"/>
+      <w:pPr>
+        <w:tabs>
+          <w:tab w:pos="324pt" w:val="num"/>
+        </w:tabs>
+        <w:ind w:hanging="9pt" w:start="324pt"/>
+      </w:pPr>
+      <w:rPr>
+        <w:rFonts w:cs="Times New Roman"/>
+      </w:rPr>
+    </w:lvl>
+  </w:abstractNum>
+  <w:abstractNum w:abstractNumId="14" w15:restartNumberingAfterBreak="0">
+    <w:nsid w:val="37660336"/>
+    <w:multiLevelType w:val="hybridMultilevel"/>
+    <w:tmpl w:val="754EAC84"/>
+    <w:lvl w:ilvl="0" w:tplc="C46877EA">
+      <w:start w:val="1"/>
+      <w:numFmt w:val="bullet"/>
+      <w:pStyle w:val="bulletlist"/>
+      <w:lvlText w:val=""/>
+      <w:lvlJc w:val="start"/>
+      <w:pPr>
+        <w:tabs>
+          <w:tab w:pos="32.40pt" w:val="num"/>
+        </w:tabs>
+        <w:ind w:hanging="18pt" w:start="32.40pt"/>
+      </w:pPr>
+      <w:rPr>
+        <w:rFonts w:ascii="Symbol" w:hAnsi="Symbol" w:hint="default"/>
+      </w:rPr>
+    </w:lvl>
+    <w:lvl w:ilvl="1" w:tplc="04090003">
+      <w:start w:val="1"/>
+      <w:numFmt w:val="bullet"/>
+      <w:lvlText w:val="o"/>
+      <w:lvlJc w:val="start"/>
+      <w:pPr>
+        <w:tabs>
+          <w:tab w:pos="72pt" w:val="num"/>
+        </w:tabs>
+        <w:ind w:hanging="18pt" w:start="72pt"/>
+      </w:pPr>
+      <w:rPr>
+        <w:rFonts w:ascii="Courier New" w:hAnsi="Courier New" w:hint="default"/>
+      </w:rPr>
+    </w:lvl>
+    <w:lvl w:ilvl="2" w:tplc="04090005">
+      <w:start w:val="1"/>
+      <w:numFmt w:val="bullet"/>
+      <w:lvlText w:val=""/>
+      <w:lvlJc w:val="start"/>
+      <w:pPr>
+        <w:tabs>
+          <w:tab w:pos="108pt" w:val="num"/>
+        </w:tabs>
+        <w:ind w:hanging="18pt" w:start="108pt"/>
+      </w:pPr>
+      <w:rPr>
+        <w:rFonts w:ascii="Wingdings" w:hAnsi="Wingdings" w:hint="default"/>
+      </w:rPr>
+    </w:lvl>
+    <w:lvl w:ilvl="3" w:tplc="04090001">
+      <w:start w:val="1"/>
+      <w:numFmt w:val="bullet"/>
+      <w:lvlText w:val=""/>
+      <w:lvlJc w:val="start"/>
+      <w:pPr>
+        <w:tabs>
+          <w:tab w:pos="144pt" w:val="num"/>
+        </w:tabs>
+        <w:ind w:hanging="18pt" w:start="144pt"/>
+      </w:pPr>
+      <w:rPr>
+        <w:rFonts w:ascii="Symbol" w:hAnsi="Symbol" w:hint="default"/>
+      </w:rPr>
+    </w:lvl>
+    <w:lvl w:ilvl="4" w:tplc="04090003">
+      <w:start w:val="1"/>
+      <w:numFmt w:val="bullet"/>
+      <w:lvlText w:val="o"/>
+      <w:lvlJc w:val="start"/>
+      <w:pPr>
+        <w:tabs>
+          <w:tab w:pos="180pt" w:val="num"/>
+        </w:tabs>
+        <w:ind w:hanging="18pt" w:start="180pt"/>
+      </w:pPr>
+      <w:rPr>
+        <w:rFonts w:ascii="Courier New" w:hAnsi="Courier New" w:hint="default"/>
+      </w:rPr>
+    </w:lvl>
+    <w:lvl w:ilvl="5" w:tplc="04090005">
+      <w:start w:val="1"/>
+      <w:numFmt w:val="bullet"/>
+      <w:lvlText w:val=""/>
+      <w:lvlJc w:val="start"/>
+      <w:pPr>
+        <w:tabs>
+          <w:tab w:pos="216pt" w:val="num"/>
+        </w:tabs>
+        <w:ind w:hanging="18pt" w:start="216pt"/>
+      </w:pPr>
+      <w:rPr>
+        <w:rFonts w:ascii="Wingdings" w:hAnsi="Wingdings" w:hint="default"/>
+      </w:rPr>
+    </w:lvl>
+    <w:lvl w:ilvl="6" w:tplc="04090001">
+      <w:start w:val="1"/>
+      <w:numFmt w:val="bullet"/>
+      <w:lvlText w:val=""/>
+      <w:lvlJc w:val="start"/>
+      <w:pPr>
+        <w:tabs>
+          <w:tab w:pos="252pt" w:val="num"/>
+        </w:tabs>
+        <w:ind w:hanging="18pt" w:start="252pt"/>
+      </w:pPr>
+      <w:rPr>
+        <w:rFonts w:ascii="Symbol" w:hAnsi="Symbol" w:hint="default"/>
+      </w:rPr>
+    </w:lvl>
+    <w:lvl w:ilvl="7" w:tplc="04090003">
+      <w:start w:val="1"/>
+      <w:numFmt w:val="bullet"/>
+      <w:lvlText w:val="o"/>
+      <w:lvlJc w:val="start"/>
+      <w:pPr>
+        <w:tabs>
+          <w:tab w:pos="288pt" w:val="num"/>
+        </w:tabs>
+        <w:ind w:hanging="18pt" w:start="288pt"/>
+      </w:pPr>
+      <w:rPr>
+        <w:rFonts w:ascii="Courier New" w:hAnsi="Courier New" w:hint="default"/>
+      </w:rPr>
+    </w:lvl>
+    <w:lvl w:ilvl="8" w:tplc="04090005">
+      <w:start w:val="1"/>
+      <w:numFmt w:val="bullet"/>
+      <w:lvlText w:val=""/>
+      <w:lvlJc w:val="start"/>
+      <w:pPr>
+        <w:tabs>
+          <w:tab w:pos="324pt" w:val="num"/>
+        </w:tabs>
+        <w:ind w:hanging="18pt" w:start="324pt"/>
+      </w:pPr>
+      <w:rPr>
+        <w:rFonts w:ascii="Wingdings" w:hAnsi="Wingdings" w:hint="default"/>
+      </w:rPr>
+    </w:lvl>
+  </w:abstractNum>
+  <w:abstractNum w:abstractNumId="15" w15:restartNumberingAfterBreak="0">
+    <w:nsid w:val="39E54FC6"/>
+    <w:multiLevelType w:val="singleLevel"/>
+    <w:tmpl w:val="5B7288D4"/>
+    <w:lvl w:ilvl="0">
+      <w:start w:val="14"/>
+      <w:numFmt w:val="decimal"/>
+      <w:lvlText w:val="%1"/>
+      <w:lvlJc w:val="start"/>
+      <w:pPr>
+        <w:tabs>
+          <w:tab w:pos="36pt" w:val="num"/>
+        </w:tabs>
+        <w:ind w:hanging="18pt" w:start="36pt"/>
+      </w:pPr>
+      <w:rPr>
+        <w:rFonts w:cs="Times New Roman" w:hint="default"/>
+      </w:rPr>
+    </w:lvl>
+  </w:abstractNum>
+  <w:abstractNum w:abstractNumId="16" w15:restartNumberingAfterBreak="0">
+    <w:nsid w:val="4189603E"/>
+    <w:multiLevelType w:val="multilevel"/>
+    <w:tmpl w:val="0AB06E12"/>
+    <w:lvl w:ilvl="0">
+      <w:start w:val="1"/>
+      <w:numFmt w:val="upperRoman"/>
+      <w:pStyle w:val="Heading1"/>
+      <w:lvlText w:val="%1."/>
+      <w:lvlJc w:val="center"/>
+      <w:pPr>
+        <w:tabs>
+          <w:tab w:pos="28.80pt" w:val="num"/>
+        </w:tabs>
+        <w:ind w:firstLine="10.80pt"/>
+      </w:pPr>
+      <w:rPr>
+        <w:rFonts w:ascii="Times New Roman" w:cs="Times New Roman" w:hAnsi="Times New Roman" w:hint="default"/>
+        <w:caps w:val="0"/>
+        <w:strike w:val="0"/>
+        <w:dstrike w:val="0"/>
+        <w:vanish w:val="0"/>
+        <w:color w:val="auto"/>
+        <w:sz w:val="20"/>
+        <w:szCs w:val="20"/>
+        <w:vertAlign w:val="baseline"/>
+        <w14:shadow w14:algn="none" w14:blurRad="0" w14:dir="0" w14:dist="0" w14:kx="0" w14:ky="0" w14:sx="0" w14:sy="0">
+          <w14:srgbClr w14:val="000000"/>
+        </w14:shadow>
+        <w14:textOutline w14:algn="ctr" w14:cap="rnd" w14:cmpd="sng" w14:w="0">
+          <w14:noFill/>
+          <w14:prstDash w14:val="solid"/>
+          <w14:bevel/>
+        </w14:textOutline>
+      </w:rPr>
+    </w:lvl>
+    <w:lvl w:ilvl="1">
+      <w:start w:val="1"/>
+      <w:numFmt w:val="upperLetter"/>
+      <w:pStyle w:val="Heading2"/>
+      <w:lvlText w:val="%2."/>
+      <w:lvlJc w:val="start"/>
+      <w:pPr>
+        <w:tabs>
+          <w:tab w:pos="18pt" w:val="num"/>
+        </w:tabs>
+        <w:ind w:hanging="14.40pt" w:start="14.40pt"/>
+      </w:pPr>
+      <w:rPr>
+        <w:rFonts w:ascii="Times New Roman" w:cs="Times New Roman" w:hAnsi="Times New Roman" w:hint="default"/>
+        <w:b w:val="0"/>
+        <w:bCs w:val="0"/>
+        <w:i/>
+        <w:iCs/>
+        <w:caps w:val="0"/>
+        <w:strike w:val="0"/>
+        <w:dstrike w:val="0"/>
+        <w:vanish w:val="0"/>
+        <w:color w:val="auto"/>
+        <w:sz w:val="20"/>
+        <w:szCs w:val="20"/>
+        <w:vertAlign w:val="baseline"/>
+        <w14:shadow w14:algn="none" w14:blurRad="0" w14:dir="0" w14:dist="0" w14:kx="0" w14:ky="0" w14:sx="0" w14:sy="0">
+          <w14:srgbClr w14:val="000000"/>
+        </w14:shadow>
+        <w14:textOutline w14:algn="ctr" w14:cap="rnd" w14:cmpd="sng" w14:w="0">
+          <w14:noFill/>
+          <w14:prstDash w14:val="solid"/>
+          <w14:bevel/>
+        </w14:textOutline>
+      </w:rPr>
+    </w:lvl>
+    <w:lvl w:ilvl="2">
+      <w:start w:val="1"/>
+      <w:numFmt w:val="decimal"/>
+      <w:pStyle w:val="Heading3"/>
+      <w:lvlText w:val="%3)"/>
+      <w:lvlJc w:val="start"/>
+      <w:pPr>
+        <w:tabs>
+          <w:tab w:pos="27pt" w:val="num"/>
+        </w:tabs>
+        <w:ind w:firstLine="9pt"/>
+      </w:pPr>
+      <w:rPr>
+        <w:rFonts w:ascii="Times New Roman" w:cs="Times New Roman" w:hAnsi="Times New Roman" w:hint="default"/>
+        <w:b w:val="0"/>
+        <w:bCs w:val="0"/>
+        <w:i/>
+        <w:iCs/>
+        <w:caps w:val="0"/>
+        <w:strike w:val="0"/>
+        <w:dstrike w:val="0"/>
+        <w:vanish w:val="0"/>
+        <w:color w:val="auto"/>
+        <w:sz w:val="20"/>
+        <w:szCs w:val="20"/>
+        <w:vertAlign w:val="baseline"/>
+        <w14:shadow w14:algn="none" w14:blurRad="0" w14:dir="0" w14:dist="0" w14:kx="0" w14:ky="0" w14:sx="0" w14:sy="0">
+          <w14:srgbClr w14:val="000000"/>
+        </w14:shadow>
+        <w14:textOutline w14:algn="ctr" w14:cap="rnd" w14:cmpd="sng" w14:w="0">
+          <w14:noFill/>
+          <w14:prstDash w14:val="solid"/>
+          <w14:bevel/>
+        </w14:textOutline>
+      </w:rPr>
+    </w:lvl>
+    <w:lvl w:ilvl="3">
+      <w:start w:val="1"/>
+      <w:numFmt w:val="lowerLetter"/>
+      <w:pStyle w:val="Heading4"/>
+      <w:lvlText w:val="%4)"/>
+      <w:lvlJc w:val="start"/>
+      <w:pPr>
+        <w:tabs>
+          <w:tab w:pos="31.50pt" w:val="num"/>
+        </w:tabs>
+        <w:ind w:firstLine="18pt"/>
+      </w:pPr>
+      <w:rPr>
+        <w:rFonts w:ascii="Times New Roman" w:cs="Times New Roman" w:hAnsi="Times New Roman" w:hint="default"/>
+        <w:b w:val="0"/>
+        <w:bCs w:val="0"/>
+        <w:i/>
+        <w:iCs/>
+        <w:sz w:val="20"/>
+        <w:szCs w:val="20"/>
+      </w:rPr>
+    </w:lvl>
+    <w:lvl w:ilvl="4">
+      <w:start w:val="1"/>
+      <w:numFmt w:val="none"/>
+      <w:lvlRestart w:val="0"/>
+      <w:lvlText w:val=""/>
+      <w:lvlJc w:val="start"/>
+      <w:pPr>
+        <w:tabs>
+          <w:tab w:pos="162pt" w:val="num"/>
+        </w:tabs>
+        <w:ind w:start="144pt"/>
+      </w:pPr>
+      <w:rPr>
+        <w:rFonts w:cs="Times New Roman" w:hint="default"/>
+      </w:rPr>
+    </w:lvl>
+    <w:lvl w:ilvl="5">
+      <w:start w:val="1"/>
+      <w:numFmt w:val="lowerLetter"/>
+      <w:lvlText w:val="(%6)"/>
+      <w:lvlJc w:val="start"/>
+      <w:pPr>
+        <w:tabs>
+          <w:tab w:pos="198pt" w:val="num"/>
+        </w:tabs>
+        <w:ind w:start="180pt"/>
+      </w:pPr>
+      <w:rPr>
+        <w:rFonts w:cs="Times New Roman" w:hint="default"/>
+      </w:rPr>
+    </w:lvl>
+    <w:lvl w:ilvl="6">
+      <w:start w:val="1"/>
+      <w:numFmt w:val="lowerRoman"/>
+      <w:lvlText w:val="(%7)"/>
+      <w:lvlJc w:val="start"/>
+      <w:pPr>
+        <w:tabs>
+          <w:tab w:pos="234pt" w:val="num"/>
+        </w:tabs>
+        <w:ind w:start="216pt"/>
+      </w:pPr>
+      <w:rPr>
+        <w:rFonts w:cs="Times New Roman" w:hint="default"/>
+      </w:rPr>
+    </w:lvl>
+    <w:lvl w:ilvl="7">
+      <w:start w:val="1"/>
+      <w:numFmt w:val="lowerLetter"/>
+      <w:lvlText w:val="(%8)"/>
+      <w:lvlJc w:val="start"/>
+      <w:pPr>
+        <w:tabs>
+          <w:tab w:pos="270pt" w:val="num"/>
+        </w:tabs>
+        <w:ind w:start="252pt"/>
+      </w:pPr>
+      <w:rPr>
+        <w:rFonts w:cs="Times New Roman" w:hint="default"/>
+      </w:rPr>
+    </w:lvl>
+    <w:lvl w:ilvl="8">
+      <w:start w:val="1"/>
+      <w:numFmt w:val="lowerRoman"/>
+      <w:lvlText w:val="(%9)"/>
+      <w:lvlJc w:val="start"/>
+      <w:pPr>
+        <w:tabs>
+          <w:tab w:pos="306pt" w:val="num"/>
+        </w:tabs>
+        <w:ind w:start="288pt"/>
+      </w:pPr>
+      <w:rPr>
+        <w:rFonts w:cs="Times New Roman" w:hint="default"/>
+      </w:rPr>
+    </w:lvl>
+  </w:abstractNum>
+  <w:abstractNum w:abstractNumId="17" w15:restartNumberingAfterBreak="0">
+    <w:nsid w:val="493C3F76"/>
+    <w:multiLevelType w:val="hybridMultilevel"/>
+    <w:tmpl w:val="9A9E418C"/>
+    <w:lvl w:ilvl="0" w:tplc="2C18EFA4">
+      <w:start w:val="1"/>
+      <w:numFmt w:val="lowerLetter"/>
+      <w:pStyle w:val="tablefootnote"/>
+      <w:lvlText w:val="%1."/>
+      <w:lvlJc w:val="end"/>
+      <w:pPr>
+        <w:ind w:hanging="18pt" w:start="20.90pt"/>
+      </w:pPr>
+      <w:rPr>
+        <w:rFonts w:ascii="Times New Roman" w:hAnsi="Times New Roman" w:hint="default"/>
+        <w:b w:val="0"/>
+        <w:i w:val="0"/>
+        <w:caps w:val="0"/>
+        <w:strike w:val="0"/>
+        <w:dstrike w:val="0"/>
+        <w:vanish w:val="0"/>
+        <w:color w:val="auto"/>
+        <w:spacing w:val="0"/>
+        <w:w w:val="100%"/>
+        <w:kern w:val="0"/>
+        <w:position w:val="0"/>
+        <w:sz w:val="16"/>
+        <w:vertAlign w:val="superscript"/>
+        <w14:shadow w14:algn="none" w14:blurRad="0" w14:dir="0" w14:dist="0" w14:kx="0" w14:ky="0" w14:sx="0" w14:sy="0">
+          <w14:srgbClr w14:val="000000"/>
+        </w14:shadow>
+        <w14:textOutline w14:algn="ctr" w14:cap="rnd" w14:cmpd="sng" w14:w="0">
+          <w14:noFill/>
+          <w14:prstDash w14:val="solid"/>
+          <w14:bevel/>
+        </w14:textOutline>
+      </w:rPr>
+    </w:lvl>
+    <w:lvl w:ilvl="1" w:tentative="1" w:tplc="04090019">
+      <w:start w:val="1"/>
+      <w:numFmt w:val="lowerLetter"/>
+      <w:lvlText w:val="%2."/>
+      <w:lvlJc w:val="start"/>
+      <w:pPr>
+        <w:ind w:hanging="18pt" w:start="72pt"/>
+      </w:pPr>
+    </w:lvl>
+    <w:lvl w:ilvl="2" w:tentative="1" w:tplc="0409001B">
+      <w:start w:val="1"/>
+      <w:numFmt w:val="lowerRoman"/>
+      <w:lvlText w:val="%3."/>
+      <w:lvlJc w:val="end"/>
+      <w:pPr>
+        <w:ind w:hanging="9pt" w:start="108pt"/>
+      </w:pPr>
+    </w:lvl>
+    <w:lvl w:ilvl="3" w:tentative="1" w:tplc="0409000F">
+      <w:start w:val="1"/>
+      <w:numFmt w:val="decimal"/>
+      <w:lvlText w:val="%4."/>
+      <w:lvlJc w:val="start"/>
+      <w:pPr>
+        <w:ind w:hanging="18pt" w:start="144pt"/>
+      </w:pPr>
+    </w:lvl>
+    <w:lvl w:ilvl="4" w:tentative="1" w:tplc="04090019">
+      <w:start w:val="1"/>
+      <w:numFmt w:val="lowerLetter"/>
+      <w:lvlText w:val="%5."/>
+      <w:lvlJc w:val="start"/>
+      <w:pPr>
+        <w:ind w:hanging="18pt" w:start="180pt"/>
+      </w:pPr>
+    </w:lvl>
+    <w:lvl w:ilvl="5" w:tentative="1" w:tplc="0409001B">
+      <w:start w:val="1"/>
+      <w:numFmt w:val="lowerRoman"/>
+      <w:lvlText w:val="%6."/>
+      <w:lvlJc w:val="end"/>
+      <w:pPr>
+        <w:ind w:hanging="9pt" w:start="216pt"/>
+      </w:pPr>
+    </w:lvl>
+    <w:lvl w:ilvl="6" w:tentative="1" w:tplc="0409000F">
+      <w:start w:val="1"/>
+      <w:numFmt w:val="decimal"/>
+      <w:lvlText w:val="%7."/>
+      <w:lvlJc w:val="start"/>
+      <w:pPr>
+        <w:ind w:hanging="18pt" w:start="252pt"/>
+      </w:pPr>
+    </w:lvl>
+    <w:lvl w:ilvl="7" w:tentative="1" w:tplc="04090019">
+      <w:start w:val="1"/>
+      <w:numFmt w:val="lowerLetter"/>
+      <w:lvlText w:val="%8."/>
+      <w:lvlJc w:val="start"/>
+      <w:pPr>
+        <w:ind w:hanging="18pt" w:start="288pt"/>
+      </w:pPr>
+    </w:lvl>
+    <w:lvl w:ilvl="8" w:tentative="1" w:tplc="0409001B">
+      <w:start w:val="1"/>
+      <w:numFmt w:val="lowerRoman"/>
+      <w:lvlText w:val="%9."/>
+      <w:lvlJc w:val="end"/>
+      <w:pPr>
+        <w:ind w:hanging="9pt" w:start="324pt"/>
+      </w:pPr>
+    </w:lvl>
+  </w:abstractNum>
+  <w:abstractNum w:abstractNumId="18" w15:restartNumberingAfterBreak="0">
+    <w:nsid w:val="52CA544A"/>
+    <w:multiLevelType w:val="singleLevel"/>
+    <w:tmpl w:val="AED6D67E"/>
+    <w:lvl w:ilvl="0">
+      <w:start w:val="1"/>
+      <w:numFmt w:val="decimal"/>
+      <w:pStyle w:val="references"/>
+      <w:lvlText w:val="[%1]"/>
+      <w:lvlJc w:val="start"/>
+      <w:pPr>
+        <w:tabs>
+          <w:tab w:pos="18pt" w:val="num"/>
+        </w:tabs>
+        <w:ind w:hanging="18pt" w:start="18pt"/>
+      </w:pPr>
+      <w:rPr>
+        <w:rFonts w:ascii="Times New Roman" w:cs="Times New Roman" w:hAnsi="Times New Roman" w:hint="default"/>
+        <w:b w:val="0"/>
+        <w:bCs w:val="0"/>
+        <w:i w:val="0"/>
+        <w:iCs w:val="0"/>
+        <w:sz w:val="16"/>
+        <w:szCs w:val="16"/>
+      </w:rPr>
+    </w:lvl>
+  </w:abstractNum>
+  <w:abstractNum w:abstractNumId="19" w15:restartNumberingAfterBreak="0">
+    <w:nsid w:val="6C402C58"/>
+    <w:multiLevelType w:val="hybridMultilevel"/>
+    <w:tmpl w:val="9A1CA078"/>
+    <w:lvl w:ilvl="0" w:tplc="C8D6570A">
+      <w:start w:val="1"/>
+      <w:numFmt w:val="decimal"/>
+      <w:pStyle w:val="figurecaption"/>
+      <w:lvlText w:val="Fig. %1."/>
+      <w:lvlJc w:val="start"/>
+      <w:pPr>
+        <w:ind w:hanging="18pt" w:start="18pt"/>
+      </w:pPr>
+      <w:rPr>
+        <w:rFonts w:ascii="Times New Roman" w:cs="Times New Roman" w:hAnsi="Times New Roman" w:hint="default"/>
+        <w:b w:val="0"/>
+        <w:bCs w:val="0"/>
+        <w:i w:val="0"/>
+        <w:iCs w:val="0"/>
+        <w:color w:val="auto"/>
+        <w:sz w:val="16"/>
+        <w:szCs w:val="16"/>
+      </w:rPr>
+    </w:lvl>
+    <w:lvl w:ilvl="1" w:tplc="04090019">
+      <w:start w:val="1"/>
+      <w:numFmt w:val="lowerLetter"/>
+      <w:lvlText w:val="%2."/>
+      <w:lvlJc w:val="start"/>
+      <w:pPr>
+        <w:tabs>
+          <w:tab w:pos="72pt" w:val="num"/>
+        </w:tabs>
+        <w:ind w:hanging="18pt" w:start="72pt"/>
+      </w:pPr>
+      <w:rPr>
+        <w:rFonts w:cs="Times New Roman"/>
+      </w:rPr>
+    </w:lvl>
+    <w:lvl w:ilvl="2" w:tplc="0409001B">
+      <w:start w:val="1"/>
+      <w:numFmt w:val="lowerRoman"/>
+      <w:lvlText w:val="%3."/>
+      <w:lvlJc w:val="end"/>
+      <w:pPr>
+        <w:tabs>
+          <w:tab w:pos="108pt" w:val="num"/>
+        </w:tabs>
+        <w:ind w:hanging="9pt" w:start="108pt"/>
+      </w:pPr>
+      <w:rPr>
+        <w:rFonts w:cs="Times New Roman"/>
+      </w:rPr>
+    </w:lvl>
+    <w:lvl w:ilvl="3" w:tplc="0409000F">
+      <w:start w:val="1"/>
+      <w:numFmt w:val="decimal"/>
+      <w:lvlText w:val="%4."/>
+      <w:lvlJc w:val="start"/>
+      <w:pPr>
+        <w:tabs>
+          <w:tab w:pos="144pt" w:val="num"/>
+        </w:tabs>
+        <w:ind w:hanging="18pt" w:start="144pt"/>
+      </w:pPr>
+      <w:rPr>
+        <w:rFonts w:cs="Times New Roman"/>
+      </w:rPr>
+    </w:lvl>
+    <w:lvl w:ilvl="4" w:tplc="04090019">
+      <w:start w:val="1"/>
+      <w:numFmt w:val="lowerLetter"/>
+      <w:lvlText w:val="%5."/>
+      <w:lvlJc w:val="start"/>
+      <w:pPr>
+        <w:tabs>
+          <w:tab w:pos="180pt" w:val="num"/>
+        </w:tabs>
+        <w:ind w:hanging="18pt" w:start="180pt"/>
+      </w:pPr>
+      <w:rPr>
+        <w:rFonts w:cs="Times New Roman"/>
+      </w:rPr>
+    </w:lvl>
+    <w:lvl w:ilvl="5" w:tplc="0409001B">
+      <w:start w:val="1"/>
+      <w:numFmt w:val="lowerRoman"/>
+      <w:lvlText w:val="%6."/>
+      <w:lvlJc w:val="end"/>
+      <w:pPr>
+        <w:tabs>
+          <w:tab w:pos="216pt" w:val="num"/>
+        </w:tabs>
+        <w:ind w:hanging="9pt" w:start="216pt"/>
+      </w:pPr>
+      <w:rPr>
+        <w:rFonts w:cs="Times New Roman"/>
+      </w:rPr>
+    </w:lvl>
+    <w:lvl w:ilvl="6" w:tplc="0409000F">
+      <w:start w:val="1"/>
+      <w:numFmt w:val="decimal"/>
+      <w:lvlText w:val="%7."/>
+      <w:lvlJc w:val="start"/>
+      <w:pPr>
+        <w:tabs>
+          <w:tab w:pos="252pt" w:val="num"/>
+        </w:tabs>
+        <w:ind w:hanging="18pt" w:start="252pt"/>
+      </w:pPr>
+      <w:rPr>
+        <w:rFonts w:cs="Times New Roman"/>
+      </w:rPr>
+    </w:lvl>
+    <w:lvl w:ilvl="7" w:tplc="04090019">
+      <w:start w:val="1"/>
+      <w:numFmt w:val="lowerLetter"/>
+      <w:lvlText w:val="%8."/>
+      <w:lvlJc w:val="start"/>
+      <w:pPr>
+        <w:tabs>
+          <w:tab w:pos="288pt" w:val="num"/>
+        </w:tabs>
+        <w:ind w:hanging="18pt" w:start="288pt"/>
+      </w:pPr>
+      <w:rPr>
+        <w:rFonts w:cs="Times New Roman"/>
+      </w:rPr>
+    </w:lvl>
+    <w:lvl w:ilvl="8" w:tplc="0409001B">
+      <w:start w:val="1"/>
+      <w:numFmt w:val="lowerRoman"/>
+      <w:lvlText w:val="%9."/>
+      <w:lvlJc w:val="end"/>
+      <w:pPr>
+        <w:tabs>
+          <w:tab w:pos="324pt" w:val="num"/>
+        </w:tabs>
+        <w:ind w:hanging="9pt" w:start="324pt"/>
+      </w:pPr>
+      <w:rPr>
+        <w:rFonts w:cs="Times New Roman"/>
+      </w:rPr>
+    </w:lvl>
+  </w:abstractNum>
+  <w:abstractNum w:abstractNumId="20" w15:restartNumberingAfterBreak="0">
+    <w:nsid w:val="6CD32DA8"/>
+    <w:multiLevelType w:val="singleLevel"/>
+    <w:tmpl w:val="166470C2"/>
+    <w:lvl w:ilvl="0">
+      <w:start w:val="1"/>
+      <w:numFmt w:val="upperRoman"/>
+      <w:pStyle w:val="tablehead"/>
+      <w:lvlText w:val="TABLE %1. "/>
+      <w:lvlJc w:val="start"/>
+      <w:pPr>
+        <w:tabs>
+          <w:tab w:pos="54pt" w:val="num"/>
+        </w:tabs>
+      </w:pPr>
+      <w:rPr>
+        <w:rFonts w:ascii="Times New Roman" w:cs="Times New Roman" w:hAnsi="Times New Roman" w:hint="default"/>
+        <w:b w:val="0"/>
+        <w:bCs w:val="0"/>
+        <w:i w:val="0"/>
+        <w:iCs w:val="0"/>
+        <w:sz w:val="16"/>
+        <w:szCs w:val="16"/>
+      </w:rPr>
+    </w:lvl>
+  </w:abstractNum>
   <w:abstractNum w:abstractNumId="990">
     <w:nsid w:val="A990"/>
     <w:multiLevelType w:val="multilevel"/>
@@ -14354,6 +15799,78 @@
       </w:pPr>
     </w:lvl>
   </w:abstractNum>
+  <w:num w:numId="1" w16cid:durableId="1369909383">
+    <w:abstractNumId w:val="14"/>
+  </w:num>
+  <w:num w:numId="2" w16cid:durableId="568543031">
+    <w:abstractNumId w:val="19"/>
+  </w:num>
+  <w:num w:numId="3" w16cid:durableId="1207790780">
+    <w:abstractNumId w:val="13"/>
+  </w:num>
+  <w:num w:numId="4" w16cid:durableId="629168631">
+    <w:abstractNumId w:val="16"/>
+  </w:num>
+  <w:num w:numId="5" w16cid:durableId="1032806882">
+    <w:abstractNumId w:val="16"/>
+  </w:num>
+  <w:num w:numId="6" w16cid:durableId="1614826021">
+    <w:abstractNumId w:val="16"/>
+  </w:num>
+  <w:num w:numId="7" w16cid:durableId="1871990542">
+    <w:abstractNumId w:val="16"/>
+  </w:num>
+  <w:num w:numId="8" w16cid:durableId="2088458160">
+    <w:abstractNumId w:val="18"/>
+  </w:num>
+  <w:num w:numId="9" w16cid:durableId="231694775">
+    <w:abstractNumId w:val="20"/>
+  </w:num>
+  <w:num w:numId="10" w16cid:durableId="2126189682">
+    <w:abstractNumId w:val="15"/>
+  </w:num>
+  <w:num w:numId="11" w16cid:durableId="771515552">
+    <w:abstractNumId w:val="12"/>
+  </w:num>
+  <w:num w:numId="12" w16cid:durableId="1603688421">
+    <w:abstractNumId w:val="11"/>
+  </w:num>
+  <w:num w:numId="13" w16cid:durableId="308025467">
+    <w:abstractNumId w:val="0"/>
+  </w:num>
+  <w:num w:numId="14" w16cid:durableId="915015855">
+    <w:abstractNumId w:val="10"/>
+  </w:num>
+  <w:num w:numId="15" w16cid:durableId="124853704">
+    <w:abstractNumId w:val="8"/>
+  </w:num>
+  <w:num w:numId="16" w16cid:durableId="378433823">
+    <w:abstractNumId w:val="7"/>
+  </w:num>
+  <w:num w:numId="17" w16cid:durableId="178550123">
+    <w:abstractNumId w:val="6"/>
+  </w:num>
+  <w:num w:numId="18" w16cid:durableId="1882938436">
+    <w:abstractNumId w:val="5"/>
+  </w:num>
+  <w:num w:numId="19" w16cid:durableId="1292051459">
+    <w:abstractNumId w:val="9"/>
+  </w:num>
+  <w:num w:numId="20" w16cid:durableId="439644133">
+    <w:abstractNumId w:val="4"/>
+  </w:num>
+  <w:num w:numId="21" w16cid:durableId="277882354">
+    <w:abstractNumId w:val="3"/>
+  </w:num>
+  <w:num w:numId="22" w16cid:durableId="85808594">
+    <w:abstractNumId w:val="2"/>
+  </w:num>
+  <w:num w:numId="23" w16cid:durableId="306714086">
+    <w:abstractNumId w:val="1"/>
+  </w:num>
+  <w:num w:numId="24" w16cid:durableId="276639338">
+    <w:abstractNumId w:val="17"/>
+  </w:num>
   <w:num w:numId="1000">
     <w:abstractNumId w:val="990"/>
   </w:num>
@@ -14412,506 +15929,738 @@
 </file>
 
 <file path=word/styles.xml><?xml version="1.0" encoding="utf-8"?>
-<w:styles xmlns:r="http://schemas.openxmlformats.org/officeDocument/2006/relationships" xmlns:w="http://schemas.openxmlformats.org/wordprocessingml/2006/main">
+<w:styles xmlns:mc="http://schemas.openxmlformats.org/markup-compatibility/2006" xmlns:r="http://purl.oclc.org/ooxml/officeDocument/relationships" xmlns:w="http://purl.oclc.org/ooxml/wordprocessingml/main" xmlns:w14="http://schemas.microsoft.com/office/word/2010/wordml" xmlns:w15="http://schemas.microsoft.com/office/word/2012/wordml" xmlns:w16="http://schemas.microsoft.com/office/word/2018/wordml" xmlns:w16cex="http://schemas.microsoft.com/office/word/2018/wordml/cex" xmlns:w16cid="http://schemas.microsoft.com/office/word/2016/wordml/cid" xmlns:w16sdtdh="http://schemas.microsoft.com/office/word/2020/wordml/sdtdatahash" xmlns:w16se="http://schemas.microsoft.com/office/word/2015/wordml/symex" mc:Ignorable="w14 w15 w16se w16cid w16 w16cex w16sdtdh">
   <w:docDefaults>
     <w:rPrDefault>
       <w:rPr>
-        <w:rFonts w:asciiTheme="minorHAnsi" w:cstheme="minorBidi" w:eastAsiaTheme="minorHAnsi" w:hAnsiTheme="minorHAnsi"/>
-        <w:sz w:val="20"/>
-        <w:szCs w:val="20"/>
+        <w:rFonts w:ascii="Times New Roman" w:cs="Times New Roman" w:eastAsia="SimSun" w:hAnsi="Times New Roman"/>
         <w:lang w:bidi="ar-SA" w:eastAsia="en-US" w:val="en-US"/>
       </w:rPr>
     </w:rPrDefault>
-    <w:pPrDefault>
-      <w:pPr>
-        <w:spacing w:after="200"/>
-      </w:pPr>
-    </w:pPrDefault>
+    <w:pPrDefault/>
   </w:docDefaults>
-  <w:latentStyles w:count="276" w:defLockedState="0" w:defQFormat="0" w:defSemiHidden="0" w:defUIPriority="0" w:defUnhideWhenUsed="0"/>
+  <w:latentStyles w:count="376" w:defLockedState="0" w:defQFormat="0" w:defSemiHidden="0" w:defUIPriority="0" w:defUnhideWhenUsed="0">
+    <w:lsdException w:name="Normal" w:qFormat="1"/>
+    <w:lsdException w:name="heading 1" w:qFormat="1"/>
+    <w:lsdException w:name="heading 2" w:qFormat="1"/>
+    <w:lsdException w:name="heading 3" w:qFormat="1"/>
+    <w:lsdException w:name="heading 4" w:qFormat="1"/>
+    <w:lsdException w:name="heading 5" w:qFormat="1"/>
+    <w:lsdException w:name="heading 6" w:qFormat="1" w:semiHidden="1" w:unhideWhenUsed="1"/>
+    <w:lsdException w:name="heading 7" w:qFormat="1" w:semiHidden="1" w:unhideWhenUsed="1"/>
+    <w:lsdException w:name="heading 8" w:qFormat="1" w:semiHidden="1" w:unhideWhenUsed="1"/>
+    <w:lsdException w:name="heading 9" w:qFormat="1" w:semiHidden="1" w:unhideWhenUsed="1"/>
+    <w:lsdException w:name="caption" w:qFormat="1" w:semiHidden="1" w:unhideWhenUsed="1"/>
+    <w:lsdException w:name="Title" w:qFormat="1"/>
+    <w:lsdException w:name="Subtitle" w:qFormat="1"/>
+    <w:lsdException w:name="Strong" w:qFormat="1"/>
+    <w:lsdException w:name="Emphasis" w:qFormat="1"/>
+    <w:lsdException w:name="Normal Table" w:semiHidden="1" w:unhideWhenUsed="1"/>
+    <w:lsdException w:name="Table Simple 1" w:semiHidden="1" w:unhideWhenUsed="1"/>
+    <w:lsdException w:name="Table Simple 2" w:semiHidden="1" w:unhideWhenUsed="1"/>
+    <w:lsdException w:name="Table Simple 3" w:semiHidden="1" w:unhideWhenUsed="1"/>
+    <w:lsdException w:name="Table Classic 1" w:semiHidden="1" w:unhideWhenUsed="1"/>
+    <w:lsdException w:name="Table Classic 2" w:semiHidden="1" w:unhideWhenUsed="1"/>
+    <w:lsdException w:name="Table Classic 3" w:semiHidden="1" w:unhideWhenUsed="1"/>
+    <w:lsdException w:name="Table Classic 4" w:semiHidden="1" w:unhideWhenUsed="1"/>
+    <w:lsdException w:name="Table Colorful 1" w:semiHidden="1" w:unhideWhenUsed="1"/>
+    <w:lsdException w:name="Table Colorful 2" w:semiHidden="1" w:unhideWhenUsed="1"/>
+    <w:lsdException w:name="Table Colorful 3" w:semiHidden="1" w:unhideWhenUsed="1"/>
+    <w:lsdException w:name="Table Columns 1" w:semiHidden="1" w:unhideWhenUsed="1"/>
+    <w:lsdException w:name="Table Columns 2" w:semiHidden="1" w:unhideWhenUsed="1"/>
+    <w:lsdException w:name="Table Columns 3" w:semiHidden="1" w:unhideWhenUsed="1"/>
+    <w:lsdException w:name="Table Columns 4" w:semiHidden="1" w:unhideWhenUsed="1"/>
+    <w:lsdException w:name="Table Columns 5" w:semiHidden="1" w:unhideWhenUsed="1"/>
+    <w:lsdException w:name="Table Grid 1" w:semiHidden="1" w:unhideWhenUsed="1"/>
+    <w:lsdException w:name="Table Grid 2" w:semiHidden="1" w:unhideWhenUsed="1"/>
+    <w:lsdException w:name="Table Grid 3" w:semiHidden="1" w:unhideWhenUsed="1"/>
+    <w:lsdException w:name="Table Grid 4" w:semiHidden="1" w:unhideWhenUsed="1"/>
+    <w:lsdException w:name="Table Grid 5" w:semiHidden="1" w:unhideWhenUsed="1"/>
+    <w:lsdException w:name="Table Grid 6" w:semiHidden="1" w:unhideWhenUsed="1"/>
+    <w:lsdException w:name="Table Grid 7" w:semiHidden="1" w:unhideWhenUsed="1"/>
+    <w:lsdException w:name="Table Grid 8" w:semiHidden="1" w:unhideWhenUsed="1"/>
+    <w:lsdException w:name="Table List 1" w:semiHidden="1" w:unhideWhenUsed="1"/>
+    <w:lsdException w:name="Table List 2" w:semiHidden="1" w:unhideWhenUsed="1"/>
+    <w:lsdException w:name="Table List 3" w:semiHidden="1" w:unhideWhenUsed="1"/>
+    <w:lsdException w:name="Table List 4" w:semiHidden="1" w:unhideWhenUsed="1"/>
+    <w:lsdException w:name="Table List 5" w:semiHidden="1" w:unhideWhenUsed="1"/>
+    <w:lsdException w:name="Table List 6" w:semiHidden="1" w:unhideWhenUsed="1"/>
+    <w:lsdException w:name="Table List 7" w:semiHidden="1" w:unhideWhenUsed="1"/>
+    <w:lsdException w:name="Table List 8" w:semiHidden="1" w:unhideWhenUsed="1"/>
+    <w:lsdException w:name="Table 3D effects 1" w:semiHidden="1" w:unhideWhenUsed="1"/>
+    <w:lsdException w:name="Table 3D effects 2" w:semiHidden="1" w:unhideWhenUsed="1"/>
+    <w:lsdException w:name="Table 3D effects 3" w:semiHidden="1" w:unhideWhenUsed="1"/>
+    <w:lsdException w:name="Table Contemporary" w:semiHidden="1" w:unhideWhenUsed="1"/>
+    <w:lsdException w:name="Table Elegant" w:semiHidden="1" w:unhideWhenUsed="1"/>
+    <w:lsdException w:name="Table Professional" w:semiHidden="1" w:unhideWhenUsed="1"/>
+    <w:lsdException w:name="Table Subtle 1" w:semiHidden="1" w:unhideWhenUsed="1"/>
+    <w:lsdException w:name="Table Subtle 2" w:semiHidden="1" w:unhideWhenUsed="1"/>
+    <w:lsdException w:name="Table Web 1" w:semiHidden="1" w:unhideWhenUsed="1"/>
+    <w:lsdException w:name="Table Web 2" w:semiHidden="1" w:unhideWhenUsed="1"/>
+    <w:lsdException w:name="Table Web 3" w:semiHidden="1" w:unhideWhenUsed="1"/>
+    <w:lsdException w:name="Table Theme" w:semiHidden="1" w:unhideWhenUsed="1"/>
+    <w:lsdException w:name="Placeholder Text" w:semiHidden="1" w:uiPriority="99"/>
+    <w:lsdException w:name="No Spacing" w:qFormat="1" w:uiPriority="1"/>
+    <w:lsdException w:name="Light Shading" w:uiPriority="60"/>
+    <w:lsdException w:name="Light List" w:uiPriority="61"/>
+    <w:lsdException w:name="Light Grid" w:uiPriority="62"/>
+    <w:lsdException w:name="Medium Shading 1" w:uiPriority="63"/>
+    <w:lsdException w:name="Medium Shading 2" w:uiPriority="64"/>
+    <w:lsdException w:name="Medium List 1" w:uiPriority="65"/>
+    <w:lsdException w:name="Medium List 2" w:uiPriority="66"/>
+    <w:lsdException w:name="Medium Grid 1" w:uiPriority="67"/>
+    <w:lsdException w:name="Medium Grid 2" w:uiPriority="68"/>
+    <w:lsdException w:name="Medium Grid 3" w:uiPriority="69"/>
+    <w:lsdException w:name="Dark List" w:uiPriority="70"/>
+    <w:lsdException w:name="Colorful Shading" w:uiPriority="71"/>
+    <w:lsdException w:name="Colorful List" w:uiPriority="72"/>
+    <w:lsdException w:name="Colorful Grid" w:uiPriority="73"/>
+    <w:lsdException w:name="Light Shading Accent 1" w:uiPriority="60"/>
+    <w:lsdException w:name="Light List Accent 1" w:uiPriority="61"/>
+    <w:lsdException w:name="Light Grid Accent 1" w:uiPriority="62"/>
+    <w:lsdException w:name="Medium Shading 1 Accent 1" w:uiPriority="63"/>
+    <w:lsdException w:name="Medium Shading 2 Accent 1" w:uiPriority="64"/>
+    <w:lsdException w:name="Medium List 1 Accent 1" w:uiPriority="65"/>
+    <w:lsdException w:name="Revision" w:semiHidden="1" w:uiPriority="99"/>
+    <w:lsdException w:name="List Paragraph" w:qFormat="1" w:uiPriority="34"/>
+    <w:lsdException w:name="Quote" w:qFormat="1" w:uiPriority="29"/>
+    <w:lsdException w:name="Intense Quote" w:qFormat="1" w:uiPriority="30"/>
+    <w:lsdException w:name="Medium List 2 Accent 1" w:uiPriority="66"/>
+    <w:lsdException w:name="Medium Grid 1 Accent 1" w:uiPriority="67"/>
+    <w:lsdException w:name="Medium Grid 2 Accent 1" w:uiPriority="68"/>
+    <w:lsdException w:name="Medium Grid 3 Accent 1" w:uiPriority="69"/>
+    <w:lsdException w:name="Dark List Accent 1" w:uiPriority="70"/>
+    <w:lsdException w:name="Colorful Shading Accent 1" w:uiPriority="71"/>
+    <w:lsdException w:name="Colorful List Accent 1" w:uiPriority="72"/>
+    <w:lsdException w:name="Colorful Grid Accent 1" w:uiPriority="73"/>
+    <w:lsdException w:name="Light Shading Accent 2" w:uiPriority="60"/>
+    <w:lsdException w:name="Light List Accent 2" w:uiPriority="61"/>
+    <w:lsdException w:name="Light Grid Accent 2" w:uiPriority="62"/>
+    <w:lsdException w:name="Medium Shading 1 Accent 2" w:uiPriority="63"/>
+    <w:lsdException w:name="Medium Shading 2 Accent 2" w:uiPriority="64"/>
+    <w:lsdException w:name="Medium List 1 Accent 2" w:uiPriority="65"/>
+    <w:lsdException w:name="Medium List 2 Accent 2" w:uiPriority="66"/>
+    <w:lsdException w:name="Medium Grid 1 Accent 2" w:uiPriority="67"/>
+    <w:lsdException w:name="Medium Grid 2 Accent 2" w:uiPriority="68"/>
+    <w:lsdException w:name="Medium Grid 3 Accent 2" w:uiPriority="69"/>
+    <w:lsdException w:name="Dark List Accent 2" w:uiPriority="70"/>
+    <w:lsdException w:name="Colorful Shading Accent 2" w:uiPriority="71"/>
+    <w:lsdException w:name="Colorful List Accent 2" w:uiPriority="72"/>
+    <w:lsdException w:name="Colorful Grid Accent 2" w:uiPriority="73"/>
+    <w:lsdException w:name="Light Shading Accent 3" w:uiPriority="60"/>
+    <w:lsdException w:name="Light List Accent 3" w:uiPriority="61"/>
+    <w:lsdException w:name="Light Grid Accent 3" w:uiPriority="62"/>
+    <w:lsdException w:name="Medium Shading 1 Accent 3" w:uiPriority="63"/>
+    <w:lsdException w:name="Medium Shading 2 Accent 3" w:uiPriority="64"/>
+    <w:lsdException w:name="Medium List 1 Accent 3" w:uiPriority="65"/>
+    <w:lsdException w:name="Medium List 2 Accent 3" w:uiPriority="66"/>
+    <w:lsdException w:name="Medium Grid 1 Accent 3" w:uiPriority="67"/>
+    <w:lsdException w:name="Medium Grid 2 Accent 3" w:uiPriority="68"/>
+    <w:lsdException w:name="Medium Grid 3 Accent 3" w:uiPriority="69"/>
+    <w:lsdException w:name="Dark List Accent 3" w:uiPriority="70"/>
+    <w:lsdException w:name="Colorful Shading Accent 3" w:uiPriority="71"/>
+    <w:lsdException w:name="Colorful List Accent 3" w:uiPriority="72"/>
+    <w:lsdException w:name="Colorful Grid Accent 3" w:uiPriority="73"/>
+    <w:lsdException w:name="Light Shading Accent 4" w:uiPriority="60"/>
+    <w:lsdException w:name="Light List Accent 4" w:uiPriority="61"/>
+    <w:lsdException w:name="Light Grid Accent 4" w:uiPriority="62"/>
+    <w:lsdException w:name="Medium Shading 1 Accent 4" w:uiPriority="63"/>
+    <w:lsdException w:name="Medium Shading 2 Accent 4" w:uiPriority="64"/>
+    <w:lsdException w:name="Medium List 1 Accent 4" w:uiPriority="65"/>
+    <w:lsdException w:name="Medium List 2 Accent 4" w:uiPriority="66"/>
+    <w:lsdException w:name="Medium Grid 1 Accent 4" w:uiPriority="67"/>
+    <w:lsdException w:name="Medium Grid 2 Accent 4" w:uiPriority="68"/>
+    <w:lsdException w:name="Medium Grid 3 Accent 4" w:uiPriority="69"/>
+    <w:lsdException w:name="Dark List Accent 4" w:uiPriority="70"/>
+    <w:lsdException w:name="Colorful Shading Accent 4" w:uiPriority="71"/>
+    <w:lsdException w:name="Colorful List Accent 4" w:uiPriority="72"/>
+    <w:lsdException w:name="Colorful Grid Accent 4" w:uiPriority="73"/>
+    <w:lsdException w:name="Light Shading Accent 5" w:uiPriority="60"/>
+    <w:lsdException w:name="Light List Accent 5" w:uiPriority="61"/>
+    <w:lsdException w:name="Light Grid Accent 5" w:uiPriority="62"/>
+    <w:lsdException w:name="Medium Shading 1 Accent 5" w:uiPriority="63"/>
+    <w:lsdException w:name="Medium Shading 2 Accent 5" w:uiPriority="64"/>
+    <w:lsdException w:name="Medium List 1 Accent 5" w:uiPriority="65"/>
+    <w:lsdException w:name="Medium List 2 Accent 5" w:uiPriority="66"/>
+    <w:lsdException w:name="Medium Grid 1 Accent 5" w:uiPriority="67"/>
+    <w:lsdException w:name="Medium Grid 2 Accent 5" w:uiPriority="68"/>
+    <w:lsdException w:name="Medium Grid 3 Accent 5" w:uiPriority="69"/>
+    <w:lsdException w:name="Dark List Accent 5" w:uiPriority="70"/>
+    <w:lsdException w:name="Colorful Shading Accent 5" w:uiPriority="71"/>
+    <w:lsdException w:name="Colorful List Accent 5" w:uiPriority="72"/>
+    <w:lsdException w:name="Colorful Grid Accent 5" w:uiPriority="73"/>
+    <w:lsdException w:name="Light Shading Accent 6" w:uiPriority="60"/>
+    <w:lsdException w:name="Light List Accent 6" w:uiPriority="61"/>
+    <w:lsdException w:name="Light Grid Accent 6" w:uiPriority="62"/>
+    <w:lsdException w:name="Medium Shading 1 Accent 6" w:uiPriority="63"/>
+    <w:lsdException w:name="Medium Shading 2 Accent 6" w:uiPriority="64"/>
+    <w:lsdException w:name="Medium List 1 Accent 6" w:uiPriority="65"/>
+    <w:lsdException w:name="Medium List 2 Accent 6" w:uiPriority="66"/>
+    <w:lsdException w:name="Medium Grid 1 Accent 6" w:uiPriority="67"/>
+    <w:lsdException w:name="Medium Grid 2 Accent 6" w:uiPriority="68"/>
+    <w:lsdException w:name="Medium Grid 3 Accent 6" w:uiPriority="69"/>
+    <w:lsdException w:name="Dark List Accent 6" w:uiPriority="70"/>
+    <w:lsdException w:name="Colorful Shading Accent 6" w:uiPriority="71"/>
+    <w:lsdException w:name="Colorful List Accent 6" w:uiPriority="72"/>
+    <w:lsdException w:name="Colorful Grid Accent 6" w:uiPriority="73"/>
+    <w:lsdException w:name="Subtle Emphasis" w:qFormat="1" w:uiPriority="19"/>
+    <w:lsdException w:name="Intense Emphasis" w:qFormat="1" w:uiPriority="21"/>
+    <w:lsdException w:name="Subtle Reference" w:qFormat="1" w:uiPriority="31"/>
+    <w:lsdException w:name="Intense Reference" w:qFormat="1" w:uiPriority="32"/>
+    <w:lsdException w:name="Book Title" w:qFormat="1" w:uiPriority="33"/>
+    <w:lsdException w:name="Bibliography" w:semiHidden="1" w:uiPriority="37" w:unhideWhenUsed="1"/>
+    <w:lsdException w:name="TOC Heading" w:qFormat="1" w:semiHidden="1" w:uiPriority="39" w:unhideWhenUsed="1"/>
+    <w:lsdException w:name="Plain Table 1" w:uiPriority="41"/>
+    <w:lsdException w:name="Plain Table 2" w:uiPriority="42"/>
+    <w:lsdException w:name="Plain Table 3" w:uiPriority="43"/>
+    <w:lsdException w:name="Plain Table 4" w:uiPriority="44"/>
+    <w:lsdException w:name="Plain Table 5" w:uiPriority="45"/>
+    <w:lsdException w:name="Grid Table Light" w:uiPriority="40"/>
+    <w:lsdException w:name="Grid Table 1 Light" w:uiPriority="46"/>
+    <w:lsdException w:name="Grid Table 2" w:uiPriority="47"/>
+    <w:lsdException w:name="Grid Table 3" w:uiPriority="48"/>
+    <w:lsdException w:name="Grid Table 4" w:uiPriority="49"/>
+    <w:lsdException w:name="Grid Table 5 Dark" w:uiPriority="50"/>
+    <w:lsdException w:name="Grid Table 6 Colorful" w:uiPriority="51"/>
+    <w:lsdException w:name="Grid Table 7 Colorful" w:uiPriority="52"/>
+    <w:lsdException w:name="Grid Table 1 Light Accent 1" w:uiPriority="46"/>
+    <w:lsdException w:name="Grid Table 2 Accent 1" w:uiPriority="47"/>
+    <w:lsdException w:name="Grid Table 3 Accent 1" w:uiPriority="48"/>
+    <w:lsdException w:name="Grid Table 4 Accent 1" w:uiPriority="49"/>
+    <w:lsdException w:name="Grid Table 5 Dark Accent 1" w:uiPriority="50"/>
+    <w:lsdException w:name="Grid Table 6 Colorful Accent 1" w:uiPriority="51"/>
+    <w:lsdException w:name="Grid Table 7 Colorful Accent 1" w:uiPriority="52"/>
+    <w:lsdException w:name="Grid Table 1 Light Accent 2" w:uiPriority="46"/>
+    <w:lsdException w:name="Grid Table 2 Accent 2" w:uiPriority="47"/>
+    <w:lsdException w:name="Grid Table 3 Accent 2" w:uiPriority="48"/>
+    <w:lsdException w:name="Grid Table 4 Accent 2" w:uiPriority="49"/>
+    <w:lsdException w:name="Grid Table 5 Dark Accent 2" w:uiPriority="50"/>
+    <w:lsdException w:name="Grid Table 6 Colorful Accent 2" w:uiPriority="51"/>
+    <w:lsdException w:name="Grid Table 7 Colorful Accent 2" w:uiPriority="52"/>
+    <w:lsdException w:name="Grid Table 1 Light Accent 3" w:uiPriority="46"/>
+    <w:lsdException w:name="Grid Table 2 Accent 3" w:uiPriority="47"/>
+    <w:lsdException w:name="Grid Table 3 Accent 3" w:uiPriority="48"/>
+    <w:lsdException w:name="Grid Table 4 Accent 3" w:uiPriority="49"/>
+    <w:lsdException w:name="Grid Table 5 Dark Accent 3" w:uiPriority="50"/>
+    <w:lsdException w:name="Grid Table 6 Colorful Accent 3" w:uiPriority="51"/>
+    <w:lsdException w:name="Grid Table 7 Colorful Accent 3" w:uiPriority="52"/>
+    <w:lsdException w:name="Grid Table 1 Light Accent 4" w:uiPriority="46"/>
+    <w:lsdException w:name="Grid Table 2 Accent 4" w:uiPriority="47"/>
+    <w:lsdException w:name="Grid Table 3 Accent 4" w:uiPriority="48"/>
+    <w:lsdException w:name="Grid Table 4 Accent 4" w:uiPriority="49"/>
+    <w:lsdException w:name="Grid Table 5 Dark Accent 4" w:uiPriority="50"/>
+    <w:lsdException w:name="Grid Table 6 Colorful Accent 4" w:uiPriority="51"/>
+    <w:lsdException w:name="Grid Table 7 Colorful Accent 4" w:uiPriority="52"/>
+    <w:lsdException w:name="Grid Table 1 Light Accent 5" w:uiPriority="46"/>
+    <w:lsdException w:name="Grid Table 2 Accent 5" w:uiPriority="47"/>
+    <w:lsdException w:name="Grid Table 3 Accent 5" w:uiPriority="48"/>
+    <w:lsdException w:name="Grid Table 4 Accent 5" w:uiPriority="49"/>
+    <w:lsdException w:name="Grid Table 5 Dark Accent 5" w:uiPriority="50"/>
+    <w:lsdException w:name="Grid Table 6 Colorful Accent 5" w:uiPriority="51"/>
+    <w:lsdException w:name="Grid Table 7 Colorful Accent 5" w:uiPriority="52"/>
+    <w:lsdException w:name="Grid Table 1 Light Accent 6" w:uiPriority="46"/>
+    <w:lsdException w:name="Grid Table 2 Accent 6" w:uiPriority="47"/>
+    <w:lsdException w:name="Grid Table 3 Accent 6" w:uiPriority="48"/>
+    <w:lsdException w:name="Grid Table 4 Accent 6" w:uiPriority="49"/>
+    <w:lsdException w:name="Grid Table 5 Dark Accent 6" w:uiPriority="50"/>
+    <w:lsdException w:name="Grid Table 6 Colorful Accent 6" w:uiPriority="51"/>
+    <w:lsdException w:name="Grid Table 7 Colorful Accent 6" w:uiPriority="52"/>
+    <w:lsdException w:name="List Table 1 Light" w:uiPriority="46"/>
+    <w:lsdException w:name="List Table 2" w:uiPriority="47"/>
+    <w:lsdException w:name="List Table 3" w:uiPriority="48"/>
+    <w:lsdException w:name="List Table 4" w:uiPriority="49"/>
+    <w:lsdException w:name="List Table 5 Dark" w:uiPriority="50"/>
+    <w:lsdException w:name="List Table 6 Colorful" w:uiPriority="51"/>
+    <w:lsdException w:name="List Table 7 Colorful" w:uiPriority="52"/>
+    <w:lsdException w:name="List Table 1 Light Accent 1" w:uiPriority="46"/>
+    <w:lsdException w:name="List Table 2 Accent 1" w:uiPriority="47"/>
+    <w:lsdException w:name="List Table 3 Accent 1" w:uiPriority="48"/>
+    <w:lsdException w:name="List Table 4 Accent 1" w:uiPriority="49"/>
+    <w:lsdException w:name="List Table 5 Dark Accent 1" w:uiPriority="50"/>
+    <w:lsdException w:name="List Table 6 Colorful Accent 1" w:uiPriority="51"/>
+    <w:lsdException w:name="List Table 7 Colorful Accent 1" w:uiPriority="52"/>
+    <w:lsdException w:name="List Table 1 Light Accent 2" w:uiPriority="46"/>
+    <w:lsdException w:name="List Table 2 Accent 2" w:uiPriority="47"/>
+    <w:lsdException w:name="List Table 3 Accent 2" w:uiPriority="48"/>
+    <w:lsdException w:name="List Table 4 Accent 2" w:uiPriority="49"/>
+    <w:lsdException w:name="List Table 5 Dark Accent 2" w:uiPriority="50"/>
+    <w:lsdException w:name="List Table 6 Colorful Accent 2" w:uiPriority="51"/>
+    <w:lsdException w:name="List Table 7 Colorful Accent 2" w:uiPriority="52"/>
+    <w:lsdException w:name="List Table 1 Light Accent 3" w:uiPriority="46"/>
+    <w:lsdException w:name="List Table 2 Accent 3" w:uiPriority="47"/>
+    <w:lsdException w:name="List Table 3 Accent 3" w:uiPriority="48"/>
+    <w:lsdException w:name="List Table 4 Accent 3" w:uiPriority="49"/>
+    <w:lsdException w:name="List Table 5 Dark Accent 3" w:uiPriority="50"/>
+    <w:lsdException w:name="List Table 6 Colorful Accent 3" w:uiPriority="51"/>
+    <w:lsdException w:name="List Table 7 Colorful Accent 3" w:uiPriority="52"/>
+    <w:lsdException w:name="List Table 1 Light Accent 4" w:uiPriority="46"/>
+    <w:lsdException w:name="List Table 2 Accent 4" w:uiPriority="47"/>
+    <w:lsdException w:name="List Table 3 Accent 4" w:uiPriority="48"/>
+    <w:lsdException w:name="List Table 4 Accent 4" w:uiPriority="49"/>
+    <w:lsdException w:name="List Table 5 Dark Accent 4" w:uiPriority="50"/>
+    <w:lsdException w:name="List Table 6 Colorful Accent 4" w:uiPriority="51"/>
+    <w:lsdException w:name="List Table 7 Colorful Accent 4" w:uiPriority="52"/>
+    <w:lsdException w:name="List Table 1 Light Accent 5" w:uiPriority="46"/>
+    <w:lsdException w:name="List Table 2 Accent 5" w:uiPriority="47"/>
+    <w:lsdException w:name="List Table 3 Accent 5" w:uiPriority="48"/>
+    <w:lsdException w:name="List Table 4 Accent 5" w:uiPriority="49"/>
+    <w:lsdException w:name="List Table 5 Dark Accent 5" w:uiPriority="50"/>
+    <w:lsdException w:name="List Table 6 Colorful Accent 5" w:uiPriority="51"/>
+    <w:lsdException w:name="List Table 7 Colorful Accent 5" w:uiPriority="52"/>
+    <w:lsdException w:name="List Table 1 Light Accent 6" w:uiPriority="46"/>
+    <w:lsdException w:name="List Table 2 Accent 6" w:uiPriority="47"/>
+    <w:lsdException w:name="List Table 3 Accent 6" w:uiPriority="48"/>
+    <w:lsdException w:name="List Table 4 Accent 6" w:uiPriority="49"/>
+    <w:lsdException w:name="List Table 5 Dark Accent 6" w:uiPriority="50"/>
+    <w:lsdException w:name="List Table 6 Colorful Accent 6" w:uiPriority="51"/>
+    <w:lsdException w:name="List Table 7 Colorful Accent 6" w:uiPriority="52"/>
+    <w:lsdException w:name="Mention" w:semiHidden="1" w:uiPriority="99" w:unhideWhenUsed="1"/>
+    <w:lsdException w:name="Smart Hyperlink" w:semiHidden="1" w:uiPriority="99" w:unhideWhenUsed="1"/>
+    <w:lsdException w:name="Hashtag" w:semiHidden="1" w:uiPriority="99" w:unhideWhenUsed="1"/>
+    <w:lsdException w:name="Unresolved Mention" w:semiHidden="1" w:uiPriority="99" w:unhideWhenUsed="1"/>
+    <w:lsdException w:name="Smart Link" w:semiHidden="1" w:uiPriority="99" w:unhideWhenUsed="1"/>
+  </w:latentStyles>
   <w:style w:default="1" w:styleId="Normal" w:type="paragraph">
     <w:name w:val="Normal"/>
     <w:qFormat/>
+    <w:pPr>
+      <w:jc w:val="center"/>
+    </w:pPr>
+  </w:style>
+  <w:style w:styleId="Heading1" w:type="paragraph">
+    <w:name w:val="heading 1"/>
+    <w:basedOn w:val="Normal"/>
+    <w:next w:val="Normal"/>
+    <w:qFormat/>
+    <w:rsid w:val="006B6B66"/>
+    <w:pPr>
+      <w:keepNext/>
+      <w:keepLines/>
+      <w:numPr>
+        <w:numId w:val="4"/>
+      </w:numPr>
+      <w:tabs>
+        <w:tab w:pos="10.80pt" w:val="start"/>
+      </w:tabs>
+      <w:spacing w:after="4pt" w:before="8pt"/>
+      <w:ind w:firstLine="0pt"/>
+      <w:outlineLvl w:val="0"/>
+    </w:pPr>
+    <w:rPr>
+      <w:smallCaps/>
+      <w:noProof/>
+    </w:rPr>
+  </w:style>
+  <w:style w:styleId="Heading2" w:type="paragraph">
+    <w:name w:val="heading 2"/>
+    <w:basedOn w:val="Normal"/>
+    <w:next w:val="Normal"/>
+    <w:qFormat/>
+    <w:rsid w:val="00ED0149"/>
+    <w:pPr>
+      <w:keepNext/>
+      <w:keepLines/>
+      <w:numPr>
+        <w:ilvl w:val="1"/>
+        <w:numId w:val="4"/>
+      </w:numPr>
+      <w:tabs>
+        <w:tab w:pos="18pt" w:val="clear"/>
+        <w:tab w:pos="14.40pt" w:val="num"/>
+      </w:tabs>
+      <w:spacing w:after="3pt" w:before="6pt"/>
+      <w:jc w:val="start"/>
+      <w:outlineLvl w:val="1"/>
+    </w:pPr>
+    <w:rPr>
+      <w:i/>
+      <w:iCs/>
+      <w:noProof/>
+    </w:rPr>
+  </w:style>
+  <w:style w:styleId="Heading3" w:type="paragraph">
+    <w:name w:val="heading 3"/>
+    <w:basedOn w:val="Normal"/>
+    <w:next w:val="Normal"/>
+    <w:qFormat/>
+    <w:rsid w:val="00794804"/>
+    <w:pPr>
+      <w:numPr>
+        <w:ilvl w:val="2"/>
+        <w:numId w:val="4"/>
+      </w:numPr>
+      <w:spacing w:line="12pt" w:lineRule="exact"/>
+      <w:ind w:firstLine="14.40pt"/>
+      <w:jc w:val="both"/>
+      <w:outlineLvl w:val="2"/>
+    </w:pPr>
+    <w:rPr>
+      <w:i/>
+      <w:iCs/>
+      <w:noProof/>
+    </w:rPr>
+  </w:style>
+  <w:style w:styleId="Heading4" w:type="paragraph">
+    <w:name w:val="heading 4"/>
+    <w:basedOn w:val="Normal"/>
+    <w:next w:val="Normal"/>
+    <w:qFormat/>
+    <w:rsid w:val="00794804"/>
+    <w:pPr>
+      <w:numPr>
+        <w:ilvl w:val="3"/>
+        <w:numId w:val="4"/>
+      </w:numPr>
+      <w:tabs>
+        <w:tab w:pos="31.50pt" w:val="clear"/>
+        <w:tab w:pos="36pt" w:val="start"/>
+      </w:tabs>
+      <w:spacing w:after="2pt" w:before="2pt"/>
+      <w:ind w:firstLine="25.20pt"/>
+      <w:jc w:val="both"/>
+      <w:outlineLvl w:val="3"/>
+    </w:pPr>
+    <w:rPr>
+      <w:i/>
+      <w:iCs/>
+      <w:noProof/>
+    </w:rPr>
+  </w:style>
+  <w:style w:styleId="Heading5" w:type="paragraph">
+    <w:name w:val="heading 5"/>
+    <w:basedOn w:val="Normal"/>
+    <w:next w:val="Normal"/>
+    <w:qFormat/>
+    <w:pPr>
+      <w:tabs>
+        <w:tab w:pos="18pt" w:val="start"/>
+      </w:tabs>
+      <w:spacing w:after="4pt" w:before="8pt"/>
+      <w:outlineLvl w:val="4"/>
+    </w:pPr>
+    <w:rPr>
+      <w:smallCaps/>
+      <w:noProof/>
+    </w:rPr>
+  </w:style>
+  <w:style w:default="1" w:styleId="DefaultParagraphFont" w:type="character">
+    <w:name w:val="Default Paragraph Font"/>
+    <w:uiPriority w:val="1"/>
+    <w:semiHidden/>
+    <w:unhideWhenUsed/>
+  </w:style>
+  <w:style w:default="1" w:styleId="TableNormal" w:type="table">
+    <w:name w:val="Normal Table"/>
+    <w:uiPriority w:val="99"/>
+    <w:semiHidden/>
+    <w:unhideWhenUsed/>
+    <w:tblPr>
+      <w:tblInd w:type="dxa" w:w="0pt"/>
+      <w:tblCellMar>
+        <w:top w:type="dxa" w:w="0pt"/>
+        <w:start w:type="dxa" w:w="5.40pt"/>
+        <w:bottom w:type="dxa" w:w="0pt"/>
+        <w:end w:type="dxa" w:w="5.40pt"/>
+      </w:tblCellMar>
+    </w:tblPr>
+  </w:style>
+  <w:style w:default="1" w:styleId="NoList" w:type="numbering">
+    <w:name w:val="No List"/>
+    <w:uiPriority w:val="99"/>
+    <w:semiHidden/>
+    <w:unhideWhenUsed/>
+  </w:style>
+  <w:style w:customStyle="1" w:styleId="Abstract" w:type="paragraph">
+    <w:name w:val="Abstract"/>
+    <w:rsid w:val="00972203"/>
+    <w:pPr>
+      <w:spacing w:after="10pt"/>
+      <w:ind w:firstLine="13.60pt"/>
+      <w:jc w:val="both"/>
+    </w:pPr>
+    <w:rPr>
+      <w:b/>
+      <w:bCs/>
+      <w:sz w:val="18"/>
+      <w:szCs w:val="18"/>
+    </w:rPr>
+  </w:style>
+  <w:style w:customStyle="1" w:styleId="Affiliation" w:type="paragraph">
+    <w:name w:val="Affiliation"/>
+    <w:pPr>
+      <w:jc w:val="center"/>
+    </w:pPr>
+  </w:style>
+  <w:style w:customStyle="1" w:styleId="Author" w:type="paragraph">
+    <w:name w:val="Author"/>
+    <w:pPr>
+      <w:spacing w:after="2pt" w:before="18pt"/>
+      <w:jc w:val="center"/>
+    </w:pPr>
+    <w:rPr>
+      <w:noProof/>
+      <w:sz w:val="22"/>
+      <w:szCs w:val="22"/>
+    </w:rPr>
   </w:style>
   <w:style w:styleId="BodyText" w:type="paragraph">
     <w:name w:val="Body Text"/>
     <w:basedOn w:val="Normal"/>
     <w:link w:val="BodyTextChar"/>
+    <w:rsid w:val="00E7596C"/>
     <w:pPr>
-      <w:spacing w:after="60" w:before="60"/>
+      <w:tabs>
+        <w:tab w:pos="14.40pt" w:val="start"/>
+      </w:tabs>
+      <w:spacing w:after="6pt" w:line="11.40pt" w:lineRule="auto"/>
+      <w:ind w:firstLine="14.40pt"/>
+      <w:jc w:val="both"/>
     </w:pPr>
-    <w:qFormat/>
+    <w:rPr>
+      <w:spacing w:val="-1"/>
+      <w:lang w:eastAsia="x-none" w:val="x-none"/>
+    </w:rPr>
   </w:style>
-  <w:style w:customStyle="1" w:styleId="FirstParagraph" w:type="paragraph">
-    <w:name w:val="First Paragraph"/>
+  <w:style w:customStyle="1" w:styleId="BodyTextChar" w:type="character">
+    <w:name w:val="Body Text Char"/>
+    <w:link w:val="BodyText"/>
+    <w:rsid w:val="00E7596C"/>
+    <w:rPr>
+      <w:spacing w:val="-1"/>
+      <w:lang w:eastAsia="x-none" w:val="x-none"/>
+    </w:rPr>
+  </w:style>
+  <w:style w:customStyle="1" w:styleId="bulletlist" w:type="paragraph">
+    <w:name w:val="bullet list"/>
     <w:basedOn w:val="BodyText"/>
-    <w:next w:val="BodyText"/>
-    <w:qFormat/>
-  </w:style>
-  <w:style w:customStyle="1" w:styleId="Compact" w:type="paragraph">
-    <w:name w:val="Compact"/>
-    <w:basedOn w:val="BodyText"/>
-    <w:qFormat/>
+    <w:rsid w:val="001B67DC"/>
     <w:pPr>
-      <w:spacing w:after="36" w:before="36"/>
+      <w:numPr>
+        <w:numId w:val="1"/>
+      </w:numPr>
+      <w:tabs>
+        <w:tab w:pos="32.40pt" w:val="clear"/>
+      </w:tabs>
+      <w:ind w:hanging="14.40pt" w:start="28.80pt"/>
     </w:pPr>
   </w:style>
-  <w:style w:styleId="Title" w:type="paragraph">
-    <w:name w:val="Title"/>
+  <w:style w:customStyle="1" w:styleId="equation" w:type="paragraph">
+    <w:name w:val="equation"/>
     <w:basedOn w:val="Normal"/>
-    <w:next w:val="BodyText"/>
-    <w:qFormat/>
+    <w:rsid w:val="008A2C7D"/>
     <w:pPr>
-      <w:keepNext/>
-      <w:keepLines/>
-      <w:spacing w:after="160" w:before="240"/>
-      <w:jc w:val="center"/>
+      <w:tabs>
+        <w:tab w:pos="126pt" w:val="center"/>
+        <w:tab w:pos="252pt" w:val="end"/>
+      </w:tabs>
+      <w:spacing w:after="12pt" w:before="12pt" w:line="10.80pt" w:lineRule="auto"/>
     </w:pPr>
     <w:rPr>
-      <w:rFonts w:asciiTheme="majorHAnsi" w:cstheme="majorBidi" w:eastAsiaTheme="majorEastAsia" w:hAnsiTheme="majorHAnsi"/>
-      <w:b/>
-      <w:bCs/>
-      <w:color w:themeColor="accent1" w:themeShade="B5" w:val="345A8A"/>
-      <w:sz w:val="32"/>
-      <w:szCs w:val="32"/>
+      <w:rFonts w:ascii="Symbol" w:cs="Symbol" w:hAnsi="Symbol"/>
     </w:rPr>
   </w:style>
-  <w:style w:styleId="Subtitle" w:type="paragraph">
-    <w:name w:val="Subtitle"/>
-    <w:basedOn w:val="Title"/>
-    <w:next w:val="BodyText"/>
-    <w:qFormat/>
+  <w:style w:customStyle="1" w:styleId="figurecaption" w:type="paragraph">
+    <w:name w:val="figure caption"/>
+    <w:rsid w:val="005B0344"/>
     <w:pPr>
-      <w:keepNext/>
-      <w:keepLines/>
-      <w:spacing w:after="240" w:before="240"/>
-      <w:jc w:val="center"/>
+      <w:numPr>
+        <w:numId w:val="2"/>
+      </w:numPr>
+      <w:tabs>
+        <w:tab w:pos="26.65pt" w:val="start"/>
+      </w:tabs>
+      <w:spacing w:after="10pt" w:before="4pt"/>
+      <w:ind w:firstLine="0pt" w:start="0pt"/>
+      <w:jc w:val="both"/>
     </w:pPr>
     <w:rPr>
-      <w:sz w:val="30"/>
-      <w:szCs w:val="30"/>
+      <w:noProof/>
+      <w:sz w:val="16"/>
+      <w:szCs w:val="16"/>
     </w:rPr>
   </w:style>
-  <w:style w:customStyle="1" w:styleId="Author" w:type="paragraph">
-    <w:name w:val="Author"/>
-    <w:next w:val="BodyText"/>
-    <w:qFormat/>
+  <w:style w:customStyle="1" w:styleId="footnote" w:type="paragraph">
+    <w:name w:val="footnote"/>
     <w:pPr>
-      <w:keepNext/>
-      <w:keepLines/>
-      <w:jc w:val="center"/>
+      <w:framePr w:hAnchor="page" w:hSpace="9.35pt" w:vAnchor="text" w:vSpace="9.35pt" w:wrap="notBeside" w:x="306.05pt" w:y="28.85pt"/>
+      <w:numPr>
+        <w:numId w:val="3"/>
+      </w:numPr>
+      <w:spacing w:after="2pt"/>
     </w:pPr>
-  </w:style>
-  <w:style w:styleId="Date" w:type="paragraph">
-    <w:name w:val="Date"/>
-    <w:next w:val="BodyText"/>
-    <w:qFormat/>
-    <w:pPr>
-      <w:keepNext/>
-      <w:keepLines/>
-      <w:jc w:val="center"/>
-    </w:pPr>
-  </w:style>
-  <w:style w:customStyle="1" w:styleId="AbstractTitle" w:type="paragraph">
-    <w:name w:val="Abstract Title"/>
-    <w:basedOn w:val="Normal"/>
-    <w:next w:val="Abstract"/>
-    <w:qFormat/>
-    <w:pPr>
-      <w:keepNext/>
-      <w:keepLines/>
-      <w:jc w:val="center"/>
-      <w:spacing w:after="0" w:before="300"/>
-    </w:pPr>
-    <w:rPr>
-      <w:sz w:val="20"/>
-      <w:szCs w:val="20"/>
-      <w:b/>
-      <w:color w:val="345A8A"/>
-      &gt;
-    </w:rPr>
-  </w:style>
-  <w:style w:customStyle="1" w:styleId="Abstract" w:type="paragraph">
-    <w:name w:val="Abstract"/>
-    <w:basedOn w:val="Normal"/>
-    <w:next w:val="BodyText"/>
-    <w:qFormat/>
-    <w:pPr>
-      <w:keepNext/>
-      <w:keepLines/>
-      <w:spacing w:after="150" w:before="60"/>
-    </w:pPr>
-    <w:rPr>
-      <w:sz w:val="20"/>
-      <w:szCs w:val="20"/>
-    </w:rPr>
-  </w:style>
-  <w:style w:styleId="Bibliography" w:type="paragraph">
-    <w:name w:val="Bibliography"/>
-    <w:basedOn w:val="Normal"/>
-    <w:next w:val="Bibliography"/>
-    <w:qFormat/>
-    <w:pPr/>
-    <w:rPr/>
-  </w:style>
-  <w:style w:styleId="Heading1" w:type="paragraph">
-    <w:name w:val="Heading 1"/>
-    <w:basedOn w:val="Normal"/>
-    <w:next w:val="BodyText"/>
-    <w:uiPriority w:val="9"/>
-    <w:qFormat/>
-    <w:pPr>
-      <w:keepNext/>
-      <w:keepLines/>
-      <w:spacing w:after="0" w:before="200"/>
-      <w:outlineLvl w:val="0"/>
-    </w:pPr>
-    <w:rPr>
-      <w:rFonts w:asciiTheme="majorHAnsi" w:cstheme="majorBidi" w:eastAsiaTheme="majorEastAsia" w:hAnsiTheme="majorHAnsi"/>
-      <w:b/>
-      <w:bCs/>
-      <w:color w:themeColor="accent1" w:val="4F81BD"/>
-      <w:sz w:val="26"/>
-      <w:szCs w:val="26"/>
-    </w:rPr>
-  </w:style>
-  <w:style w:styleId="Heading2" w:type="paragraph">
-    <w:name w:val="Heading 2"/>
-    <w:basedOn w:val="Normal"/>
-    <w:next w:val="BodyText"/>
-    <w:uiPriority w:val="9"/>
-    <w:unhideWhenUsed/>
-    <w:qFormat/>
-    <w:pPr>
-      <w:keepNext/>
-      <w:keepLines/>
-      <w:spacing w:after="0" w:before="120"/>
-      <w:outlineLvl w:val="1"/>
-    </w:pPr>
-    <w:rPr>
-      <w:rFonts w:asciiTheme="majorHAnsi" w:cstheme="majorBidi" w:eastAsiaTheme="majorEastAsia" w:hAnsiTheme="majorHAnsi"/>
-      <w:b/>
-      <w:bCs/>
-      <w:color w:themeColor="accent1" w:val="4F81BD"/>
-      <w:sz w:val="22"/>
-      <w:szCs w:val="22"/>
-    </w:rPr>
-  </w:style>
-  <w:style w:styleId="Heading3" w:type="paragraph">
-    <w:name w:val="Heading 3"/>
-    <w:basedOn w:val="Normal"/>
-    <w:next w:val="BodyText"/>
-    <w:uiPriority w:val="9"/>
-    <w:unhideWhenUsed/>
-    <w:qFormat/>
-    <w:pPr>
-      <w:keepNext/>
-      <w:keepLines/>
-      <w:spacing w:after="0" w:before="100"/>
-      <w:outlineLvl w:val="2"/>
-    </w:pPr>
-    <w:rPr>
-      <w:rFonts w:asciiTheme="majorHAnsi" w:cstheme="majorBidi" w:eastAsiaTheme="majorEastAsia" w:hAnsiTheme="majorHAnsi"/>
-      <w:b/>
-      <w:bCs/>
-      <w:color w:themeColor="accent1" w:val="4F81BD"/>
-      <w:sz w:val="22"/>
-      <w:szCs w:val="22"/>
-    </w:rPr>
-  </w:style>
-  <w:style w:styleId="Heading4" w:type="paragraph">
-    <w:name w:val="Heading 4"/>
-    <w:basedOn w:val="Normal"/>
-    <w:next w:val="BodyText"/>
-    <w:uiPriority w:val="9"/>
-    <w:unhideWhenUsed/>
-    <w:qFormat/>
-    <w:pPr>
-      <w:keepNext/>
-      <w:keepLines/>
-      <w:spacing w:after="0" w:before="200"/>
-      <w:outlineLvl w:val="3"/>
-    </w:pPr>
-    <w:rPr>
-      <w:rFonts w:asciiTheme="majorHAnsi" w:cstheme="majorBidi" w:eastAsiaTheme="majorEastAsia" w:hAnsiTheme="majorHAnsi"/>
-      <w:i/>
-      <w:bCs/>
-      <w:color w:themeColor="accent1" w:val="4F81BD"/>
-      <w:sz w:val="24"/>
-      <w:szCs w:val="24"/>
-    </w:rPr>
-  </w:style>
-  <w:style w:styleId="Heading5" w:type="paragraph">
-    <w:name w:val="Heading 5"/>
-    <w:basedOn w:val="Normal"/>
-    <w:next w:val="BodyText"/>
-    <w:uiPriority w:val="9"/>
-    <w:unhideWhenUsed/>
-    <w:qFormat/>
-    <w:pPr>
-      <w:keepNext/>
-      <w:keepLines/>
-      <w:spacing w:after="0" w:before="200"/>
-      <w:outlineLvl w:val="4"/>
-    </w:pPr>
-    <w:rPr>
-      <w:rFonts w:asciiTheme="majorHAnsi" w:cstheme="majorBidi" w:eastAsiaTheme="majorEastAsia" w:hAnsiTheme="majorHAnsi"/>
-      <w:iCs/>
-      <w:color w:themeColor="accent1" w:val="4F81BD"/>
-      <w:sz w:val="24"/>
-      <w:szCs w:val="24"/>
-    </w:rPr>
-  </w:style>
-  <w:style w:styleId="Heading6" w:type="paragraph">
-    <w:name w:val="Heading 6"/>
-    <w:basedOn w:val="Normal"/>
-    <w:next w:val="BodyText"/>
-    <w:uiPriority w:val="9"/>
-    <w:unhideWhenUsed/>
-    <w:qFormat/>
-    <w:pPr>
-      <w:keepNext/>
-      <w:keepLines/>
-      <w:spacing w:after="0" w:before="200"/>
-      <w:outlineLvl w:val="5"/>
-    </w:pPr>
-    <w:rPr>
-      <w:rFonts w:asciiTheme="majorHAnsi" w:cstheme="majorBidi" w:eastAsiaTheme="majorEastAsia" w:hAnsiTheme="majorHAnsi"/>
-      <w:color w:themeColor="accent1" w:val="4F81BD"/>
-      <w:sz w:val="24"/>
-      <w:szCs w:val="24"/>
-    </w:rPr>
-  </w:style>
-  <w:style w:styleId="Heading7" w:type="paragraph">
-    <w:name w:val="Heading 7"/>
-    <w:basedOn w:val="Normal"/>
-    <w:next w:val="BodyText"/>
-    <w:uiPriority w:val="9"/>
-    <w:unhideWhenUsed/>
-    <w:qFormat/>
-    <w:pPr>
-      <w:keepNext/>
-      <w:keepLines/>
-      <w:spacing w:after="0" w:before="200"/>
-      <w:outlineLvl w:val="6"/>
-    </w:pPr>
-    <w:rPr>
-      <w:rFonts w:asciiTheme="majorHAnsi" w:cstheme="majorBidi" w:eastAsiaTheme="majorEastAsia" w:hAnsiTheme="majorHAnsi"/>
-      <w:color w:themeColor="accent1" w:val="4F81BD"/>
-      <w:sz w:val="24"/>
-      <w:szCs w:val="24"/>
-    </w:rPr>
-  </w:style>
-  <w:style w:styleId="Heading8" w:type="paragraph">
-    <w:name w:val="Heading 8"/>
-    <w:basedOn w:val="Normal"/>
-    <w:next w:val="BodyText"/>
-    <w:uiPriority w:val="9"/>
-    <w:unhideWhenUsed/>
-    <w:qFormat/>
-    <w:pPr>
-      <w:keepNext/>
-      <w:keepLines/>
-      <w:spacing w:after="0" w:before="200"/>
-      <w:outlineLvl w:val="7"/>
-    </w:pPr>
-    <w:rPr>
-      <w:rFonts w:asciiTheme="majorHAnsi" w:cstheme="majorBidi" w:eastAsiaTheme="majorEastAsia" w:hAnsiTheme="majorHAnsi"/>
-      <w:color w:themeColor="accent1" w:val="4F81BD"/>
-      <w:sz w:val="24"/>
-      <w:szCs w:val="24"/>
-    </w:rPr>
-  </w:style>
-  <w:style w:styleId="Heading9" w:type="paragraph">
-    <w:name w:val="Heading 9"/>
-    <w:basedOn w:val="Normal"/>
-    <w:next w:val="BodyText"/>
-    <w:uiPriority w:val="9"/>
-    <w:unhideWhenUsed/>
-    <w:qFormat/>
-    <w:pPr>
-      <w:keepNext/>
-      <w:keepLines/>
-      <w:spacing w:after="0" w:before="200"/>
-      <w:outlineLvl w:val="8"/>
-    </w:pPr>
-    <w:rPr>
-      <w:rFonts w:asciiTheme="majorHAnsi" w:cstheme="majorBidi" w:eastAsiaTheme="majorEastAsia" w:hAnsiTheme="majorHAnsi"/>
-      <w:color w:themeColor="accent1" w:val="4F81BD"/>
-      <w:sz w:val="24"/>
-      <w:szCs w:val="24"/>
-    </w:rPr>
-  </w:style>
-  <w:style w:styleId="BlockText" w:type="paragraph">
-    <w:name w:val="Block Text"/>
-    <w:basedOn w:val="BodyText"/>
-    <w:next w:val="BodyText"/>
-    <w:uiPriority w:val="9"/>
-    <w:unhideWhenUsed/>
-    <w:qFormat/>
-    <w:pPr>
-      <w:spacing w:after="100" w:before="100"/>
-      <w:ind w:firstLine="0" w:left="480" w:right="480"/>
-    </w:pPr>
-  </w:style>
-  <w:style w:styleId="FootnoteText" w:type="paragraph">
-    <w:name w:val="Footnote Text"/>
-    <w:basedOn w:val="Normal"/>
-    <w:next w:val="FootnoteText"/>
-    <w:uiPriority w:val="9"/>
-    <w:unhideWhenUsed/>
-    <w:qFormat/>
-  </w:style>
-  <w:style w:styleId="FootnoteBlockText" w:type="paragraph">
-    <w:name w:val="Footnote Block Text"/>
-    <w:basedOn w:val="Footnote Text"/>
-    <w:next w:val="Footnote Text"/>
-    <w:uiPriority w:val="9"/>
-    <w:unhideWhenUsed/>
-    <w:qFormat/>
-    <w:pPr>
-      <w:spacing w:after="100" w:before="100"/>
-      <w:ind w:firstLine="0" w:left="480" w:right="480"/>
-    </w:pPr>
-  </w:style>
-  <w:style w:default="1" w:styleId="DefaultParagraphFont" w:type="character">
-    <w:name w:val="Default Paragraph Font"/>
-    <w:semiHidden/>
-    <w:unhideWhenUsed/>
-  </w:style>
-  <w:style w:default="1" w:styleId="Table" w:type="table">
-    <w:name w:val="Table"/>
-    <w:basedOn w:val="TableNormal"/>
-    <w:semiHidden/>
-    <w:unhideWhenUsed/>
-    <w:qFormat/>
     <w:rPr>
       <w:sz w:val="16"/>
       <w:szCs w:val="16"/>
     </w:rPr>
-    <w:tblPr>
-      <w:tblInd w:type="dxa" w:w="0"/>
-      <w:tblCellMar>
-        <w:top w:type="dxa" w:w="0"/>
-        <w:left w:type="dxa" w:w="108"/>
-        <w:bottom w:type="dxa" w:w="0"/>
-        <w:right w:type="dxa" w:w="108"/>
-      </w:tblCellMar>
-    </w:tblPr>
-    <w:tblStylePr w:type="firstRow">
-      <w:tblPr>
-        <w:jc w:val="left"/>
-        <w:tblInd w:type="dxa" w:w="0"/>
-      </w:tblPr>
-      <w:trPr>
-        <w:jc w:val="left"/>
-      </w:trPr>
-      <w:tcPr>
-        <w:vAlign w:val="bottom"/>
-        <w:tcBorders>
-          <w:bottom w:val="single"/>
-        </w:tcBorders>
-      </w:tcPr>
-    </w:tblStylePr>
   </w:style>
-  <w:style w:customStyle="1" w:styleId="DefinitionTerm" w:type="paragraph">
-    <w:name w:val="Definition Term"/>
+  <w:style w:customStyle="1" w:styleId="papersubtitle" w:type="paragraph">
+    <w:name w:val="paper subtitle"/>
+    <w:pPr>
+      <w:spacing w:after="6pt"/>
+      <w:jc w:val="center"/>
+    </w:pPr>
+    <w:rPr>
+      <w:rFonts w:eastAsia="MS Mincho"/>
+      <w:noProof/>
+      <w:sz w:val="28"/>
+      <w:szCs w:val="28"/>
+    </w:rPr>
+  </w:style>
+  <w:style w:customStyle="1" w:styleId="papertitle" w:type="paragraph">
+    <w:name w:val="paper title"/>
+    <w:pPr>
+      <w:spacing w:after="6pt"/>
+      <w:jc w:val="center"/>
+    </w:pPr>
+    <w:rPr>
+      <w:rFonts w:eastAsia="MS Mincho"/>
+      <w:noProof/>
+      <w:sz w:val="48"/>
+      <w:szCs w:val="48"/>
+    </w:rPr>
+  </w:style>
+  <w:style w:customStyle="1" w:styleId="references" w:type="paragraph">
+    <w:name w:val="references"/>
+    <w:pPr>
+      <w:numPr>
+        <w:numId w:val="8"/>
+      </w:numPr>
+      <w:spacing w:after="2.50pt" w:line="9pt" w:lineRule="exact"/>
+      <w:jc w:val="both"/>
+    </w:pPr>
+    <w:rPr>
+      <w:rFonts w:eastAsia="MS Mincho"/>
+      <w:noProof/>
+      <w:sz w:val="16"/>
+      <w:szCs w:val="16"/>
+    </w:rPr>
+  </w:style>
+  <w:style w:customStyle="1" w:styleId="sponsors" w:type="paragraph">
+    <w:name w:val="sponsors"/>
+    <w:pPr>
+      <w:framePr w:hAnchor="text" w:wrap="auto" w:x="30.75pt" w:y="111.95pt"/>
+      <w:pBdr>
+        <w:top w:color="auto" w:space="2" w:sz="4" w:val="single"/>
+      </w:pBdr>
+      <w:ind w:firstLine="14.40pt"/>
+    </w:pPr>
+    <w:rPr>
+      <w:sz w:val="16"/>
+      <w:szCs w:val="16"/>
+    </w:rPr>
+  </w:style>
+  <w:style w:customStyle="1" w:styleId="tablecolhead" w:type="paragraph">
+    <w:name w:val="table col head"/>
     <w:basedOn w:val="Normal"/>
-    <w:next w:val="Definition"/>
+    <w:rPr>
+      <w:b/>
+      <w:bCs/>
+      <w:sz w:val="16"/>
+      <w:szCs w:val="16"/>
+    </w:rPr>
+  </w:style>
+  <w:style w:customStyle="1" w:styleId="tablecolsubhead" w:type="paragraph">
+    <w:name w:val="table col subhead"/>
+    <w:basedOn w:val="tablecolhead"/>
+    <w:rPr>
+      <w:i/>
+      <w:iCs/>
+      <w:sz w:val="15"/>
+      <w:szCs w:val="15"/>
+    </w:rPr>
+  </w:style>
+  <w:style w:customStyle="1" w:styleId="tablecopy" w:type="paragraph">
+    <w:name w:val="table copy"/>
+    <w:pPr>
+      <w:jc w:val="both"/>
+    </w:pPr>
+    <w:rPr>
+      <w:noProof/>
+      <w:sz w:val="16"/>
+      <w:szCs w:val="16"/>
+    </w:rPr>
+  </w:style>
+  <w:style w:customStyle="1" w:styleId="tablefootnote" w:type="paragraph">
+    <w:name w:val="table footnote"/>
+    <w:rsid w:val="005E2800"/>
+    <w:pPr>
+      <w:numPr>
+        <w:numId w:val="24"/>
+      </w:numPr>
+      <w:spacing w:after="1.50pt" w:before="3pt"/>
+      <w:ind w:hanging="1.45pt" w:start="2.90pt"/>
+      <w:jc w:val="end"/>
+    </w:pPr>
+    <w:rPr>
+      <w:sz w:val="12"/>
+      <w:szCs w:val="12"/>
+    </w:rPr>
+  </w:style>
+  <w:style w:customStyle="1" w:styleId="tablehead" w:type="paragraph">
+    <w:name w:val="table head"/>
     <w:pPr>
       <w:keepNext/>
-      <w:keepLines/>
-      <w:spacing w:after="0"/>
+      <w:numPr>
+        <w:numId w:val="9"/>
+      </w:numPr>
+      <w:spacing w:after="6pt" w:before="12pt" w:line="10.80pt" w:lineRule="auto"/>
+      <w:jc w:val="center"/>
     </w:pPr>
     <w:rPr>
-      <w:b/>
+      <w:smallCaps/>
+      <w:noProof/>
+      <w:sz w:val="16"/>
+      <w:szCs w:val="16"/>
     </w:rPr>
   </w:style>
-  <w:style w:customStyle="1" w:styleId="Definition" w:type="paragraph">
-    <w:name w:val="Definition"/>
-    <w:basedOn w:val="Normal"/>
-  </w:style>
-  <w:style w:styleId="Caption" w:type="paragraph">
-    <w:name w:val="Caption"/>
-    <w:basedOn w:val="Normal"/>
-    <w:link w:val="BodyTextChar"/>
+  <w:style w:customStyle="1" w:styleId="Keywords" w:type="paragraph">
+    <w:name w:val="Keywords"/>
+    <w:basedOn w:val="Abstract"/>
+    <w:qFormat/>
+    <w:rsid w:val="00F9441B"/>
     <w:pPr>
-      <w:spacing w:after="120" w:before="0"/>
+      <w:spacing w:after="6pt"/>
+      <w:ind w:firstLine="13.70pt"/>
     </w:pPr>
     <w:rPr>
       <w:i/>
     </w:rPr>
   </w:style>
-  <w:style w:customStyle="1" w:styleId="TableCaption" w:type="paragraph">
-    <w:name w:val="Table Caption"/>
-    <w:basedOn w:val="Caption"/>
+  <w:style w:styleId="Header" w:type="paragraph">
+    <w:name w:val="header"/>
+    <w:basedOn w:val="Normal"/>
+    <w:link w:val="HeaderChar"/>
+    <w:rsid w:val="001A3B3D"/>
     <w:pPr>
-      <w:keepNext/>
+      <w:tabs>
+        <w:tab w:pos="234pt" w:val="center"/>
+        <w:tab w:pos="468pt" w:val="end"/>
+      </w:tabs>
     </w:pPr>
   </w:style>
-  <w:style w:customStyle="1" w:styleId="ImageCaption" w:type="paragraph">
-    <w:name w:val="Image Caption"/>
-    <w:basedOn w:val="Caption"/>
+  <w:style w:customStyle="1" w:styleId="HeaderChar" w:type="character">
+    <w:name w:val="Header Char"/>
+    <w:basedOn w:val="DefaultParagraphFont"/>
+    <w:link w:val="Header"/>
+    <w:rsid w:val="001A3B3D"/>
   </w:style>
-  <w:style w:customStyle="1" w:styleId="Figure" w:type="paragraph">
-    <w:name w:val="Figure"/>
+  <w:style w:styleId="Footer" w:type="paragraph">
+    <w:name w:val="footer"/>
     <w:basedOn w:val="Normal"/>
-  </w:style>
-  <w:style w:customStyle="1" w:styleId="CaptionedFigure" w:type="paragraph">
-    <w:name w:val="Captioned Figure"/>
-    <w:basedOn w:val="Figure"/>
+    <w:link w:val="FooterChar"/>
+    <w:rsid w:val="001A3B3D"/>
     <w:pPr>
-      <w:keepNext/>
+      <w:tabs>
+        <w:tab w:pos="234pt" w:val="center"/>
+        <w:tab w:pos="468pt" w:val="end"/>
+      </w:tabs>
     </w:pPr>
   </w:style>
-  <w:style w:customStyle="1" w:styleId="BodyTextChar" w:type="character">
-    <w:name w:val="Body Text Char"/>
+  <w:style w:customStyle="1" w:styleId="FooterChar" w:type="character">
+    <w:name w:val="Footer Char"/>
     <w:basedOn w:val="DefaultParagraphFont"/>
-    <w:link w:val="BodyText"/>
-  </w:style>
-  <w:style w:customStyle="1" w:styleId="VerbatimChar" w:type="character">
-    <w:name w:val="Verbatim Char"/>
-    <w:basedOn w:val="BodyTextChar"/>
-    <w:rPr>
-      <w:rFonts w:ascii="Consolas" w:hAnsi="Consolas"/>
-      <w:sz w:val="22"/>
-    </w:rPr>
-  </w:style>
-  <w:style w:customStyle="1" w:styleId="SectionNumber" w:type="character">
-    <w:name w:val="Section Number"/>
-    <w:basedOn w:val="BodyTextChar"/>
-  </w:style>
-  <w:style w:styleId="FootnoteReference" w:type="character">
-    <w:name w:val="Footnote Reference"/>
-    <w:basedOn w:val="BodyTextChar"/>
-    <w:rPr>
-      <w:vertAlign w:val="superscript"/>
-    </w:rPr>
-  </w:style>
-  <w:style w:styleId="Hyperlink" w:type="character">
-    <w:name w:val="Hyperlink"/>
-    <w:basedOn w:val="BodyTextChar"/>
-    <w:rPr>
-      <w:color w:themeColor="accent1" w:val="4F81BD"/>
-    </w:rPr>
-  </w:style>
-  <w:style w:styleId="TOCHeading" w:type="paragraph">
-    <w:name w:val="TOC Heading"/>
-    <w:basedOn w:val="Heading1"/>
-    <w:next w:val="BodyText"/>
-    <w:uiPriority w:val="39"/>
-    <w:unhideWhenUsed/>
-    <w:qFormat/>
-    <w:pPr>
-      <w:spacing w:before="240" w:line="259" w:lineRule="auto"/>
-      <w:outlineLvl w:val="9"/>
-    </w:pPr>
-    <w:rPr>
-      <w:rFonts w:asciiTheme="majorHAnsi" w:cstheme="majorBidi" w:eastAsiaTheme="majorEastAsia" w:hAnsiTheme="majorHAnsi"/>
-      <w:b w:val="0"/>
-      <w:bCs w:val="0"/>
-      <w:color w:themeColor="accent1" w:themeShade="BF" w:val="365F91"/>
-    </w:rPr>
+    <w:link w:val="Footer"/>
+    <w:rsid w:val="001A3B3D"/>
   </w:style>
   <w:style w:type="paragraph" w:customStyle="1" w:styleId="SourceCode">
     <w:name w:val="Source Code"/>
@@ -15151,7 +16900,7 @@
 </file>
 
 <file path=word/theme/theme1.xml><?xml version="1.0" encoding="utf-8"?>
-<a:theme xmlns:a="http://schemas.openxmlformats.org/drawingml/2006/main" name="Office Theme">
+<a:theme xmlns:a="http://purl.oclc.org/ooxml/drawingml/main" name="Office Theme">
   <a:themeElements>
     <a:clrScheme name="Office">
       <a:dk1>
@@ -15161,44 +16910,44 @@
         <a:sysClr val="window" lastClr="FFFFFF"/>
       </a:lt1>
       <a:dk2>
-        <a:srgbClr val="1F497D"/>
+        <a:srgbClr val="44546A"/>
       </a:dk2>
       <a:lt2>
-        <a:srgbClr val="EEECE1"/>
+        <a:srgbClr val="E7E6E6"/>
       </a:lt2>
       <a:accent1>
-        <a:srgbClr val="4F81BD"/>
+        <a:srgbClr val="5B9BD5"/>
       </a:accent1>
       <a:accent2>
-        <a:srgbClr val="C0504D"/>
+        <a:srgbClr val="ED7D31"/>
       </a:accent2>
       <a:accent3>
-        <a:srgbClr val="9BBB59"/>
+        <a:srgbClr val="A5A5A5"/>
       </a:accent3>
       <a:accent4>
-        <a:srgbClr val="8064A2"/>
+        <a:srgbClr val="FFC000"/>
       </a:accent4>
       <a:accent5>
-        <a:srgbClr val="4BACC6"/>
+        <a:srgbClr val="4472C4"/>
       </a:accent5>
       <a:accent6>
-        <a:srgbClr val="F79646"/>
+        <a:srgbClr val="70AD47"/>
       </a:accent6>
       <a:hlink>
-        <a:srgbClr val="0000FF"/>
+        <a:srgbClr val="0563C1"/>
       </a:hlink>
       <a:folHlink>
-        <a:srgbClr val="800080"/>
+        <a:srgbClr val="954F72"/>
       </a:folHlink>
     </a:clrScheme>
     <a:fontScheme name="Office">
       <a:majorFont>
-        <a:latin typeface="Calibri"/>
+        <a:latin typeface="Calibri Light" panose="020F0302020204030204"/>
         <a:ea typeface=""/>
         <a:cs typeface=""/>
-        <a:font script="Jpan" typeface="ＭＳ ゴシック"/>
+        <a:font script="Jpan" typeface="游ゴシック Light"/>
         <a:font script="Hang" typeface="맑은 고딕"/>
-        <a:font script="Hans" typeface="宋体"/>
+        <a:font script="Hans" typeface="等线 Light"/>
         <a:font script="Hant" typeface="新細明體"/>
         <a:font script="Arab" typeface="Times New Roman"/>
         <a:font script="Hebr" typeface="Times New Roman"/>
@@ -15225,14 +16974,15 @@
         <a:font script="Mong" typeface="Mongolian Baiti"/>
         <a:font script="Viet" typeface="Times New Roman"/>
         <a:font script="Uigh" typeface="Microsoft Uighur"/>
+        <a:font script="Geor" typeface="Sylfaen"/>
       </a:majorFont>
       <a:minorFont>
-        <a:latin typeface="Cambria"/>
+        <a:latin typeface="Calibri" panose="020F0502020204030204"/>
         <a:ea typeface=""/>
         <a:cs typeface=""/>
-        <a:font script="Jpan" typeface="ＭＳ 明朝"/>
+        <a:font script="Jpan" typeface="游明朝"/>
         <a:font script="Hang" typeface="맑은 고딕"/>
-        <a:font script="Hans" typeface="宋体"/>
+        <a:font script="Hans" typeface="等线"/>
         <a:font script="Hant" typeface="新細明體"/>
         <a:font script="Arab" typeface="Arial"/>
         <a:font script="Hebr" typeface="Arial"/>
@@ -15259,6 +17009,7 @@
         <a:font script="Mong" typeface="Mongolian Baiti"/>
         <a:font script="Viet" typeface="Arial"/>
         <a:font script="Uigh" typeface="Microsoft Uighur"/>
+        <a:font script="Geor" typeface="Sylfaen"/>
       </a:minorFont>
     </a:fontScheme>
     <a:fmtScheme name="Office">
@@ -15268,202 +17019,143 @@
         </a:solidFill>
         <a:gradFill rotWithShape="1">
           <a:gsLst>
-            <a:gs pos="0">
+            <a:gs pos="0%">
               <a:schemeClr val="phClr">
-                <a:tint val="50000"/>
-                <a:satMod val="300000"/>
+                <a:lumMod val="110%"/>
+                <a:satMod val="105%"/>
+                <a:tint val="67%"/>
               </a:schemeClr>
             </a:gs>
-            <a:gs pos="35000">
+            <a:gs pos="50%">
               <a:schemeClr val="phClr">
-                <a:tint val="37000"/>
-                <a:satMod val="300000"/>
+                <a:lumMod val="105%"/>
+                <a:satMod val="103%"/>
+                <a:tint val="73%"/>
               </a:schemeClr>
             </a:gs>
-            <a:gs pos="100000">
+            <a:gs pos="100%">
               <a:schemeClr val="phClr">
-                <a:tint val="15000"/>
-                <a:satMod val="350000"/>
+                <a:lumMod val="105%"/>
+                <a:satMod val="109%"/>
+                <a:tint val="81%"/>
               </a:schemeClr>
             </a:gs>
           </a:gsLst>
-          <a:lin ang="16200000" scaled="1"/>
+          <a:lin ang="5400000" scaled="0"/>
         </a:gradFill>
         <a:gradFill rotWithShape="1">
           <a:gsLst>
-            <a:gs pos="0">
+            <a:gs pos="0%">
               <a:schemeClr val="phClr">
-                <a:tint val="100000"/>
-                <a:shade val="100000"/>
-                <a:satMod val="130000"/>
+                <a:satMod val="103%"/>
+                <a:lumMod val="102%"/>
+                <a:tint val="94%"/>
               </a:schemeClr>
             </a:gs>
-            <a:gs pos="100000">
+            <a:gs pos="50%">
               <a:schemeClr val="phClr">
-                <a:tint val="50000"/>
-                <a:shade val="100000"/>
-                <a:satMod val="350000"/>
+                <a:satMod val="110%"/>
+                <a:lumMod val="100%"/>
+                <a:shade val="100%"/>
+              </a:schemeClr>
+            </a:gs>
+            <a:gs pos="100%">
+              <a:schemeClr val="phClr">
+                <a:lumMod val="99%"/>
+                <a:satMod val="120%"/>
+                <a:shade val="78%"/>
               </a:schemeClr>
             </a:gs>
           </a:gsLst>
-          <a:lin ang="16200000" scaled="0"/>
+          <a:lin ang="5400000" scaled="0"/>
         </a:gradFill>
       </a:fillStyleLst>
       <a:lnStyleLst>
-        <a:ln w="9525" cap="flat" cmpd="sng" algn="ctr">
-          <a:solidFill>
-            <a:schemeClr val="phClr">
-              <a:shade val="95000"/>
-              <a:satMod val="105000"/>
-            </a:schemeClr>
-          </a:solidFill>
-          <a:prstDash val="solid"/>
-        </a:ln>
-        <a:ln w="25400" cap="flat" cmpd="sng" algn="ctr">
+        <a:ln w="6350" cap="flat" cmpd="sng" algn="ctr">
           <a:solidFill>
             <a:schemeClr val="phClr"/>
           </a:solidFill>
           <a:prstDash val="solid"/>
+          <a:miter lim="800%"/>
         </a:ln>
-        <a:ln w="38100" cap="flat" cmpd="sng" algn="ctr">
+        <a:ln w="12700" cap="flat" cmpd="sng" algn="ctr">
           <a:solidFill>
             <a:schemeClr val="phClr"/>
           </a:solidFill>
           <a:prstDash val="solid"/>
+          <a:miter lim="800%"/>
+        </a:ln>
+        <a:ln w="19050" cap="flat" cmpd="sng" algn="ctr">
+          <a:solidFill>
+            <a:schemeClr val="phClr"/>
+          </a:solidFill>
+          <a:prstDash val="solid"/>
+          <a:miter lim="800%"/>
         </a:ln>
       </a:lnStyleLst>
       <a:effectStyleLst>
         <a:effectStyle>
+          <a:effectLst/>
+        </a:effectStyle>
+        <a:effectStyle>
+          <a:effectLst/>
+        </a:effectStyle>
+        <a:effectStyle>
           <a:effectLst>
-            <a:outerShdw blurRad="40000" dist="20000" dir="5400000" rotWithShape="0">
+            <a:outerShdw blurRad="57150" dist="19050" dir="5400000" algn="ctr" rotWithShape="0">
               <a:srgbClr val="000000">
-                <a:alpha val="38000"/>
+                <a:alpha val="63%"/>
               </a:srgbClr>
             </a:outerShdw>
           </a:effectLst>
-        </a:effectStyle>
-        <a:effectStyle>
-          <a:effectLst>
-            <a:outerShdw blurRad="40000" dist="23000" dir="5400000" rotWithShape="0">
-              <a:srgbClr val="000000">
-                <a:alpha val="35000"/>
-              </a:srgbClr>
-            </a:outerShdw>
-          </a:effectLst>
-        </a:effectStyle>
-        <a:effectStyle>
-          <a:effectLst>
-            <a:outerShdw blurRad="40000" dist="23000" dir="5400000" rotWithShape="0">
-              <a:srgbClr val="000000">
-                <a:alpha val="35000"/>
-              </a:srgbClr>
-            </a:outerShdw>
-          </a:effectLst>
-          <a:scene3d>
-            <a:camera prst="orthographicFront">
-              <a:rot lat="0" lon="0" rev="0"/>
-            </a:camera>
-            <a:lightRig rig="threePt" dir="t">
-              <a:rot lat="0" lon="0" rev="1200000"/>
-            </a:lightRig>
-          </a:scene3d>
-          <a:sp3d>
-            <a:bevelT w="63500" h="25400"/>
-          </a:sp3d>
         </a:effectStyle>
       </a:effectStyleLst>
       <a:bgFillStyleLst>
         <a:solidFill>
           <a:schemeClr val="phClr"/>
         </a:solidFill>
+        <a:solidFill>
+          <a:schemeClr val="phClr">
+            <a:tint val="95%"/>
+            <a:satMod val="170%"/>
+          </a:schemeClr>
+        </a:solidFill>
         <a:gradFill rotWithShape="1">
           <a:gsLst>
-            <a:gs pos="0">
+            <a:gs pos="0%">
               <a:schemeClr val="phClr">
-                <a:tint val="40000"/>
-                <a:satMod val="350000"/>
+                <a:tint val="93%"/>
+                <a:satMod val="150%"/>
+                <a:shade val="98%"/>
+                <a:lumMod val="102%"/>
               </a:schemeClr>
             </a:gs>
-            <a:gs pos="40000">
+            <a:gs pos="50%">
               <a:schemeClr val="phClr">
-                <a:tint val="45000"/>
-                <a:shade val="99000"/>
-                <a:satMod val="350000"/>
+                <a:tint val="98%"/>
+                <a:satMod val="130%"/>
+                <a:shade val="90%"/>
+                <a:lumMod val="103%"/>
               </a:schemeClr>
             </a:gs>
-            <a:gs pos="100000">
+            <a:gs pos="100%">
               <a:schemeClr val="phClr">
-                <a:shade val="20000"/>
-                <a:satMod val="255000"/>
+                <a:shade val="63%"/>
+                <a:satMod val="120%"/>
               </a:schemeClr>
             </a:gs>
           </a:gsLst>
-          <a:path path="circle">
-            <a:fillToRect l="50000" t="-80000" r="50000" b="180000"/>
-          </a:path>
-        </a:gradFill>
-        <a:gradFill rotWithShape="1">
-          <a:gsLst>
-            <a:gs pos="0">
-              <a:schemeClr val="phClr">
-                <a:tint val="80000"/>
-                <a:satMod val="300000"/>
-              </a:schemeClr>
-            </a:gs>
-            <a:gs pos="100000">
-              <a:schemeClr val="phClr">
-                <a:shade val="30000"/>
-                <a:satMod val="200000"/>
-              </a:schemeClr>
-            </a:gs>
-          </a:gsLst>
-          <a:path path="circle">
-            <a:fillToRect l="50000" t="50000" r="50000" b="50000"/>
-          </a:path>
+          <a:lin ang="5400000" scaled="0"/>
         </a:gradFill>
       </a:bgFillStyleLst>
     </a:fmtScheme>
   </a:themeElements>
-  <a:objectDefaults>
-    <a:spDef>
-      <a:spPr/>
-      <a:bodyPr/>
-      <a:lstStyle/>
-      <a:style>
-        <a:lnRef idx="1">
-          <a:schemeClr val="accent1"/>
-        </a:lnRef>
-        <a:fillRef idx="3">
-          <a:schemeClr val="accent1"/>
-        </a:fillRef>
-        <a:effectRef idx="2">
-          <a:schemeClr val="accent1"/>
-        </a:effectRef>
-        <a:fontRef idx="minor">
-          <a:schemeClr val="lt1"/>
-        </a:fontRef>
-      </a:style>
-    </a:spDef>
-    <a:lnDef>
-      <a:spPr/>
-      <a:bodyPr/>
-      <a:lstStyle/>
-      <a:style>
-        <a:lnRef idx="2">
-          <a:schemeClr val="accent1"/>
-        </a:lnRef>
-        <a:fillRef idx="0">
-          <a:schemeClr val="accent1"/>
-        </a:fillRef>
-        <a:effectRef idx="1">
-          <a:schemeClr val="accent1"/>
-        </a:effectRef>
-        <a:fontRef idx="minor">
-          <a:schemeClr val="tx1"/>
-        </a:fontRef>
-      </a:style>
-    </a:lnDef>
-  </a:objectDefaults>
+  <a:objectDefaults/>
   <a:extraClrSchemeLst/>
+  <a:extLst>
+    <a:ext uri="{05A4C25C-085E-4340-85A3-A5531E510DB2}">
+      <thm15:themeFamily xmlns:thm15="http://schemas.microsoft.com/office/thememl/2012/main" name="Office Theme" id="{62F939B6-93AF-4DB8-9C6B-D6C7DFDC589F}" vid="{4A3C46E8-61CC-4603-A589-7422A47A8E4A}"/>
+    </a:ext>
+  </a:extLst>
 </a:theme>
 </file>